--- a/docs/export/ADW-HANDBOOK.de.docx
+++ b/docs/export/ADW-HANDBOOK.de.docx
@@ -2,7 +2,33 @@
 <file path=word/document.xml><?xml version="1.0" encoding="utf-8"?>
 <w:document xmlns:w="http://schemas.openxmlformats.org/wordprocessingml/2006/main" xmlns:m="http://schemas.openxmlformats.org/officeDocument/2006/math" xmlns:r="http://schemas.openxmlformats.org/officeDocument/2006/relationships" xmlns:o="urn:schemas-microsoft-com:office:office" xmlns:v="urn:schemas-microsoft-com:vml" xmlns:w10="urn:schemas-microsoft-com:office:word" xmlns:a="http://schemas.openxmlformats.org/drawingml/2006/main" xmlns:pic="http://schemas.openxmlformats.org/drawingml/2006/picture" xmlns:wp="http://schemas.openxmlformats.org/drawingml/2006/wordprocessingDrawing">
   <w:body>
-    <w:bookmarkStart w:id="67" w:name="Xd37aebd08632de13b952ce694af89b9c2fa7d73"/>
+    <w:sdt>
+      <w:sdtPr>
+        <w:docPartObj>
+          <w:docPartGallery w:val="Table of Contents"/>
+          <w:docPartUnique/>
+        </w:docPartObj>
+      </w:sdtPr>
+      <w:sdtContent>
+        <w:p>
+          <w:pPr>
+            <w:pStyle w:val="TOCHeading"/>
+          </w:pPr>
+          <w:r>
+            <w:t xml:space="preserve">Table of Contents</w:t>
+          </w:r>
+        </w:p>
+        <w:p>
+          <w:r>
+            <w:fldChar w:fldCharType="begin" w:dirty="true"/>
+            <w:instrText xml:space="preserve">TOC \o "1-2" \h \z \u</w:instrText>
+            <w:fldChar w:fldCharType="separate"/>
+            <w:fldChar w:fldCharType="end"/>
+          </w:r>
+        </w:p>
+      </w:sdtContent>
+    </w:sdt>
+    <w:bookmarkStart w:id="88" w:name="X236b58f3fdf44378fadd14c3b4ea9f74d3106d6"/>
     <w:p>
       <w:pPr>
         <w:pStyle w:val="Heading1"/>
@@ -94,7 +120,7 @@
         <w:t xml:space="preserve">(Contributor-Spec und Philosophie).</w:t>
       </w:r>
     </w:p>
-    <w:bookmarkStart w:id="23" w:name="auf-einen-blick"/>
+    <w:bookmarkStart w:id="26" w:name="auf-einen-blick"/>
     <w:p>
       <w:pPr>
         <w:pStyle w:val="Heading2"/>
@@ -378,8 +404,63 @@
         <w:t xml:space="preserve">dort fort, wo der Lauf stand.</w:t>
       </w:r>
     </w:p>
-    <w:bookmarkEnd w:id="23"/>
-    <w:bookmarkStart w:id="24" w:name="inhalt"/>
+    <w:p>
+      <w:pPr>
+        <w:pStyle w:val="CaptionedFigure"/>
+      </w:pPr>
+      <w:r>
+        <w:drawing>
+          <wp:inline>
+            <wp:extent cx="5334000" cy="3056312"/>
+            <wp:effectExtent b="0" l="0" r="0" t="0"/>
+            <wp:docPr descr="Ein Lauf aus deiner Sicht: Exit-Codes und nächster Schritt" title="" id="24" name="Picture"/>
+            <a:graphic>
+              <a:graphicData uri="http://schemas.openxmlformats.org/drawingml/2006/picture">
+                <pic:pic>
+                  <pic:nvPicPr>
+                    <pic:cNvPr descr="/tmp/tmpi1srrkay/emf/diagrams/handbook/run-lifecycle.de.emf" id="25" name="Picture"/>
+                    <pic:cNvPicPr>
+                      <a:picLocks noChangeArrowheads="1" noChangeAspect="1"/>
+                    </pic:cNvPicPr>
+                  </pic:nvPicPr>
+                  <pic:blipFill>
+                    <a:blip r:embed="rId23"/>
+                    <a:stretch>
+                      <a:fillRect/>
+                    </a:stretch>
+                  </pic:blipFill>
+                  <pic:spPr bwMode="auto">
+                    <a:xfrm>
+                      <a:off x="0" y="0"/>
+                      <a:ext cx="5334000" cy="3056312"/>
+                    </a:xfrm>
+                    <a:prstGeom prst="rect">
+                      <a:avLst/>
+                    </a:prstGeom>
+                    <a:noFill/>
+                    <a:ln w="9525">
+                      <a:noFill/>
+                      <a:headEnd/>
+                      <a:tailEnd/>
+                    </a:ln>
+                  </pic:spPr>
+                </pic:pic>
+              </a:graphicData>
+            </a:graphic>
+          </wp:inline>
+        </w:drawing>
+      </w:r>
+    </w:p>
+    <w:p>
+      <w:pPr>
+        <w:pStyle w:val="ImageCaption"/>
+      </w:pPr>
+      <w:r>
+        <w:t xml:space="preserve">Ein Lauf aus deiner Sicht: Exit-Codes und nächster Schritt</w:t>
+      </w:r>
+    </w:p>
+    <w:bookmarkEnd w:id="26"/>
+    <w:bookmarkStart w:id="27" w:name="inhalt"/>
     <w:p>
       <w:pPr>
         <w:pStyle w:val="Heading2"/>
@@ -667,8 +748,8 @@
         </w:pict>
       </w:r>
     </w:p>
-    <w:bookmarkEnd w:id="24"/>
-    <w:bookmarkStart w:id="25" w:name="was-adw-ist"/>
+    <w:bookmarkEnd w:id="27"/>
+    <w:bookmarkStart w:id="28" w:name="X0fae01aa2b6c2158423ad175a502f4ec8418cb9"/>
     <w:p>
       <w:pPr>
         <w:pStyle w:val="Heading2"/>
@@ -855,9 +936,8 @@
     <w:tbl>
       <w:tblPr>
         <w:tblStyle w:val="Table"/>
-        <w:tblW w:type="pct" w:w="5000"/>
+        <w:tblW w:type="auto" w:w="0"/>
         <w:jc w:val="left"/>
-        <w:tblLayout w:type="fixed"/>
         <w:tblLook w:firstRow="1" w:lastRow="0" w:firstColumn="0" w:lastColumn="0" w:noHBand="0" w:noVBand="0" w:val="0020"/>
       </w:tblPr>
       <w:tblGrid>
@@ -1244,22 +1324,76 @@
         </w:pict>
       </w:r>
     </w:p>
-    <w:bookmarkEnd w:id="25"/>
-    <w:bookmarkStart w:id="27" w:name="voraussetzungen-und-installation"/>
+    <w:bookmarkEnd w:id="28"/>
+    <w:bookmarkStart w:id="33" w:name="Xee77e5b987fdbf02180d7f93c00196d78e785ad"/>
     <w:p>
       <w:pPr>
         <w:pStyle w:val="Heading2"/>
       </w:pPr>
       <w:r>
         <w:t xml:space="preserve">2. Voraussetzungen und Installation</w:t>
+      </w:r>
+    </w:p>
+    <w:p>
+      <w:pPr>
+        <w:pStyle w:val="CaptionedFigure"/>
+      </w:pPr>
+      <w:r>
+        <w:drawing>
+          <wp:inline>
+            <wp:extent cx="5334000" cy="1804779"/>
+            <wp:effectExtent b="0" l="0" r="0" t="0"/>
+            <wp:docPr descr="Weg zum ersten Lauf: von den Voraussetzungen zum ersten echten Lauf" title="" id="30" name="Picture"/>
+            <a:graphic>
+              <a:graphicData uri="http://schemas.openxmlformats.org/drawingml/2006/picture">
+                <pic:pic>
+                  <pic:nvPicPr>
+                    <pic:cNvPr descr="/tmp/tmpi1srrkay/emf/diagrams/handbook/setup-path.de.emf" id="31" name="Picture"/>
+                    <pic:cNvPicPr>
+                      <a:picLocks noChangeArrowheads="1" noChangeAspect="1"/>
+                    </pic:cNvPicPr>
+                  </pic:nvPicPr>
+                  <pic:blipFill>
+                    <a:blip r:embed="rId29"/>
+                    <a:stretch>
+                      <a:fillRect/>
+                    </a:stretch>
+                  </pic:blipFill>
+                  <pic:spPr bwMode="auto">
+                    <a:xfrm>
+                      <a:off x="0" y="0"/>
+                      <a:ext cx="5334000" cy="1804779"/>
+                    </a:xfrm>
+                    <a:prstGeom prst="rect">
+                      <a:avLst/>
+                    </a:prstGeom>
+                    <a:noFill/>
+                    <a:ln w="9525">
+                      <a:noFill/>
+                      <a:headEnd/>
+                      <a:tailEnd/>
+                    </a:ln>
+                  </pic:spPr>
+                </pic:pic>
+              </a:graphicData>
+            </a:graphic>
+          </wp:inline>
+        </w:drawing>
+      </w:r>
+    </w:p>
+    <w:p>
+      <w:pPr>
+        <w:pStyle w:val="ImageCaption"/>
+      </w:pPr>
+      <w:r>
+        <w:t xml:space="preserve">Weg zum ersten Lauf: von den Voraussetzungen zum ersten echten Lauf</w:t>
       </w:r>
     </w:p>
     <w:tbl>
       <w:tblPr>
         <w:tblStyle w:val="Table"/>
-        <w:tblW w:type="pct" w:w="5000"/>
+        <w:tblW w:type="auto" w:w="0"/>
         <w:jc w:val="left"/>
-        <w:tblLayout w:type="fixed"/>
         <w:tblLook w:firstRow="1" w:lastRow="0" w:firstColumn="0" w:lastColumn="0" w:noHBand="0" w:noVBand="0" w:val="0020"/>
       </w:tblPr>
       <w:tblGrid>
@@ -1372,7 +1506,7 @@
             <w:r>
               <w:t xml:space="preserve"> </w:t>
             </w:r>
-            <w:hyperlink r:id="rId26">
+            <w:hyperlink r:id="rId32">
               <w:r>
                 <w:rPr>
                   <w:rStyle w:val="VerbatimChar"/>
@@ -2041,8 +2175,8 @@
         </w:pict>
       </w:r>
     </w:p>
-    <w:bookmarkEnd w:id="27"/>
-    <w:bookmarkStart w:id="30" w:name="ziel-repo-vorbereiten"/>
+    <w:bookmarkEnd w:id="33"/>
+    <w:bookmarkStart w:id="39" w:name="Xfba69273784961d67ee65f0ab6d0a94c52a4a87"/>
     <w:p>
       <w:pPr>
         <w:pStyle w:val="Heading2"/>
@@ -2587,7 +2721,7 @@
         <w:t xml:space="preserve">}</w:t>
       </w:r>
     </w:p>
-    <w:bookmarkStart w:id="28" w:name="config-referenz-jeder-key"/>
+    <w:bookmarkStart w:id="37" w:name="Xc39b6052325cc7296ec25323514433a11c46323"/>
     <w:p>
       <w:pPr>
         <w:pStyle w:val="Heading3"/>
@@ -2614,14 +2748,68 @@
       </w:r>
       <w:r>
         <w:t xml:space="preserve">. Unbekannte Keys werden überall abgelehnt.</w:t>
+      </w:r>
+    </w:p>
+    <w:p>
+      <w:pPr>
+        <w:pStyle w:val="CaptionedFigure"/>
+      </w:pPr>
+      <w:r>
+        <w:drawing>
+          <wp:inline>
+            <wp:extent cx="5334000" cy="3261717"/>
+            <wp:effectExtent b="0" l="0" r="0" t="0"/>
+            <wp:docPr descr="Aufbau von .adw/config.yaml: jeder Abschnitt, Pflicht oder optional, mit Defaults" title="" id="35" name="Picture"/>
+            <a:graphic>
+              <a:graphicData uri="http://schemas.openxmlformats.org/drawingml/2006/picture">
+                <pic:pic>
+                  <pic:nvPicPr>
+                    <pic:cNvPr descr="/tmp/tmpi1srrkay/emf/diagrams/handbook/config-anatomy.de.emf" id="36" name="Picture"/>
+                    <pic:cNvPicPr>
+                      <a:picLocks noChangeArrowheads="1" noChangeAspect="1"/>
+                    </pic:cNvPicPr>
+                  </pic:nvPicPr>
+                  <pic:blipFill>
+                    <a:blip r:embed="rId34"/>
+                    <a:stretch>
+                      <a:fillRect/>
+                    </a:stretch>
+                  </pic:blipFill>
+                  <pic:spPr bwMode="auto">
+                    <a:xfrm>
+                      <a:off x="0" y="0"/>
+                      <a:ext cx="5334000" cy="3261717"/>
+                    </a:xfrm>
+                    <a:prstGeom prst="rect">
+                      <a:avLst/>
+                    </a:prstGeom>
+                    <a:noFill/>
+                    <a:ln w="9525">
+                      <a:noFill/>
+                      <a:headEnd/>
+                      <a:tailEnd/>
+                    </a:ln>
+                  </pic:spPr>
+                </pic:pic>
+              </a:graphicData>
+            </a:graphic>
+          </wp:inline>
+        </w:drawing>
+      </w:r>
+    </w:p>
+    <w:p>
+      <w:pPr>
+        <w:pStyle w:val="ImageCaption"/>
+      </w:pPr>
+      <w:r>
+        <w:t xml:space="preserve">Aufbau von .adw/config.yaml: jeder Abschnitt, Pflicht oder optional, mit Defaults</w:t>
       </w:r>
     </w:p>
     <w:tbl>
       <w:tblPr>
         <w:tblStyle w:val="Table"/>
-        <w:tblW w:type="pct" w:w="5000"/>
+        <w:tblW w:type="auto" w:w="0"/>
         <w:jc w:val="left"/>
-        <w:tblLayout w:type="fixed"/>
         <w:tblLook w:firstRow="1" w:lastRow="0" w:firstColumn="0" w:lastColumn="0" w:noHBand="0" w:noVBand="0" w:val="0020"/>
       </w:tblPr>
       <w:tblGrid>
@@ -4282,8 +4470,8 @@
         <w:t xml:space="preserve">einzige konfigurierte Lane.</w:t>
       </w:r>
     </w:p>
-    <w:bookmarkEnd w:id="28"/>
-    <w:bookmarkStart w:id="29" w:name="was-adw-in-deinem-repo-verändert"/>
+    <w:bookmarkEnd w:id="37"/>
+    <w:bookmarkStart w:id="38" w:name="X703abd9543a79457e7248720f6a4b0157a6658c"/>
     <w:p>
       <w:pPr>
         <w:pStyle w:val="Heading3"/>
@@ -4546,9 +4734,9 @@
         </w:pict>
       </w:r>
     </w:p>
-    <w:bookmarkEnd w:id="29"/>
-    <w:bookmarkEnd w:id="30"/>
-    <w:bookmarkStart w:id="31" w:name="der-erste-lauf-dry-run"/>
+    <w:bookmarkEnd w:id="38"/>
+    <w:bookmarkEnd w:id="39"/>
+    <w:bookmarkStart w:id="40" w:name="Xe6554c79d9410286785c3d76e39ce67c2012f3c"/>
     <w:p>
       <w:pPr>
         <w:pStyle w:val="Heading2"/>
@@ -4954,8 +5142,8 @@
         </w:pict>
       </w:r>
     </w:p>
-    <w:bookmarkEnd w:id="31"/>
-    <w:bookmarkStart w:id="37" w:name="echte-läufe"/>
+    <w:bookmarkEnd w:id="40"/>
+    <w:bookmarkStart w:id="46" w:name="X5e824e77e4d80db511eb5283b83ac495373a73f"/>
     <w:p>
       <w:pPr>
         <w:pStyle w:val="Heading2"/>
@@ -4964,7 +5152,7 @@
         <w:t xml:space="preserve">5. Echte Läufe</w:t>
       </w:r>
     </w:p>
-    <w:bookmarkStart w:id="32" w:name="issue-quelle-wählen"/>
+    <w:bookmarkStart w:id="41" w:name="X40d2e167ac425af008004f70a8cbe8ebad57189"/>
     <w:p>
       <w:pPr>
         <w:pStyle w:val="Heading3"/>
@@ -5274,14 +5462,17 @@
         <w:t xml:space="preserve">dessen Remote auf.</w:t>
       </w:r>
     </w:p>
-    <w:bookmarkEnd w:id="32"/>
-    <w:bookmarkStart w:id="33" w:name="single-lane-vs.---parallel"/>
+    <w:bookmarkEnd w:id="41"/>
+    <w:bookmarkStart w:id="42" w:name="Xdeb176ba1434a6bbca900e585783ecbe6c2e1c4"/>
     <w:p>
       <w:pPr>
         <w:pStyle w:val="Heading3"/>
       </w:pPr>
       <w:r>
-        <w:t xml:space="preserve">5.2 Single-Lane vs. </w:t>
+        <w:t xml:space="preserve">5.2 Single-Lane vs.</w:t>
+      </w:r>
+      <w:r>
+        <w:t xml:space="preserve"> </w:t>
       </w:r>
       <w:r>
         <w:rPr>
@@ -5293,9 +5484,8 @@
     <w:tbl>
       <w:tblPr>
         <w:tblStyle w:val="Table"/>
-        <w:tblW w:type="pct" w:w="5000"/>
+        <w:tblW w:type="auto" w:w="0"/>
         <w:jc w:val="left"/>
-        <w:tblLayout w:type="fixed"/>
         <w:tblLook w:firstRow="1" w:lastRow="0" w:firstColumn="0" w:lastColumn="0" w:noHBand="0" w:noVBand="0" w:val="0020"/>
       </w:tblPr>
       <w:tblGrid>
@@ -5557,8 +5747,8 @@
         </w:tc>
       </w:tr>
     </w:tbl>
-    <w:bookmarkEnd w:id="33"/>
-    <w:bookmarkStart w:id="34" w:name="die-red-stufe-tdd-true"/>
+    <w:bookmarkEnd w:id="42"/>
+    <w:bookmarkStart w:id="43" w:name="Xb34937f7fc05edbbae56a1f9c12a6a96923cc25"/>
     <w:p>
       <w:pPr>
         <w:pStyle w:val="Heading3"/>
@@ -5655,8 +5845,8 @@
         <w:t xml:space="preserve">jede Lane mit Testsuite.</w:t>
       </w:r>
     </w:p>
-    <w:bookmarkEnd w:id="34"/>
-    <w:bookmarkStart w:id="35" w:name="gepinnte-einstellungen"/>
+    <w:bookmarkEnd w:id="43"/>
+    <w:bookmarkStart w:id="44" w:name="X5492d95af95f2c0c9e4cb31d1ad50ae04545f21"/>
     <w:p>
       <w:pPr>
         <w:pStyle w:val="Heading3"/>
@@ -5805,8 +5995,8 @@
         <w:t xml:space="preserve">ändern — aber nur, solange noch keine Lanes existieren.</w:t>
       </w:r>
     </w:p>
-    <w:bookmarkEnd w:id="35"/>
-    <w:bookmarkStart w:id="36" w:name="vor-dem-start"/>
+    <w:bookmarkEnd w:id="44"/>
+    <w:bookmarkStart w:id="45" w:name="X11032494c6b67045e872285ffaf0e8a23522220"/>
     <w:p>
       <w:pPr>
         <w:pStyle w:val="Heading3"/>
@@ -5852,9 +6042,9 @@
         </w:pict>
       </w:r>
     </w:p>
-    <w:bookmarkEnd w:id="36"/>
-    <w:bookmarkEnd w:id="37"/>
-    <w:bookmarkStart w:id="41" w:name="freigabe-gates-und-haltepunkte"/>
+    <w:bookmarkEnd w:id="45"/>
+    <w:bookmarkEnd w:id="46"/>
+    <w:bookmarkStart w:id="53" w:name="X072f13421534b569939dde1a5d58d16f36e7615"/>
     <w:p>
       <w:pPr>
         <w:pStyle w:val="Heading2"/>
@@ -5863,7 +6053,7 @@
         <w:t xml:space="preserve">6. Freigabe-Gates und Haltepunkte</w:t>
       </w:r>
     </w:p>
-    <w:bookmarkStart w:id="38" w:name="gates"/>
+    <w:bookmarkStart w:id="50" w:name="X775c7565f2c4424ed0af3a8376f7c4f4c72e254"/>
     <w:p>
       <w:pPr>
         <w:pStyle w:val="Heading3"/>
@@ -5884,9 +6074,8 @@
     <w:tbl>
       <w:tblPr>
         <w:tblStyle w:val="Table"/>
-        <w:tblW w:type="pct" w:w="5000"/>
+        <w:tblW w:type="auto" w:w="0"/>
         <w:jc w:val="left"/>
-        <w:tblLayout w:type="fixed"/>
         <w:tblLook w:firstRow="1" w:lastRow="0" w:firstColumn="0" w:lastColumn="0" w:noHBand="0" w:noVBand="0" w:val="0020"/>
       </w:tblPr>
       <w:tblGrid>
@@ -6170,8 +6359,63 @@
         <w:t xml:space="preserve">angelegt wird.</w:t>
       </w:r>
     </w:p>
-    <w:bookmarkEnd w:id="38"/>
-    <w:bookmarkStart w:id="39" w:name="wie-eine-pause-aussieht"/>
+    <w:p>
+      <w:pPr>
+        <w:pStyle w:val="CaptionedFigure"/>
+      </w:pPr>
+      <w:r>
+        <w:drawing>
+          <wp:inline>
+            <wp:extent cx="5334000" cy="2554090"/>
+            <wp:effectExtent b="0" l="0" r="0" t="0"/>
+            <wp:docPr descr="Wo jeder --gates-Modus pausiert, und die zwei optionalen Haltepunkte" title="" id="48" name="Picture"/>
+            <a:graphic>
+              <a:graphicData uri="http://schemas.openxmlformats.org/drawingml/2006/picture">
+                <pic:pic>
+                  <pic:nvPicPr>
+                    <pic:cNvPr descr="/tmp/tmpi1srrkay/emf/diagrams/handbook/gates-modes.de.emf" id="49" name="Picture"/>
+                    <pic:cNvPicPr>
+                      <a:picLocks noChangeArrowheads="1" noChangeAspect="1"/>
+                    </pic:cNvPicPr>
+                  </pic:nvPicPr>
+                  <pic:blipFill>
+                    <a:blip r:embed="rId47"/>
+                    <a:stretch>
+                      <a:fillRect/>
+                    </a:stretch>
+                  </pic:blipFill>
+                  <pic:spPr bwMode="auto">
+                    <a:xfrm>
+                      <a:off x="0" y="0"/>
+                      <a:ext cx="5334000" cy="2554090"/>
+                    </a:xfrm>
+                    <a:prstGeom prst="rect">
+                      <a:avLst/>
+                    </a:prstGeom>
+                    <a:noFill/>
+                    <a:ln w="9525">
+                      <a:noFill/>
+                      <a:headEnd/>
+                      <a:tailEnd/>
+                    </a:ln>
+                  </pic:spPr>
+                </pic:pic>
+              </a:graphicData>
+            </a:graphic>
+          </wp:inline>
+        </w:drawing>
+      </w:r>
+    </w:p>
+    <w:p>
+      <w:pPr>
+        <w:pStyle w:val="ImageCaption"/>
+      </w:pPr>
+      <w:r>
+        <w:t xml:space="preserve">Wo jeder --gates-Modus pausiert, und die zwei optionalen Haltepunkte</w:t>
+      </w:r>
+    </w:p>
+    <w:bookmarkEnd w:id="50"/>
+    <w:bookmarkStart w:id="51" w:name="X336d5a878597fd87e5a460ecd629f08e98b1c4b"/>
     <w:p>
       <w:pPr>
         <w:pStyle w:val="Heading3"/>
@@ -6394,7 +6638,7 @@
         <w:pStyle w:val="BodyText"/>
       </w:pPr>
       <w:r>
-        <w:t xml:space="preserve">Ein „Ablehnen”-Kommando gibt es nicht. Ist der Plan falsch, lass den Lauf liegen</w:t>
+        <w:t xml:space="preserve">Ein „Ablehnen"-Kommando gibt es nicht. Ist der Plan falsch, lass den Lauf liegen</w:t>
       </w:r>
       <w:r>
         <w:t xml:space="preserve"> </w:t>
@@ -6415,8 +6659,8 @@
         <w:t xml:space="preserve">Code-Ebene kostet sie Build-, Review- und Fix-Zyklen.</w:t>
       </w:r>
     </w:p>
-    <w:bookmarkEnd w:id="39"/>
-    <w:bookmarkStart w:id="40" w:name="haltepunkte-optional"/>
+    <w:bookmarkEnd w:id="51"/>
+    <w:bookmarkStart w:id="52" w:name="X1a4e4e9e18e943270fee20c67457528f8e171ab"/>
     <w:p>
       <w:pPr>
         <w:pStyle w:val="Heading3"/>
@@ -6533,7 +6777,40 @@
         <w:t xml:space="preserve"> </w:t>
       </w:r>
       <w:r>
-        <w:t xml:space="preserve">Haltepunkt hält nie wieder, auch nicht nach Absturz + Resume.</w:t>
+        <w:t xml:space="preserve">Haltepunkt hält nie wieder, auch nicht nach Absturz + Resume. Haltepunkte greifen</w:t>
+      </w:r>
+      <w:r>
+        <w:t xml:space="preserve"> </w:t>
+      </w:r>
+      <w:r>
+        <w:t xml:space="preserve">nur in den Modi</w:t>
+      </w:r>
+      <w:r>
+        <w:t xml:space="preserve"> </w:t>
+      </w:r>
+      <w:r>
+        <w:rPr>
+          <w:rStyle w:val="VerbatimChar"/>
+        </w:rPr>
+        <w:t xml:space="preserve">plan</w:t>
+      </w:r>
+      <w:r>
+        <w:t xml:space="preserve"> </w:t>
+      </w:r>
+      <w:r>
+        <w:t xml:space="preserve">und</w:t>
+      </w:r>
+      <w:r>
+        <w:t xml:space="preserve"> </w:t>
+      </w:r>
+      <w:r>
+        <w:rPr>
+          <w:rStyle w:val="VerbatimChar"/>
+        </w:rPr>
+        <w:t xml:space="preserve">both</w:t>
+      </w:r>
+      <w:r>
+        <w:t xml:space="preserve">:</w:t>
       </w:r>
       <w:r>
         <w:t xml:space="preserve"> </w:t>
@@ -6548,22 +6825,28 @@
         <w:t xml:space="preserve"> </w:t>
       </w:r>
       <w:r>
-        <w:t xml:space="preserve">/</w:t>
-      </w:r>
-      <w:r>
-        <w:t xml:space="preserve"> </w:t>
-      </w:r>
-      <w:r>
-        <w:rPr>
-          <w:rStyle w:val="VerbatimChar"/>
-        </w:rPr>
-        <w:t xml:space="preserve">--no-approval</w:t>
-      </w:r>
-      <w:r>
-        <w:t xml:space="preserve"> </w:t>
-      </w:r>
-      <w:r>
-        <w:t xml:space="preserve">überspringt auch die Haltepunkte.</w:t>
+        <w:t xml:space="preserve">und</w:t>
+      </w:r>
+      <w:r>
+        <w:t xml:space="preserve"> </w:t>
+      </w:r>
+      <w:r>
+        <w:rPr>
+          <w:rStyle w:val="VerbatimChar"/>
+        </w:rPr>
+        <w:t xml:space="preserve">--gates spec</w:t>
+      </w:r>
+      <w:r>
+        <w:t xml:space="preserve"> </w:t>
+      </w:r>
+      <w:r>
+        <w:t xml:space="preserve">(und ihre</w:t>
+      </w:r>
+      <w:r>
+        <w:t xml:space="preserve"> </w:t>
+      </w:r>
+      <w:r>
+        <w:t xml:space="preserve">Altflags) überspringen sie.</w:t>
       </w:r>
     </w:p>
     <w:p>
@@ -6573,9 +6856,9 @@
         </w:pict>
       </w:r>
     </w:p>
-    <w:bookmarkEnd w:id="40"/>
-    <w:bookmarkEnd w:id="41"/>
-    <w:bookmarkStart w:id="49" w:name="cli-referenz"/>
+    <w:bookmarkEnd w:id="52"/>
+    <w:bookmarkEnd w:id="53"/>
+    <w:bookmarkStart w:id="61" w:name="Xec143c06e385d4b3ed481ca644b9e3b922f0e70"/>
     <w:p>
       <w:pPr>
         <w:pStyle w:val="Heading2"/>
@@ -6684,7 +6967,7 @@
         <w:t xml:space="preserve">ist überall standardmäßig das aktuelle Verzeichnis.</w:t>
       </w:r>
     </w:p>
-    <w:bookmarkStart w:id="42" w:name="adw-run"/>
+    <w:bookmarkStart w:id="54" w:name="adw-run"/>
     <w:p>
       <w:pPr>
         <w:pStyle w:val="Heading3"/>
@@ -6694,1996 +6977,6 @@
           <w:rStyle w:val="VerbatimChar"/>
         </w:rPr>
         <w:t xml:space="preserve">adw run</w:t>
-      </w:r>
-    </w:p>
-    <w:tbl>
-      <w:tblPr>
-        <w:tblStyle w:val="Table"/>
-        <w:tblW w:type="pct" w:w="5000"/>
-        <w:jc w:val="left"/>
-        <w:tblLayout w:type="fixed"/>
-        <w:tblLook w:firstRow="1" w:lastRow="0" w:firstColumn="0" w:lastColumn="0" w:noHBand="0" w:noVBand="0" w:val="0020"/>
-      </w:tblPr>
-      <w:tblGrid>
-        <w:gridCol w:w="3960"/>
-        <w:gridCol w:w="3960"/>
-      </w:tblGrid>
-      <w:tr>
-        <w:trPr>
-          <w:tblHeader w:val="on"/>
-        </w:trPr>
-        <w:tc>
-          <w:tcPr/>
-          <w:p>
-            <w:pPr>
-              <w:pStyle w:val="Compact"/>
-              <w:jc w:val="left"/>
-            </w:pPr>
-            <w:r>
-              <w:t xml:space="preserve">Option</w:t>
-            </w:r>
-          </w:p>
-        </w:tc>
-        <w:tc>
-          <w:tcPr/>
-          <w:p>
-            <w:pPr>
-              <w:pStyle w:val="Compact"/>
-              <w:jc w:val="left"/>
-            </w:pPr>
-            <w:r>
-              <w:t xml:space="preserve">Bedeutung</w:t>
-            </w:r>
-          </w:p>
-        </w:tc>
-      </w:tr>
-      <w:tr>
-        <w:tc>
-          <w:tcPr/>
-          <w:p>
-            <w:pPr>
-              <w:pStyle w:val="Compact"/>
-              <w:jc w:val="left"/>
-            </w:pPr>
-            <w:r>
-              <w:rPr>
-                <w:rStyle w:val="VerbatimChar"/>
-              </w:rPr>
-              <w:t xml:space="preserve">--issue TEXT</w:t>
-            </w:r>
-          </w:p>
-        </w:tc>
-        <w:tc>
-          <w:tcPr/>
-          <w:p>
-            <w:pPr>
-              <w:pStyle w:val="Compact"/>
-              <w:jc w:val="left"/>
-            </w:pPr>
-            <w:r>
-              <w:t xml:space="preserve">Issue-Text direkt.</w:t>
-            </w:r>
-          </w:p>
-        </w:tc>
-      </w:tr>
-      <w:tr>
-        <w:tc>
-          <w:tcPr/>
-          <w:p>
-            <w:pPr>
-              <w:pStyle w:val="Compact"/>
-              <w:jc w:val="left"/>
-            </w:pPr>
-            <w:r>
-              <w:rPr>
-                <w:rStyle w:val="VerbatimChar"/>
-              </w:rPr>
-              <w:t xml:space="preserve">--gitlab-issue ID</w:t>
-            </w:r>
-          </w:p>
-        </w:tc>
-        <w:tc>
-          <w:tcPr/>
-          <w:p>
-            <w:pPr>
-              <w:pStyle w:val="Compact"/>
-              <w:jc w:val="left"/>
-            </w:pPr>
-            <w:r>
-              <w:t xml:space="preserve">Holt</w:t>
-            </w:r>
-            <w:r>
-              <w:t xml:space="preserve"> </w:t>
-            </w:r>
-            <w:r>
-              <w:rPr>
-                <w:rStyle w:val="VerbatimChar"/>
-              </w:rPr>
-              <w:t xml:space="preserve">#iid: Titel</w:t>
-            </w:r>
-            <w:r>
-              <w:t xml:space="preserve"> </w:t>
-            </w:r>
-            <w:r>
-              <w:t xml:space="preserve">+ Beschreibung via</w:t>
-            </w:r>
-            <w:r>
-              <w:t xml:space="preserve"> </w:t>
-            </w:r>
-            <w:r>
-              <w:rPr>
-                <w:rStyle w:val="VerbatimChar"/>
-              </w:rPr>
-              <w:t xml:space="preserve">glab issue view ID --output json</w:t>
-            </w:r>
-            <w:r>
-              <w:t xml:space="preserve">.</w:t>
-            </w:r>
-          </w:p>
-        </w:tc>
-      </w:tr>
-      <w:tr>
-        <w:tc>
-          <w:tcPr/>
-          <w:p>
-            <w:pPr>
-              <w:pStyle w:val="Compact"/>
-              <w:jc w:val="left"/>
-            </w:pPr>
-            <w:r>
-              <w:rPr>
-                <w:rStyle w:val="VerbatimChar"/>
-              </w:rPr>
-              <w:t xml:space="preserve">--github-issue NR</w:t>
-            </w:r>
-          </w:p>
-        </w:tc>
-        <w:tc>
-          <w:tcPr/>
-          <w:p>
-            <w:pPr>
-              <w:pStyle w:val="Compact"/>
-              <w:jc w:val="left"/>
-            </w:pPr>
-            <w:r>
-              <w:t xml:space="preserve">Holt</w:t>
-            </w:r>
-            <w:r>
-              <w:t xml:space="preserve"> </w:t>
-            </w:r>
-            <w:r>
-              <w:rPr>
-                <w:rStyle w:val="VerbatimChar"/>
-              </w:rPr>
-              <w:t xml:space="preserve">#number: Titel</w:t>
-            </w:r>
-            <w:r>
-              <w:t xml:space="preserve"> </w:t>
-            </w:r>
-            <w:r>
-              <w:t xml:space="preserve">+ Body via</w:t>
-            </w:r>
-            <w:r>
-              <w:t xml:space="preserve"> </w:t>
-            </w:r>
-            <w:r>
-              <w:rPr>
-                <w:rStyle w:val="VerbatimChar"/>
-              </w:rPr>
-              <w:t xml:space="preserve">gh issue view NR --json number,title,body</w:t>
-            </w:r>
-            <w:r>
-              <w:t xml:space="preserve">.</w:t>
-            </w:r>
-          </w:p>
-        </w:tc>
-      </w:tr>
-      <w:tr>
-        <w:tc>
-          <w:tcPr/>
-          <w:p>
-            <w:pPr>
-              <w:pStyle w:val="Compact"/>
-              <w:jc w:val="left"/>
-            </w:pPr>
-            <w:r>
-              <w:rPr>
-                <w:rStyle w:val="VerbatimChar"/>
-              </w:rPr>
-              <w:t xml:space="preserve">--parallel</w:t>
-            </w:r>
-          </w:p>
-        </w:tc>
-        <w:tc>
-          <w:tcPr/>
-          <w:p>
-            <w:pPr>
-              <w:pStyle w:val="Compact"/>
-              <w:jc w:val="left"/>
-            </w:pPr>
-            <w:r>
-              <w:t xml:space="preserve">Baut</w:t>
-            </w:r>
-            <w:r>
-              <w:t xml:space="preserve"> </w:t>
-            </w:r>
-            <w:r>
-              <w:rPr>
-                <w:rStyle w:val="VerbatimChar"/>
-              </w:rPr>
-              <w:t xml:space="preserve">backend</w:t>
-            </w:r>
-            <w:r>
-              <w:t xml:space="preserve"> </w:t>
-            </w:r>
-            <w:r>
-              <w:t xml:space="preserve">und</w:t>
-            </w:r>
-            <w:r>
-              <w:t xml:space="preserve"> </w:t>
-            </w:r>
-            <w:r>
-              <w:rPr>
-                <w:rStyle w:val="VerbatimChar"/>
-              </w:rPr>
-              <w:t xml:space="preserve">frontend</w:t>
-            </w:r>
-            <w:r>
-              <w:t xml:space="preserve"> </w:t>
-            </w:r>
-            <w:r>
-              <w:t xml:space="preserve">in parallelen Lanes; aktiviert Integration + E2E.</w:t>
-            </w:r>
-          </w:p>
-        </w:tc>
-      </w:tr>
-      <w:tr>
-        <w:tc>
-          <w:tcPr/>
-          <w:p>
-            <w:pPr>
-              <w:pStyle w:val="Compact"/>
-              <w:jc w:val="left"/>
-            </w:pPr>
-            <w:r>
-              <w:rPr>
-                <w:rStyle w:val="VerbatimChar"/>
-              </w:rPr>
-              <w:t xml:space="preserve">--dry-run</w:t>
-            </w:r>
-          </w:p>
-        </w:tc>
-        <w:tc>
-          <w:tcPr/>
-          <w:p>
-            <w:pPr>
-              <w:pStyle w:val="Compact"/>
-              <w:jc w:val="left"/>
-            </w:pPr>
-            <w:r>
-              <w:t xml:space="preserve">Mock-Agents, Fake-CI, kein Push, 0 Tokens. Steht im State.</w:t>
-            </w:r>
-          </w:p>
-        </w:tc>
-      </w:tr>
-      <w:tr>
-        <w:tc>
-          <w:tcPr/>
-          <w:p>
-            <w:pPr>
-              <w:pStyle w:val="Compact"/>
-              <w:jc w:val="left"/>
-            </w:pPr>
-            <w:r>
-              <w:rPr>
-                <w:rStyle w:val="VerbatimChar"/>
-              </w:rPr>
-              <w:t xml:space="preserve">--gates MODUS</w:t>
-            </w:r>
-          </w:p>
-        </w:tc>
-        <w:tc>
-          <w:tcPr/>
-          <w:p>
-            <w:pPr>
-              <w:pStyle w:val="Compact"/>
-              <w:jc w:val="left"/>
-            </w:pPr>
-            <w:r>
-              <w:t xml:space="preserve">Freigabe-Gates, siehe §6.1. Default</w:t>
-            </w:r>
-            <w:r>
-              <w:t xml:space="preserve"> </w:t>
-            </w:r>
-            <w:r>
-              <w:rPr>
-                <w:rStyle w:val="VerbatimChar"/>
-              </w:rPr>
-              <w:t xml:space="preserve">plan</w:t>
-            </w:r>
-            <w:r>
-              <w:t xml:space="preserve">.</w:t>
-            </w:r>
-          </w:p>
-        </w:tc>
-      </w:tr>
-      <w:tr>
-        <w:tc>
-          <w:tcPr/>
-          <w:p>
-            <w:pPr>
-              <w:pStyle w:val="Compact"/>
-              <w:jc w:val="left"/>
-            </w:pPr>
-            <w:r>
-              <w:rPr>
-                <w:rStyle w:val="VerbatimChar"/>
-              </w:rPr>
-              <w:t xml:space="preserve">--no-approval</w:t>
-            </w:r>
-            <w:r>
-              <w:t xml:space="preserve">,</w:t>
-            </w:r>
-            <w:r>
-              <w:t xml:space="preserve"> </w:t>
-            </w:r>
-            <w:r>
-              <w:rPr>
-                <w:rStyle w:val="VerbatimChar"/>
-              </w:rPr>
-              <w:t xml:space="preserve">--spec-approval</w:t>
-            </w:r>
-          </w:p>
-        </w:tc>
-        <w:tc>
-          <w:tcPr/>
-          <w:p>
-            <w:pPr>
-              <w:pStyle w:val="Compact"/>
-              <w:jc w:val="left"/>
-            </w:pPr>
-            <w:r>
-              <w:t xml:space="preserve">Altflags, weiterhin gültig (§6.1).</w:t>
-            </w:r>
-          </w:p>
-        </w:tc>
-      </w:tr>
-      <w:tr>
-        <w:tc>
-          <w:tcPr/>
-          <w:p>
-            <w:pPr>
-              <w:pStyle w:val="Compact"/>
-              <w:jc w:val="left"/>
-            </w:pPr>
-            <w:r>
-              <w:rPr>
-                <w:rStyle w:val="VerbatimChar"/>
-              </w:rPr>
-              <w:t xml:space="preserve">--base-branch NAME</w:t>
-            </w:r>
-          </w:p>
-        </w:tc>
-        <w:tc>
-          <w:tcPr/>
-          <w:p>
-            <w:pPr>
-              <w:pStyle w:val="Compact"/>
-              <w:jc w:val="left"/>
-            </w:pPr>
-            <w:r>
-              <w:rPr>
-                <w:rStyle w:val="VerbatimChar"/>
-              </w:rPr>
-              <w:t xml:space="preserve">base_branch</w:t>
-            </w:r>
-            <w:r>
-              <w:t xml:space="preserve"> </w:t>
-            </w:r>
-            <w:r>
-              <w:t xml:space="preserve">für diesen Lauf überschreiben (gepinnt).</w:t>
-            </w:r>
-          </w:p>
-        </w:tc>
-      </w:tr>
-    </w:tbl>
-    <w:p>
-      <w:pPr>
-        <w:pStyle w:val="BodyText"/>
-      </w:pPr>
-      <w:r>
-        <w:t xml:space="preserve">Reihenfolge der Prüfungen: genau eine Issue-Quelle → Gate-Modus → Config →</w:t>
-      </w:r>
-      <w:r>
-        <w:t xml:space="preserve"> </w:t>
-      </w:r>
-      <w:r>
-        <w:t xml:space="preserve">Arbeitsbaum-Vorflug → Issue holen → Lauf anlegen. Ein Fehler in einem dieser</w:t>
-      </w:r>
-      <w:r>
-        <w:t xml:space="preserve"> </w:t>
-      </w:r>
-      <w:r>
-        <w:t xml:space="preserve">Schritte legt keinen Lauf an.</w:t>
-      </w:r>
-    </w:p>
-    <w:bookmarkEnd w:id="42"/>
-    <w:bookmarkStart w:id="43" w:name="adw-resume-run_id"/>
-    <w:p>
-      <w:pPr>
-        <w:pStyle w:val="Heading3"/>
-      </w:pPr>
-      <w:r>
-        <w:rPr>
-          <w:rStyle w:val="VerbatimChar"/>
-        </w:rPr>
-        <w:t xml:space="preserve">adw resume RUN_ID</w:t>
-      </w:r>
-    </w:p>
-    <w:p>
-      <w:pPr>
-        <w:pStyle w:val="FirstParagraph"/>
-      </w:pPr>
-      <w:r>
-        <w:t xml:space="preserve">Setzt einen Lauf in seiner persistierten Phase fort — nach Absturz,</w:t>
-      </w:r>
-      <w:r>
-        <w:t xml:space="preserve"> </w:t>
-      </w:r>
-      <w:r>
-        <w:rPr>
-          <w:rStyle w:val="VerbatimChar"/>
-        </w:rPr>
-        <w:t xml:space="preserve">Strg-C</w:t>
-      </w:r>
-      <w:r>
-        <w:t xml:space="preserve">,</w:t>
-      </w:r>
-      <w:r>
-        <w:t xml:space="preserve"> </w:t>
-      </w:r>
-      <w:r>
-        <w:t xml:space="preserve">erschöpftem Plan-Limit oder verweigertem Vorflug. Ein</w:t>
-      </w:r>
-      <w:r>
-        <w:t xml:space="preserve"> </w:t>
-      </w:r>
-      <w:r>
-        <w:rPr>
-          <w:rStyle w:val="VerbatimChar"/>
-        </w:rPr>
-        <w:t xml:space="preserve">escalated</w:t>
-      </w:r>
-      <w:r>
-        <w:t xml:space="preserve">-Lauf wird</w:t>
-      </w:r>
-      <w:r>
-        <w:t xml:space="preserve"> </w:t>
-      </w:r>
-      <w:r>
-        <w:t xml:space="preserve">abgelehnt (Bericht lesen, neuen Lauf starten). Auf einem Lauf, der an einem Gate</w:t>
-      </w:r>
-      <w:r>
-        <w:t xml:space="preserve"> </w:t>
-      </w:r>
-      <w:r>
-        <w:t xml:space="preserve">pausiert, pausiert</w:t>
-      </w:r>
-      <w:r>
-        <w:t xml:space="preserve"> </w:t>
-      </w:r>
-      <w:r>
-        <w:rPr>
-          <w:rStyle w:val="VerbatimChar"/>
-        </w:rPr>
-        <w:t xml:space="preserve">resume</w:t>
-      </w:r>
-      <w:r>
-        <w:t xml:space="preserve"> </w:t>
-      </w:r>
-      <w:r>
-        <w:t xml:space="preserve">einfach erneut (Exit 2) — dafür</w:t>
-      </w:r>
-      <w:r>
-        <w:t xml:space="preserve"> </w:t>
-      </w:r>
-      <w:r>
-        <w:rPr>
-          <w:rStyle w:val="VerbatimChar"/>
-        </w:rPr>
-        <w:t xml:space="preserve">approve</w:t>
-      </w:r>
-      <w:r>
-        <w:t xml:space="preserve"> </w:t>
-      </w:r>
-      <w:r>
-        <w:t xml:space="preserve">nutzen.</w:t>
-      </w:r>
-    </w:p>
-    <w:bookmarkEnd w:id="43"/>
-    <w:bookmarkStart w:id="44" w:name="adw-approve-run_id"/>
-    <w:p>
-      <w:pPr>
-        <w:pStyle w:val="Heading3"/>
-      </w:pPr>
-      <w:r>
-        <w:rPr>
-          <w:rStyle w:val="VerbatimChar"/>
-        </w:rPr>
-        <w:t xml:space="preserve">adw approve RUN_ID</w:t>
-      </w:r>
-    </w:p>
-    <w:p>
-      <w:pPr>
-        <w:pStyle w:val="FirstParagraph"/>
-      </w:pPr>
-      <w:r>
-        <w:t xml:space="preserve">Erteilt die ausstehende Freigabe (Spec-Gate, Plan-Gate oder Haltepunkt) und läuft</w:t>
-      </w:r>
-      <w:r>
-        <w:t xml:space="preserve"> </w:t>
-      </w:r>
-      <w:r>
-        <w:t xml:space="preserve">im selben Prozess weiter. Wird sauber abgelehnt, wenn der Lauf nicht wartet.</w:t>
-      </w:r>
-    </w:p>
-    <w:p>
-      <w:pPr>
-        <w:pStyle w:val="BodyText"/>
-      </w:pPr>
-      <w:r>
-        <w:rPr>
-          <w:rStyle w:val="VerbatimChar"/>
-        </w:rPr>
-        <w:t xml:space="preserve">resume</w:t>
-      </w:r>
-      <w:r>
-        <w:t xml:space="preserve">,</w:t>
-      </w:r>
-      <w:r>
-        <w:t xml:space="preserve"> </w:t>
-      </w:r>
-      <w:r>
-        <w:rPr>
-          <w:rStyle w:val="VerbatimChar"/>
-        </w:rPr>
-        <w:t xml:space="preserve">approve</w:t>
-      </w:r>
-      <w:r>
-        <w:t xml:space="preserve"> </w:t>
-      </w:r>
-      <w:r>
-        <w:t xml:space="preserve">und</w:t>
-      </w:r>
-      <w:r>
-        <w:t xml:space="preserve"> </w:t>
-      </w:r>
-      <w:r>
-        <w:rPr>
-          <w:rStyle w:val="VerbatimChar"/>
-        </w:rPr>
-        <w:t xml:space="preserve">run</w:t>
-      </w:r>
-      <w:r>
-        <w:t xml:space="preserve"> </w:t>
-      </w:r>
-      <w:r>
-        <w:t xml:space="preserve">halten einen Ausführungs-Lock pro Lauf: zwei</w:t>
-      </w:r>
-      <w:r>
-        <w:t xml:space="preserve"> </w:t>
-      </w:r>
-      <w:r>
-        <w:t xml:space="preserve">gleichzeitige Fortsetzungen desselben Laufs können nicht beide ausführen (kein</w:t>
-      </w:r>
-      <w:r>
-        <w:t xml:space="preserve"> </w:t>
-      </w:r>
-      <w:r>
-        <w:t xml:space="preserve">doppelter Push).</w:t>
-      </w:r>
-    </w:p>
-    <w:bookmarkEnd w:id="44"/>
-    <w:bookmarkStart w:id="45" w:name="adw-status-run_id"/>
-    <w:p>
-      <w:pPr>
-        <w:pStyle w:val="Heading3"/>
-      </w:pPr>
-      <w:r>
-        <w:rPr>
-          <w:rStyle w:val="VerbatimChar"/>
-        </w:rPr>
-        <w:t xml:space="preserve">adw status [RUN_ID]</w:t>
-      </w:r>
-    </w:p>
-    <w:p>
-      <w:pPr>
-        <w:pStyle w:val="FirstParagraph"/>
-      </w:pPr>
-      <w:r>
-        <w:t xml:space="preserve">Eine Zeile pro Lauf:</w:t>
-      </w:r>
-      <w:r>
-        <w:t xml:space="preserve"> </w:t>
-      </w:r>
-      <w:r>
-        <w:rPr>
-          <w:rStyle w:val="VerbatimChar"/>
-        </w:rPr>
-        <w:t xml:space="preserve">run_id  phase  single|parallel  [dry-run]  erste Zeile des Issues</w:t>
-      </w:r>
-      <w:r>
-        <w:t xml:space="preserve">.</w:t>
-      </w:r>
-    </w:p>
-    <w:bookmarkEnd w:id="45"/>
-    <w:bookmarkStart w:id="46" w:name="adw-gui"/>
-    <w:p>
-      <w:pPr>
-        <w:pStyle w:val="Heading3"/>
-      </w:pPr>
-      <w:r>
-        <w:rPr>
-          <w:rStyle w:val="VerbatimChar"/>
-        </w:rPr>
-        <w:t xml:space="preserve">adw gui</w:t>
-      </w:r>
-    </w:p>
-    <w:p>
-      <w:pPr>
-        <w:pStyle w:val="FirstParagraph"/>
-      </w:pPr>
-      <w:r>
-        <w:t xml:space="preserve">Siehe §8.</w:t>
-      </w:r>
-      <w:r>
-        <w:t xml:space="preserve"> </w:t>
-      </w:r>
-      <w:r>
-        <w:rPr>
-          <w:rStyle w:val="VerbatimChar"/>
-        </w:rPr>
-        <w:t xml:space="preserve">--repo</w:t>
-      </w:r>
-      <w:r>
-        <w:t xml:space="preserve"> </w:t>
-      </w:r>
-      <w:r>
-        <w:t xml:space="preserve">ist wiederholbar;</w:t>
-      </w:r>
-      <w:r>
-        <w:t xml:space="preserve"> </w:t>
-      </w:r>
-      <w:r>
-        <w:rPr>
-          <w:rStyle w:val="VerbatimChar"/>
-        </w:rPr>
-        <w:t xml:space="preserve">--host</w:t>
-      </w:r>
-      <w:r>
-        <w:t xml:space="preserve"> </w:t>
-      </w:r>
-      <w:r>
-        <w:t xml:space="preserve">muss eine Loopback-Adresse sein,</w:t>
-      </w:r>
-      <w:r>
-        <w:t xml:space="preserve"> </w:t>
-      </w:r>
-      <w:r>
-        <w:t xml:space="preserve">außer mit</w:t>
-      </w:r>
-      <w:r>
-        <w:t xml:space="preserve"> </w:t>
-      </w:r>
-      <w:r>
-        <w:rPr>
-          <w:rStyle w:val="VerbatimChar"/>
-        </w:rPr>
-        <w:t xml:space="preserve">--i-know</w:t>
-      </w:r>
-      <w:r>
-        <w:t xml:space="preserve">;</w:t>
-      </w:r>
-      <w:r>
-        <w:t xml:space="preserve"> </w:t>
-      </w:r>
-      <w:r>
-        <w:rPr>
-          <w:rStyle w:val="VerbatimChar"/>
-        </w:rPr>
-        <w:t xml:space="preserve">--open</w:t>
-      </w:r>
-      <w:r>
-        <w:t xml:space="preserve"> </w:t>
-      </w:r>
-      <w:r>
-        <w:t xml:space="preserve">öffnet den Browser.</w:t>
-      </w:r>
-    </w:p>
-    <w:bookmarkEnd w:id="46"/>
-    <w:bookmarkStart w:id="47" w:name="adw-runs-list-adw-runs-prune"/>
-    <w:p>
-      <w:pPr>
-        <w:pStyle w:val="Heading3"/>
-      </w:pPr>
-      <w:r>
-        <w:rPr>
-          <w:rStyle w:val="VerbatimChar"/>
-        </w:rPr>
-        <w:t xml:space="preserve">adw runs list</w:t>
-      </w:r>
-      <w:r>
-        <w:t xml:space="preserve"> </w:t>
-      </w:r>
-      <w:r>
-        <w:t xml:space="preserve">/</w:t>
-      </w:r>
-      <w:r>
-        <w:t xml:space="preserve"> </w:t>
-      </w:r>
-      <w:r>
-        <w:rPr>
-          <w:rStyle w:val="VerbatimChar"/>
-        </w:rPr>
-        <w:t xml:space="preserve">adw runs prune</w:t>
-      </w:r>
-    </w:p>
-    <w:p>
-      <w:pPr>
-        <w:pStyle w:val="FirstParagraph"/>
-      </w:pPr>
-      <w:r>
-        <w:t xml:space="preserve">Siehe §11.</w:t>
-      </w:r>
-      <w:r>
-        <w:t xml:space="preserve"> </w:t>
-      </w:r>
-      <w:r>
-        <w:rPr>
-          <w:rStyle w:val="VerbatimChar"/>
-        </w:rPr>
-        <w:t xml:space="preserve">--repo</w:t>
-      </w:r>
-      <w:r>
-        <w:t xml:space="preserve"> </w:t>
-      </w:r>
-      <w:r>
-        <w:t xml:space="preserve">muss die</w:t>
-      </w:r>
-      <w:r>
-        <w:t xml:space="preserve"> </w:t>
-      </w:r>
-      <w:r>
-        <w:rPr>
-          <w:b/>
-          <w:bCs/>
-        </w:rPr>
-        <w:t xml:space="preserve">Wurzel</w:t>
-      </w:r>
-      <w:r>
-        <w:t xml:space="preserve"> </w:t>
-      </w:r>
-      <w:r>
-        <w:t xml:space="preserve">eines Git-Arbeitsbaums sein.</w:t>
-      </w:r>
-    </w:p>
-    <w:bookmarkEnd w:id="47"/>
-    <w:bookmarkStart w:id="48" w:name="exit-codes"/>
-    <w:p>
-      <w:pPr>
-        <w:pStyle w:val="Heading3"/>
-      </w:pPr>
-      <w:r>
-        <w:t xml:space="preserve">Exit-Codes</w:t>
-      </w:r>
-    </w:p>
-    <w:tbl>
-      <w:tblPr>
-        <w:tblStyle w:val="Table"/>
-        <w:tblW w:type="pct" w:w="5000"/>
-        <w:jc w:val="left"/>
-        <w:tblLayout w:type="fixed"/>
-        <w:tblLook w:firstRow="1" w:lastRow="0" w:firstColumn="0" w:lastColumn="0" w:noHBand="0" w:noVBand="0" w:val="0020"/>
-      </w:tblPr>
-      <w:tblGrid>
-        <w:gridCol w:w="2640"/>
-        <w:gridCol w:w="2640"/>
-        <w:gridCol w:w="2640"/>
-      </w:tblGrid>
-      <w:tr>
-        <w:trPr>
-          <w:tblHeader w:val="on"/>
-        </w:trPr>
-        <w:tc>
-          <w:tcPr/>
-          <w:p>
-            <w:pPr>
-              <w:pStyle w:val="Compact"/>
-              <w:jc w:val="left"/>
-            </w:pPr>
-            <w:r>
-              <w:t xml:space="preserve">Code</w:t>
-            </w:r>
-          </w:p>
-        </w:tc>
-        <w:tc>
-          <w:tcPr/>
-          <w:p>
-            <w:pPr>
-              <w:pStyle w:val="Compact"/>
-              <w:jc w:val="left"/>
-            </w:pPr>
-            <w:r>
-              <w:t xml:space="preserve">Bedeutung</w:t>
-            </w:r>
-          </w:p>
-        </w:tc>
-        <w:tc>
-          <w:tcPr/>
-          <w:p>
-            <w:pPr>
-              <w:pStyle w:val="Compact"/>
-              <w:jc w:val="left"/>
-            </w:pPr>
-            <w:r>
-              <w:t xml:space="preserve">Nächster Schritt</w:t>
-            </w:r>
-          </w:p>
-        </w:tc>
-      </w:tr>
-      <w:tr>
-        <w:tc>
-          <w:tcPr/>
-          <w:p>
-            <w:pPr>
-              <w:pStyle w:val="Compact"/>
-              <w:jc w:val="left"/>
-            </w:pPr>
-            <w:r>
-              <w:rPr>
-                <w:rStyle w:val="VerbatimChar"/>
-              </w:rPr>
-              <w:t xml:space="preserve">0</w:t>
-            </w:r>
-          </w:p>
-        </w:tc>
-        <w:tc>
-          <w:tcPr/>
-          <w:p>
-            <w:pPr>
-              <w:pStyle w:val="Compact"/>
-              <w:jc w:val="left"/>
-            </w:pPr>
-            <w:r>
-              <w:t xml:space="preserve">Fertig — Branch gepusht, Pipeline (+ Staging-Job) grün. Oder: ein</w:t>
-            </w:r>
-            <w:r>
-              <w:t xml:space="preserve"> </w:t>
-            </w:r>
-            <w:r>
-              <w:rPr>
-                <w:rStyle w:val="VerbatimChar"/>
-              </w:rPr>
-              <w:t xml:space="preserve">runs</w:t>
-            </w:r>
-            <w:r>
-              <w:t xml:space="preserve">-/</w:t>
-            </w:r>
-            <w:r>
-              <w:rPr>
-                <w:rStyle w:val="VerbatimChar"/>
-              </w:rPr>
-              <w:t xml:space="preserve">status</w:t>
-            </w:r>
-            <w:r>
-              <w:t xml:space="preserve">-Kommando war erfolgreich.</w:t>
-            </w:r>
-          </w:p>
-        </w:tc>
-        <w:tc>
-          <w:tcPr/>
-          <w:p>
-            <w:pPr>
-              <w:pStyle w:val="Compact"/>
-              <w:jc w:val="left"/>
-            </w:pPr>
-            <w:r>
-              <w:t xml:space="preserve">MR/PR öffnen.</w:t>
-            </w:r>
-          </w:p>
-        </w:tc>
-      </w:tr>
-      <w:tr>
-        <w:tc>
-          <w:tcPr/>
-          <w:p>
-            <w:pPr>
-              <w:pStyle w:val="Compact"/>
-              <w:jc w:val="left"/>
-            </w:pPr>
-            <w:r>
-              <w:rPr>
-                <w:rStyle w:val="VerbatimChar"/>
-              </w:rPr>
-              <w:t xml:space="preserve">2</w:t>
-            </w:r>
-          </w:p>
-        </w:tc>
-        <w:tc>
-          <w:tcPr/>
-          <w:p>
-            <w:pPr>
-              <w:pStyle w:val="Compact"/>
-              <w:jc w:val="left"/>
-            </w:pPr>
-            <w:r>
-              <w:t xml:space="preserve">Pausiert an einem Freigabe-Gate oder Haltepunkt. (</w:t>
-            </w:r>
-            <w:r>
-              <w:rPr>
-                <w:rStyle w:val="VerbatimChar"/>
-              </w:rPr>
-              <w:t xml:space="preserve">runs prune</w:t>
-            </w:r>
-            <w:r>
-              <w:t xml:space="preserve"> </w:t>
-            </w:r>
-            <w:r>
-              <w:t xml:space="preserve">nutzt 2 auch für negatives</w:t>
-            </w:r>
-            <w:r>
-              <w:t xml:space="preserve"> </w:t>
-            </w:r>
-            <w:r>
-              <w:rPr>
-                <w:rStyle w:val="VerbatimChar"/>
-              </w:rPr>
-              <w:t xml:space="preserve">--keep</w:t>
-            </w:r>
-            <w:r>
-              <w:t xml:space="preserve">/</w:t>
-            </w:r>
-            <w:r>
-              <w:rPr>
-                <w:rStyle w:val="VerbatimChar"/>
-              </w:rPr>
-              <w:t xml:space="preserve">--older-than</w:t>
-            </w:r>
-            <w:r>
-              <w:t xml:space="preserve">.)</w:t>
-            </w:r>
-          </w:p>
-        </w:tc>
-        <w:tc>
-          <w:tcPr/>
-          <w:p>
-            <w:pPr>
-              <w:pStyle w:val="Compact"/>
-              <w:jc w:val="left"/>
-            </w:pPr>
-            <w:r>
-              <w:t xml:space="preserve">Zusammenfassung lesen,</w:t>
-            </w:r>
-            <w:r>
-              <w:t xml:space="preserve"> </w:t>
-            </w:r>
-            <w:r>
-              <w:rPr>
-                <w:rStyle w:val="VerbatimChar"/>
-              </w:rPr>
-              <w:t xml:space="preserve">adw approve &lt;id&gt;</w:t>
-            </w:r>
-            <w:r>
-              <w:t xml:space="preserve">.</w:t>
-            </w:r>
-          </w:p>
-        </w:tc>
-      </w:tr>
-      <w:tr>
-        <w:tc>
-          <w:tcPr/>
-          <w:p>
-            <w:pPr>
-              <w:pStyle w:val="Compact"/>
-              <w:jc w:val="left"/>
-            </w:pPr>
-            <w:r>
-              <w:rPr>
-                <w:rStyle w:val="VerbatimChar"/>
-              </w:rPr>
-              <w:t xml:space="preserve">1</w:t>
-            </w:r>
-          </w:p>
-        </w:tc>
-        <w:tc>
-          <w:tcPr/>
-          <w:p>
-            <w:pPr>
-              <w:pStyle w:val="Compact"/>
-              <w:jc w:val="left"/>
-            </w:pPr>
-            <w:r>
-              <w:t xml:space="preserve">Eskalation, verweigerter Vorflug, Agent-/Plan-Limit-Abbruch oder sonstiger Fehler.</w:t>
-            </w:r>
-          </w:p>
-        </w:tc>
-        <w:tc>
-          <w:tcPr/>
-          <w:p>
-            <w:pPr>
-              <w:pStyle w:val="Compact"/>
-              <w:jc w:val="left"/>
-            </w:pPr>
-            <w:r>
-              <w:t xml:space="preserve">stderr lesen; bei Eskalation</w:t>
-            </w:r>
-            <w:r>
-              <w:t xml:space="preserve"> </w:t>
-            </w:r>
-            <w:r>
-              <w:rPr>
-                <w:rStyle w:val="VerbatimChar"/>
-              </w:rPr>
-              <w:t xml:space="preserve">escalation.md</w:t>
-            </w:r>
-            <w:r>
-              <w:t xml:space="preserve">.</w:t>
-            </w:r>
-          </w:p>
-        </w:tc>
-      </w:tr>
-    </w:tbl>
-    <w:p>
-      <w:r>
-        <w:pict>
-          <v:rect style="width:0;height:1.5pt" o:hralign="center" o:hrstd="t" o:hr="t"/>
-        </w:pict>
-      </w:r>
-    </w:p>
-    <w:bookmarkEnd w:id="48"/>
-    <w:bookmarkEnd w:id="49"/>
-    <w:bookmarkStart w:id="54" w:name="der-run-inspector-gui"/>
-    <w:p>
-      <w:pPr>
-        <w:pStyle w:val="Heading2"/>
-      </w:pPr>
-      <w:r>
-        <w:t xml:space="preserve">8. Der Run Inspector (GUI)</w:t>
-      </w:r>
-    </w:p>
-    <w:p>
-      <w:pPr>
-        <w:pStyle w:val="FirstParagraph"/>
-      </w:pPr>
-      <w:r>
-        <w:t xml:space="preserve">Eine</w:t>
-      </w:r>
-      <w:r>
-        <w:t xml:space="preserve"> </w:t>
-      </w:r>
-      <w:r>
-        <w:rPr>
-          <w:b/>
-          <w:bCs/>
-        </w:rPr>
-        <w:t xml:space="preserve">read-only</w:t>
-      </w:r>
-      <w:r>
-        <w:t xml:space="preserve"> </w:t>
-      </w:r>
-      <w:r>
-        <w:t xml:space="preserve">Web-Ansicht jedes Laufs: was passiert ist, in welcher</w:t>
-      </w:r>
-      <w:r>
-        <w:t xml:space="preserve"> </w:t>
-      </w:r>
-      <w:r>
-        <w:t xml:space="preserve">Reihenfolge, was es gekostet hat, wohin die Zeit ging und warum etwas eskaliert</w:t>
-      </w:r>
-      <w:r>
-        <w:t xml:space="preserve"> </w:t>
-      </w:r>
-      <w:r>
-        <w:t xml:space="preserve">ist. Sie schreibt nie in ein Repo, eine State-Datei oder ein Log.</w:t>
-      </w:r>
-    </w:p>
-    <w:bookmarkStart w:id="50" w:name="start"/>
-    <w:p>
-      <w:pPr>
-        <w:pStyle w:val="Heading3"/>
-      </w:pPr>
-      <w:r>
-        <w:t xml:space="preserve">8.1 Start</w:t>
-      </w:r>
-    </w:p>
-    <w:p>
-      <w:pPr>
-        <w:pStyle w:val="SourceCode"/>
-      </w:pPr>
-      <w:r>
-        <w:rPr>
-          <w:rStyle w:val="ExtensionTok"/>
-        </w:rPr>
-        <w:t xml:space="preserve">uv</w:t>
-      </w:r>
-      <w:r>
-        <w:rPr>
-          <w:rStyle w:val="NormalTok"/>
-        </w:rPr>
-        <w:t xml:space="preserve"> run adw gui                                   </w:t>
-      </w:r>
-      <w:r>
-        <w:rPr>
-          <w:rStyle w:val="CommentTok"/>
-        </w:rPr>
-        <w:t xml:space="preserve"># http://127.0.0.1:8765/</w:t>
-      </w:r>
-      <w:r>
-        <w:br/>
-      </w:r>
-      <w:r>
-        <w:rPr>
-          <w:rStyle w:val="ExtensionTok"/>
-        </w:rPr>
-        <w:t xml:space="preserve">uv</w:t>
-      </w:r>
-      <w:r>
-        <w:rPr>
-          <w:rStyle w:val="NormalTok"/>
-        </w:rPr>
-        <w:t xml:space="preserve"> run adw gui </w:t>
-      </w:r>
-      <w:r>
-        <w:rPr>
-          <w:rStyle w:val="AttributeTok"/>
-        </w:rPr>
-        <w:t xml:space="preserve">--port</w:t>
-      </w:r>
-      <w:r>
-        <w:rPr>
-          <w:rStyle w:val="NormalTok"/>
-        </w:rPr>
-        <w:t xml:space="preserve"> 8790 </w:t>
-      </w:r>
-      <w:r>
-        <w:rPr>
-          <w:rStyle w:val="AttributeTok"/>
-        </w:rPr>
-        <w:t xml:space="preserve">--open</w:t>
-      </w:r>
-      <w:r>
-        <w:rPr>
-          <w:rStyle w:val="NormalTok"/>
-        </w:rPr>
-        <w:t xml:space="preserve">                </w:t>
-      </w:r>
-      <w:r>
-        <w:rPr>
-          <w:rStyle w:val="CommentTok"/>
-        </w:rPr>
-        <w:t xml:space="preserve"># anderer Port, Browser öffnen</w:t>
-      </w:r>
-      <w:r>
-        <w:br/>
-      </w:r>
-      <w:r>
-        <w:rPr>
-          <w:rStyle w:val="ExtensionTok"/>
-        </w:rPr>
-        <w:t xml:space="preserve">uv</w:t>
-      </w:r>
-      <w:r>
-        <w:rPr>
-          <w:rStyle w:val="NormalTok"/>
-        </w:rPr>
-        <w:t xml:space="preserve"> run adw gui </w:t>
-      </w:r>
-      <w:r>
-        <w:rPr>
-          <w:rStyle w:val="AttributeTok"/>
-        </w:rPr>
-        <w:t xml:space="preserve">--repo</w:t>
-      </w:r>
-      <w:r>
-        <w:rPr>
-          <w:rStyle w:val="NormalTok"/>
-        </w:rPr>
-        <w:t xml:space="preserve"> ~/code/shop </w:t>
-      </w:r>
-      <w:r>
-        <w:rPr>
-          <w:rStyle w:val="AttributeTok"/>
-        </w:rPr>
-        <w:t xml:space="preserve">--repo</w:t>
-      </w:r>
-      <w:r>
-        <w:rPr>
-          <w:rStyle w:val="NormalTok"/>
-        </w:rPr>
-        <w:t xml:space="preserve"> ~/code/api</w:t>
-      </w:r>
-    </w:p>
-    <w:p>
-      <w:pPr>
-        <w:pStyle w:val="Compact"/>
-        <w:numPr>
-          <w:ilvl w:val="0"/>
-          <w:numId w:val="1006"/>
-        </w:numPr>
-      </w:pPr>
-      <w:r>
-        <w:t xml:space="preserve">Repos kommen aus</w:t>
-      </w:r>
-      <w:r>
-        <w:t xml:space="preserve"> </w:t>
-      </w:r>
-      <w:r>
-        <w:rPr>
-          <w:rStyle w:val="VerbatimChar"/>
-        </w:rPr>
-        <w:t xml:space="preserve">~/.adw/repos.json</w:t>
-      </w:r>
-      <w:r>
-        <w:t xml:space="preserve">; jedes</w:t>
-      </w:r>
-      <w:r>
-        <w:t xml:space="preserve"> </w:t>
-      </w:r>
-      <w:r>
-        <w:rPr>
-          <w:rStyle w:val="VerbatimChar"/>
-        </w:rPr>
-        <w:t xml:space="preserve">adw run</w:t>
-      </w:r>
-      <w:r>
-        <w:t xml:space="preserve"> </w:t>
-      </w:r>
-      <w:r>
-        <w:t xml:space="preserve">registriert sein</w:t>
-      </w:r>
-      <w:r>
-        <w:t xml:space="preserve"> </w:t>
-      </w:r>
-      <w:r>
-        <w:t xml:space="preserve">Ziel-Repo dort automatisch.</w:t>
-      </w:r>
-      <w:r>
-        <w:t xml:space="preserve"> </w:t>
-      </w:r>
-      <w:r>
-        <w:rPr>
-          <w:rStyle w:val="VerbatimChar"/>
-        </w:rPr>
-        <w:t xml:space="preserve">--repo</w:t>
-      </w:r>
-      <w:r>
-        <w:t xml:space="preserve"> </w:t>
-      </w:r>
-      <w:r>
-        <w:t xml:space="preserve">fügt Repos ad hoc hinzu. Nicht mehr</w:t>
-      </w:r>
-      <w:r>
-        <w:t xml:space="preserve"> </w:t>
-      </w:r>
-      <w:r>
-        <w:t xml:space="preserve">existierende Repos werden ausgegraut angezeigt.</w:t>
-      </w:r>
-    </w:p>
-    <w:p>
-      <w:pPr>
-        <w:pStyle w:val="Compact"/>
-        <w:numPr>
-          <w:ilvl w:val="0"/>
-          <w:numId w:val="1006"/>
-        </w:numPr>
-      </w:pPr>
-      <w:r>
-        <w:t xml:space="preserve">Bindet nur an Loopback. Das Ereignis-Log enthält</w:t>
-      </w:r>
-      <w:r>
-        <w:t xml:space="preserve"> </w:t>
-      </w:r>
-      <w:r>
-        <w:rPr>
-          <w:b/>
-          <w:bCs/>
-        </w:rPr>
-        <w:t xml:space="preserve">rohe, unredigierte</w:t>
-      </w:r>
-      <w:r>
-        <w:rPr>
-          <w:b/>
-          <w:bCs/>
-        </w:rPr>
-        <w:t xml:space="preserve"> </w:t>
-      </w:r>
-      <w:r>
-        <w:rPr>
-          <w:b/>
-          <w:bCs/>
-        </w:rPr>
-        <w:t xml:space="preserve">Agent-Ausgaben</w:t>
-      </w:r>
-      <w:r>
-        <w:t xml:space="preserve"> </w:t>
-      </w:r>
-      <w:r>
-        <w:t xml:space="preserve">(Tool-Ergebnisse, Dateiinhalte). Ein Nicht-Loopback-</w:t>
-      </w:r>
-      <w:r>
-        <w:rPr>
-          <w:rStyle w:val="VerbatimChar"/>
-        </w:rPr>
-        <w:t xml:space="preserve">--host</w:t>
-      </w:r>
-      <w:r>
-        <w:t xml:space="preserve"> </w:t>
-      </w:r>
-      <w:r>
-        <w:t xml:space="preserve">verlangt</w:t>
-      </w:r>
-      <w:r>
-        <w:t xml:space="preserve"> </w:t>
-      </w:r>
-      <w:r>
-        <w:rPr>
-          <w:rStyle w:val="VerbatimChar"/>
-        </w:rPr>
-        <w:t xml:space="preserve">--i-know</w:t>
-      </w:r>
-      <w:r>
-        <w:t xml:space="preserve">. Lauf-Verzeichnisse nicht teilen.</w:t>
-      </w:r>
-    </w:p>
-    <w:p>
-      <w:pPr>
-        <w:pStyle w:val="Compact"/>
-        <w:numPr>
-          <w:ilvl w:val="0"/>
-          <w:numId w:val="1006"/>
-        </w:numPr>
-      </w:pPr>
-      <w:r>
-        <w:t xml:space="preserve">Beenden mit</w:t>
-      </w:r>
-      <w:r>
-        <w:t xml:space="preserve"> </w:t>
-      </w:r>
-      <w:r>
-        <w:rPr>
-          <w:rStyle w:val="VerbatimChar"/>
-        </w:rPr>
-        <w:t xml:space="preserve">Strg-C</w:t>
-      </w:r>
-      <w:r>
-        <w:t xml:space="preserve">.</w:t>
-      </w:r>
-    </w:p>
-    <w:p>
-      <w:pPr>
-        <w:pStyle w:val="Compact"/>
-        <w:numPr>
-          <w:ilvl w:val="0"/>
-          <w:numId w:val="1006"/>
-        </w:numPr>
-      </w:pPr>
-      <w:r>
-        <w:t xml:space="preserve">Sprache: Deutsch oder Englisch, gewählt über</w:t>
-      </w:r>
-      <w:r>
-        <w:t xml:space="preserve"> </w:t>
-      </w:r>
-      <w:r>
-        <w:rPr>
-          <w:rStyle w:val="VerbatimChar"/>
-        </w:rPr>
-        <w:t xml:space="preserve">?lang=de|en</w:t>
-      </w:r>
-      <w:r>
-        <w:t xml:space="preserve">, dann Cookie, dann</w:t>
-      </w:r>
-      <w:r>
-        <w:t xml:space="preserve"> </w:t>
-      </w:r>
-      <w:r>
-        <w:rPr>
-          <w:rStyle w:val="VerbatimChar"/>
-        </w:rPr>
-        <w:t xml:space="preserve">Accept-Language</w:t>
-      </w:r>
-      <w:r>
-        <w:t xml:space="preserve"> </w:t>
-      </w:r>
-      <w:r>
-        <w:t xml:space="preserve">des Browsers; der Umschalter ist ein Link im Header.</w:t>
-      </w:r>
-    </w:p>
-    <w:bookmarkEnd w:id="50"/>
-    <w:bookmarkStart w:id="51" w:name="lauf-liste"/>
-    <w:p>
-      <w:pPr>
-        <w:pStyle w:val="Heading3"/>
-      </w:pPr>
-      <w:r>
-        <w:t xml:space="preserve">8.2 Lauf-Liste (</w:t>
-      </w:r>
-      <w:r>
-        <w:rPr>
-          <w:rStyle w:val="VerbatimChar"/>
-        </w:rPr>
-        <w:t xml:space="preserve">/</w:t>
-      </w:r>
-      <w:r>
-        <w:t xml:space="preserve">)</w:t>
-      </w:r>
-    </w:p>
-    <w:p>
-      <w:pPr>
-        <w:pStyle w:val="FirstParagraph"/>
-      </w:pPr>
-      <w:r>
-        <w:t xml:space="preserve">Alle Läufe über alle registrierten Repos: Run-ID, Repo, Issue-Titel, Status,</w:t>
-      </w:r>
-      <w:r>
-        <w:t xml:space="preserve"> </w:t>
-      </w:r>
-      <w:r>
-        <w:t xml:space="preserve">Start, Arbeitszeit, Kosten, Ereignisanzahl. Läufe, die auf eine Freigabe warten</w:t>
-      </w:r>
-      <w:r>
-        <w:t xml:space="preserve"> </w:t>
-      </w:r>
-      <w:r>
-        <w:t xml:space="preserve">(</w:t>
-      </w:r>
-      <w:r>
-        <w:rPr>
-          <w:rStyle w:val="VerbatimChar"/>
-        </w:rPr>
-        <w:t xml:space="preserve">awaiting_approval</w:t>
-      </w:r>
-      <w:r>
-        <w:t xml:space="preserve">), stehen gruppiert oben, dann laufende, dann der Rest.</w:t>
-      </w:r>
-      <w:r>
-        <w:t xml:space="preserve"> </w:t>
-      </w:r>
-      <w:r>
-        <w:t xml:space="preserve">Sortieren über die Spaltenköpfe (Start, Dauer, Kosten, Ereignisse); filtern nach</w:t>
-      </w:r>
-      <w:r>
-        <w:t xml:space="preserve"> </w:t>
-      </w:r>
-      <w:r>
-        <w:t xml:space="preserve">Repo und Status. Dry Runs tragen ein</w:t>
-      </w:r>
-      <w:r>
-        <w:t xml:space="preserve"> </w:t>
-      </w:r>
-      <w:r>
-        <w:rPr>
-          <w:rStyle w:val="VerbatimChar"/>
-        </w:rPr>
-        <w:t xml:space="preserve">Dry-Run</w:t>
-      </w:r>
-      <w:r>
-        <w:t xml:space="preserve">-Label. Die Liste aktualisiert sich</w:t>
-      </w:r>
-      <w:r>
-        <w:t xml:space="preserve"> </w:t>
-      </w:r>
-      <w:r>
-        <w:t xml:space="preserve">nicht live — neu laden.</w:t>
-      </w:r>
-    </w:p>
-    <w:bookmarkEnd w:id="51"/>
-    <w:bookmarkStart w:id="52" w:name="lauf-detail-runsreporun_id"/>
-    <w:p>
-      <w:pPr>
-        <w:pStyle w:val="Heading3"/>
-      </w:pPr>
-      <w:r>
-        <w:t xml:space="preserve">8.3 Lauf-Detail (</w:t>
-      </w:r>
-      <w:r>
-        <w:rPr>
-          <w:rStyle w:val="VerbatimChar"/>
-        </w:rPr>
-        <w:t xml:space="preserve">/runs/&lt;repo&gt;/&lt;run_id&gt;</w:t>
-      </w:r>
-      <w:r>
-        <w:t xml:space="preserve">)</w:t>
-      </w:r>
-    </w:p>
-    <w:p>
-      <w:pPr>
-        <w:pStyle w:val="Compact"/>
-        <w:numPr>
-          <w:ilvl w:val="0"/>
-          <w:numId w:val="1007"/>
-        </w:numPr>
-      </w:pPr>
-      <w:r>
-        <w:rPr>
-          <w:b/>
-          <w:bCs/>
-        </w:rPr>
-        <w:t xml:space="preserve">Header:</w:t>
-      </w:r>
-      <w:r>
-        <w:t xml:space="preserve"> </w:t>
-      </w:r>
-      <w:r>
-        <w:t xml:space="preserve">Status, ein maßstäbliches</w:t>
-      </w:r>
-      <w:r>
-        <w:t xml:space="preserve"> </w:t>
-      </w:r>
-      <w:r>
-        <w:rPr>
-          <w:b/>
-          <w:bCs/>
-        </w:rPr>
-        <w:t xml:space="preserve">Phasenband</w:t>
-      </w:r>
-      <w:r>
-        <w:t xml:space="preserve"> </w:t>
-      </w:r>
-      <w:r>
-        <w:t xml:space="preserve">(fertig / aktiv / wartend</w:t>
-      </w:r>
-      <w:r>
-        <w:t xml:space="preserve"> </w:t>
-      </w:r>
-      <w:r>
-        <w:t xml:space="preserve">/ fehlgeschlagen, mit Dauern; Klick springt zur Phase), Arbeitszeit, Kosten und</w:t>
-      </w:r>
-      <w:r>
-        <w:t xml:space="preserve"> </w:t>
-      </w:r>
-      <w:r>
-        <w:t xml:space="preserve">Tokens des ganzen Laufs. Ein Dry Run trägt ein mitlaufendes</w:t>
-      </w:r>
-      <w:r>
-        <w:t xml:space="preserve"> </w:t>
-      </w:r>
-      <w:r>
-        <w:rPr>
-          <w:rStyle w:val="VerbatimChar"/>
-        </w:rPr>
-        <w:t xml:space="preserve">Dry-Run</w:t>
-      </w:r>
-      <w:r>
-        <w:t xml:space="preserve">-Banner.</w:t>
-      </w:r>
-    </w:p>
-    <w:p>
-      <w:pPr>
-        <w:pStyle w:val="Compact"/>
-        <w:numPr>
-          <w:ilvl w:val="0"/>
-          <w:numId w:val="1007"/>
-        </w:numPr>
-      </w:pPr>
-      <w:r>
-        <w:rPr>
-          <w:b/>
-          <w:bCs/>
-        </w:rPr>
-        <w:t xml:space="preserve">Trace-Baum</w:t>
-      </w:r>
-      <w:r>
-        <w:t xml:space="preserve"> </w:t>
-      </w:r>
-      <w:r>
-        <w:t xml:space="preserve">(links): der Span-Baum — Phasen, Lanes, Runden, Agent-Läufe,</w:t>
-      </w:r>
-      <w:r>
-        <w:t xml:space="preserve"> </w:t>
-      </w:r>
-      <w:r>
-        <w:t xml:space="preserve">Gates, Reviews. Tool-Rauschen ist in Gruppen/Wiederholungen eingeklappt.</w:t>
-      </w:r>
-    </w:p>
-    <w:p>
-      <w:pPr>
-        <w:pStyle w:val="Compact"/>
-        <w:numPr>
-          <w:ilvl w:val="0"/>
-          <w:numId w:val="1007"/>
-        </w:numPr>
-      </w:pPr>
-      <w:r>
-        <w:rPr>
-          <w:b/>
-          <w:bCs/>
-        </w:rPr>
-        <w:t xml:space="preserve">Detail-Pane</w:t>
-      </w:r>
-      <w:r>
-        <w:t xml:space="preserve"> </w:t>
-      </w:r>
-      <w:r>
-        <w:t xml:space="preserve">(rechts): für einen Agent-Lauf die Tabs</w:t>
-      </w:r>
-      <w:r>
-        <w:t xml:space="preserve"> </w:t>
-      </w:r>
-      <w:r>
-        <w:rPr>
-          <w:b/>
-          <w:bCs/>
-        </w:rPr>
-        <w:t xml:space="preserve">Prompt</w:t>
-      </w:r>
-      <w:r>
-        <w:t xml:space="preserve">,</w:t>
-      </w:r>
-      <w:r>
-        <w:t xml:space="preserve"> </w:t>
-      </w:r>
-      <w:r>
-        <w:rPr>
-          <w:b/>
-          <w:bCs/>
-        </w:rPr>
-        <w:t xml:space="preserve">Antwort</w:t>
-      </w:r>
-      <w:r>
-        <w:t xml:space="preserve">,</w:t>
-      </w:r>
-      <w:r>
-        <w:t xml:space="preserve"> </w:t>
-      </w:r>
-      <w:r>
-        <w:rPr>
-          <w:b/>
-          <w:bCs/>
-        </w:rPr>
-        <w:t xml:space="preserve">Tools</w:t>
-      </w:r>
-      <w:r>
-        <w:t xml:space="preserve"> </w:t>
-      </w:r>
-      <w:r>
-        <w:t xml:space="preserve">und</w:t>
-      </w:r>
-      <w:r>
-        <w:t xml:space="preserve"> </w:t>
-      </w:r>
-      <w:r>
-        <w:rPr>
-          <w:b/>
-          <w:bCs/>
-        </w:rPr>
-        <w:t xml:space="preserve">Diff</w:t>
-      </w:r>
-      <w:r>
-        <w:t xml:space="preserve"> </w:t>
-      </w:r>
-      <w:r>
-        <w:t xml:space="preserve">(der Schritt-Diff aus den Snapshot-Refs). Payloads lesen</w:t>
-      </w:r>
-      <w:r>
-        <w:t xml:space="preserve"> </w:t>
-      </w:r>
-      <w:r>
-        <w:t xml:space="preserve">sich als Feldliste; Issue, Prompts und Antworten werden als Markdown gerendert.</w:t>
-      </w:r>
-    </w:p>
-    <w:p>
-      <w:pPr>
-        <w:pStyle w:val="Compact"/>
-        <w:numPr>
-          <w:ilvl w:val="0"/>
-          <w:numId w:val="1007"/>
-        </w:numPr>
-      </w:pPr>
-      <w:r>
-        <w:rPr>
-          <w:b/>
-          <w:bCs/>
-        </w:rPr>
-        <w:t xml:space="preserve">Lauf-Kontext-Panel:</w:t>
-      </w:r>
-      <w:r>
-        <w:t xml:space="preserve"> </w:t>
-      </w:r>
-      <w:r>
-        <w:t xml:space="preserve">Phase, Runde (</w:t>
-      </w:r>
-      <w:r>
-        <w:rPr>
-          <w:rStyle w:val="VerbatimChar"/>
-        </w:rPr>
-        <w:t xml:space="preserve">n/cap</w:t>
-      </w:r>
-      <w:r>
-        <w:t xml:space="preserve">), Limit-Treffer,</w:t>
-      </w:r>
-      <w:r>
-        <w:t xml:space="preserve"> </w:t>
-      </w:r>
-      <w:r>
-        <w:t xml:space="preserve">Circuit-Breaker, kumulierte Kosten und Follow-ups</w:t>
-      </w:r>
-      <w:r>
-        <w:t xml:space="preserve"> </w:t>
-      </w:r>
-      <w:r>
-        <w:rPr>
-          <w:b/>
-          <w:bCs/>
-        </w:rPr>
-        <w:t xml:space="preserve">zum Zeitpunkt des gewählten</w:t>
-      </w:r>
-      <w:r>
-        <w:rPr>
-          <w:b/>
-          <w:bCs/>
-        </w:rPr>
-        <w:t xml:space="preserve"> </w:t>
-      </w:r>
-      <w:r>
-        <w:rPr>
-          <w:b/>
-          <w:bCs/>
-        </w:rPr>
-        <w:t xml:space="preserve">Knotens</w:t>
-      </w:r>
-      <w:r>
-        <w:t xml:space="preserve"> </w:t>
-      </w:r>
-      <w:r>
-        <w:t xml:space="preserve">(Zeitreise).</w:t>
-      </w:r>
-    </w:p>
-    <w:p>
-      <w:pPr>
-        <w:pStyle w:val="Compact"/>
-        <w:numPr>
-          <w:ilvl w:val="0"/>
-          <w:numId w:val="1007"/>
-        </w:numPr>
-      </w:pPr>
-      <w:r>
-        <w:rPr>
-          <w:b/>
-          <w:bCs/>
-        </w:rPr>
-        <w:t xml:space="preserve">Recovery-Karte:</w:t>
-      </w:r>
-      <w:r>
-        <w:t xml:space="preserve"> </w:t>
-      </w:r>
-      <w:r>
-        <w:t xml:space="preserve">Braucht der Lauf dich, nennt eine Karte den nächsten</w:t>
-      </w:r>
-      <w:r>
-        <w:t xml:space="preserve"> </w:t>
-      </w:r>
-      <w:r>
-        <w:t xml:space="preserve">Schritt — z. B.</w:t>
-      </w:r>
-      <w:r>
-        <w:t xml:space="preserve"> </w:t>
-      </w:r>
-      <w:r>
-        <w:rPr>
-          <w:rStyle w:val="VerbatimChar"/>
-        </w:rPr>
-        <w:t xml:space="preserve">adw approve &lt;id&gt; --repo &lt;pfad&gt;</w:t>
-      </w:r>
-      <w:r>
-        <w:t xml:space="preserve"> </w:t>
-      </w:r>
-      <w:r>
-        <w:t xml:space="preserve">oder den Eskalationsbericht.</w:t>
-      </w:r>
-    </w:p>
-    <w:p>
-      <w:pPr>
-        <w:pStyle w:val="Compact"/>
-        <w:numPr>
-          <w:ilvl w:val="0"/>
-          <w:numId w:val="1007"/>
-        </w:numPr>
-      </w:pPr>
-      <w:r>
-        <w:rPr>
-          <w:b/>
-          <w:bCs/>
-        </w:rPr>
-        <w:t xml:space="preserve">Plan-Skelett:</w:t>
-      </w:r>
-      <w:r>
-        <w:t xml:space="preserve"> </w:t>
-      </w:r>
-      <w:r>
-        <w:t xml:space="preserve">die Tasks aus</w:t>
-      </w:r>
-      <w:r>
-        <w:t xml:space="preserve"> </w:t>
-      </w:r>
-      <w:r>
-        <w:rPr>
-          <w:rStyle w:val="VerbatimChar"/>
-        </w:rPr>
-        <w:t xml:space="preserve">plan.md</w:t>
-      </w:r>
-      <w:r>
-        <w:t xml:space="preserve"> </w:t>
-      </w:r>
-      <w:r>
-        <w:t xml:space="preserve">über dem Trace.</w:t>
-      </w:r>
-    </w:p>
-    <w:p>
-      <w:pPr>
-        <w:pStyle w:val="Compact"/>
-        <w:numPr>
-          <w:ilvl w:val="0"/>
-          <w:numId w:val="1007"/>
-        </w:numPr>
-      </w:pPr>
-      <w:r>
-        <w:rPr>
-          <w:b/>
-          <w:bCs/>
-        </w:rPr>
-        <w:t xml:space="preserve">Änderungsumfang</w:t>
-      </w:r>
-      <w:r>
-        <w:t xml:space="preserve"> </w:t>
-      </w:r>
-      <w:r>
-        <w:t xml:space="preserve">(eingeklappt): geänderte Dateien pro Lane mit</w:t>
-      </w:r>
-      <w:r>
-        <w:t xml:space="preserve"> </w:t>
-      </w:r>
-      <w:r>
-        <w:rPr>
-          <w:rStyle w:val="VerbatimChar"/>
-        </w:rPr>
-        <w:t xml:space="preserve">+/-</w:t>
-      </w:r>
-      <w:r>
-        <w:t xml:space="preserve">-Zählern, neben dem im Kontrakt deklarierten Umfang.</w:t>
-      </w:r>
-    </w:p>
-    <w:p>
-      <w:pPr>
-        <w:pStyle w:val="Compact"/>
-        <w:numPr>
-          <w:ilvl w:val="0"/>
-          <w:numId w:val="1007"/>
-        </w:numPr>
-      </w:pPr>
-      <w:r>
-        <w:rPr>
-          <w:b/>
-          <w:bCs/>
-        </w:rPr>
-        <w:t xml:space="preserve">Tabs auf Laufebene:</w:t>
-      </w:r>
-      <w:r>
-        <w:t xml:space="preserve"> </w:t>
-      </w:r>
-      <w:r>
-        <w:rPr>
-          <w:rStyle w:val="VerbatimChar"/>
-        </w:rPr>
-        <w:t xml:space="preserve">Trace</w:t>
-      </w:r>
-      <w:r>
-        <w:t xml:space="preserve"> </w:t>
-      </w:r>
-      <w:r>
-        <w:t xml:space="preserve">(Default) ·</w:t>
-      </w:r>
-      <w:r>
-        <w:t xml:space="preserve"> </w:t>
-      </w:r>
-      <w:r>
-        <w:rPr>
-          <w:rStyle w:val="VerbatimChar"/>
-        </w:rPr>
-        <w:t xml:space="preserve">Timeline</w:t>
-      </w:r>
-      <w:r>
-        <w:t xml:space="preserve"> </w:t>
-      </w:r>
-      <w:r>
-        <w:t xml:space="preserve">(Swimlanes: wohin geht</w:t>
-      </w:r>
-      <w:r>
-        <w:t xml:space="preserve"> </w:t>
-      </w:r>
-      <w:r>
-        <w:t xml:space="preserve">die Zeit; Klick auf einen Balken springt) ·</w:t>
-      </w:r>
-      <w:r>
-        <w:t xml:space="preserve"> </w:t>
-      </w:r>
-      <w:r>
-        <w:rPr>
-          <w:rStyle w:val="VerbatimChar"/>
-        </w:rPr>
-        <w:t xml:space="preserve">Artifacts</w:t>
-      </w:r>
-      <w:r>
-        <w:t xml:space="preserve"> </w:t>
-      </w:r>
-      <w:r>
-        <w:t xml:space="preserve">(Issue, Spec, Plan,</w:t>
-      </w:r>
-      <w:r>
-        <w:t xml:space="preserve"> </w:t>
-      </w:r>
-      <w:r>
-        <w:t xml:space="preserve">Kontrakt, Zusammenfassungen, Entwürfe nebeneinander, Eskalation, Follow-ups) ·</w:t>
-      </w:r>
-      <w:r>
-        <w:t xml:space="preserve"> </w:t>
-      </w:r>
-      <w:r>
-        <w:rPr>
-          <w:rStyle w:val="VerbatimChar"/>
-        </w:rPr>
-        <w:t xml:space="preserve">Raw</w:t>
-      </w:r>
-      <w:r>
-        <w:t xml:space="preserve"> </w:t>
-      </w:r>
-      <w:r>
-        <w:t xml:space="preserve">(filterbares Ereignis-Log — der Fallback, der immer funktioniert).</w:t>
-      </w:r>
-    </w:p>
-    <w:p>
-      <w:pPr>
-        <w:pStyle w:val="Compact"/>
-        <w:numPr>
-          <w:ilvl w:val="0"/>
-          <w:numId w:val="1007"/>
-        </w:numPr>
-      </w:pPr>
-      <w:r>
-        <w:rPr>
-          <w:b/>
-          <w:bCs/>
-        </w:rPr>
-        <w:t xml:space="preserve">Live:</w:t>
-      </w:r>
-      <w:r>
-        <w:t xml:space="preserve"> </w:t>
-      </w:r>
-      <w:r>
-        <w:t xml:space="preserve">Solange ein Lauf aktiv ist, aktualisiert sich die Seite selbst</w:t>
-      </w:r>
-      <w:r>
-        <w:t xml:space="preserve"> </w:t>
-      </w:r>
-      <w:r>
-        <w:t xml:space="preserve">(Server-Sent Events, entprellt); ein fertiger Lauf ist statisch.</w:t>
-      </w:r>
-    </w:p>
-    <w:bookmarkEnd w:id="52"/>
-    <w:bookmarkStart w:id="53" w:name="tastatur"/>
-    <w:p>
-      <w:pPr>
-        <w:pStyle w:val="Heading3"/>
-      </w:pPr>
-      <w:r>
-        <w:t xml:space="preserve">8.4 Tastatur</w:t>
-      </w:r>
-    </w:p>
-    <w:p>
-      <w:pPr>
-        <w:pStyle w:val="FirstParagraph"/>
-      </w:pPr>
-      <w:r>
-        <w:t xml:space="preserve">Der Trace-Baum ist ein einziger Tab-Halt; darin:</w:t>
       </w:r>
     </w:p>
     <w:tbl>
@@ -8709,19 +7002,19 @@
               <w:jc w:val="left"/>
             </w:pPr>
             <w:r>
-              <w:t xml:space="preserve">Taste</w:t>
-            </w:r>
-          </w:p>
-        </w:tc>
-        <w:tc>
-          <w:tcPr/>
-          <w:p>
-            <w:pPr>
-              <w:pStyle w:val="Compact"/>
-              <w:jc w:val="left"/>
-            </w:pPr>
-            <w:r>
-              <w:t xml:space="preserve">Wirkung</w:t>
+              <w:t xml:space="preserve">Option</w:t>
+            </w:r>
+          </w:p>
+        </w:tc>
+        <w:tc>
+          <w:tcPr/>
+          <w:p>
+            <w:pPr>
+              <w:pStyle w:val="Compact"/>
+              <w:jc w:val="left"/>
+            </w:pPr>
+            <w:r>
+              <w:t xml:space="preserve">Bedeutung</w:t>
             </w:r>
           </w:p>
         </w:tc>
@@ -8735,19 +7028,22 @@
               <w:jc w:val="left"/>
             </w:pPr>
             <w:r>
-              <w:t xml:space="preserve">↓ / ↑</w:t>
-            </w:r>
-          </w:p>
-        </w:tc>
-        <w:tc>
-          <w:tcPr/>
-          <w:p>
-            <w:pPr>
-              <w:pStyle w:val="Compact"/>
-              <w:jc w:val="left"/>
-            </w:pPr>
-            <w:r>
-              <w:t xml:space="preserve">nächste / vorige sichtbare Zeile</w:t>
+              <w:rPr>
+                <w:rStyle w:val="VerbatimChar"/>
+              </w:rPr>
+              <w:t xml:space="preserve">--issue TEXT</w:t>
+            </w:r>
+          </w:p>
+        </w:tc>
+        <w:tc>
+          <w:tcPr/>
+          <w:p>
+            <w:pPr>
+              <w:pStyle w:val="Compact"/>
+              <w:jc w:val="left"/>
+            </w:pPr>
+            <w:r>
+              <w:t xml:space="preserve">Issue-Text direkt.</w:t>
             </w:r>
           </w:p>
         </w:tc>
@@ -8761,19 +7057,49 @@
               <w:jc w:val="left"/>
             </w:pPr>
             <w:r>
-              <w:t xml:space="preserve">→</w:t>
-            </w:r>
-          </w:p>
-        </w:tc>
-        <w:tc>
-          <w:tcPr/>
-          <w:p>
-            <w:pPr>
-              <w:pStyle w:val="Compact"/>
-              <w:jc w:val="left"/>
-            </w:pPr>
-            <w:r>
-              <w:t xml:space="preserve">Klappzeile öffnen; ist sie offen, zum ersten Kind</w:t>
+              <w:rPr>
+                <w:rStyle w:val="VerbatimChar"/>
+              </w:rPr>
+              <w:t xml:space="preserve">--gitlab-issue ID</w:t>
+            </w:r>
+          </w:p>
+        </w:tc>
+        <w:tc>
+          <w:tcPr/>
+          <w:p>
+            <w:pPr>
+              <w:pStyle w:val="Compact"/>
+              <w:jc w:val="left"/>
+            </w:pPr>
+            <w:r>
+              <w:t xml:space="preserve">Holt</w:t>
+            </w:r>
+            <w:r>
+              <w:t xml:space="preserve"> </w:t>
+            </w:r>
+            <w:r>
+              <w:rPr>
+                <w:rStyle w:val="VerbatimChar"/>
+              </w:rPr>
+              <w:t xml:space="preserve">#iid: Titel</w:t>
+            </w:r>
+            <w:r>
+              <w:t xml:space="preserve"> </w:t>
+            </w:r>
+            <w:r>
+              <w:t xml:space="preserve">+ Beschreibung via</w:t>
+            </w:r>
+            <w:r>
+              <w:t xml:space="preserve"> </w:t>
+            </w:r>
+            <w:r>
+              <w:rPr>
+                <w:rStyle w:val="VerbatimChar"/>
+              </w:rPr>
+              <w:t xml:space="preserve">glab issue view ID --output json</w:t>
+            </w:r>
+            <w:r>
+              <w:t xml:space="preserve">.</w:t>
             </w:r>
           </w:p>
         </w:tc>
@@ -8787,19 +7113,49 @@
               <w:jc w:val="left"/>
             </w:pPr>
             <w:r>
-              <w:t xml:space="preserve">←</w:t>
-            </w:r>
-          </w:p>
-        </w:tc>
-        <w:tc>
-          <w:tcPr/>
-          <w:p>
-            <w:pPr>
-              <w:pStyle w:val="Compact"/>
-              <w:jc w:val="left"/>
-            </w:pPr>
-            <w:r>
-              <w:t xml:space="preserve">Klappzeile schließen; ist sie zu, zur Elternzeile</w:t>
+              <w:rPr>
+                <w:rStyle w:val="VerbatimChar"/>
+              </w:rPr>
+              <w:t xml:space="preserve">--github-issue NR</w:t>
+            </w:r>
+          </w:p>
+        </w:tc>
+        <w:tc>
+          <w:tcPr/>
+          <w:p>
+            <w:pPr>
+              <w:pStyle w:val="Compact"/>
+              <w:jc w:val="left"/>
+            </w:pPr>
+            <w:r>
+              <w:t xml:space="preserve">Holt</w:t>
+            </w:r>
+            <w:r>
+              <w:t xml:space="preserve"> </w:t>
+            </w:r>
+            <w:r>
+              <w:rPr>
+                <w:rStyle w:val="VerbatimChar"/>
+              </w:rPr>
+              <w:t xml:space="preserve">#number: Titel</w:t>
+            </w:r>
+            <w:r>
+              <w:t xml:space="preserve"> </w:t>
+            </w:r>
+            <w:r>
+              <w:t xml:space="preserve">+ Body via</w:t>
+            </w:r>
+            <w:r>
+              <w:t xml:space="preserve"> </w:t>
+            </w:r>
+            <w:r>
+              <w:rPr>
+                <w:rStyle w:val="VerbatimChar"/>
+              </w:rPr>
+              <w:t xml:space="preserve">gh issue view NR --json number,title,body</w:t>
+            </w:r>
+            <w:r>
+              <w:t xml:space="preserve">.</w:t>
             </w:r>
           </w:p>
         </w:tc>
@@ -8813,19 +7169,52 @@
               <w:jc w:val="left"/>
             </w:pPr>
             <w:r>
-              <w:t xml:space="preserve">Enter, Leertaste</w:t>
-            </w:r>
-          </w:p>
-        </w:tc>
-        <w:tc>
-          <w:tcPr/>
-          <w:p>
-            <w:pPr>
-              <w:pStyle w:val="Compact"/>
-              <w:jc w:val="left"/>
-            </w:pPr>
-            <w:r>
-              <w:t xml:space="preserve">Knoten auswählen (wie ein Klick)</w:t>
+              <w:rPr>
+                <w:rStyle w:val="VerbatimChar"/>
+              </w:rPr>
+              <w:t xml:space="preserve">--parallel</w:t>
+            </w:r>
+          </w:p>
+        </w:tc>
+        <w:tc>
+          <w:tcPr/>
+          <w:p>
+            <w:pPr>
+              <w:pStyle w:val="Compact"/>
+              <w:jc w:val="left"/>
+            </w:pPr>
+            <w:r>
+              <w:t xml:space="preserve">Baut</w:t>
+            </w:r>
+            <w:r>
+              <w:t xml:space="preserve"> </w:t>
+            </w:r>
+            <w:r>
+              <w:rPr>
+                <w:rStyle w:val="VerbatimChar"/>
+              </w:rPr>
+              <w:t xml:space="preserve">backend</w:t>
+            </w:r>
+            <w:r>
+              <w:t xml:space="preserve"> </w:t>
+            </w:r>
+            <w:r>
+              <w:t xml:space="preserve">und</w:t>
+            </w:r>
+            <w:r>
+              <w:t xml:space="preserve"> </w:t>
+            </w:r>
+            <w:r>
+              <w:rPr>
+                <w:rStyle w:val="VerbatimChar"/>
+              </w:rPr>
+              <w:t xml:space="preserve">frontend</w:t>
+            </w:r>
+            <w:r>
+              <w:t xml:space="preserve"> </w:t>
+            </w:r>
+            <w:r>
+              <w:t xml:space="preserve">in parallelen Lanes; aktiviert Integration + E2E.</w:t>
             </w:r>
           </w:p>
         </w:tc>
@@ -8839,19 +7228,142 @@
               <w:jc w:val="left"/>
             </w:pPr>
             <w:r>
-              <w:t xml:space="preserve">Pos1 / Ende</w:t>
-            </w:r>
-          </w:p>
-        </w:tc>
-        <w:tc>
-          <w:tcPr/>
-          <w:p>
-            <w:pPr>
-              <w:pStyle w:val="Compact"/>
-              <w:jc w:val="left"/>
-            </w:pPr>
-            <w:r>
-              <w:t xml:space="preserve">erste / letzte sichtbare Zeile</w:t>
+              <w:rPr>
+                <w:rStyle w:val="VerbatimChar"/>
+              </w:rPr>
+              <w:t xml:space="preserve">--dry-run</w:t>
+            </w:r>
+          </w:p>
+        </w:tc>
+        <w:tc>
+          <w:tcPr/>
+          <w:p>
+            <w:pPr>
+              <w:pStyle w:val="Compact"/>
+              <w:jc w:val="left"/>
+            </w:pPr>
+            <w:r>
+              <w:t xml:space="preserve">Mock-Agents, Fake-CI, kein Push, 0 Tokens. Steht im State.</w:t>
+            </w:r>
+          </w:p>
+        </w:tc>
+      </w:tr>
+      <w:tr>
+        <w:tc>
+          <w:tcPr/>
+          <w:p>
+            <w:pPr>
+              <w:pStyle w:val="Compact"/>
+              <w:jc w:val="left"/>
+            </w:pPr>
+            <w:r>
+              <w:rPr>
+                <w:rStyle w:val="VerbatimChar"/>
+              </w:rPr>
+              <w:t xml:space="preserve">--gates MODUS</w:t>
+            </w:r>
+          </w:p>
+        </w:tc>
+        <w:tc>
+          <w:tcPr/>
+          <w:p>
+            <w:pPr>
+              <w:pStyle w:val="Compact"/>
+              <w:jc w:val="left"/>
+            </w:pPr>
+            <w:r>
+              <w:t xml:space="preserve">Freigabe-Gates, siehe §6.1. Default</w:t>
+            </w:r>
+            <w:r>
+              <w:t xml:space="preserve"> </w:t>
+            </w:r>
+            <w:r>
+              <w:rPr>
+                <w:rStyle w:val="VerbatimChar"/>
+              </w:rPr>
+              <w:t xml:space="preserve">plan</w:t>
+            </w:r>
+            <w:r>
+              <w:t xml:space="preserve">.</w:t>
+            </w:r>
+          </w:p>
+        </w:tc>
+      </w:tr>
+      <w:tr>
+        <w:tc>
+          <w:tcPr/>
+          <w:p>
+            <w:pPr>
+              <w:pStyle w:val="Compact"/>
+              <w:jc w:val="left"/>
+            </w:pPr>
+            <w:r>
+              <w:rPr>
+                <w:rStyle w:val="VerbatimChar"/>
+              </w:rPr>
+              <w:t xml:space="preserve">--no-approval</w:t>
+            </w:r>
+            <w:r>
+              <w:t xml:space="preserve">,</w:t>
+            </w:r>
+            <w:r>
+              <w:t xml:space="preserve"> </w:t>
+            </w:r>
+            <w:r>
+              <w:rPr>
+                <w:rStyle w:val="VerbatimChar"/>
+              </w:rPr>
+              <w:t xml:space="preserve">--spec-approval</w:t>
+            </w:r>
+          </w:p>
+        </w:tc>
+        <w:tc>
+          <w:tcPr/>
+          <w:p>
+            <w:pPr>
+              <w:pStyle w:val="Compact"/>
+              <w:jc w:val="left"/>
+            </w:pPr>
+            <w:r>
+              <w:t xml:space="preserve">Altflags, weiterhin gültig (§6.1).</w:t>
+            </w:r>
+          </w:p>
+        </w:tc>
+      </w:tr>
+      <w:tr>
+        <w:tc>
+          <w:tcPr/>
+          <w:p>
+            <w:pPr>
+              <w:pStyle w:val="Compact"/>
+              <w:jc w:val="left"/>
+            </w:pPr>
+            <w:r>
+              <w:rPr>
+                <w:rStyle w:val="VerbatimChar"/>
+              </w:rPr>
+              <w:t xml:space="preserve">--base-branch NAME</w:t>
+            </w:r>
+          </w:p>
+        </w:tc>
+        <w:tc>
+          <w:tcPr/>
+          <w:p>
+            <w:pPr>
+              <w:pStyle w:val="Compact"/>
+              <w:jc w:val="left"/>
+            </w:pPr>
+            <w:r>
+              <w:rPr>
+                <w:rStyle w:val="VerbatimChar"/>
+              </w:rPr>
+              <w:t xml:space="preserve">base_branch</w:t>
+            </w:r>
+            <w:r>
+              <w:t xml:space="preserve"> </w:t>
+            </w:r>
+            <w:r>
+              <w:t xml:space="preserve">für diesen Lauf überschreiben (gepinnt).</w:t>
             </w:r>
           </w:p>
         </w:tc>
@@ -8862,31 +7374,32 @@
         <w:pStyle w:val="BodyText"/>
       </w:pPr>
       <w:r>
-        <w:t xml:space="preserve">Tab-Gruppen wechseln mit ← / →. Timeline-Zeilen sind fokussierbar und werden mit</w:t>
-      </w:r>
-      <w:r>
-        <w:t xml:space="preserve"> </w:t>
-      </w:r>
-      <w:r>
-        <w:t xml:space="preserve">Enter/Leertaste aktiviert.</w:t>
-      </w:r>
-    </w:p>
-    <w:p>
-      <w:r>
-        <w:pict>
-          <v:rect style="width:0;height:1.5pt" o:hralign="center" o:hrstd="t" o:hr="t"/>
-        </w:pict>
-      </w:r>
-    </w:p>
-    <w:bookmarkEnd w:id="53"/>
+        <w:t xml:space="preserve">Reihenfolge der Prüfungen: genau eine Issue-Quelle → Gate-Modus → Config →</w:t>
+      </w:r>
+      <w:r>
+        <w:t xml:space="preserve"> </w:t>
+      </w:r>
+      <w:r>
+        <w:t xml:space="preserve">Arbeitsbaum-Vorflug → Issue holen → Lauf anlegen. Ein Fehler in einem dieser</w:t>
+      </w:r>
+      <w:r>
+        <w:t xml:space="preserve"> </w:t>
+      </w:r>
+      <w:r>
+        <w:t xml:space="preserve">Schritte legt keinen Lauf an.</w:t>
+      </w:r>
+    </w:p>
     <w:bookmarkEnd w:id="54"/>
-    <w:bookmarkStart w:id="55" w:name="lauf-artefakte-und-wie-man-sie-liest"/>
-    <w:p>
-      <w:pPr>
-        <w:pStyle w:val="Heading2"/>
-      </w:pPr>
-      <w:r>
-        <w:t xml:space="preserve">9. Lauf-Artefakte und wie man sie liest</w:t>
+    <w:bookmarkStart w:id="55" w:name="adw-resume-run_id"/>
+    <w:p>
+      <w:pPr>
+        <w:pStyle w:val="Heading3"/>
+      </w:pPr>
+      <w:r>
+        <w:rPr>
+          <w:rStyle w:val="VerbatimChar"/>
+        </w:rPr>
+        <w:t xml:space="preserve">adw resume RUN_ID</w:t>
       </w:r>
     </w:p>
     <w:p>
@@ -8894,48 +7407,363 @@
         <w:pStyle w:val="FirstParagraph"/>
       </w:pPr>
       <w:r>
-        <w:t xml:space="preserve">Alles zu einem Lauf liegt unter</w:t>
-      </w:r>
-      <w:r>
-        <w:t xml:space="preserve"> </w:t>
-      </w:r>
-      <w:r>
-        <w:rPr>
-          <w:rStyle w:val="VerbatimChar"/>
-        </w:rPr>
-        <w:t xml:space="preserve">&lt;ziel&gt;/.adw/runs/&lt;run_id&gt;/</w:t>
-      </w:r>
-      <w:r>
-        <w:t xml:space="preserve"> </w:t>
-      </w:r>
-      <w:r>
-        <w:t xml:space="preserve">(8-stellige</w:t>
-      </w:r>
-      <w:r>
-        <w:t xml:space="preserve"> </w:t>
-      </w:r>
-      <w:r>
-        <w:t xml:space="preserve">Hex-ID), gitignoriert und nur für dich lesbar (</w:t>
-      </w:r>
-      <w:r>
-        <w:rPr>
-          <w:rStyle w:val="VerbatimChar"/>
-        </w:rPr>
-        <w:t xml:space="preserve">0600</w:t>
-      </w:r>
-      <w:r>
-        <w:t xml:space="preserve"> </w:t>
-      </w:r>
-      <w:r>
-        <w:t xml:space="preserve">für State und Log).</w:t>
+        <w:t xml:space="preserve">Setzt einen Lauf in seiner persistierten Phase fort — nach Absturz,</w:t>
+      </w:r>
+      <w:r>
+        <w:t xml:space="preserve"> </w:t>
+      </w:r>
+      <w:r>
+        <w:rPr>
+          <w:rStyle w:val="VerbatimChar"/>
+        </w:rPr>
+        <w:t xml:space="preserve">Strg-C</w:t>
+      </w:r>
+      <w:r>
+        <w:t xml:space="preserve">,</w:t>
+      </w:r>
+      <w:r>
+        <w:t xml:space="preserve"> </w:t>
+      </w:r>
+      <w:r>
+        <w:t xml:space="preserve">erschöpftem Plan-Limit oder verweigertem Vorflug. Ein</w:t>
+      </w:r>
+      <w:r>
+        <w:t xml:space="preserve"> </w:t>
+      </w:r>
+      <w:r>
+        <w:rPr>
+          <w:rStyle w:val="VerbatimChar"/>
+        </w:rPr>
+        <w:t xml:space="preserve">escalated</w:t>
+      </w:r>
+      <w:r>
+        <w:t xml:space="preserve">-Lauf wird</w:t>
+      </w:r>
+      <w:r>
+        <w:t xml:space="preserve"> </w:t>
+      </w:r>
+      <w:r>
+        <w:t xml:space="preserve">abgelehnt (Bericht lesen, neuen Lauf starten). Auf einem Lauf, der an einem Gate</w:t>
+      </w:r>
+      <w:r>
+        <w:t xml:space="preserve"> </w:t>
+      </w:r>
+      <w:r>
+        <w:t xml:space="preserve">pausiert, pausiert</w:t>
+      </w:r>
+      <w:r>
+        <w:t xml:space="preserve"> </w:t>
+      </w:r>
+      <w:r>
+        <w:rPr>
+          <w:rStyle w:val="VerbatimChar"/>
+        </w:rPr>
+        <w:t xml:space="preserve">resume</w:t>
+      </w:r>
+      <w:r>
+        <w:t xml:space="preserve"> </w:t>
+      </w:r>
+      <w:r>
+        <w:t xml:space="preserve">einfach erneut (Exit 2) — dafür</w:t>
+      </w:r>
+      <w:r>
+        <w:t xml:space="preserve"> </w:t>
+      </w:r>
+      <w:r>
+        <w:rPr>
+          <w:rStyle w:val="VerbatimChar"/>
+        </w:rPr>
+        <w:t xml:space="preserve">approve</w:t>
+      </w:r>
+      <w:r>
+        <w:t xml:space="preserve"> </w:t>
+      </w:r>
+      <w:r>
+        <w:t xml:space="preserve">nutzen.</w:t>
+      </w:r>
+    </w:p>
+    <w:bookmarkEnd w:id="55"/>
+    <w:bookmarkStart w:id="56" w:name="adw-approve-run_id"/>
+    <w:p>
+      <w:pPr>
+        <w:pStyle w:val="Heading3"/>
+      </w:pPr>
+      <w:r>
+        <w:rPr>
+          <w:rStyle w:val="VerbatimChar"/>
+        </w:rPr>
+        <w:t xml:space="preserve">adw approve RUN_ID</w:t>
+      </w:r>
+    </w:p>
+    <w:p>
+      <w:pPr>
+        <w:pStyle w:val="FirstParagraph"/>
+      </w:pPr>
+      <w:r>
+        <w:t xml:space="preserve">Erteilt die ausstehende Freigabe (Spec-Gate, Plan-Gate oder Haltepunkt) und läuft</w:t>
+      </w:r>
+      <w:r>
+        <w:t xml:space="preserve"> </w:t>
+      </w:r>
+      <w:r>
+        <w:t xml:space="preserve">im selben Prozess weiter. Wird sauber abgelehnt, wenn der Lauf nicht wartet.</w:t>
+      </w:r>
+    </w:p>
+    <w:p>
+      <w:pPr>
+        <w:pStyle w:val="BodyText"/>
+      </w:pPr>
+      <w:r>
+        <w:rPr>
+          <w:rStyle w:val="VerbatimChar"/>
+        </w:rPr>
+        <w:t xml:space="preserve">resume</w:t>
+      </w:r>
+      <w:r>
+        <w:t xml:space="preserve">,</w:t>
+      </w:r>
+      <w:r>
+        <w:t xml:space="preserve"> </w:t>
+      </w:r>
+      <w:r>
+        <w:rPr>
+          <w:rStyle w:val="VerbatimChar"/>
+        </w:rPr>
+        <w:t xml:space="preserve">approve</w:t>
+      </w:r>
+      <w:r>
+        <w:t xml:space="preserve"> </w:t>
+      </w:r>
+      <w:r>
+        <w:t xml:space="preserve">und</w:t>
+      </w:r>
+      <w:r>
+        <w:t xml:space="preserve"> </w:t>
+      </w:r>
+      <w:r>
+        <w:rPr>
+          <w:rStyle w:val="VerbatimChar"/>
+        </w:rPr>
+        <w:t xml:space="preserve">run</w:t>
+      </w:r>
+      <w:r>
+        <w:t xml:space="preserve"> </w:t>
+      </w:r>
+      <w:r>
+        <w:t xml:space="preserve">halten einen Ausführungs-Lock pro Lauf: zwei</w:t>
+      </w:r>
+      <w:r>
+        <w:t xml:space="preserve"> </w:t>
+      </w:r>
+      <w:r>
+        <w:t xml:space="preserve">gleichzeitige Fortsetzungen desselben Laufs können nicht beide ausführen (kein</w:t>
+      </w:r>
+      <w:r>
+        <w:t xml:space="preserve"> </w:t>
+      </w:r>
+      <w:r>
+        <w:t xml:space="preserve">doppelter Push).</w:t>
+      </w:r>
+    </w:p>
+    <w:bookmarkEnd w:id="56"/>
+    <w:bookmarkStart w:id="57" w:name="adw-status-run_id"/>
+    <w:p>
+      <w:pPr>
+        <w:pStyle w:val="Heading3"/>
+      </w:pPr>
+      <w:r>
+        <w:rPr>
+          <w:rStyle w:val="VerbatimChar"/>
+        </w:rPr>
+        <w:t xml:space="preserve">adw status [RUN_ID]</w:t>
+      </w:r>
+    </w:p>
+    <w:p>
+      <w:pPr>
+        <w:pStyle w:val="FirstParagraph"/>
+      </w:pPr>
+      <w:r>
+        <w:t xml:space="preserve">Eine Zeile pro Lauf:</w:t>
+      </w:r>
+      <w:r>
+        <w:t xml:space="preserve"> </w:t>
+      </w:r>
+      <w:r>
+        <w:rPr>
+          <w:rStyle w:val="VerbatimChar"/>
+        </w:rPr>
+        <w:t xml:space="preserve">run_id  phase  single|parallel  [dry-run]  erste Zeile des Issues</w:t>
+      </w:r>
+      <w:r>
+        <w:t xml:space="preserve">.</w:t>
+      </w:r>
+    </w:p>
+    <w:bookmarkEnd w:id="57"/>
+    <w:bookmarkStart w:id="58" w:name="adw-gui"/>
+    <w:p>
+      <w:pPr>
+        <w:pStyle w:val="Heading3"/>
+      </w:pPr>
+      <w:r>
+        <w:rPr>
+          <w:rStyle w:val="VerbatimChar"/>
+        </w:rPr>
+        <w:t xml:space="preserve">adw gui</w:t>
+      </w:r>
+    </w:p>
+    <w:p>
+      <w:pPr>
+        <w:pStyle w:val="FirstParagraph"/>
+      </w:pPr>
+      <w:r>
+        <w:t xml:space="preserve">Siehe §8.</w:t>
+      </w:r>
+      <w:r>
+        <w:t xml:space="preserve"> </w:t>
+      </w:r>
+      <w:r>
+        <w:rPr>
+          <w:rStyle w:val="VerbatimChar"/>
+        </w:rPr>
+        <w:t xml:space="preserve">--repo</w:t>
+      </w:r>
+      <w:r>
+        <w:t xml:space="preserve"> </w:t>
+      </w:r>
+      <w:r>
+        <w:t xml:space="preserve">ist wiederholbar;</w:t>
+      </w:r>
+      <w:r>
+        <w:t xml:space="preserve"> </w:t>
+      </w:r>
+      <w:r>
+        <w:rPr>
+          <w:rStyle w:val="VerbatimChar"/>
+        </w:rPr>
+        <w:t xml:space="preserve">--host</w:t>
+      </w:r>
+      <w:r>
+        <w:t xml:space="preserve"> </w:t>
+      </w:r>
+      <w:r>
+        <w:t xml:space="preserve">muss eine Loopback-Adresse sein,</w:t>
+      </w:r>
+      <w:r>
+        <w:t xml:space="preserve"> </w:t>
+      </w:r>
+      <w:r>
+        <w:t xml:space="preserve">außer mit</w:t>
+      </w:r>
+      <w:r>
+        <w:t xml:space="preserve"> </w:t>
+      </w:r>
+      <w:r>
+        <w:rPr>
+          <w:rStyle w:val="VerbatimChar"/>
+        </w:rPr>
+        <w:t xml:space="preserve">--i-know</w:t>
+      </w:r>
+      <w:r>
+        <w:t xml:space="preserve">;</w:t>
+      </w:r>
+      <w:r>
+        <w:t xml:space="preserve"> </w:t>
+      </w:r>
+      <w:r>
+        <w:rPr>
+          <w:rStyle w:val="VerbatimChar"/>
+        </w:rPr>
+        <w:t xml:space="preserve">--open</w:t>
+      </w:r>
+      <w:r>
+        <w:t xml:space="preserve"> </w:t>
+      </w:r>
+      <w:r>
+        <w:t xml:space="preserve">öffnet den Browser.</w:t>
+      </w:r>
+    </w:p>
+    <w:bookmarkEnd w:id="58"/>
+    <w:bookmarkStart w:id="59" w:name="adw-runs-list--adw-runs-prune"/>
+    <w:p>
+      <w:pPr>
+        <w:pStyle w:val="Heading3"/>
+      </w:pPr>
+      <w:r>
+        <w:rPr>
+          <w:rStyle w:val="VerbatimChar"/>
+        </w:rPr>
+        <w:t xml:space="preserve">adw runs list</w:t>
+      </w:r>
+      <w:r>
+        <w:t xml:space="preserve"> </w:t>
+      </w:r>
+      <w:r>
+        <w:t xml:space="preserve">/</w:t>
+      </w:r>
+      <w:r>
+        <w:t xml:space="preserve"> </w:t>
+      </w:r>
+      <w:r>
+        <w:rPr>
+          <w:rStyle w:val="VerbatimChar"/>
+        </w:rPr>
+        <w:t xml:space="preserve">adw runs prune</w:t>
+      </w:r>
+    </w:p>
+    <w:p>
+      <w:pPr>
+        <w:pStyle w:val="FirstParagraph"/>
+      </w:pPr>
+      <w:r>
+        <w:t xml:space="preserve">Siehe §11.</w:t>
+      </w:r>
+      <w:r>
+        <w:t xml:space="preserve"> </w:t>
+      </w:r>
+      <w:r>
+        <w:rPr>
+          <w:rStyle w:val="VerbatimChar"/>
+        </w:rPr>
+        <w:t xml:space="preserve">--repo</w:t>
+      </w:r>
+      <w:r>
+        <w:t xml:space="preserve"> </w:t>
+      </w:r>
+      <w:r>
+        <w:t xml:space="preserve">muss die</w:t>
+      </w:r>
+      <w:r>
+        <w:t xml:space="preserve"> </w:t>
+      </w:r>
+      <w:r>
+        <w:rPr>
+          <w:b/>
+          <w:bCs/>
+        </w:rPr>
+        <w:t xml:space="preserve">Wurzel</w:t>
+      </w:r>
+      <w:r>
+        <w:t xml:space="preserve"> </w:t>
+      </w:r>
+      <w:r>
+        <w:t xml:space="preserve">eines Git-Arbeitsbaums sein.</w:t>
+      </w:r>
+    </w:p>
+    <w:bookmarkEnd w:id="59"/>
+    <w:bookmarkStart w:id="60" w:name="exit-codes"/>
+    <w:p>
+      <w:pPr>
+        <w:pStyle w:val="Heading3"/>
+      </w:pPr>
+      <w:r>
+        <w:t xml:space="preserve">Exit-Codes</w:t>
       </w:r>
     </w:p>
     <w:tbl>
       <w:tblPr>
         <w:tblStyle w:val="Table"/>
-        <w:tblW w:type="pct" w:w="5000"/>
+        <w:tblW w:type="auto" w:w="0"/>
         <w:jc w:val="left"/>
-        <w:tblLayout w:type="fixed"/>
         <w:tblLook w:firstRow="1" w:lastRow="0" w:firstColumn="0" w:lastColumn="0" w:noHBand="0" w:noVBand="0" w:val="0020"/>
       </w:tblPr>
       <w:tblGrid>
@@ -8955,31 +7783,31 @@
               <w:jc w:val="left"/>
             </w:pPr>
             <w:r>
-              <w:t xml:space="preserve">Pfad</w:t>
-            </w:r>
-          </w:p>
-        </w:tc>
-        <w:tc>
-          <w:tcPr/>
-          <w:p>
-            <w:pPr>
-              <w:pStyle w:val="Compact"/>
-              <w:jc w:val="left"/>
-            </w:pPr>
-            <w:r>
-              <w:t xml:space="preserve">Was es ist</w:t>
-            </w:r>
-          </w:p>
-        </w:tc>
-        <w:tc>
-          <w:tcPr/>
-          <w:p>
-            <w:pPr>
-              <w:pStyle w:val="Compact"/>
-              <w:jc w:val="left"/>
-            </w:pPr>
-            <w:r>
-              <w:t xml:space="preserve">Lesen, wenn</w:t>
+              <w:t xml:space="preserve">Code</w:t>
+            </w:r>
+          </w:p>
+        </w:tc>
+        <w:tc>
+          <w:tcPr/>
+          <w:p>
+            <w:pPr>
+              <w:pStyle w:val="Compact"/>
+              <w:jc w:val="left"/>
+            </w:pPr>
+            <w:r>
+              <w:t xml:space="preserve">Bedeutung</w:t>
+            </w:r>
+          </w:p>
+        </w:tc>
+        <w:tc>
+          <w:tcPr/>
+          <w:p>
+            <w:pPr>
+              <w:pStyle w:val="Compact"/>
+              <w:jc w:val="left"/>
+            </w:pPr>
+            <w:r>
+              <w:t xml:space="preserve">Nächster Schritt</w:t>
             </w:r>
           </w:p>
         </w:tc>
@@ -8996,190 +7824,126 @@
               <w:rPr>
                 <w:rStyle w:val="VerbatimChar"/>
               </w:rPr>
-              <w:t xml:space="preserve">state.json</w:t>
-            </w:r>
-          </w:p>
-        </w:tc>
-        <w:tc>
-          <w:tcPr/>
-          <w:p>
-            <w:pPr>
-              <w:pStyle w:val="Compact"/>
-              <w:jc w:val="left"/>
-            </w:pPr>
-            <w:r>
-              <w:t xml:space="preserve">Vollständiger Run-State: Phase, Lanes (Worktree, Branch, Session, Ports, Zähler, RED-Beweis), offene Fix-Tasks, Review-Runden, gepinnte Einstellungen. Atomar geschrieben.</w:t>
-            </w:r>
-          </w:p>
-        </w:tc>
-        <w:tc>
-          <w:tcPr/>
-          <w:p>
-            <w:pPr>
-              <w:pStyle w:val="Compact"/>
-              <w:jc w:val="left"/>
-            </w:pPr>
-            <w:r>
-              <w:t xml:space="preserve">ein Resume zu debuggen ist; nie von Hand ändern.</w:t>
-            </w:r>
-          </w:p>
-        </w:tc>
-      </w:tr>
-      <w:tr>
-        <w:tc>
-          <w:tcPr/>
-          <w:p>
-            <w:pPr>
-              <w:pStyle w:val="Compact"/>
-              <w:jc w:val="left"/>
-            </w:pPr>
+              <w:t xml:space="preserve">0</w:t>
+            </w:r>
+          </w:p>
+        </w:tc>
+        <w:tc>
+          <w:tcPr/>
+          <w:p>
+            <w:pPr>
+              <w:pStyle w:val="Compact"/>
+              <w:jc w:val="left"/>
+            </w:pPr>
+            <w:r>
+              <w:t xml:space="preserve">Fertig — Branch gepusht, Pipeline (+ Staging-Job) grün. Oder: ein</w:t>
+            </w:r>
+            <w:r>
+              <w:t xml:space="preserve"> </w:t>
+            </w:r>
             <w:r>
               <w:rPr>
                 <w:rStyle w:val="VerbatimChar"/>
               </w:rPr>
-              <w:t xml:space="preserve">events.jsonl</w:t>
-            </w:r>
-            <w:r>
-              <w:t xml:space="preserve"> </w:t>
-            </w:r>
-            <w:r>
-              <w:t xml:space="preserve">(oder</w:t>
-            </w:r>
-            <w:r>
-              <w:t xml:space="preserve"> </w:t>
+              <w:t xml:space="preserve">runs</w:t>
+            </w:r>
+            <w:r>
+              <w:t xml:space="preserve">-/</w:t>
             </w:r>
             <w:r>
               <w:rPr>
                 <w:rStyle w:val="VerbatimChar"/>
               </w:rPr>
-              <w:t xml:space="preserve">.gz</w:t>
-            </w:r>
-            <w:r>
-              <w:t xml:space="preserve">)</w:t>
-            </w:r>
-          </w:p>
-        </w:tc>
-        <w:tc>
-          <w:tcPr/>
-          <w:p>
-            <w:pPr>
-              <w:pStyle w:val="Compact"/>
-              <w:jc w:val="left"/>
-            </w:pPr>
-            <w:r>
-              <w:t xml:space="preserve">Ereignis-Log: Spans, Agent-Nachrichten, Tool-Aufrufe/-Ergebnisse, Gate-Ausgaben, Findings, Freigaben, Snapshots. Roh und unredigiert.</w:t>
-            </w:r>
-          </w:p>
-        </w:tc>
-        <w:tc>
-          <w:tcPr/>
-          <w:p>
-            <w:pPr>
-              <w:pStyle w:val="Compact"/>
-              <w:jc w:val="left"/>
-            </w:pPr>
-            <w:r>
-              <w:t xml:space="preserve">über die GUI, oder</w:t>
-            </w:r>
-            <w:r>
-              <w:t xml:space="preserve"> </w:t>
-            </w:r>
+              <w:t xml:space="preserve">status</w:t>
+            </w:r>
+            <w:r>
+              <w:t xml:space="preserve">-Kommando war erfolgreich.</w:t>
+            </w:r>
+          </w:p>
+        </w:tc>
+        <w:tc>
+          <w:tcPr/>
+          <w:p>
+            <w:pPr>
+              <w:pStyle w:val="Compact"/>
+              <w:jc w:val="left"/>
+            </w:pPr>
+            <w:r>
+              <w:t xml:space="preserve">MR/PR öffnen.</w:t>
+            </w:r>
+          </w:p>
+        </w:tc>
+      </w:tr>
+      <w:tr>
+        <w:tc>
+          <w:tcPr/>
+          <w:p>
+            <w:pPr>
+              <w:pStyle w:val="Compact"/>
+              <w:jc w:val="left"/>
+            </w:pPr>
             <w:r>
               <w:rPr>
                 <w:rStyle w:val="VerbatimChar"/>
               </w:rPr>
-              <w:t xml:space="preserve">jq</w:t>
-            </w:r>
-            <w:r>
-              <w:t xml:space="preserve"> </w:t>
-            </w:r>
-            <w:r>
-              <w:t xml:space="preserve">fürs Skripten.</w:t>
-            </w:r>
-          </w:p>
-        </w:tc>
-      </w:tr>
-      <w:tr>
-        <w:tc>
-          <w:tcPr/>
-          <w:p>
-            <w:pPr>
-              <w:pStyle w:val="Compact"/>
-              <w:jc w:val="left"/>
-            </w:pPr>
+              <w:t xml:space="preserve">2</w:t>
+            </w:r>
+          </w:p>
+        </w:tc>
+        <w:tc>
+          <w:tcPr/>
+          <w:p>
+            <w:pPr>
+              <w:pStyle w:val="Compact"/>
+              <w:jc w:val="left"/>
+            </w:pPr>
+            <w:r>
+              <w:t xml:space="preserve">Pausiert an einem Freigabe-Gate oder Haltepunkt. (</w:t>
+            </w:r>
             <w:r>
               <w:rPr>
                 <w:rStyle w:val="VerbatimChar"/>
               </w:rPr>
-              <w:t xml:space="preserve">issue.md</w:t>
-            </w:r>
-          </w:p>
-        </w:tc>
-        <w:tc>
-          <w:tcPr/>
-          <w:p>
-            <w:pPr>
-              <w:pStyle w:val="Compact"/>
-              <w:jc w:val="left"/>
-            </w:pPr>
-            <w:r>
-              <w:t xml:space="preserve">Der Issue-Text exakt so, wie der Lauf ihn bekam.</w:t>
-            </w:r>
-          </w:p>
-        </w:tc>
-        <w:tc>
-          <w:tcPr/>
-          <w:p>
-            <w:pPr>
-              <w:pStyle w:val="Compact"/>
-              <w:jc w:val="left"/>
-            </w:pPr>
-            <w:r>
-              <w:t xml:space="preserve">geprüft werden soll, was der Lauf gefragt wurde.</w:t>
-            </w:r>
-          </w:p>
-        </w:tc>
-      </w:tr>
-      <w:tr>
-        <w:tc>
-          <w:tcPr/>
-          <w:p>
-            <w:pPr>
-              <w:pStyle w:val="Compact"/>
-              <w:jc w:val="left"/>
-            </w:pPr>
+              <w:t xml:space="preserve">runs prune</w:t>
+            </w:r>
+            <w:r>
+              <w:t xml:space="preserve"> </w:t>
+            </w:r>
+            <w:r>
+              <w:t xml:space="preserve">nutzt 2 auch für negatives</w:t>
+            </w:r>
+            <w:r>
+              <w:t xml:space="preserve"> </w:t>
+            </w:r>
             <w:r>
               <w:rPr>
                 <w:rStyle w:val="VerbatimChar"/>
               </w:rPr>
-              <w:t xml:space="preserve">drafts/</w:t>
-            </w:r>
-          </w:p>
-        </w:tc>
-        <w:tc>
-          <w:tcPr/>
-          <w:p>
-            <w:pPr>
-              <w:pStyle w:val="Compact"/>
-              <w:jc w:val="left"/>
-            </w:pPr>
-            <w:r>
-              <w:t xml:space="preserve">Zwei unabhängige Entwürfe je Authoring-Phase:</w:t>
-            </w:r>
-            <w:r>
-              <w:t xml:space="preserve"> </w:t>
+              <w:t xml:space="preserve">--keep</w:t>
+            </w:r>
+            <w:r>
+              <w:t xml:space="preserve">/</w:t>
             </w:r>
             <w:r>
               <w:rPr>
                 <w:rStyle w:val="VerbatimChar"/>
               </w:rPr>
-              <w:t xml:space="preserve">spec.claude.md</w:t>
-            </w:r>
-            <w:r>
-              <w:t xml:space="preserve"> </w:t>
-            </w:r>
-            <w:r>
-              <w:t xml:space="preserve">/</w:t>
+              <w:t xml:space="preserve">--older-than</w:t>
+            </w:r>
+            <w:r>
+              <w:t xml:space="preserve">.)</w:t>
+            </w:r>
+          </w:p>
+        </w:tc>
+        <w:tc>
+          <w:tcPr/>
+          <w:p>
+            <w:pPr>
+              <w:pStyle w:val="Compact"/>
+              <w:jc w:val="left"/>
+            </w:pPr>
+            <w:r>
+              <w:t xml:space="preserve">Zusammenfassung lesen,</w:t>
             </w:r>
             <w:r>
               <w:t xml:space="preserve"> </w:t>
@@ -9188,570 +7952,68 @@
               <w:rPr>
                 <w:rStyle w:val="VerbatimChar"/>
               </w:rPr>
-              <w:t xml:space="preserve">spec.codex.md</w:t>
-            </w:r>
-            <w:r>
-              <w:t xml:space="preserve">,</w:t>
-            </w:r>
-            <w:r>
-              <w:t xml:space="preserve"> </w:t>
-            </w:r>
+              <w:t xml:space="preserve">adw approve &lt;id&gt;</w:t>
+            </w:r>
+            <w:r>
+              <w:t xml:space="preserve">.</w:t>
+            </w:r>
+          </w:p>
+        </w:tc>
+      </w:tr>
+      <w:tr>
+        <w:tc>
+          <w:tcPr/>
+          <w:p>
+            <w:pPr>
+              <w:pStyle w:val="Compact"/>
+              <w:jc w:val="left"/>
+            </w:pPr>
             <w:r>
               <w:rPr>
                 <w:rStyle w:val="VerbatimChar"/>
               </w:rPr>
-              <w:t xml:space="preserve">plan.*</w:t>
-            </w:r>
-            <w:r>
-              <w:t xml:space="preserve">,</w:t>
+              <w:t xml:space="preserve">1</w:t>
+            </w:r>
+          </w:p>
+        </w:tc>
+        <w:tc>
+          <w:tcPr/>
+          <w:p>
+            <w:pPr>
+              <w:pStyle w:val="Compact"/>
+              <w:jc w:val="left"/>
+            </w:pPr>
+            <w:r>
+              <w:t xml:space="preserve">Eskalation, verweigerter Vorflug, Agent-/Plan-Limit-Abbruch oder sonstiger Fehler.</w:t>
+            </w:r>
+          </w:p>
+        </w:tc>
+        <w:tc>
+          <w:tcPr/>
+          <w:p>
+            <w:pPr>
+              <w:pStyle w:val="Compact"/>
+              <w:jc w:val="left"/>
+            </w:pPr>
+            <w:r>
+              <w:t xml:space="preserve">stderr lesen; bei Eskalation</w:t>
             </w:r>
             <w:r>
               <w:t xml:space="preserve"> </w:t>
             </w:r>
-            <w:r>
-              <w:rPr>
-                <w:rStyle w:val="VerbatimChar"/>
-              </w:rPr>
-              <w:t xml:space="preserve">contract.*</w:t>
-            </w:r>
-            <w:r>
-              <w:t xml:space="preserve">; ein</w:t>
-            </w:r>
-            <w:r>
-              <w:t xml:space="preserve"> </w:t>
-            </w:r>
-            <w:r>
-              <w:rPr>
-                <w:rStyle w:val="VerbatimChar"/>
-              </w:rPr>
-              <w:t xml:space="preserve">.codex.FAILED</w:t>
-            </w:r>
-            <w:r>
-              <w:t xml:space="preserve">-Marker, wenn Codex nicht liefern konnte.</w:t>
-            </w:r>
-          </w:p>
-        </w:tc>
-        <w:tc>
-          <w:tcPr/>
-          <w:p>
-            <w:pPr>
-              <w:pStyle w:val="Compact"/>
-              <w:jc w:val="left"/>
-            </w:pPr>
-            <w:r>
-              <w:t xml:space="preserve">eine Synthese-Entscheidung nachvollzogen werden soll.</w:t>
-            </w:r>
-          </w:p>
-        </w:tc>
-      </w:tr>
-      <w:tr>
-        <w:tc>
-          <w:tcPr/>
-          <w:p>
-            <w:pPr>
-              <w:pStyle w:val="Compact"/>
-              <w:jc w:val="left"/>
-            </w:pPr>
-            <w:r>
-              <w:rPr>
-                <w:rStyle w:val="VerbatimChar"/>
-              </w:rPr>
-              <w:t xml:space="preserve">spec.md</w:t>
-            </w:r>
-            <w:r>
-              <w:t xml:space="preserve">,</w:t>
-            </w:r>
-            <w:r>
-              <w:t xml:space="preserve"> </w:t>
-            </w:r>
-            <w:r>
-              <w:rPr>
-                <w:rStyle w:val="VerbatimChar"/>
-              </w:rPr>
-              <w:t xml:space="preserve">plan.md</w:t>
-            </w:r>
-            <w:r>
-              <w:t xml:space="preserve">,</w:t>
-            </w:r>
-            <w:r>
-              <w:t xml:space="preserve"> </w:t>
-            </w:r>
-            <w:r>
-              <w:rPr>
-                <w:rStyle w:val="VerbatimChar"/>
-              </w:rPr>
-              <w:t xml:space="preserve">contract.yaml</w:t>
-            </w:r>
-          </w:p>
-        </w:tc>
-        <w:tc>
-          <w:tcPr/>
-          <w:p>
-            <w:pPr>
-              <w:pStyle w:val="Compact"/>
-              <w:jc w:val="left"/>
-            </w:pPr>
-            <w:r>
-              <w:t xml:space="preserve">Archivierte, reviewte Artefakte dieses Laufs.</w:t>
-            </w:r>
-          </w:p>
-        </w:tc>
-        <w:tc>
-          <w:tcPr/>
-          <w:p>
-            <w:pPr>
-              <w:pStyle w:val="Compact"/>
-              <w:jc w:val="left"/>
-            </w:pPr>
-            <w:r>
-              <w:t xml:space="preserve">an den Gates; danach zur Nachvollziehbarkeit.</w:t>
-            </w:r>
-          </w:p>
-        </w:tc>
-      </w:tr>
-      <w:tr>
-        <w:tc>
-          <w:tcPr/>
-          <w:p>
-            <w:pPr>
-              <w:pStyle w:val="Compact"/>
-              <w:jc w:val="left"/>
-            </w:pPr>
-            <w:r>
-              <w:rPr>
-                <w:rStyle w:val="VerbatimChar"/>
-              </w:rPr>
-              <w:t xml:space="preserve">spec-summary.md</w:t>
-            </w:r>
-            <w:r>
-              <w:t xml:space="preserve">,</w:t>
-            </w:r>
-            <w:r>
-              <w:t xml:space="preserve"> </w:t>
-            </w:r>
-            <w:r>
-              <w:rPr>
-                <w:rStyle w:val="VerbatimChar"/>
-              </w:rPr>
-              <w:t xml:space="preserve">plan-summary.md</w:t>
-            </w:r>
-          </w:p>
-        </w:tc>
-        <w:tc>
-          <w:tcPr/>
-          <w:p>
-            <w:pPr>
-              <w:pStyle w:val="Compact"/>
-              <w:jc w:val="left"/>
-            </w:pPr>
-            <w:r>
-              <w:t xml:space="preserve">Die Synthese-Zusammenfassung: Was und Warum, Kernentscheidungen, Zurückgestelltes, welcher Entwurf was beitrug, offene Fragen.</w:t>
-            </w:r>
-          </w:p>
-        </w:tc>
-        <w:tc>
-          <w:tcPr/>
-          <w:p>
-            <w:pPr>
-              <w:pStyle w:val="Compact"/>
-              <w:jc w:val="left"/>
-            </w:pPr>
-            <w:r>
-              <w:rPr>
-                <w:b/>
-                <w:bCs/>
-              </w:rPr>
-              <w:t xml:space="preserve">zuerst</w:t>
-            </w:r>
-            <w:r>
-              <w:t xml:space="preserve"> </w:t>
-            </w:r>
-            <w:r>
-              <w:t xml:space="preserve">an einem Gate.</w:t>
-            </w:r>
-          </w:p>
-        </w:tc>
-      </w:tr>
-      <w:tr>
-        <w:tc>
-          <w:tcPr/>
-          <w:p>
-            <w:pPr>
-              <w:pStyle w:val="Compact"/>
-              <w:jc w:val="left"/>
-            </w:pPr>
-            <w:r>
-              <w:rPr>
-                <w:rStyle w:val="VerbatimChar"/>
-              </w:rPr>
-              <w:t xml:space="preserve">followups.md</w:t>
-            </w:r>
-          </w:p>
-        </w:tc>
-        <w:tc>
-          <w:tcPr/>
-          <w:p>
-            <w:pPr>
-              <w:pStyle w:val="Compact"/>
-              <w:jc w:val="left"/>
-            </w:pPr>
-            <w:r>
-              <w:t xml:space="preserve">Follow-up-Issues:</w:t>
-            </w:r>
-            <w:r>
-              <w:t xml:space="preserve"> </w:t>
-            </w:r>
-            <w:r>
-              <w:rPr>
-                <w:rStyle w:val="VerbatimChar"/>
-              </w:rPr>
-              <w:t xml:space="preserve">scope_gap</w:t>
-            </w:r>
-            <w:r>
-              <w:t xml:space="preserve">-Findings, P2/P3-Findings unter der Review-Schwelle, zurückgestellte nicht umsetzbare P3-Fixes. Dedupliziert.</w:t>
-            </w:r>
-          </w:p>
-        </w:tc>
-        <w:tc>
-          <w:tcPr/>
-          <w:p>
-            <w:pPr>
-              <w:pStyle w:val="Compact"/>
-              <w:jc w:val="left"/>
-            </w:pPr>
-            <w:r>
-              <w:t xml:space="preserve">nach jedem Lauf — in Tickets überführen.</w:t>
-            </w:r>
-          </w:p>
-        </w:tc>
-      </w:tr>
-      <w:tr>
-        <w:tc>
-          <w:tcPr/>
-          <w:p>
-            <w:pPr>
-              <w:pStyle w:val="Compact"/>
-              <w:jc w:val="left"/>
-            </w:pPr>
             <w:r>
               <w:rPr>
                 <w:rStyle w:val="VerbatimChar"/>
               </w:rPr>
               <w:t xml:space="preserve">escalation.md</w:t>
             </w:r>
-          </w:p>
-        </w:tc>
-        <w:tc>
-          <w:tcPr/>
-          <w:p>
-            <w:pPr>
-              <w:pStyle w:val="Compact"/>
-              <w:jc w:val="left"/>
-            </w:pPr>
-            <w:r>
-              <w:t xml:space="preserve">Erreichte Phase, konkreter Grund (Gate-Ausgabe, Merge-Konflikt, Limit, Circuit-Breaker, Findings).</w:t>
-            </w:r>
-          </w:p>
-        </w:tc>
-        <w:tc>
-          <w:tcPr/>
-          <w:p>
-            <w:pPr>
-              <w:pStyle w:val="Compact"/>
-              <w:jc w:val="left"/>
-            </w:pPr>
-            <w:r>
-              <w:t xml:space="preserve">nach Exit 1.</w:t>
-            </w:r>
-          </w:p>
-        </w:tc>
-      </w:tr>
-      <w:tr>
-        <w:tc>
-          <w:tcPr/>
-          <w:p>
-            <w:pPr>
-              <w:pStyle w:val="Compact"/>
-              <w:jc w:val="left"/>
-            </w:pPr>
-            <w:r>
-              <w:rPr>
-                <w:rStyle w:val="VerbatimChar"/>
-              </w:rPr>
-              <w:t xml:space="preserve">trees/&lt;lane&gt;</w:t>
-            </w:r>
-            <w:r>
-              <w:t xml:space="preserve">,</w:t>
-            </w:r>
-            <w:r>
-              <w:t xml:space="preserve"> </w:t>
-            </w:r>
-            <w:r>
-              <w:rPr>
-                <w:rStyle w:val="VerbatimChar"/>
-              </w:rPr>
-              <w:t xml:space="preserve">trees/integration</w:t>
-            </w:r>
-          </w:p>
-        </w:tc>
-        <w:tc>
-          <w:tcPr/>
-          <w:p>
-            <w:pPr>
-              <w:pStyle w:val="Compact"/>
-              <w:jc w:val="left"/>
-            </w:pPr>
-            <w:r>
-              <w:t xml:space="preserve">Lane-Git-Worktrees (und der Integrations-Worktree).</w:t>
-            </w:r>
-          </w:p>
-        </w:tc>
-        <w:tc>
-          <w:tcPr/>
-          <w:p>
-            <w:pPr>
-              <w:pStyle w:val="Compact"/>
-              <w:jc w:val="left"/>
-            </w:pPr>
-            <w:r>
-              <w:t xml:space="preserve">geprüft werden soll, was eine Lane gebaut hat.</w:t>
+            <w:r>
+              <w:t xml:space="preserve">.</w:t>
             </w:r>
           </w:p>
         </w:tc>
       </w:tr>
     </w:tbl>
-    <w:p>
-      <w:pPr>
-        <w:pStyle w:val="BodyText"/>
-      </w:pPr>
-      <w:r>
-        <w:t xml:space="preserve">Die sechs Authoring-Artefakte werden außerdem in die Lane-Worktrees geseedet und</w:t>
-      </w:r>
-      <w:r>
-        <w:t xml:space="preserve"> </w:t>
-      </w:r>
-      <w:r>
-        <w:rPr>
-          <w:b/>
-          <w:bCs/>
-        </w:rPr>
-        <w:t xml:space="preserve">auf dem Feature-Branch mitcommittet</w:t>
-      </w:r>
-      <w:r>
-        <w:t xml:space="preserve"> </w:t>
-      </w:r>
-      <w:r>
-        <w:t xml:space="preserve">— der MR/PR zeigt genau, was spezifiziert</w:t>
-      </w:r>
-      <w:r>
-        <w:t xml:space="preserve"> </w:t>
-      </w:r>
-      <w:r>
-        <w:t xml:space="preserve">und geplant wurde. Der Haupt-Checkout bleibt sauber.</w:t>
-      </w:r>
-    </w:p>
-    <w:p>
-      <w:pPr>
-        <w:pStyle w:val="BodyText"/>
-      </w:pPr>
-      <w:r>
-        <w:t xml:space="preserve">Praktische Kommandos:</w:t>
-      </w:r>
-    </w:p>
-    <w:p>
-      <w:pPr>
-        <w:pStyle w:val="SourceCode"/>
-      </w:pPr>
-      <w:r>
-        <w:rPr>
-          <w:rStyle w:val="ExtensionTok"/>
-        </w:rPr>
-        <w:t xml:space="preserve">uv</w:t>
-      </w:r>
-      <w:r>
-        <w:rPr>
-          <w:rStyle w:val="NormalTok"/>
-        </w:rPr>
-        <w:t xml:space="preserve"> run adw status </w:t>
-      </w:r>
-      <w:r>
-        <w:rPr>
-          <w:rStyle w:val="AttributeTok"/>
-        </w:rPr>
-        <w:t xml:space="preserve">--repo</w:t>
-      </w:r>
-      <w:r>
-        <w:rPr>
-          <w:rStyle w:val="NormalTok"/>
-        </w:rPr>
-        <w:t xml:space="preserve"> ~/code/shop</w:t>
-      </w:r>
-      <w:r>
-        <w:br/>
-      </w:r>
-      <w:r>
-        <w:rPr>
-          <w:rStyle w:val="FunctionTok"/>
-        </w:rPr>
-        <w:t xml:space="preserve">cat</w:t>
-      </w:r>
-      <w:r>
-        <w:rPr>
-          <w:rStyle w:val="NormalTok"/>
-        </w:rPr>
-        <w:t xml:space="preserve"> ~/code/shop/.adw/runs/</w:t>
-      </w:r>
-      <w:r>
-        <w:rPr>
-          <w:rStyle w:val="OperatorTok"/>
-        </w:rPr>
-        <w:t xml:space="preserve">&lt;</w:t>
-      </w:r>
-      <w:r>
-        <w:rPr>
-          <w:rStyle w:val="NormalTok"/>
-        </w:rPr>
-        <w:t xml:space="preserve">id</w:t>
-      </w:r>
-      <w:r>
-        <w:rPr>
-          <w:rStyle w:val="OperatorTok"/>
-        </w:rPr>
-        <w:t xml:space="preserve">&gt;</w:t>
-      </w:r>
-      <w:r>
-        <w:rPr>
-          <w:rStyle w:val="NormalTok"/>
-        </w:rPr>
-        <w:t xml:space="preserve">/escalation.md</w:t>
-      </w:r>
-      <w:r>
-        <w:br/>
-      </w:r>
-      <w:r>
-        <w:rPr>
-          <w:rStyle w:val="ExtensionTok"/>
-        </w:rPr>
-        <w:t xml:space="preserve">jq</w:t>
-      </w:r>
-      <w:r>
-        <w:rPr>
-          <w:rStyle w:val="NormalTok"/>
-        </w:rPr>
-        <w:t xml:space="preserve"> </w:t>
-      </w:r>
-      <w:r>
-        <w:rPr>
-          <w:rStyle w:val="AttributeTok"/>
-        </w:rPr>
-        <w:t xml:space="preserve">-r</w:t>
-      </w:r>
-      <w:r>
-        <w:rPr>
-          <w:rStyle w:val="NormalTok"/>
-        </w:rPr>
-        <w:t xml:space="preserve"> </w:t>
-      </w:r>
-      <w:r>
-        <w:rPr>
-          <w:rStyle w:val="StringTok"/>
-        </w:rPr>
-        <w:t xml:space="preserve">'select(.type=="approval") | .payload'</w:t>
-      </w:r>
-      <w:r>
-        <w:rPr>
-          <w:rStyle w:val="NormalTok"/>
-        </w:rPr>
-        <w:t xml:space="preserve"> ~/code/shop/.adw/runs/</w:t>
-      </w:r>
-      <w:r>
-        <w:rPr>
-          <w:rStyle w:val="OperatorTok"/>
-        </w:rPr>
-        <w:t xml:space="preserve">&lt;</w:t>
-      </w:r>
-      <w:r>
-        <w:rPr>
-          <w:rStyle w:val="NormalTok"/>
-        </w:rPr>
-        <w:t xml:space="preserve">id</w:t>
-      </w:r>
-      <w:r>
-        <w:rPr>
-          <w:rStyle w:val="OperatorTok"/>
-        </w:rPr>
-        <w:t xml:space="preserve">&gt;</w:t>
-      </w:r>
-      <w:r>
-        <w:rPr>
-          <w:rStyle w:val="NormalTok"/>
-        </w:rPr>
-        <w:t xml:space="preserve">/events.jsonl</w:t>
-      </w:r>
-      <w:r>
-        <w:br/>
-      </w:r>
-      <w:r>
-        <w:rPr>
-          <w:rStyle w:val="FunctionTok"/>
-        </w:rPr>
-        <w:t xml:space="preserve">git</w:t>
-      </w:r>
-      <w:r>
-        <w:rPr>
-          <w:rStyle w:val="NormalTok"/>
-        </w:rPr>
-        <w:t xml:space="preserve"> </w:t>
-      </w:r>
-      <w:r>
-        <w:rPr>
-          <w:rStyle w:val="AttributeTok"/>
-        </w:rPr>
-        <w:t xml:space="preserve">-C</w:t>
-      </w:r>
-      <w:r>
-        <w:rPr>
-          <w:rStyle w:val="NormalTok"/>
-        </w:rPr>
-        <w:t xml:space="preserve"> ~/code/shop log </w:t>
-      </w:r>
-      <w:r>
-        <w:rPr>
-          <w:rStyle w:val="AttributeTok"/>
-        </w:rPr>
-        <w:t xml:space="preserve">--oneline</w:t>
-      </w:r>
-      <w:r>
-        <w:rPr>
-          <w:rStyle w:val="NormalTok"/>
-        </w:rPr>
-        <w:t xml:space="preserve"> adw/</w:t>
-      </w:r>
-      <w:r>
-        <w:rPr>
-          <w:rStyle w:val="OperatorTok"/>
-        </w:rPr>
-        <w:t xml:space="preserve">&lt;</w:t>
-      </w:r>
-      <w:r>
-        <w:rPr>
-          <w:rStyle w:val="NormalTok"/>
-        </w:rPr>
-        <w:t xml:space="preserve">id</w:t>
-      </w:r>
-      <w:r>
-        <w:rPr>
-          <w:rStyle w:val="OperatorTok"/>
-        </w:rPr>
-        <w:t xml:space="preserve">&gt;</w:t>
-      </w:r>
-      <w:r>
-        <w:rPr>
-          <w:rStyle w:val="NormalTok"/>
-        </w:rPr>
-        <w:t xml:space="preserve">/backend</w:t>
-      </w:r>
-    </w:p>
     <w:p>
       <w:r>
         <w:pict>
@@ -9759,23 +8021,15 @@
         </w:pict>
       </w:r>
     </w:p>
-    <w:bookmarkEnd w:id="55"/>
-    <w:bookmarkStart w:id="59" w:name="absturz-pause-fortsetzen"/>
+    <w:bookmarkEnd w:id="60"/>
+    <w:bookmarkEnd w:id="61"/>
+    <w:bookmarkStart w:id="69" w:name="Xf3eca4a53c441a27b77ad39b4932c5b19b8417a"/>
     <w:p>
       <w:pPr>
         <w:pStyle w:val="Heading2"/>
       </w:pPr>
       <w:r>
-        <w:t xml:space="preserve">10. Absturz, Pause, Fortsetzen</w:t>
-      </w:r>
-    </w:p>
-    <w:bookmarkStart w:id="56" w:name="was-überlebt"/>
-    <w:p>
-      <w:pPr>
-        <w:pStyle w:val="Heading3"/>
-      </w:pPr>
-      <w:r>
-        <w:t xml:space="preserve">10.1 Was überlebt</w:t>
+        <w:t xml:space="preserve">8. Der Run Inspector (GUI)</w:t>
       </w:r>
     </w:p>
     <w:p>
@@ -9783,7 +8037,7 @@
         <w:pStyle w:val="FirstParagraph"/>
       </w:pPr>
       <w:r>
-        <w:t xml:space="preserve">ADW checkpointet jeden Phasenübergang</w:t>
+        <w:t xml:space="preserve">Eine</w:t>
       </w:r>
       <w:r>
         <w:t xml:space="preserve"> </w:t>
@@ -9793,49 +8047,34 @@
           <w:b/>
           <w:bCs/>
         </w:rPr>
-        <w:t xml:space="preserve">und</w:t>
-      </w:r>
-      <w:r>
-        <w:t xml:space="preserve"> </w:t>
-      </w:r>
-      <w:r>
-        <w:t xml:space="preserve">jedes offene Zwischenergebnis</w:t>
-      </w:r>
-      <w:r>
-        <w:t xml:space="preserve"> </w:t>
-      </w:r>
-      <w:r>
-        <w:t xml:space="preserve">(Gate-Feedback, Review-Session, Zähler) in</w:t>
-      </w:r>
-      <w:r>
-        <w:t xml:space="preserve"> </w:t>
-      </w:r>
-      <w:r>
-        <w:rPr>
-          <w:rStyle w:val="VerbatimChar"/>
-        </w:rPr>
-        <w:t xml:space="preserve">state.json</w:t>
-      </w:r>
-      <w:r>
-        <w:t xml:space="preserve">. Nach einem</w:t>
-      </w:r>
-      <w:r>
-        <w:t xml:space="preserve"> </w:t>
-      </w:r>
-      <w:r>
-        <w:t xml:space="preserve">Prozess-Tod —</w:t>
-      </w:r>
-      <w:r>
-        <w:t xml:space="preserve"> </w:t>
-      </w:r>
-      <w:r>
-        <w:rPr>
-          <w:rStyle w:val="VerbatimChar"/>
-        </w:rPr>
-        <w:t xml:space="preserve">Strg-C</w:t>
-      </w:r>
-      <w:r>
-        <w:t xml:space="preserve">, Stromausfall, erschöpftes Plan-Fenster:</w:t>
+        <w:t xml:space="preserve">read-only</w:t>
+      </w:r>
+      <w:r>
+        <w:t xml:space="preserve"> </w:t>
+      </w:r>
+      <w:r>
+        <w:t xml:space="preserve">Web-Ansicht jedes Laufs: was passiert ist, in welcher</w:t>
+      </w:r>
+      <w:r>
+        <w:t xml:space="preserve"> </w:t>
+      </w:r>
+      <w:r>
+        <w:t xml:space="preserve">Reihenfolge, was es gekostet hat, wohin die Zeit ging und warum etwas eskaliert</w:t>
+      </w:r>
+      <w:r>
+        <w:t xml:space="preserve"> </w:t>
+      </w:r>
+      <w:r>
+        <w:t xml:space="preserve">ist. Sie schreibt nie in ein Repo, eine State-Datei oder ein Log.</w:t>
+      </w:r>
+    </w:p>
+    <w:bookmarkStart w:id="62" w:name="X0055e185268f29284cca17d16ba39d7b6153fb7"/>
+    <w:p>
+      <w:pPr>
+        <w:pStyle w:val="Heading3"/>
+      </w:pPr>
+      <w:r>
+        <w:t xml:space="preserve">8.1 Start</w:t>
       </w:r>
     </w:p>
     <w:p>
@@ -9844,36 +8083,105 @@
       </w:pPr>
       <w:r>
         <w:rPr>
-          <w:rStyle w:val="VerbatimChar"/>
-        </w:rPr>
-        <w:t xml:space="preserve">$ uv run adw status --repo ~/code/shop</w:t>
+          <w:rStyle w:val="ExtensionTok"/>
+        </w:rPr>
+        <w:t xml:space="preserve">uv</w:t>
+      </w:r>
+      <w:r>
+        <w:rPr>
+          <w:rStyle w:val="NormalTok"/>
+        </w:rPr>
+        <w:t xml:space="preserve"> run adw gui                                   </w:t>
+      </w:r>
+      <w:r>
+        <w:rPr>
+          <w:rStyle w:val="CommentTok"/>
+        </w:rPr>
+        <w:t xml:space="preserve"># http://127.0.0.1:8765/</w:t>
       </w:r>
       <w:r>
         <w:br/>
       </w:r>
       <w:r>
         <w:rPr>
-          <w:rStyle w:val="VerbatimChar"/>
-        </w:rPr>
-        <w:t xml:space="preserve">3f9a12c4  build                  single    Warenkorb-Rabatte</w:t>
+          <w:rStyle w:val="ExtensionTok"/>
+        </w:rPr>
+        <w:t xml:space="preserve">uv</w:t>
+      </w:r>
+      <w:r>
+        <w:rPr>
+          <w:rStyle w:val="NormalTok"/>
+        </w:rPr>
+        <w:t xml:space="preserve"> run adw gui </w:t>
+      </w:r>
+      <w:r>
+        <w:rPr>
+          <w:rStyle w:val="AttributeTok"/>
+        </w:rPr>
+        <w:t xml:space="preserve">--port</w:t>
+      </w:r>
+      <w:r>
+        <w:rPr>
+          <w:rStyle w:val="NormalTok"/>
+        </w:rPr>
+        <w:t xml:space="preserve"> 8790 </w:t>
+      </w:r>
+      <w:r>
+        <w:rPr>
+          <w:rStyle w:val="AttributeTok"/>
+        </w:rPr>
+        <w:t xml:space="preserve">--open</w:t>
+      </w:r>
+      <w:r>
+        <w:rPr>
+          <w:rStyle w:val="NormalTok"/>
+        </w:rPr>
+        <w:t xml:space="preserve">                </w:t>
+      </w:r>
+      <w:r>
+        <w:rPr>
+          <w:rStyle w:val="CommentTok"/>
+        </w:rPr>
+        <w:t xml:space="preserve"># anderer Port, Browser öffnen</w:t>
       </w:r>
       <w:r>
         <w:br/>
       </w:r>
       <w:r>
         <w:rPr>
-          <w:rStyle w:val="VerbatimChar"/>
-        </w:rPr>
-        <w:t xml:space="preserve">$ uv run adw resume 3f9a12c4 --repo ~/code/shop</w:t>
-      </w:r>
-      <w:r>
-        <w:br/>
-      </w:r>
-      <w:r>
-        <w:rPr>
-          <w:rStyle w:val="VerbatimChar"/>
-        </w:rPr>
-        <w:t xml:space="preserve">Run 3f9a12c4 wird fortgesetzt (Phase: build)</w:t>
+          <w:rStyle w:val="ExtensionTok"/>
+        </w:rPr>
+        <w:t xml:space="preserve">uv</w:t>
+      </w:r>
+      <w:r>
+        <w:rPr>
+          <w:rStyle w:val="NormalTok"/>
+        </w:rPr>
+        <w:t xml:space="preserve"> run adw gui </w:t>
+      </w:r>
+      <w:r>
+        <w:rPr>
+          <w:rStyle w:val="AttributeTok"/>
+        </w:rPr>
+        <w:t xml:space="preserve">--repo</w:t>
+      </w:r>
+      <w:r>
+        <w:rPr>
+          <w:rStyle w:val="NormalTok"/>
+        </w:rPr>
+        <w:t xml:space="preserve"> ~/code/shop </w:t>
+      </w:r>
+      <w:r>
+        <w:rPr>
+          <w:rStyle w:val="AttributeTok"/>
+        </w:rPr>
+        <w:t xml:space="preserve">--repo</w:t>
+      </w:r>
+      <w:r>
+        <w:rPr>
+          <w:rStyle w:val="NormalTok"/>
+        </w:rPr>
+        <w:t xml:space="preserve"> ~/code/api</w:t>
       </w:r>
     </w:p>
     <w:p>
@@ -9881,33 +8189,65 @@
         <w:pStyle w:val="Compact"/>
         <w:numPr>
           <w:ilvl w:val="0"/>
-          <w:numId w:val="1008"/>
+          <w:numId w:val="1006"/>
         </w:numPr>
       </w:pPr>
       <w:r>
-        <w:t xml:space="preserve">Fertige Lanes werden</w:t>
-      </w:r>
-      <w:r>
-        <w:t xml:space="preserve"> </w:t>
-      </w:r>
-      <w:r>
-        <w:rPr>
-          <w:b/>
-          <w:bCs/>
-        </w:rPr>
-        <w:t xml:space="preserve">nicht</w:t>
-      </w:r>
-      <w:r>
-        <w:t xml:space="preserve"> </w:t>
-      </w:r>
-      <w:r>
-        <w:t xml:space="preserve">neu gebaut — das Ergebnis wird per Tree-Hash</w:t>
-      </w:r>
-      <w:r>
-        <w:t xml:space="preserve"> </w:t>
-      </w:r>
-      <w:r>
-        <w:t xml:space="preserve">verifiziert.</w:t>
+        <w:t xml:space="preserve">Repos kommen aus</w:t>
+      </w:r>
+      <w:r>
+        <w:t xml:space="preserve"> </w:t>
+      </w:r>
+      <w:r>
+        <w:rPr>
+          <w:rStyle w:val="VerbatimChar"/>
+        </w:rPr>
+        <w:t xml:space="preserve">~/.adw/repos.json</w:t>
+      </w:r>
+      <w:r>
+        <w:t xml:space="preserve">; jedes</w:t>
+      </w:r>
+      <w:r>
+        <w:t xml:space="preserve"> </w:t>
+      </w:r>
+      <w:r>
+        <w:rPr>
+          <w:rStyle w:val="VerbatimChar"/>
+        </w:rPr>
+        <w:t xml:space="preserve">adw run</w:t>
+      </w:r>
+      <w:r>
+        <w:t xml:space="preserve"> </w:t>
+      </w:r>
+      <w:r>
+        <w:t xml:space="preserve">registriert sein</w:t>
+      </w:r>
+      <w:r>
+        <w:t xml:space="preserve"> </w:t>
+      </w:r>
+      <w:r>
+        <w:t xml:space="preserve">Ziel-Repo dort automatisch.</w:t>
+      </w:r>
+      <w:r>
+        <w:t xml:space="preserve"> </w:t>
+      </w:r>
+      <w:r>
+        <w:rPr>
+          <w:rStyle w:val="VerbatimChar"/>
+        </w:rPr>
+        <w:t xml:space="preserve">--repo</w:t>
+      </w:r>
+      <w:r>
+        <w:t xml:space="preserve"> </w:t>
+      </w:r>
+      <w:r>
+        <w:t xml:space="preserve">fügt Repos ad hoc hinzu. Nicht mehr</w:t>
+      </w:r>
+      <w:r>
+        <w:t xml:space="preserve"> </w:t>
+      </w:r>
+      <w:r>
+        <w:t xml:space="preserve">existierende Repos werden ausgegraut angezeigt.</w:t>
       </w:r>
     </w:p>
     <w:p>
@@ -9915,11 +8255,11 @@
         <w:pStyle w:val="Compact"/>
         <w:numPr>
           <w:ilvl w:val="0"/>
-          <w:numId w:val="1008"/>
+          <w:numId w:val="1006"/>
         </w:numPr>
       </w:pPr>
       <w:r>
-        <w:t xml:space="preserve">Ein offener Fix wird in</w:t>
+        <w:t xml:space="preserve">Bindet nur an Loopback. Das Ereignis-Log enthält</w:t>
       </w:r>
       <w:r>
         <w:t xml:space="preserve"> </w:t>
@@ -9929,13 +8269,51 @@
           <w:b/>
           <w:bCs/>
         </w:rPr>
-        <w:t xml:space="preserve">derselben Agent-Session</w:t>
-      </w:r>
-      <w:r>
-        <w:t xml:space="preserve"> </w:t>
-      </w:r>
-      <w:r>
-        <w:t xml:space="preserve">nachgeholt.</w:t>
+        <w:t xml:space="preserve">rohe, unredigierte</w:t>
+      </w:r>
+      <w:r>
+        <w:rPr>
+          <w:b/>
+          <w:bCs/>
+        </w:rPr>
+        <w:t xml:space="preserve"> </w:t>
+      </w:r>
+      <w:r>
+        <w:rPr>
+          <w:b/>
+          <w:bCs/>
+        </w:rPr>
+        <w:t xml:space="preserve">Agent-Ausgaben</w:t>
+      </w:r>
+      <w:r>
+        <w:t xml:space="preserve"> </w:t>
+      </w:r>
+      <w:r>
+        <w:t xml:space="preserve">(Tool-Ergebnisse, Dateiinhalte). Ein Nicht-Loopback-</w:t>
+      </w:r>
+      <w:r>
+        <w:rPr>
+          <w:rStyle w:val="VerbatimChar"/>
+        </w:rPr>
+        <w:t xml:space="preserve">--host</w:t>
+      </w:r>
+      <w:r>
+        <w:t xml:space="preserve"> </w:t>
+      </w:r>
+      <w:r>
+        <w:t xml:space="preserve">verlangt</w:t>
+      </w:r>
+      <w:r>
+        <w:t xml:space="preserve"> </w:t>
+      </w:r>
+      <w:r>
+        <w:rPr>
+          <w:rStyle w:val="VerbatimChar"/>
+        </w:rPr>
+        <w:t xml:space="preserve">--i-know</w:t>
+      </w:r>
+      <w:r>
+        <w:t xml:space="preserve">. Lauf-Verzeichnisse nicht teilen.</w:t>
       </w:r>
     </w:p>
     <w:p>
@@ -9943,17 +8321,23 @@
         <w:pStyle w:val="Compact"/>
         <w:numPr>
           <w:ilvl w:val="0"/>
-          <w:numId w:val="1008"/>
+          <w:numId w:val="1006"/>
         </w:numPr>
       </w:pPr>
       <w:r>
-        <w:t xml:space="preserve">Limits (Iterationen, Runden, Zyklen) überleben: ein Neustart schenkt keine</w:t>
-      </w:r>
-      <w:r>
-        <w:t xml:space="preserve"> </w:t>
-      </w:r>
-      <w:r>
-        <w:t xml:space="preserve">zusätzlichen Versuche.</w:t>
+        <w:t xml:space="preserve">Beenden mit</w:t>
+      </w:r>
+      <w:r>
+        <w:t xml:space="preserve"> </w:t>
+      </w:r>
+      <w:r>
+        <w:rPr>
+          <w:rStyle w:val="VerbatimChar"/>
+        </w:rPr>
+        <w:t xml:space="preserve">Strg-C</w:t>
+      </w:r>
+      <w:r>
+        <w:t xml:space="preserve">.</w:t>
       </w:r>
     </w:p>
     <w:p>
@@ -9961,21 +8345,57 @@
         <w:pStyle w:val="Compact"/>
         <w:numPr>
           <w:ilvl w:val="0"/>
-          <w:numId w:val="1008"/>
+          <w:numId w:val="1006"/>
         </w:numPr>
       </w:pPr>
       <w:r>
-        <w:t xml:space="preserve">Ein Dry Run bleibt ein Dry Run.</w:t>
-      </w:r>
-    </w:p>
-    <w:bookmarkEnd w:id="56"/>
-    <w:bookmarkStart w:id="57" w:name="der-arbeitsbaum-vorflug"/>
+        <w:t xml:space="preserve">Sprache: Deutsch oder Englisch, gewählt über</w:t>
+      </w:r>
+      <w:r>
+        <w:t xml:space="preserve"> </w:t>
+      </w:r>
+      <w:r>
+        <w:rPr>
+          <w:rStyle w:val="VerbatimChar"/>
+        </w:rPr>
+        <w:t xml:space="preserve">?lang=de|en</w:t>
+      </w:r>
+      <w:r>
+        <w:t xml:space="preserve">, dann Cookie, dann</w:t>
+      </w:r>
+      <w:r>
+        <w:t xml:space="preserve"> </w:t>
+      </w:r>
+      <w:r>
+        <w:rPr>
+          <w:rStyle w:val="VerbatimChar"/>
+        </w:rPr>
+        <w:t xml:space="preserve">Accept-Language</w:t>
+      </w:r>
+      <w:r>
+        <w:t xml:space="preserve"> </w:t>
+      </w:r>
+      <w:r>
+        <w:t xml:space="preserve">des Browsers; der Umschalter ist ein Link im Header.</w:t>
+      </w:r>
+    </w:p>
+    <w:bookmarkEnd w:id="62"/>
+    <w:bookmarkStart w:id="63" w:name="X69bdbbb3b1a234b377f64af528c911b75fc5ff2"/>
     <w:p>
       <w:pPr>
         <w:pStyle w:val="Heading3"/>
       </w:pPr>
       <w:r>
-        <w:t xml:space="preserve">10.2 Der Arbeitsbaum-Vorflug</w:t>
+        <w:t xml:space="preserve">8.2 Lauf-Liste (</w:t>
+      </w:r>
+      <w:r>
+        <w:rPr>
+          <w:rStyle w:val="VerbatimChar"/>
+        </w:rPr>
+        <w:t xml:space="preserve">/</w:t>
+      </w:r>
+      <w:r>
+        <w:t xml:space="preserve">)</w:t>
       </w:r>
     </w:p>
     <w:p>
@@ -9983,74 +8403,132 @@
         <w:pStyle w:val="FirstParagraph"/>
       </w:pPr>
       <w:r>
-        <w:t xml:space="preserve">Bevor</w:t>
-      </w:r>
-      <w:r>
-        <w:t xml:space="preserve"> </w:t>
-      </w:r>
-      <w:r>
-        <w:rPr>
-          <w:rStyle w:val="VerbatimChar"/>
-        </w:rPr>
-        <w:t xml:space="preserve">run</w:t>
-      </w:r>
-      <w:r>
-        <w:t xml:space="preserve">,</w:t>
-      </w:r>
-      <w:r>
-        <w:t xml:space="preserve"> </w:t>
-      </w:r>
-      <w:r>
-        <w:rPr>
-          <w:rStyle w:val="VerbatimChar"/>
-        </w:rPr>
-        <w:t xml:space="preserve">resume</w:t>
-      </w:r>
-      <w:r>
-        <w:t xml:space="preserve"> </w:t>
-      </w:r>
-      <w:r>
-        <w:t xml:space="preserve">und</w:t>
-      </w:r>
-      <w:r>
-        <w:t xml:space="preserve"> </w:t>
-      </w:r>
-      <w:r>
-        <w:rPr>
-          <w:rStyle w:val="VerbatimChar"/>
-        </w:rPr>
-        <w:t xml:space="preserve">approve</w:t>
-      </w:r>
-      <w:r>
-        <w:t xml:space="preserve"> </w:t>
-      </w:r>
-      <w:r>
-        <w:t xml:space="preserve">eine Phase betreten, prüft ADW den</w:t>
-      </w:r>
-      <w:r>
-        <w:t xml:space="preserve"> </w:t>
-      </w:r>
-      <w:r>
-        <w:t xml:space="preserve">Haupt-Checkout. Er</w:t>
-      </w:r>
-      <w:r>
-        <w:t xml:space="preserve"> </w:t>
-      </w:r>
-      <w:r>
-        <w:rPr>
-          <w:b/>
-          <w:bCs/>
-        </w:rPr>
-        <w:t xml:space="preserve">eskaliert nie</w:t>
-      </w:r>
-      <w:r>
-        <w:t xml:space="preserve">; er läuft weiter, heilt selbst oder</w:t>
-      </w:r>
-      <w:r>
-        <w:t xml:space="preserve"> </w:t>
-      </w:r>
-      <w:r>
-        <w:t xml:space="preserve">verweigert:</w:t>
+        <w:t xml:space="preserve">Alle Läufe über alle registrierten Repos: Run-ID, Repo, Issue-Titel, Status,</w:t>
+      </w:r>
+      <w:r>
+        <w:t xml:space="preserve"> </w:t>
+      </w:r>
+      <w:r>
+        <w:t xml:space="preserve">Start, Arbeitszeit, Kosten, Ereignisanzahl. Läufe, die auf eine Freigabe warten</w:t>
+      </w:r>
+      <w:r>
+        <w:t xml:space="preserve"> </w:t>
+      </w:r>
+      <w:r>
+        <w:t xml:space="preserve">(</w:t>
+      </w:r>
+      <w:r>
+        <w:rPr>
+          <w:rStyle w:val="VerbatimChar"/>
+        </w:rPr>
+        <w:t xml:space="preserve">awaiting_approval</w:t>
+      </w:r>
+      <w:r>
+        <w:t xml:space="preserve">), stehen gruppiert oben, dann laufende, dann der Rest.</w:t>
+      </w:r>
+      <w:r>
+        <w:t xml:space="preserve"> </w:t>
+      </w:r>
+      <w:r>
+        <w:t xml:space="preserve">Sortieren über die Spaltenköpfe (Start, Dauer, Kosten, Ereignisse); filtern nach</w:t>
+      </w:r>
+      <w:r>
+        <w:t xml:space="preserve"> </w:t>
+      </w:r>
+      <w:r>
+        <w:t xml:space="preserve">Repo und Status. Dry Runs tragen ein</w:t>
+      </w:r>
+      <w:r>
+        <w:t xml:space="preserve"> </w:t>
+      </w:r>
+      <w:r>
+        <w:rPr>
+          <w:rStyle w:val="VerbatimChar"/>
+        </w:rPr>
+        <w:t xml:space="preserve">Dry-Run</w:t>
+      </w:r>
+      <w:r>
+        <w:t xml:space="preserve">-Label. Die Liste aktualisiert sich</w:t>
+      </w:r>
+      <w:r>
+        <w:t xml:space="preserve"> </w:t>
+      </w:r>
+      <w:r>
+        <w:t xml:space="preserve">nicht live — neu laden.</w:t>
+      </w:r>
+    </w:p>
+    <w:bookmarkEnd w:id="63"/>
+    <w:bookmarkStart w:id="67" w:name="X395281ae74525f2b47b3902ee989eb1afab9373"/>
+    <w:p>
+      <w:pPr>
+        <w:pStyle w:val="Heading3"/>
+      </w:pPr>
+      <w:r>
+        <w:t xml:space="preserve">8.3 Lauf-Detail (</w:t>
+      </w:r>
+      <w:r>
+        <w:rPr>
+          <w:rStyle w:val="VerbatimChar"/>
+        </w:rPr>
+        <w:t xml:space="preserve">/runs/&lt;repo&gt;/&lt;run_id&gt;</w:t>
+      </w:r>
+      <w:r>
+        <w:t xml:space="preserve">)</w:t>
+      </w:r>
+    </w:p>
+    <w:p>
+      <w:pPr>
+        <w:pStyle w:val="CaptionedFigure"/>
+      </w:pPr>
+      <w:r>
+        <w:drawing>
+          <wp:inline>
+            <wp:extent cx="5334000" cy="2933417"/>
+            <wp:effectExtent b="0" l="0" r="0" t="0"/>
+            <wp:docPr descr="Run Inspector: Aufbau der Lauf-Detailseite" title="" id="65" name="Picture"/>
+            <a:graphic>
+              <a:graphicData uri="http://schemas.openxmlformats.org/drawingml/2006/picture">
+                <pic:pic>
+                  <pic:nvPicPr>
+                    <pic:cNvPr descr="/tmp/tmpi1srrkay/emf/diagrams/handbook/gui-layout.de.emf" id="66" name="Picture"/>
+                    <pic:cNvPicPr>
+                      <a:picLocks noChangeArrowheads="1" noChangeAspect="1"/>
+                    </pic:cNvPicPr>
+                  </pic:nvPicPr>
+                  <pic:blipFill>
+                    <a:blip r:embed="rId64"/>
+                    <a:stretch>
+                      <a:fillRect/>
+                    </a:stretch>
+                  </pic:blipFill>
+                  <pic:spPr bwMode="auto">
+                    <a:xfrm>
+                      <a:off x="0" y="0"/>
+                      <a:ext cx="5334000" cy="2933417"/>
+                    </a:xfrm>
+                    <a:prstGeom prst="rect">
+                      <a:avLst/>
+                    </a:prstGeom>
+                    <a:noFill/>
+                    <a:ln w="9525">
+                      <a:noFill/>
+                      <a:headEnd/>
+                      <a:tailEnd/>
+                    </a:ln>
+                  </pic:spPr>
+                </pic:pic>
+              </a:graphicData>
+            </a:graphic>
+          </wp:inline>
+        </w:drawing>
+      </w:r>
+    </w:p>
+    <w:p>
+      <w:pPr>
+        <w:pStyle w:val="ImageCaption"/>
+      </w:pPr>
+      <w:r>
+        <w:t xml:space="preserve">Run Inspector: Aufbau der Lauf-Detailseite</w:t>
       </w:r>
     </w:p>
     <w:p>
@@ -10058,7 +8536,7 @@
         <w:pStyle w:val="Compact"/>
         <w:numPr>
           <w:ilvl w:val="0"/>
-          <w:numId w:val="1009"/>
+          <w:numId w:val="1007"/>
         </w:numPr>
       </w:pPr>
       <w:r>
@@ -10066,13 +8544,53 @@
           <w:b/>
           <w:bCs/>
         </w:rPr>
-        <w:t xml:space="preserve">Sauber</w:t>
-      </w:r>
-      <w:r>
-        <w:t xml:space="preserve"> </w:t>
-      </w:r>
-      <w:r>
-        <w:t xml:space="preserve">→ weiter.</w:t>
+        <w:t xml:space="preserve">Header:</w:t>
+      </w:r>
+      <w:r>
+        <w:t xml:space="preserve"> </w:t>
+      </w:r>
+      <w:r>
+        <w:t xml:space="preserve">Status, ein maßstäbliches</w:t>
+      </w:r>
+      <w:r>
+        <w:t xml:space="preserve"> </w:t>
+      </w:r>
+      <w:r>
+        <w:rPr>
+          <w:b/>
+          <w:bCs/>
+        </w:rPr>
+        <w:t xml:space="preserve">Phasenband</w:t>
+      </w:r>
+      <w:r>
+        <w:t xml:space="preserve"> </w:t>
+      </w:r>
+      <w:r>
+        <w:t xml:space="preserve">(fertig / aktiv / wartend</w:t>
+      </w:r>
+      <w:r>
+        <w:t xml:space="preserve"> </w:t>
+      </w:r>
+      <w:r>
+        <w:t xml:space="preserve">/ fehlgeschlagen, mit Dauern; Klick springt zur Phase), Arbeitszeit, Kosten und</w:t>
+      </w:r>
+      <w:r>
+        <w:t xml:space="preserve"> </w:t>
+      </w:r>
+      <w:r>
+        <w:t xml:space="preserve">Tokens des ganzen Laufs. Ein Dry Run trägt ein mitlaufendes</w:t>
+      </w:r>
+      <w:r>
+        <w:t xml:space="preserve"> </w:t>
+      </w:r>
+      <w:r>
+        <w:rPr>
+          <w:rStyle w:val="VerbatimChar"/>
+        </w:rPr>
+        <w:t xml:space="preserve">Dry-Run</w:t>
+      </w:r>
+      <w:r>
+        <w:t xml:space="preserve">-Banner.</w:t>
       </w:r>
     </w:p>
     <w:p>
@@ -10080,7 +8598,7 @@
         <w:pStyle w:val="Compact"/>
         <w:numPr>
           <w:ilvl w:val="0"/>
-          <w:numId w:val="1009"/>
+          <w:numId w:val="1007"/>
         </w:numPr>
       </w:pPr>
       <w:r>
@@ -10088,106 +8606,19 @@
           <w:b/>
           <w:bCs/>
         </w:rPr>
-        <w:t xml:space="preserve">Nur ADW-eigene Artefakte dirty</w:t>
-      </w:r>
-      <w:r>
-        <w:t xml:space="preserve"> </w:t>
-      </w:r>
-      <w:r>
-        <w:t xml:space="preserve">(</w:t>
-      </w:r>
-      <w:r>
-        <w:rPr>
-          <w:rStyle w:val="VerbatimChar"/>
-        </w:rPr>
-        <w:t xml:space="preserve">.adw/issue.md</w:t>
-      </w:r>
-      <w:r>
-        <w:t xml:space="preserve">,</w:t>
-      </w:r>
-      <w:r>
-        <w:t xml:space="preserve"> </w:t>
-      </w:r>
-      <w:r>
-        <w:rPr>
-          <w:rStyle w:val="VerbatimChar"/>
-        </w:rPr>
-        <w:t xml:space="preserve">.adw/spec.md</w:t>
-      </w:r>
-      <w:r>
-        <w:t xml:space="preserve">,</w:t>
-      </w:r>
-      <w:r>
-        <w:t xml:space="preserve"> </w:t>
-      </w:r>
-      <w:r>
-        <w:rPr>
-          <w:rStyle w:val="VerbatimChar"/>
-        </w:rPr>
-        <w:t xml:space="preserve">.adw/plan.md</w:t>
-      </w:r>
-      <w:r>
-        <w:t xml:space="preserve">,</w:t>
-      </w:r>
-      <w:r>
-        <w:t xml:space="preserve"> </w:t>
-      </w:r>
-      <w:r>
-        <w:rPr>
-          <w:rStyle w:val="VerbatimChar"/>
-        </w:rPr>
-        <w:t xml:space="preserve">.adw/contract.yaml</w:t>
-      </w:r>
-      <w:r>
-        <w:t xml:space="preserve">,</w:t>
-      </w:r>
-      <w:r>
-        <w:t xml:space="preserve"> </w:t>
-      </w:r>
-      <w:r>
-        <w:rPr>
-          <w:rStyle w:val="VerbatimChar"/>
-        </w:rPr>
-        <w:t xml:space="preserve">.adw/spec-summary.md</w:t>
-      </w:r>
-      <w:r>
-        <w:t xml:space="preserve">,</w:t>
-      </w:r>
-      <w:r>
-        <w:t xml:space="preserve"> </w:t>
-      </w:r>
-      <w:r>
-        <w:rPr>
-          <w:rStyle w:val="VerbatimChar"/>
-        </w:rPr>
-        <w:t xml:space="preserve">.adw/plan-summary.md</w:t>
-      </w:r>
-      <w:r>
-        <w:t xml:space="preserve"> </w:t>
-      </w:r>
-      <w:r>
-        <w:t xml:space="preserve">— z. B. Absturzreste) → ADW stellt sie aus</w:t>
-      </w:r>
-      <w:r>
-        <w:t xml:space="preserve"> </w:t>
-      </w:r>
-      <w:r>
-        <w:rPr>
-          <w:rStyle w:val="VerbatimChar"/>
-        </w:rPr>
-        <w:t xml:space="preserve">HEAD</w:t>
-      </w:r>
-      <w:r>
-        <w:t xml:space="preserve"> </w:t>
-      </w:r>
-      <w:r>
-        <w:t xml:space="preserve">wieder</w:t>
-      </w:r>
-      <w:r>
-        <w:t xml:space="preserve"> </w:t>
-      </w:r>
-      <w:r>
-        <w:t xml:space="preserve">her (untrackte werden gelöscht) und läuft weiter.</w:t>
+        <w:t xml:space="preserve">Trace-Baum</w:t>
+      </w:r>
+      <w:r>
+        <w:t xml:space="preserve"> </w:t>
+      </w:r>
+      <w:r>
+        <w:t xml:space="preserve">(links): der Span-Baum — Phasen, Lanes, Runden, Agent-Läufe,</w:t>
+      </w:r>
+      <w:r>
+        <w:t xml:space="preserve"> </w:t>
+      </w:r>
+      <w:r>
+        <w:t xml:space="preserve">Gates, Reviews. Tool-Rauschen ist in Gruppen/Wiederholungen eingeklappt.</w:t>
       </w:r>
     </w:p>
     <w:p>
@@ -10195,7 +8626,7 @@
         <w:pStyle w:val="Compact"/>
         <w:numPr>
           <w:ilvl w:val="0"/>
-          <w:numId w:val="1009"/>
+          <w:numId w:val="1007"/>
         </w:numPr>
       </w:pPr>
       <w:r>
@@ -10203,35 +8634,384 @@
           <w:b/>
           <w:bCs/>
         </w:rPr>
-        <w:t xml:space="preserve">Irgendetwas anderes dirty</w:t>
-      </w:r>
-      <w:r>
-        <w:t xml:space="preserve"> </w:t>
-      </w:r>
-      <w:r>
-        <w:t xml:space="preserve">— eine fremde Datei oder eine Mischung →</w:t>
-      </w:r>
-      <w:r>
-        <w:t xml:space="preserve"> </w:t>
-      </w:r>
-      <w:r>
-        <w:t xml:space="preserve">Verweigerung mit Liste der Pfade, Exit 1. Nichts wird verworfen, der Lauf ist</w:t>
-      </w:r>
-      <w:r>
-        <w:t xml:space="preserve"> </w:t>
-      </w:r>
-      <w:r>
-        <w:t xml:space="preserve">unverändert und fortsetzbar. Committen oder stashen, dann erneut.</w:t>
-      </w:r>
-    </w:p>
-    <w:bookmarkEnd w:id="57"/>
-    <w:bookmarkStart w:id="58" w:name="eskalierte-läufe"/>
+        <w:t xml:space="preserve">Detail-Pane</w:t>
+      </w:r>
+      <w:r>
+        <w:t xml:space="preserve"> </w:t>
+      </w:r>
+      <w:r>
+        <w:t xml:space="preserve">(rechts): für einen Agent-Lauf die Tabs</w:t>
+      </w:r>
+      <w:r>
+        <w:t xml:space="preserve"> </w:t>
+      </w:r>
+      <w:r>
+        <w:rPr>
+          <w:b/>
+          <w:bCs/>
+        </w:rPr>
+        <w:t xml:space="preserve">Prompt</w:t>
+      </w:r>
+      <w:r>
+        <w:t xml:space="preserve">,</w:t>
+      </w:r>
+      <w:r>
+        <w:t xml:space="preserve"> </w:t>
+      </w:r>
+      <w:r>
+        <w:rPr>
+          <w:b/>
+          <w:bCs/>
+        </w:rPr>
+        <w:t xml:space="preserve">Antwort</w:t>
+      </w:r>
+      <w:r>
+        <w:t xml:space="preserve">,</w:t>
+      </w:r>
+      <w:r>
+        <w:t xml:space="preserve"> </w:t>
+      </w:r>
+      <w:r>
+        <w:rPr>
+          <w:b/>
+          <w:bCs/>
+        </w:rPr>
+        <w:t xml:space="preserve">Tools</w:t>
+      </w:r>
+      <w:r>
+        <w:t xml:space="preserve"> </w:t>
+      </w:r>
+      <w:r>
+        <w:t xml:space="preserve">und</w:t>
+      </w:r>
+      <w:r>
+        <w:t xml:space="preserve"> </w:t>
+      </w:r>
+      <w:r>
+        <w:rPr>
+          <w:b/>
+          <w:bCs/>
+        </w:rPr>
+        <w:t xml:space="preserve">Diff</w:t>
+      </w:r>
+      <w:r>
+        <w:t xml:space="preserve"> </w:t>
+      </w:r>
+      <w:r>
+        <w:t xml:space="preserve">(der Schritt-Diff aus den Snapshot-Refs). Payloads lesen</w:t>
+      </w:r>
+      <w:r>
+        <w:t xml:space="preserve"> </w:t>
+      </w:r>
+      <w:r>
+        <w:t xml:space="preserve">sich als Feldliste; Issue, Prompts und Antworten werden als Markdown gerendert.</w:t>
+      </w:r>
+    </w:p>
+    <w:p>
+      <w:pPr>
+        <w:pStyle w:val="Compact"/>
+        <w:numPr>
+          <w:ilvl w:val="0"/>
+          <w:numId w:val="1007"/>
+        </w:numPr>
+      </w:pPr>
+      <w:r>
+        <w:rPr>
+          <w:b/>
+          <w:bCs/>
+        </w:rPr>
+        <w:t xml:space="preserve">Lauf-Kontext-Panel:</w:t>
+      </w:r>
+      <w:r>
+        <w:t xml:space="preserve"> </w:t>
+      </w:r>
+      <w:r>
+        <w:t xml:space="preserve">Phase, Runde (</w:t>
+      </w:r>
+      <w:r>
+        <w:rPr>
+          <w:rStyle w:val="VerbatimChar"/>
+        </w:rPr>
+        <w:t xml:space="preserve">n/cap</w:t>
+      </w:r>
+      <w:r>
+        <w:t xml:space="preserve">), Limit-Treffer,</w:t>
+      </w:r>
+      <w:r>
+        <w:t xml:space="preserve"> </w:t>
+      </w:r>
+      <w:r>
+        <w:t xml:space="preserve">Circuit-Breaker, kumulierte Kosten und Follow-ups</w:t>
+      </w:r>
+      <w:r>
+        <w:t xml:space="preserve"> </w:t>
+      </w:r>
+      <w:r>
+        <w:rPr>
+          <w:b/>
+          <w:bCs/>
+        </w:rPr>
+        <w:t xml:space="preserve">zum Zeitpunkt des gewählten</w:t>
+      </w:r>
+      <w:r>
+        <w:rPr>
+          <w:b/>
+          <w:bCs/>
+        </w:rPr>
+        <w:t xml:space="preserve"> </w:t>
+      </w:r>
+      <w:r>
+        <w:rPr>
+          <w:b/>
+          <w:bCs/>
+        </w:rPr>
+        <w:t xml:space="preserve">Knotens</w:t>
+      </w:r>
+      <w:r>
+        <w:t xml:space="preserve"> </w:t>
+      </w:r>
+      <w:r>
+        <w:t xml:space="preserve">(Zeitreise).</w:t>
+      </w:r>
+    </w:p>
+    <w:p>
+      <w:pPr>
+        <w:pStyle w:val="Compact"/>
+        <w:numPr>
+          <w:ilvl w:val="0"/>
+          <w:numId w:val="1007"/>
+        </w:numPr>
+      </w:pPr>
+      <w:r>
+        <w:rPr>
+          <w:b/>
+          <w:bCs/>
+        </w:rPr>
+        <w:t xml:space="preserve">Recovery-Karte:</w:t>
+      </w:r>
+      <w:r>
+        <w:t xml:space="preserve"> </w:t>
+      </w:r>
+      <w:r>
+        <w:t xml:space="preserve">Braucht der Lauf dich, nennt eine Karte den nächsten</w:t>
+      </w:r>
+      <w:r>
+        <w:t xml:space="preserve"> </w:t>
+      </w:r>
+      <w:r>
+        <w:t xml:space="preserve">Schritt — z. B.</w:t>
+      </w:r>
+      <w:r>
+        <w:t xml:space="preserve"> </w:t>
+      </w:r>
+      <w:r>
+        <w:rPr>
+          <w:rStyle w:val="VerbatimChar"/>
+        </w:rPr>
+        <w:t xml:space="preserve">adw approve &lt;id&gt; --repo &lt;pfad&gt;</w:t>
+      </w:r>
+      <w:r>
+        <w:t xml:space="preserve"> </w:t>
+      </w:r>
+      <w:r>
+        <w:t xml:space="preserve">oder den Eskalationsbericht.</w:t>
+      </w:r>
+    </w:p>
+    <w:p>
+      <w:pPr>
+        <w:pStyle w:val="Compact"/>
+        <w:numPr>
+          <w:ilvl w:val="0"/>
+          <w:numId w:val="1007"/>
+        </w:numPr>
+      </w:pPr>
+      <w:r>
+        <w:rPr>
+          <w:b/>
+          <w:bCs/>
+        </w:rPr>
+        <w:t xml:space="preserve">Plan-Skelett:</w:t>
+      </w:r>
+      <w:r>
+        <w:t xml:space="preserve"> </w:t>
+      </w:r>
+      <w:r>
+        <w:t xml:space="preserve">die Tasks aus</w:t>
+      </w:r>
+      <w:r>
+        <w:t xml:space="preserve"> </w:t>
+      </w:r>
+      <w:r>
+        <w:rPr>
+          <w:rStyle w:val="VerbatimChar"/>
+        </w:rPr>
+        <w:t xml:space="preserve">plan.md</w:t>
+      </w:r>
+      <w:r>
+        <w:t xml:space="preserve"> </w:t>
+      </w:r>
+      <w:r>
+        <w:t xml:space="preserve">je Lane, eingeklappt unter dem Trace.</w:t>
+      </w:r>
+    </w:p>
+    <w:p>
+      <w:pPr>
+        <w:pStyle w:val="Compact"/>
+        <w:numPr>
+          <w:ilvl w:val="0"/>
+          <w:numId w:val="1007"/>
+        </w:numPr>
+      </w:pPr>
+      <w:r>
+        <w:rPr>
+          <w:b/>
+          <w:bCs/>
+        </w:rPr>
+        <w:t xml:space="preserve">Änderungsumfang</w:t>
+      </w:r>
+      <w:r>
+        <w:t xml:space="preserve"> </w:t>
+      </w:r>
+      <w:r>
+        <w:t xml:space="preserve">(eingeklappt): geänderte Dateien pro Lane mit</w:t>
+      </w:r>
+      <w:r>
+        <w:t xml:space="preserve"> </w:t>
+      </w:r>
+      <w:r>
+        <w:rPr>
+          <w:rStyle w:val="VerbatimChar"/>
+        </w:rPr>
+        <w:t xml:space="preserve">+/-</w:t>
+      </w:r>
+      <w:r>
+        <w:t xml:space="preserve">-Zählern, neben dem im Kontrakt deklarierten Umfang.</w:t>
+      </w:r>
+    </w:p>
+    <w:p>
+      <w:pPr>
+        <w:pStyle w:val="Compact"/>
+        <w:numPr>
+          <w:ilvl w:val="0"/>
+          <w:numId w:val="1007"/>
+        </w:numPr>
+      </w:pPr>
+      <w:r>
+        <w:rPr>
+          <w:b/>
+          <w:bCs/>
+        </w:rPr>
+        <w:t xml:space="preserve">Tabs auf Laufebene:</w:t>
+      </w:r>
+      <w:r>
+        <w:t xml:space="preserve"> </w:t>
+      </w:r>
+      <w:r>
+        <w:rPr>
+          <w:rStyle w:val="VerbatimChar"/>
+        </w:rPr>
+        <w:t xml:space="preserve">Trace</w:t>
+      </w:r>
+      <w:r>
+        <w:t xml:space="preserve"> </w:t>
+      </w:r>
+      <w:r>
+        <w:t xml:space="preserve">(Default) ·</w:t>
+      </w:r>
+      <w:r>
+        <w:t xml:space="preserve"> </w:t>
+      </w:r>
+      <w:r>
+        <w:rPr>
+          <w:rStyle w:val="VerbatimChar"/>
+        </w:rPr>
+        <w:t xml:space="preserve">Timeline</w:t>
+      </w:r>
+      <w:r>
+        <w:t xml:space="preserve"> </w:t>
+      </w:r>
+      <w:r>
+        <w:t xml:space="preserve">(Swimlanes: wohin geht</w:t>
+      </w:r>
+      <w:r>
+        <w:t xml:space="preserve"> </w:t>
+      </w:r>
+      <w:r>
+        <w:t xml:space="preserve">die Zeit; Klick auf einen Balken springt) ·</w:t>
+      </w:r>
+      <w:r>
+        <w:t xml:space="preserve"> </w:t>
+      </w:r>
+      <w:r>
+        <w:rPr>
+          <w:rStyle w:val="VerbatimChar"/>
+        </w:rPr>
+        <w:t xml:space="preserve">Artifacts</w:t>
+      </w:r>
+      <w:r>
+        <w:t xml:space="preserve"> </w:t>
+      </w:r>
+      <w:r>
+        <w:t xml:space="preserve">(Issue, Spec, Plan,</w:t>
+      </w:r>
+      <w:r>
+        <w:t xml:space="preserve"> </w:t>
+      </w:r>
+      <w:r>
+        <w:t xml:space="preserve">Kontrakt, Zusammenfassungen, Entwürfe nebeneinander, Eskalation, Follow-ups) ·</w:t>
+      </w:r>
+      <w:r>
+        <w:t xml:space="preserve"> </w:t>
+      </w:r>
+      <w:r>
+        <w:rPr>
+          <w:rStyle w:val="VerbatimChar"/>
+        </w:rPr>
+        <w:t xml:space="preserve">Raw</w:t>
+      </w:r>
+      <w:r>
+        <w:t xml:space="preserve"> </w:t>
+      </w:r>
+      <w:r>
+        <w:t xml:space="preserve">(filterbares Ereignis-Log — der Fallback, der immer funktioniert).</w:t>
+      </w:r>
+    </w:p>
+    <w:p>
+      <w:pPr>
+        <w:pStyle w:val="Compact"/>
+        <w:numPr>
+          <w:ilvl w:val="0"/>
+          <w:numId w:val="1007"/>
+        </w:numPr>
+      </w:pPr>
+      <w:r>
+        <w:rPr>
+          <w:b/>
+          <w:bCs/>
+        </w:rPr>
+        <w:t xml:space="preserve">Live:</w:t>
+      </w:r>
+      <w:r>
+        <w:t xml:space="preserve"> </w:t>
+      </w:r>
+      <w:r>
+        <w:t xml:space="preserve">Solange ein Lauf aktiv ist, aktualisiert sich die Seite selbst</w:t>
+      </w:r>
+      <w:r>
+        <w:t xml:space="preserve"> </w:t>
+      </w:r>
+      <w:r>
+        <w:t xml:space="preserve">(Server-Sent Events, entprellt); ein fertiger Lauf ist statisch.</w:t>
+      </w:r>
+    </w:p>
+    <w:bookmarkEnd w:id="67"/>
+    <w:bookmarkStart w:id="68" w:name="X0e447d1306ed804fb37519c46cdfaa3e45c4a7d"/>
     <w:p>
       <w:pPr>
         <w:pStyle w:val="Heading3"/>
       </w:pPr>
       <w:r>
-        <w:t xml:space="preserve">10.3 Eskalierte Läufe</w:t>
+        <w:t xml:space="preserve">8.4 Tastatur</w:t>
       </w:r>
     </w:p>
     <w:p>
@@ -10239,43 +9019,192 @@
         <w:pStyle w:val="FirstParagraph"/>
       </w:pPr>
       <w:r>
-        <w:t xml:space="preserve">Ein Lauf in Phase</w:t>
-      </w:r>
-      <w:r>
-        <w:t xml:space="preserve"> </w:t>
-      </w:r>
-      <w:r>
-        <w:rPr>
-          <w:rStyle w:val="VerbatimChar"/>
-        </w:rPr>
-        <w:t xml:space="preserve">escalated</w:t>
-      </w:r>
-      <w:r>
-        <w:t xml:space="preserve"> </w:t>
-      </w:r>
-      <w:r>
-        <w:t xml:space="preserve">ist absichtlich endgültig.</w:t>
-      </w:r>
-      <w:r>
-        <w:t xml:space="preserve"> </w:t>
-      </w:r>
-      <w:r>
-        <w:rPr>
-          <w:rStyle w:val="VerbatimChar"/>
-        </w:rPr>
-        <w:t xml:space="preserve">escalation.md</w:t>
-      </w:r>
-      <w:r>
-        <w:t xml:space="preserve"> </w:t>
-      </w:r>
-      <w:r>
-        <w:t xml:space="preserve">lesen,</w:t>
-      </w:r>
-      <w:r>
-        <w:t xml:space="preserve"> </w:t>
-      </w:r>
-      <w:r>
-        <w:t xml:space="preserve">die Ursache beheben (Issue, Config, Gates, Umgebung), neuen Lauf starten.</w:t>
+        <w:t xml:space="preserve">Der Trace-Baum ist ein einziger Tab-Halt; darin:</w:t>
+      </w:r>
+    </w:p>
+    <w:tbl>
+      <w:tblPr>
+        <w:tblStyle w:val="Table"/>
+        <w:tblW w:type="auto" w:w="0"/>
+        <w:jc w:val="left"/>
+        <w:tblLook w:firstRow="1" w:lastRow="0" w:firstColumn="0" w:lastColumn="0" w:noHBand="0" w:noVBand="0" w:val="0020"/>
+      </w:tblPr>
+      <w:tblGrid>
+        <w:gridCol w:w="3960"/>
+        <w:gridCol w:w="3960"/>
+      </w:tblGrid>
+      <w:tr>
+        <w:trPr>
+          <w:tblHeader w:val="on"/>
+        </w:trPr>
+        <w:tc>
+          <w:tcPr/>
+          <w:p>
+            <w:pPr>
+              <w:pStyle w:val="Compact"/>
+              <w:jc w:val="left"/>
+            </w:pPr>
+            <w:r>
+              <w:t xml:space="preserve">Taste</w:t>
+            </w:r>
+          </w:p>
+        </w:tc>
+        <w:tc>
+          <w:tcPr/>
+          <w:p>
+            <w:pPr>
+              <w:pStyle w:val="Compact"/>
+              <w:jc w:val="left"/>
+            </w:pPr>
+            <w:r>
+              <w:t xml:space="preserve">Wirkung</w:t>
+            </w:r>
+          </w:p>
+        </w:tc>
+      </w:tr>
+      <w:tr>
+        <w:tc>
+          <w:tcPr/>
+          <w:p>
+            <w:pPr>
+              <w:pStyle w:val="Compact"/>
+              <w:jc w:val="left"/>
+            </w:pPr>
+            <w:r>
+              <w:t xml:space="preserve">↓ / ↑</w:t>
+            </w:r>
+          </w:p>
+        </w:tc>
+        <w:tc>
+          <w:tcPr/>
+          <w:p>
+            <w:pPr>
+              <w:pStyle w:val="Compact"/>
+              <w:jc w:val="left"/>
+            </w:pPr>
+            <w:r>
+              <w:t xml:space="preserve">nächste / vorige sichtbare Zeile</w:t>
+            </w:r>
+          </w:p>
+        </w:tc>
+      </w:tr>
+      <w:tr>
+        <w:tc>
+          <w:tcPr/>
+          <w:p>
+            <w:pPr>
+              <w:pStyle w:val="Compact"/>
+              <w:jc w:val="left"/>
+            </w:pPr>
+            <w:r>
+              <w:t xml:space="preserve">→</w:t>
+            </w:r>
+          </w:p>
+        </w:tc>
+        <w:tc>
+          <w:tcPr/>
+          <w:p>
+            <w:pPr>
+              <w:pStyle w:val="Compact"/>
+              <w:jc w:val="left"/>
+            </w:pPr>
+            <w:r>
+              <w:t xml:space="preserve">Klappzeile öffnen; ist sie offen, zum ersten Kind</w:t>
+            </w:r>
+          </w:p>
+        </w:tc>
+      </w:tr>
+      <w:tr>
+        <w:tc>
+          <w:tcPr/>
+          <w:p>
+            <w:pPr>
+              <w:pStyle w:val="Compact"/>
+              <w:jc w:val="left"/>
+            </w:pPr>
+            <w:r>
+              <w:t xml:space="preserve">←</w:t>
+            </w:r>
+          </w:p>
+        </w:tc>
+        <w:tc>
+          <w:tcPr/>
+          <w:p>
+            <w:pPr>
+              <w:pStyle w:val="Compact"/>
+              <w:jc w:val="left"/>
+            </w:pPr>
+            <w:r>
+              <w:t xml:space="preserve">Klappzeile schließen; ist sie zu, zur Elternzeile</w:t>
+            </w:r>
+          </w:p>
+        </w:tc>
+      </w:tr>
+      <w:tr>
+        <w:tc>
+          <w:tcPr/>
+          <w:p>
+            <w:pPr>
+              <w:pStyle w:val="Compact"/>
+              <w:jc w:val="left"/>
+            </w:pPr>
+            <w:r>
+              <w:t xml:space="preserve">Enter, Leertaste</w:t>
+            </w:r>
+          </w:p>
+        </w:tc>
+        <w:tc>
+          <w:tcPr/>
+          <w:p>
+            <w:pPr>
+              <w:pStyle w:val="Compact"/>
+              <w:jc w:val="left"/>
+            </w:pPr>
+            <w:r>
+              <w:t xml:space="preserve">Knoten auswählen (wie ein Klick)</w:t>
+            </w:r>
+          </w:p>
+        </w:tc>
+      </w:tr>
+      <w:tr>
+        <w:tc>
+          <w:tcPr/>
+          <w:p>
+            <w:pPr>
+              <w:pStyle w:val="Compact"/>
+              <w:jc w:val="left"/>
+            </w:pPr>
+            <w:r>
+              <w:t xml:space="preserve">Pos1 / Ende</w:t>
+            </w:r>
+          </w:p>
+        </w:tc>
+        <w:tc>
+          <w:tcPr/>
+          <w:p>
+            <w:pPr>
+              <w:pStyle w:val="Compact"/>
+              <w:jc w:val="left"/>
+            </w:pPr>
+            <w:r>
+              <w:t xml:space="preserve">erste / letzte sichtbare Zeile</w:t>
+            </w:r>
+          </w:p>
+        </w:tc>
+      </w:tr>
+    </w:tbl>
+    <w:p>
+      <w:pPr>
+        <w:pStyle w:val="BodyText"/>
+      </w:pPr>
+      <w:r>
+        <w:t xml:space="preserve">Tab-Gruppen wechseln mit ← / →. Timeline-Zeilen sind fokussierbar und werden mit</w:t>
+      </w:r>
+      <w:r>
+        <w:t xml:space="preserve"> </w:t>
+      </w:r>
+      <w:r>
+        <w:t xml:space="preserve">Enter/Leertaste aktiviert.</w:t>
       </w:r>
     </w:p>
     <w:p>
@@ -10285,15 +9214,15 @@
         </w:pict>
       </w:r>
     </w:p>
-    <w:bookmarkEnd w:id="58"/>
-    <w:bookmarkEnd w:id="59"/>
-    <w:bookmarkStart w:id="60" w:name="aufbewahrung-und-aufräumen"/>
+    <w:bookmarkEnd w:id="68"/>
+    <w:bookmarkEnd w:id="69"/>
+    <w:bookmarkStart w:id="73" w:name="Xa20edf0c3244932be63ee6825a1725683ceada6"/>
     <w:p>
       <w:pPr>
         <w:pStyle w:val="Heading2"/>
       </w:pPr>
       <w:r>
-        <w:t xml:space="preserve">11. Aufbewahrung und Aufräumen</w:t>
+        <w:t xml:space="preserve">9. Lauf-Artefakte und wie man sie liest</w:t>
       </w:r>
     </w:p>
     <w:p>
@@ -10301,1118 +9230,102 @@
         <w:pStyle w:val="FirstParagraph"/>
       </w:pPr>
       <w:r>
-        <w:t xml:space="preserve">Worktrees und Roh-Logs machen Lauf-Verzeichnisse groß. Zwei Kommandos halten sie</w:t>
-      </w:r>
-      <w:r>
-        <w:t xml:space="preserve"> </w:t>
-      </w:r>
-      <w:r>
-        <w:t xml:space="preserve">im Zaum:</w:t>
-      </w:r>
-    </w:p>
-    <w:p>
-      <w:pPr>
-        <w:pStyle w:val="SourceCode"/>
-      </w:pPr>
-      <w:r>
-        <w:rPr>
-          <w:rStyle w:val="ExtensionTok"/>
-        </w:rPr>
-        <w:t xml:space="preserve">uv</w:t>
-      </w:r>
-      <w:r>
-        <w:rPr>
-          <w:rStyle w:val="NormalTok"/>
-        </w:rPr>
-        <w:t xml:space="preserve"> run adw runs list </w:t>
-      </w:r>
-      <w:r>
-        <w:rPr>
-          <w:rStyle w:val="AttributeTok"/>
-        </w:rPr>
-        <w:t xml:space="preserve">--repo</w:t>
-      </w:r>
-      <w:r>
-        <w:rPr>
-          <w:rStyle w:val="NormalTok"/>
-        </w:rPr>
-        <w:t xml:space="preserve"> ~/code/shop</w:t>
-      </w:r>
-      <w:r>
-        <w:br/>
-      </w:r>
-      <w:r>
-        <w:rPr>
-          <w:rStyle w:val="CommentTok"/>
-        </w:rPr>
-        <w:t xml:space="preserve"># 3f9a12c4  done                    2026-10-02 14:11:07  events=8421  log=31457280</w:t>
-      </w:r>
-      <w:r>
-        <w:br/>
-      </w:r>
-      <w:r>
-        <w:br/>
-      </w:r>
-      <w:r>
-        <w:rPr>
-          <w:rStyle w:val="ExtensionTok"/>
-        </w:rPr>
-        <w:t xml:space="preserve">uv</w:t>
-      </w:r>
-      <w:r>
-        <w:rPr>
-          <w:rStyle w:val="NormalTok"/>
-        </w:rPr>
-        <w:t xml:space="preserve"> run adw runs prune </w:t>
-      </w:r>
-      <w:r>
-        <w:rPr>
-          <w:rStyle w:val="AttributeTok"/>
-        </w:rPr>
-        <w:t xml:space="preserve">--repo</w:t>
-      </w:r>
-      <w:r>
-        <w:rPr>
-          <w:rStyle w:val="NormalTok"/>
-        </w:rPr>
-        <w:t xml:space="preserve"> ~/code/shop                     </w:t>
-      </w:r>
-      <w:r>
-        <w:rPr>
-          <w:rStyle w:val="CommentTok"/>
-        </w:rPr>
-        <w:t xml:space="preserve"># neueste 20 behalten, Rest löschen</w:t>
-      </w:r>
-      <w:r>
-        <w:br/>
-      </w:r>
-      <w:r>
-        <w:rPr>
-          <w:rStyle w:val="ExtensionTok"/>
-        </w:rPr>
-        <w:t xml:space="preserve">uv</w:t>
-      </w:r>
-      <w:r>
-        <w:rPr>
-          <w:rStyle w:val="NormalTok"/>
-        </w:rPr>
-        <w:t xml:space="preserve"> run adw runs prune </w:t>
-      </w:r>
-      <w:r>
-        <w:rPr>
-          <w:rStyle w:val="AttributeTok"/>
-        </w:rPr>
-        <w:t xml:space="preserve">--repo</w:t>
-      </w:r>
-      <w:r>
-        <w:rPr>
-          <w:rStyle w:val="NormalTok"/>
-        </w:rPr>
-        <w:t xml:space="preserve"> ~/code/shop </w:t>
-      </w:r>
-      <w:r>
-        <w:rPr>
-          <w:rStyle w:val="AttributeTok"/>
-        </w:rPr>
-        <w:t xml:space="preserve">--keep</w:t>
-      </w:r>
-      <w:r>
-        <w:rPr>
-          <w:rStyle w:val="NormalTok"/>
-        </w:rPr>
-        <w:t xml:space="preserve"> 5 </w:t>
-      </w:r>
-      <w:r>
-        <w:rPr>
-          <w:rStyle w:val="AttributeTok"/>
-        </w:rPr>
-        <w:t xml:space="preserve">--older-than</w:t>
-      </w:r>
-      <w:r>
-        <w:rPr>
-          <w:rStyle w:val="NormalTok"/>
-        </w:rPr>
-        <w:t xml:space="preserve"> 14</w:t>
-      </w:r>
-      <w:r>
-        <w:br/>
-      </w:r>
-      <w:r>
-        <w:rPr>
-          <w:rStyle w:val="ExtensionTok"/>
-        </w:rPr>
-        <w:t xml:space="preserve">uv</w:t>
-      </w:r>
-      <w:r>
-        <w:rPr>
-          <w:rStyle w:val="NormalTok"/>
-        </w:rPr>
-        <w:t xml:space="preserve"> run adw runs prune </w:t>
-      </w:r>
-      <w:r>
-        <w:rPr>
-          <w:rStyle w:val="AttributeTok"/>
-        </w:rPr>
-        <w:t xml:space="preserve">--repo</w:t>
-      </w:r>
-      <w:r>
-        <w:rPr>
-          <w:rStyle w:val="NormalTok"/>
-        </w:rPr>
-        <w:t xml:space="preserve"> ~/code/shop </w:t>
-      </w:r>
-      <w:r>
-        <w:rPr>
-          <w:rStyle w:val="AttributeTok"/>
-        </w:rPr>
-        <w:t xml:space="preserve">--gzip</w:t>
-      </w:r>
-      <w:r>
-        <w:rPr>
-          <w:rStyle w:val="NormalTok"/>
-        </w:rPr>
-        <w:t xml:space="preserve">              </w:t>
-      </w:r>
-      <w:r>
-        <w:rPr>
-          <w:rStyle w:val="CommentTok"/>
-        </w:rPr>
-        <w:t xml:space="preserve"># events.jsonl komprimieren, Lauf behalten</w:t>
-      </w:r>
-    </w:p>
-    <w:p>
-      <w:pPr>
-        <w:pStyle w:val="Compact"/>
-        <w:numPr>
-          <w:ilvl w:val="0"/>
-          <w:numId w:val="1010"/>
-        </w:numPr>
-      </w:pPr>
-      <w:r>
-        <w:t xml:space="preserve">Nur</w:t>
-      </w:r>
-      <w:r>
-        <w:t xml:space="preserve"> </w:t>
-      </w:r>
-      <w:r>
-        <w:rPr>
-          <w:b/>
-          <w:bCs/>
-        </w:rPr>
-        <w:t xml:space="preserve">terminale</w:t>
-      </w:r>
-      <w:r>
-        <w:t xml:space="preserve"> </w:t>
-      </w:r>
-      <w:r>
-        <w:t xml:space="preserve">Läufe (</w:t>
-      </w:r>
-      <w:r>
-        <w:rPr>
-          <w:rStyle w:val="VerbatimChar"/>
-        </w:rPr>
-        <w:t xml:space="preserve">done</w:t>
-      </w:r>
-      <w:r>
-        <w:t xml:space="preserve">,</w:t>
-      </w:r>
-      <w:r>
-        <w:t xml:space="preserve"> </w:t>
-      </w:r>
-      <w:r>
-        <w:rPr>
-          <w:rStyle w:val="VerbatimChar"/>
-        </w:rPr>
-        <w:t xml:space="preserve">escalated</w:t>
-      </w:r>
-      <w:r>
-        <w:t xml:space="preserve">) werden geprunt — ein pausierter</w:t>
-      </w:r>
-      <w:r>
-        <w:t xml:space="preserve"> </w:t>
-      </w:r>
-      <w:r>
-        <w:t xml:space="preserve">oder fortsetzbarer Lauf wird nie angefasst.</w:t>
-      </w:r>
-    </w:p>
-    <w:p>
-      <w:pPr>
-        <w:pStyle w:val="Compact"/>
-        <w:numPr>
-          <w:ilvl w:val="0"/>
-          <w:numId w:val="1010"/>
-        </w:numPr>
-      </w:pPr>
-      <w:r>
-        <w:t xml:space="preserve">Löschen entfernt das Lauf-Verzeichnis, seine Worktrees (mit sauberer</w:t>
-      </w:r>
-      <w:r>
-        <w:t xml:space="preserve"> </w:t>
-      </w:r>
-      <w:r>
-        <w:rPr>
-          <w:rStyle w:val="VerbatimChar"/>
-        </w:rPr>
-        <w:t xml:space="preserve">git worktree</w:t>
-      </w:r>
-      <w:r>
-        <w:t xml:space="preserve">-Abmeldung) und seine Snapshot-Refs</w:t>
-      </w:r>
-      <w:r>
-        <w:t xml:space="preserve"> </w:t>
-      </w:r>
-      <w:r>
-        <w:rPr>
-          <w:rStyle w:val="VerbatimChar"/>
-        </w:rPr>
-        <w:t xml:space="preserve">refs/adw/&lt;id&gt;/*</w:t>
-      </w:r>
-      <w:r>
-        <w:t xml:space="preserve">. Ein</w:t>
-      </w:r>
-      <w:r>
-        <w:t xml:space="preserve"> </w:t>
-      </w:r>
-      <w:r>
-        <w:t xml:space="preserve">Worktree mit uncommitteten Änderungen wird übersprungen, nie verworfen.</w:t>
-      </w:r>
-    </w:p>
-    <w:p>
-      <w:pPr>
-        <w:pStyle w:val="Compact"/>
-        <w:numPr>
-          <w:ilvl w:val="0"/>
-          <w:numId w:val="1010"/>
-        </w:numPr>
-      </w:pPr>
-      <w:r>
-        <w:rPr>
-          <w:rStyle w:val="VerbatimChar"/>
-        </w:rPr>
-        <w:t xml:space="preserve">--keep N</w:t>
-      </w:r>
-      <w:r>
-        <w:t xml:space="preserve"> </w:t>
-      </w:r>
-      <w:r>
-        <w:t xml:space="preserve">schützt die neuesten N Läufe;</w:t>
-      </w:r>
-      <w:r>
-        <w:t xml:space="preserve"> </w:t>
-      </w:r>
-      <w:r>
-        <w:rPr>
-          <w:rStyle w:val="VerbatimChar"/>
-        </w:rPr>
-        <w:t xml:space="preserve">--older-than TAGE</w:t>
-      </w:r>
-      <w:r>
-        <w:t xml:space="preserve"> </w:t>
-      </w:r>
-      <w:r>
-        <w:t xml:space="preserve">beschränkt das</w:t>
-      </w:r>
-      <w:r>
-        <w:t xml:space="preserve"> </w:t>
-      </w:r>
-      <w:r>
-        <w:t xml:space="preserve">Pruning auf Läufe, die mindestens so alt sind.</w:t>
-      </w:r>
-      <w:r>
-        <w:t xml:space="preserve"> </w:t>
-      </w:r>
-      <w:r>
-        <w:rPr>
-          <w:rStyle w:val="VerbatimChar"/>
-        </w:rPr>
-        <w:t xml:space="preserve">--gzip</w:t>
-      </w:r>
-      <w:r>
-        <w:t xml:space="preserve"> </w:t>
-      </w:r>
-      <w:r>
-        <w:t xml:space="preserve">komprimiert das Log zu</w:t>
-      </w:r>
-      <w:r>
-        <w:t xml:space="preserve"> </w:t>
-      </w:r>
-      <w:r>
-        <w:rPr>
-          <w:rStyle w:val="VerbatimChar"/>
-        </w:rPr>
-        <w:t xml:space="preserve">events.jsonl.gz</w:t>
-      </w:r>
-      <w:r>
-        <w:t xml:space="preserve">; die GUI liest beides.</w:t>
-      </w:r>
-    </w:p>
-    <w:p>
-      <w:pPr>
-        <w:pStyle w:val="Compact"/>
-        <w:numPr>
-          <w:ilvl w:val="0"/>
-          <w:numId w:val="1010"/>
-        </w:numPr>
-      </w:pPr>
-      <w:r>
-        <w:t xml:space="preserve">Lane-</w:t>
-      </w:r>
-      <w:r>
-        <w:rPr>
-          <w:b/>
-          <w:bCs/>
-        </w:rPr>
-        <w:t xml:space="preserve">Branches</w:t>
-      </w:r>
-      <w:r>
-        <w:t xml:space="preserve"> </w:t>
-      </w:r>
-      <w:r>
-        <w:t xml:space="preserve">werden nicht gelöscht; gepushte/gemergte Branches wie gewohnt</w:t>
-      </w:r>
-      <w:r>
-        <w:t xml:space="preserve"> </w:t>
-      </w:r>
-      <w:r>
-        <w:t xml:space="preserve">mit git entfernen.</w:t>
-      </w:r>
-    </w:p>
-    <w:p>
-      <w:pPr>
-        <w:pStyle w:val="Compact"/>
-        <w:numPr>
-          <w:ilvl w:val="0"/>
-          <w:numId w:val="1010"/>
-        </w:numPr>
-      </w:pPr>
-      <w:r>
-        <w:rPr>
-          <w:b/>
-          <w:bCs/>
-        </w:rPr>
-        <w:t xml:space="preserve">Automatisches Pruning:</w:t>
-      </w:r>
-      <w:r>
-        <w:t xml:space="preserve"> </w:t>
-      </w:r>
-      <w:r>
-        <w:t xml:space="preserve">Nach jedem Lauf, der</w:t>
-      </w:r>
-      <w:r>
-        <w:t xml:space="preserve"> </w:t>
-      </w:r>
-      <w:r>
-        <w:rPr>
-          <w:rStyle w:val="VerbatimChar"/>
-        </w:rPr>
-        <w:t xml:space="preserve">done</w:t>
-      </w:r>
-      <w:r>
-        <w:t xml:space="preserve"> </w:t>
-      </w:r>
-      <w:r>
-        <w:t xml:space="preserve">endet (über</w:t>
-      </w:r>
-      <w:r>
-        <w:t xml:space="preserve"> </w:t>
-      </w:r>
-      <w:r>
-        <w:rPr>
-          <w:rStyle w:val="VerbatimChar"/>
-        </w:rPr>
-        <w:t xml:space="preserve">run</w:t>
-      </w:r>
-      <w:r>
-        <w:t xml:space="preserve">,</w:t>
-      </w:r>
-      <w:r>
-        <w:t xml:space="preserve"> </w:t>
-      </w:r>
-      <w:r>
-        <w:rPr>
-          <w:rStyle w:val="VerbatimChar"/>
-        </w:rPr>
-        <w:t xml:space="preserve">resume</w:t>
-      </w:r>
-      <w:r>
-        <w:t xml:space="preserve"> </w:t>
-      </w:r>
-      <w:r>
-        <w:t xml:space="preserve">oder</w:t>
-      </w:r>
-      <w:r>
-        <w:t xml:space="preserve"> </w:t>
-      </w:r>
-      <w:r>
-        <w:rPr>
-          <w:rStyle w:val="VerbatimChar"/>
-        </w:rPr>
-        <w:t xml:space="preserve">approve</w:t>
-      </w:r>
-      <w:r>
-        <w:t xml:space="preserve">), löscht ADW alte Läufe jenseits von</w:t>
-      </w:r>
-      <w:r>
-        <w:t xml:space="preserve"> </w:t>
-      </w:r>
-      <w:r>
-        <w:rPr>
-          <w:rStyle w:val="VerbatimChar"/>
-        </w:rPr>
-        <w:t xml:space="preserve">trace.keep_runs</w:t>
-      </w:r>
-      <w:r>
-        <w:t xml:space="preserve"> </w:t>
-      </w:r>
-      <w:r>
-        <w:t xml:space="preserve">(Default 20).</w:t>
-      </w:r>
-      <w:r>
-        <w:t xml:space="preserve"> </w:t>
-      </w:r>
-      <w:r>
-        <w:rPr>
-          <w:rStyle w:val="VerbatimChar"/>
-        </w:rPr>
-        <w:t xml:space="preserve">keep_runs: 0</w:t>
-      </w:r>
-      <w:r>
-        <w:t xml:space="preserve"> </w:t>
-      </w:r>
-      <w:r>
-        <w:t xml:space="preserve">schaltet es ab. Fehler werden</w:t>
-      </w:r>
-      <w:r>
-        <w:t xml:space="preserve"> </w:t>
-      </w:r>
-      <w:r>
-        <w:t xml:space="preserve">gemeldet, ändern aber nie das Ergebnis des fertigen Laufs.</w:t>
-      </w:r>
-    </w:p>
-    <w:p>
-      <w:r>
-        <w:pict>
-          <v:rect style="width:0;height:1.5pt" o:hralign="center" o:hrstd="t" o:hr="t"/>
-        </w:pict>
-      </w:r>
-    </w:p>
-    <w:bookmarkEnd w:id="60"/>
-    <w:bookmarkStart w:id="61" w:name="abrechnung-und-plan-limits"/>
-    <w:p>
-      <w:pPr>
-        <w:pStyle w:val="Heading2"/>
-      </w:pPr>
-      <w:r>
-        <w:t xml:space="preserve">12. Abrechnung und Plan-Limits</w:t>
-      </w:r>
-    </w:p>
-    <w:p>
-      <w:pPr>
-        <w:pStyle w:val="Compact"/>
-        <w:numPr>
-          <w:ilvl w:val="0"/>
-          <w:numId w:val="1011"/>
-        </w:numPr>
-      </w:pPr>
-      <w:r>
-        <w:rPr>
-          <w:b/>
-          <w:bCs/>
-        </w:rPr>
-        <w:t xml:space="preserve">Claude läuft ausschließlich über die Claude Code CLI</w:t>
-      </w:r>
-      <w:r>
-        <w:t xml:space="preserve"> </w:t>
-      </w:r>
-      <w:r>
-        <w:t xml:space="preserve">mit deiner</w:t>
-      </w:r>
-      <w:r>
-        <w:t xml:space="preserve"> </w:t>
-      </w:r>
-      <w:r>
-        <w:t xml:space="preserve">gespeicherten Anmeldung. ADW startet keinen Agent ohne</w:t>
-      </w:r>
-      <w:r>
-        <w:t xml:space="preserve"> </w:t>
-      </w:r>
-      <w:r>
-        <w:rPr>
-          <w:rStyle w:val="VerbatimChar"/>
-        </w:rPr>
-        <w:t xml:space="preserve">~/.claude/.credentials.json</w:t>
-      </w:r>
-      <w:r>
-        <w:t xml:space="preserve"> </w:t>
-      </w:r>
-      <w:r>
-        <w:t xml:space="preserve">(oder den macOS-Schlüsselbund-Eintrag).</w:t>
-      </w:r>
-      <w:r>
-        <w:t xml:space="preserve"> </w:t>
-      </w:r>
-      <w:r>
-        <w:rPr>
-          <w:rStyle w:val="VerbatimChar"/>
-        </w:rPr>
-        <w:t xml:space="preserve">ANTHROPIC_API_KEY</w:t>
-      </w:r>
-      <w:r>
-        <w:t xml:space="preserve"> </w:t>
-      </w:r>
-      <w:r>
-        <w:t xml:space="preserve">und ähnliche Variablen werden für jeden Agent-Prozess aktiv</w:t>
-      </w:r>
-      <w:r>
-        <w:t xml:space="preserve"> </w:t>
-      </w:r>
-      <w:r>
-        <w:t xml:space="preserve">geleert — nie tokenweise API-Abrechnung.</w:t>
-      </w:r>
-    </w:p>
-    <w:p>
-      <w:pPr>
-        <w:pStyle w:val="Compact"/>
-        <w:numPr>
-          <w:ilvl w:val="0"/>
-          <w:numId w:val="1011"/>
-        </w:numPr>
-      </w:pPr>
-      <w:r>
-        <w:rPr>
-          <w:b/>
-          <w:bCs/>
-        </w:rPr>
-        <w:t xml:space="preserve">Verbrauch zählt gegen deinen Plan</w:t>
-      </w:r>
-      <w:r>
-        <w:t xml:space="preserve"> </w:t>
-      </w:r>
-      <w:r>
-        <w:t xml:space="preserve">(5-Stunden-Fenster + Wochenlimits). Kein</w:t>
-      </w:r>
-      <w:r>
-        <w:t xml:space="preserve"> </w:t>
-      </w:r>
-      <w:r>
-        <w:t xml:space="preserve">Kostenrisiko, aber ein Verfügbarkeitsrisiko.</w:t>
-      </w:r>
-    </w:p>
-    <w:p>
-      <w:pPr>
-        <w:pStyle w:val="Compact"/>
-        <w:numPr>
-          <w:ilvl w:val="0"/>
-          <w:numId w:val="1011"/>
-        </w:numPr>
-      </w:pPr>
-      <w:r>
-        <w:rPr>
-          <w:b/>
-          <w:bCs/>
-        </w:rPr>
-        <w:t xml:space="preserve">Limit erschöpft ≠ Arbeit verloren.</w:t>
-      </w:r>
-      <w:r>
-        <w:t xml:space="preserve"> </w:t>
-      </w:r>
-      <w:r>
-        <w:t xml:space="preserve">Ein fehlschlagender Agent-Aufruf stoppt</w:t>
-      </w:r>
-      <w:r>
-        <w:t xml:space="preserve"> </w:t>
-      </w:r>
-      <w:r>
-        <w:t xml:space="preserve">den Lauf mit Exit 1 und der Meldung</w:t>
-      </w:r>
-      <w:r>
-        <w:t xml:space="preserve"> </w:t>
-      </w:r>
-      <w:r>
-        <w:rPr>
-          <w:i/>
-          <w:iCs/>
-        </w:rPr>
-        <w:t xml:space="preserve">„Agent-Lauf abgebrochen (z. B. Plan-Limit</w:t>
-      </w:r>
-      <w:r>
-        <w:rPr>
-          <w:i/>
-          <w:iCs/>
-        </w:rPr>
-        <w:t xml:space="preserve"> </w:t>
-      </w:r>
-      <w:r>
-        <w:rPr>
-          <w:i/>
-          <w:iCs/>
-        </w:rPr>
-        <w:t xml:space="preserve">erschöpft)“</w:t>
-      </w:r>
-      <w:r>
-        <w:t xml:space="preserve">. Der Lauf ist</w:t>
-      </w:r>
-      <w:r>
-        <w:t xml:space="preserve"> </w:t>
-      </w:r>
-      <w:r>
-        <w:rPr>
-          <w:b/>
-          <w:bCs/>
-        </w:rPr>
-        <w:t xml:space="preserve">nicht</w:t>
-      </w:r>
-      <w:r>
-        <w:t xml:space="preserve"> </w:t>
-      </w:r>
-      <w:r>
-        <w:t xml:space="preserve">eskaliert, er steht an seinem Checkpoint.</w:t>
-      </w:r>
-      <w:r>
-        <w:t xml:space="preserve"> </w:t>
-      </w:r>
-      <w:r>
-        <w:t xml:space="preserve">Nach dem Reset:</w:t>
-      </w:r>
-      <w:r>
-        <w:t xml:space="preserve"> </w:t>
-      </w:r>
-      <w:r>
-        <w:rPr>
-          <w:rStyle w:val="VerbatimChar"/>
-        </w:rPr>
-        <w:t xml:space="preserve">adw resume &lt;run_id&gt;</w:t>
-      </w:r>
-      <w:r>
-        <w:t xml:space="preserve">. Ein automatisches Warten gibt es bewusst</w:t>
-      </w:r>
-      <w:r>
-        <w:t xml:space="preserve"> </w:t>
-      </w:r>
-      <w:r>
-        <w:t xml:space="preserve">nicht.</w:t>
-      </w:r>
-    </w:p>
-    <w:p>
-      <w:pPr>
-        <w:pStyle w:val="Compact"/>
-        <w:numPr>
-          <w:ilvl w:val="0"/>
-          <w:numId w:val="1011"/>
-        </w:numPr>
-      </w:pPr>
-      <w:r>
-        <w:rPr>
-          <w:b/>
-          <w:bCs/>
-        </w:rPr>
-        <w:t xml:space="preserve">Codex</w:t>
-      </w:r>
-      <w:r>
-        <w:t xml:space="preserve"> </w:t>
-      </w:r>
-      <w:r>
-        <w:t xml:space="preserve">läuft über dein ChatGPT-/Codex-Login mit eigenem Kontingent. Jeder</w:t>
-      </w:r>
-      <w:r>
-        <w:t xml:space="preserve"> </w:t>
-      </w:r>
-      <w:r>
-        <w:t xml:space="preserve">Aufruf nutzt ein isoliertes</w:t>
-      </w:r>
-      <w:r>
-        <w:t xml:space="preserve"> </w:t>
-      </w:r>
-      <w:r>
-        <w:rPr>
-          <w:rStyle w:val="VerbatimChar"/>
-        </w:rPr>
-        <w:t xml:space="preserve">CODEX_HOME</w:t>
-      </w:r>
-      <w:r>
-        <w:t xml:space="preserve">, das nur eine Kopie von</w:t>
-      </w:r>
-      <w:r>
-        <w:t xml:space="preserve"> </w:t>
-      </w:r>
-      <w:r>
-        <w:rPr>
-          <w:rStyle w:val="VerbatimChar"/>
-        </w:rPr>
-        <w:t xml:space="preserve">auth.json</w:t>
-      </w:r>
-      <w:r>
-        <w:t xml:space="preserve"> </w:t>
-      </w:r>
-      <w:r>
-        <w:t xml:space="preserve">enthält (keine Nutzer-Config, keine MCP-Server); erneuerte Tokens werden</w:t>
-      </w:r>
-      <w:r>
-        <w:t xml:space="preserve"> </w:t>
-      </w:r>
-      <w:r>
-        <w:t xml:space="preserve">zurückgeschrieben.</w:t>
-      </w:r>
-    </w:p>
-    <w:p>
-      <w:pPr>
-        <w:pStyle w:val="Compact"/>
-        <w:numPr>
-          <w:ilvl w:val="0"/>
-          <w:numId w:val="1011"/>
-        </w:numPr>
-      </w:pPr>
-      <w:r>
-        <w:t xml:space="preserve">Die GUI zeigt Kosten als USD-Äquivalent und Tokens pro Lauf — ein</w:t>
-      </w:r>
-      <w:r>
-        <w:t xml:space="preserve"> </w:t>
-      </w:r>
-      <w:r>
-        <w:t xml:space="preserve">Verbrauchsmesser, keine Rechnung.</w:t>
-      </w:r>
-    </w:p>
-    <w:p>
-      <w:r>
-        <w:pict>
-          <v:rect style="width:0;height:1.5pt" o:hralign="center" o:hrstd="t" o:hr="t"/>
-        </w:pict>
-      </w:r>
-    </w:p>
-    <w:bookmarkEnd w:id="61"/>
-    <w:bookmarkStart w:id="63" w:name="gute-issues-schreiben-briefs"/>
-    <w:p>
-      <w:pPr>
-        <w:pStyle w:val="Heading2"/>
-      </w:pPr>
-      <w:r>
-        <w:t xml:space="preserve">13. Gute Issues schreiben (Briefs)</w:t>
-      </w:r>
-    </w:p>
-    <w:p>
-      <w:pPr>
-        <w:pStyle w:val="FirstParagraph"/>
-      </w:pPr>
-      <w:r>
-        <w:t xml:space="preserve">Das Issue ist die einzige Eingabe. Ein guter Brief ist der billigste Hebel auf die</w:t>
-      </w:r>
-      <w:r>
-        <w:t xml:space="preserve"> </w:t>
-      </w:r>
-      <w:r>
-        <w:t xml:space="preserve">Laufqualität. Die fünf Briefs unter</w:t>
-      </w:r>
-      <w:r>
-        <w:t xml:space="preserve"> </w:t>
-      </w:r>
-      <w:hyperlink r:id="rId62">
-        <w:r>
-          <w:rPr>
-            <w:rStyle w:val="VerbatimChar"/>
-          </w:rPr>
-          <w:t xml:space="preserve">docs/briefs/</w:t>
-        </w:r>
-      </w:hyperlink>
-      <w:r>
-        <w:t xml:space="preserve"> </w:t>
-      </w:r>
-      <w:r>
-        <w:t xml:space="preserve">liefen</w:t>
-      </w:r>
-      <w:r>
-        <w:t xml:space="preserve"> </w:t>
-      </w:r>
-      <w:r>
-        <w:t xml:space="preserve">jeweils autonom mit</w:t>
-      </w:r>
-      <w:r>
-        <w:t xml:space="preserve"> </w:t>
-      </w:r>
-      <w:r>
-        <w:rPr>
-          <w:rStyle w:val="VerbatimChar"/>
-        </w:rPr>
-        <w:t xml:space="preserve">--gates none</w:t>
-      </w:r>
-      <w:r>
-        <w:t xml:space="preserve">, keiner eskalierte; ihre Struktur ist die</w:t>
-      </w:r>
-      <w:r>
-        <w:t xml:space="preserve"> </w:t>
-      </w:r>
-      <w:r>
-        <w:t xml:space="preserve">empfohlene Vorlage:</w:t>
-      </w:r>
-    </w:p>
-    <w:p>
-      <w:pPr>
-        <w:pStyle w:val="Compact"/>
-        <w:numPr>
-          <w:ilvl w:val="0"/>
-          <w:numId w:val="1012"/>
-        </w:numPr>
-      </w:pPr>
-      <w:r>
-        <w:rPr>
-          <w:b/>
-          <w:bCs/>
-        </w:rPr>
-        <w:t xml:space="preserve">Ausgangslage mit gemessenen Fakten</w:t>
-      </w:r>
-      <w:r>
-        <w:t xml:space="preserve">, nicht mit Beschreibungen. Jede</w:t>
-      </w:r>
-      <w:r>
-        <w:t xml:space="preserve"> </w:t>
-      </w:r>
-      <w:r>
-        <w:t xml:space="preserve">Behauptung</w:t>
-      </w:r>
-      <w:r>
-        <w:t xml:space="preserve"> </w:t>
-      </w:r>
-      <w:r>
-        <w:rPr>
-          <w:b/>
-          <w:bCs/>
-        </w:rPr>
-        <w:t xml:space="preserve">unmittelbar vor</w:t>
-      </w:r>
-      <w:r>
-        <w:t xml:space="preserve"> </w:t>
-      </w:r>
-      <w:r>
-        <w:t xml:space="preserve">dem Start gegen Code (oder die laufende App)</w:t>
-      </w:r>
-      <w:r>
-        <w:t xml:space="preserve"> </w:t>
-      </w:r>
-      <w:r>
-        <w:t xml:space="preserve">prüfen.</w:t>
-      </w:r>
-    </w:p>
-    <w:p>
-      <w:pPr>
-        <w:pStyle w:val="Compact"/>
-        <w:numPr>
-          <w:ilvl w:val="0"/>
-          <w:numId w:val="1012"/>
-        </w:numPr>
-      </w:pPr>
-      <w:r>
-        <w:rPr>
-          <w:b/>
-          <w:bCs/>
-        </w:rPr>
-        <w:t xml:space="preserve">Nummerierte Vorentscheidungen (E1, E2, …)</w:t>
-      </w:r>
-      <w:r>
-        <w:t xml:space="preserve">, jeweils mit „Diese Frage ist</w:t>
-      </w:r>
-      <w:r>
-        <w:t xml:space="preserve"> </w:t>
-      </w:r>
-      <w:r>
-        <w:t xml:space="preserve">entschieden — kein Finding, auch nicht im Review-Loop.” Review-Loops können</w:t>
-      </w:r>
-      <w:r>
-        <w:t xml:space="preserve"> </w:t>
-      </w:r>
-      <w:r>
-        <w:t xml:space="preserve">ambivalente Fragen finden, aber nicht entscheiden; offene Fragen oszillieren</w:t>
-      </w:r>
-      <w:r>
-        <w:t xml:space="preserve"> </w:t>
-      </w:r>
-      <w:r>
-        <w:t xml:space="preserve">bis zum Rundendeckel.</w:t>
-      </w:r>
-    </w:p>
-    <w:p>
-      <w:pPr>
-        <w:pStyle w:val="Compact"/>
-        <w:numPr>
-          <w:ilvl w:val="0"/>
-          <w:numId w:val="1012"/>
-        </w:numPr>
-      </w:pPr>
-      <w:r>
-        <w:rPr>
-          <w:b/>
-          <w:bCs/>
-        </w:rPr>
-        <w:t xml:space="preserve">„Bestand, der NICHT Gegenstand dieses Issues ist”</w:t>
-      </w:r>
-      <w:r>
-        <w:t xml:space="preserve"> </w:t>
-      </w:r>
-      <w:r>
-        <w:t xml:space="preserve">— verhindert, dass ein</w:t>
-      </w:r>
-      <w:r>
-        <w:t xml:space="preserve"> </w:t>
-      </w:r>
-      <w:r>
-        <w:t xml:space="preserve">Lauf vorhandene Dinge abbaut, die der Brief nicht erwähnt.</w:t>
-      </w:r>
-    </w:p>
-    <w:p>
-      <w:pPr>
-        <w:pStyle w:val="Compact"/>
-        <w:numPr>
-          <w:ilvl w:val="0"/>
-          <w:numId w:val="1012"/>
-        </w:numPr>
-      </w:pPr>
-      <w:r>
-        <w:rPr>
-          <w:b/>
-          <w:bCs/>
-        </w:rPr>
-        <w:t xml:space="preserve">Eine Deferred-Liste, die ausdrücklich den Review-Loop bindet.</w:t>
-      </w:r>
-    </w:p>
-    <w:p>
-      <w:pPr>
-        <w:pStyle w:val="Compact"/>
-        <w:numPr>
-          <w:ilvl w:val="0"/>
-          <w:numId w:val="1012"/>
-        </w:numPr>
-      </w:pPr>
-      <w:r>
-        <w:rPr>
-          <w:b/>
-          <w:bCs/>
-        </w:rPr>
-        <w:t xml:space="preserve">Messbare Akzeptanzkriterien</w:t>
-      </w:r>
-      <w:r>
-        <w:t xml:space="preserve">, vor der Freigabe gegen reale Daten</w:t>
-      </w:r>
-      <w:r>
-        <w:t xml:space="preserve"> </w:t>
-      </w:r>
-      <w:r>
-        <w:t xml:space="preserve">nachgerechnet.</w:t>
-      </w:r>
-    </w:p>
-    <w:p>
-      <w:pPr>
-        <w:pStyle w:val="Compact"/>
-        <w:numPr>
-          <w:ilvl w:val="0"/>
-          <w:numId w:val="1012"/>
-        </w:numPr>
-      </w:pPr>
-      <w:r>
-        <w:rPr>
-          <w:b/>
-          <w:bCs/>
-        </w:rPr>
-        <w:t xml:space="preserve">Toolchain-Fakten explizit</w:t>
-      </w:r>
-      <w:r>
-        <w:t xml:space="preserve"> </w:t>
-      </w:r>
-      <w:r>
-        <w:t xml:space="preserve">(welchen Linter, Formatter und Test-Runner das</w:t>
-      </w:r>
-      <w:r>
-        <w:t xml:space="preserve"> </w:t>
-      </w:r>
-      <w:r>
-        <w:t xml:space="preserve">Repo nutzt — und welche nicht).</w:t>
-      </w:r>
-    </w:p>
-    <w:p>
-      <w:pPr>
-        <w:pStyle w:val="FirstParagraph"/>
-      </w:pPr>
-      <w:r>
-        <w:t xml:space="preserve">Außerdem: ein Issue = eine zusammenhängende Änderung. Große Epics aufteilen; die</w:t>
-      </w:r>
-      <w:r>
-        <w:t xml:space="preserve"> </w:t>
-      </w:r>
-      <w:r>
-        <w:t xml:space="preserve">Limits von ADW sind für ein fokussiertes Feature oder einen Fix bemessen, nicht</w:t>
-      </w:r>
-      <w:r>
-        <w:t xml:space="preserve"> </w:t>
-      </w:r>
-      <w:r>
-        <w:t xml:space="preserve">für einen Rewrite.</w:t>
-      </w:r>
-    </w:p>
-    <w:p>
-      <w:r>
-        <w:pict>
-          <v:rect style="width:0;height:1.5pt" o:hralign="center" o:hrstd="t" o:hr="t"/>
-        </w:pict>
-      </w:r>
-    </w:p>
-    <w:bookmarkEnd w:id="63"/>
-    <w:bookmarkStart w:id="64" w:name="eskalationen"/>
-    <w:p>
-      <w:pPr>
-        <w:pStyle w:val="Heading2"/>
-      </w:pPr>
-      <w:r>
-        <w:t xml:space="preserve">14. Eskalationen</w:t>
-      </w:r>
-    </w:p>
-    <w:p>
-      <w:pPr>
-        <w:pStyle w:val="FirstParagraph"/>
-      </w:pPr>
-      <w:r>
-        <w:t xml:space="preserve">ADW stoppt,</w:t>
-      </w:r>
-      <w:r>
-        <w:t xml:space="preserve"> </w:t>
-      </w:r>
-      <w:r>
-        <w:rPr>
-          <w:b/>
-          <w:bCs/>
-        </w:rPr>
-        <w:t xml:space="preserve">bevor</w:t>
-      </w:r>
-      <w:r>
-        <w:t xml:space="preserve"> </w:t>
-      </w:r>
-      <w:r>
-        <w:t xml:space="preserve">es Budget verbrennt oder Schaden anrichtet. Jede Eskalation</w:t>
-      </w:r>
-      <w:r>
-        <w:t xml:space="preserve"> </w:t>
-      </w:r>
-      <w:r>
-        <w:t xml:space="preserve">schreibt</w:t>
-      </w:r>
-      <w:r>
-        <w:t xml:space="preserve"> </w:t>
-      </w:r>
-      <w:r>
-        <w:rPr>
-          <w:rStyle w:val="VerbatimChar"/>
-        </w:rPr>
-        <w:t xml:space="preserve">escalation.md</w:t>
-      </w:r>
-      <w:r>
-        <w:t xml:space="preserve"> </w:t>
-      </w:r>
-      <w:r>
-        <w:t xml:space="preserve">und endet mit Exit 1.</w:t>
+        <w:t xml:space="preserve">Alles zu einem Lauf liegt unter</w:t>
+      </w:r>
+      <w:r>
+        <w:t xml:space="preserve"> </w:t>
+      </w:r>
+      <w:r>
+        <w:rPr>
+          <w:rStyle w:val="VerbatimChar"/>
+        </w:rPr>
+        <w:t xml:space="preserve">&lt;ziel&gt;/.adw/runs/&lt;run_id&gt;/</w:t>
+      </w:r>
+      <w:r>
+        <w:t xml:space="preserve"> </w:t>
+      </w:r>
+      <w:r>
+        <w:t xml:space="preserve">(8-stellige</w:t>
+      </w:r>
+      <w:r>
+        <w:t xml:space="preserve"> </w:t>
+      </w:r>
+      <w:r>
+        <w:t xml:space="preserve">Hex-ID), gitignoriert und nur für dich lesbar (</w:t>
+      </w:r>
+      <w:r>
+        <w:rPr>
+          <w:rStyle w:val="VerbatimChar"/>
+        </w:rPr>
+        <w:t xml:space="preserve">0600</w:t>
+      </w:r>
+      <w:r>
+        <w:t xml:space="preserve"> </w:t>
+      </w:r>
+      <w:r>
+        <w:t xml:space="preserve">für State und Log).</w:t>
+      </w:r>
+    </w:p>
+    <w:p>
+      <w:pPr>
+        <w:pStyle w:val="CaptionedFigure"/>
+      </w:pPr>
+      <w:r>
+        <w:drawing>
+          <wp:inline>
+            <wp:extent cx="5334000" cy="2420558"/>
+            <wp:effectExtent b="0" l="0" r="0" t="0"/>
+            <wp:docPr descr="Welche Lauf-Datei wann lesen" title="" id="71" name="Picture"/>
+            <a:graphic>
+              <a:graphicData uri="http://schemas.openxmlformats.org/drawingml/2006/picture">
+                <pic:pic>
+                  <pic:nvPicPr>
+                    <pic:cNvPr descr="/tmp/tmpi1srrkay/emf/diagrams/handbook/run-artifacts.de.emf" id="72" name="Picture"/>
+                    <pic:cNvPicPr>
+                      <a:picLocks noChangeArrowheads="1" noChangeAspect="1"/>
+                    </pic:cNvPicPr>
+                  </pic:nvPicPr>
+                  <pic:blipFill>
+                    <a:blip r:embed="rId70"/>
+                    <a:stretch>
+                      <a:fillRect/>
+                    </a:stretch>
+                  </pic:blipFill>
+                  <pic:spPr bwMode="auto">
+                    <a:xfrm>
+                      <a:off x="0" y="0"/>
+                      <a:ext cx="5334000" cy="2420558"/>
+                    </a:xfrm>
+                    <a:prstGeom prst="rect">
+                      <a:avLst/>
+                    </a:prstGeom>
+                    <a:noFill/>
+                    <a:ln w="9525">
+                      <a:noFill/>
+                      <a:headEnd/>
+                      <a:tailEnd/>
+                    </a:ln>
+                  </pic:spPr>
+                </pic:pic>
+              </a:graphicData>
+            </a:graphic>
+          </wp:inline>
+        </w:drawing>
+      </w:r>
+    </w:p>
+    <w:p>
+      <w:pPr>
+        <w:pStyle w:val="ImageCaption"/>
+      </w:pPr>
+      <w:r>
+        <w:t xml:space="preserve">Welche Lauf-Datei wann lesen</w:t>
       </w:r>
     </w:p>
     <w:tbl>
       <w:tblPr>
         <w:tblStyle w:val="Table"/>
-        <w:tblW w:type="pct" w:w="5000"/>
+        <w:tblW w:type="auto" w:w="0"/>
         <w:jc w:val="left"/>
-        <w:tblLayout w:type="fixed"/>
         <w:tblLook w:firstRow="1" w:lastRow="0" w:firstColumn="0" w:lastColumn="0" w:noHBand="0" w:noVBand="0" w:val="0020"/>
       </w:tblPr>
       <w:tblGrid>
@@ -11432,6 +9345,2482 @@
               <w:jc w:val="left"/>
             </w:pPr>
             <w:r>
+              <w:t xml:space="preserve">Pfad</w:t>
+            </w:r>
+          </w:p>
+        </w:tc>
+        <w:tc>
+          <w:tcPr/>
+          <w:p>
+            <w:pPr>
+              <w:pStyle w:val="Compact"/>
+              <w:jc w:val="left"/>
+            </w:pPr>
+            <w:r>
+              <w:t xml:space="preserve">Was es ist</w:t>
+            </w:r>
+          </w:p>
+        </w:tc>
+        <w:tc>
+          <w:tcPr/>
+          <w:p>
+            <w:pPr>
+              <w:pStyle w:val="Compact"/>
+              <w:jc w:val="left"/>
+            </w:pPr>
+            <w:r>
+              <w:t xml:space="preserve">Lesen, wenn</w:t>
+            </w:r>
+          </w:p>
+        </w:tc>
+      </w:tr>
+      <w:tr>
+        <w:tc>
+          <w:tcPr/>
+          <w:p>
+            <w:pPr>
+              <w:pStyle w:val="Compact"/>
+              <w:jc w:val="left"/>
+            </w:pPr>
+            <w:r>
+              <w:rPr>
+                <w:rStyle w:val="VerbatimChar"/>
+              </w:rPr>
+              <w:t xml:space="preserve">state.json</w:t>
+            </w:r>
+          </w:p>
+        </w:tc>
+        <w:tc>
+          <w:tcPr/>
+          <w:p>
+            <w:pPr>
+              <w:pStyle w:val="Compact"/>
+              <w:jc w:val="left"/>
+            </w:pPr>
+            <w:r>
+              <w:t xml:space="preserve">Vollständiger Run-State: Phase, Lanes (Worktree, Branch, Session, Ports, Zähler, RED-Beweis), offene Fix-Tasks, Review-Runden, gepinnte Einstellungen. Atomar geschrieben.</w:t>
+            </w:r>
+          </w:p>
+        </w:tc>
+        <w:tc>
+          <w:tcPr/>
+          <w:p>
+            <w:pPr>
+              <w:pStyle w:val="Compact"/>
+              <w:jc w:val="left"/>
+            </w:pPr>
+            <w:r>
+              <w:t xml:space="preserve">ein Resume zu debuggen ist; nie von Hand ändern.</w:t>
+            </w:r>
+          </w:p>
+        </w:tc>
+      </w:tr>
+      <w:tr>
+        <w:tc>
+          <w:tcPr/>
+          <w:p>
+            <w:pPr>
+              <w:pStyle w:val="Compact"/>
+              <w:jc w:val="left"/>
+            </w:pPr>
+            <w:r>
+              <w:rPr>
+                <w:rStyle w:val="VerbatimChar"/>
+              </w:rPr>
+              <w:t xml:space="preserve">events.jsonl</w:t>
+            </w:r>
+            <w:r>
+              <w:t xml:space="preserve"> </w:t>
+            </w:r>
+            <w:r>
+              <w:t xml:space="preserve">(oder</w:t>
+            </w:r>
+            <w:r>
+              <w:t xml:space="preserve"> </w:t>
+            </w:r>
+            <w:r>
+              <w:rPr>
+                <w:rStyle w:val="VerbatimChar"/>
+              </w:rPr>
+              <w:t xml:space="preserve">.gz</w:t>
+            </w:r>
+            <w:r>
+              <w:t xml:space="preserve">)</w:t>
+            </w:r>
+          </w:p>
+        </w:tc>
+        <w:tc>
+          <w:tcPr/>
+          <w:p>
+            <w:pPr>
+              <w:pStyle w:val="Compact"/>
+              <w:jc w:val="left"/>
+            </w:pPr>
+            <w:r>
+              <w:t xml:space="preserve">Ereignis-Log: Spans, Agent-Nachrichten, Tool-Aufrufe/-Ergebnisse, Gate-Ausgaben, Findings, Freigaben, Snapshots. Roh und unredigiert.</w:t>
+            </w:r>
+          </w:p>
+        </w:tc>
+        <w:tc>
+          <w:tcPr/>
+          <w:p>
+            <w:pPr>
+              <w:pStyle w:val="Compact"/>
+              <w:jc w:val="left"/>
+            </w:pPr>
+            <w:r>
+              <w:t xml:space="preserve">über die GUI, oder</w:t>
+            </w:r>
+            <w:r>
+              <w:t xml:space="preserve"> </w:t>
+            </w:r>
+            <w:r>
+              <w:rPr>
+                <w:rStyle w:val="VerbatimChar"/>
+              </w:rPr>
+              <w:t xml:space="preserve">jq</w:t>
+            </w:r>
+            <w:r>
+              <w:t xml:space="preserve"> </w:t>
+            </w:r>
+            <w:r>
+              <w:t xml:space="preserve">fürs Skripten.</w:t>
+            </w:r>
+          </w:p>
+        </w:tc>
+      </w:tr>
+      <w:tr>
+        <w:tc>
+          <w:tcPr/>
+          <w:p>
+            <w:pPr>
+              <w:pStyle w:val="Compact"/>
+              <w:jc w:val="left"/>
+            </w:pPr>
+            <w:r>
+              <w:rPr>
+                <w:rStyle w:val="VerbatimChar"/>
+              </w:rPr>
+              <w:t xml:space="preserve">issue.md</w:t>
+            </w:r>
+          </w:p>
+        </w:tc>
+        <w:tc>
+          <w:tcPr/>
+          <w:p>
+            <w:pPr>
+              <w:pStyle w:val="Compact"/>
+              <w:jc w:val="left"/>
+            </w:pPr>
+            <w:r>
+              <w:t xml:space="preserve">Der Issue-Text exakt so, wie der Lauf ihn bekam.</w:t>
+            </w:r>
+          </w:p>
+        </w:tc>
+        <w:tc>
+          <w:tcPr/>
+          <w:p>
+            <w:pPr>
+              <w:pStyle w:val="Compact"/>
+              <w:jc w:val="left"/>
+            </w:pPr>
+            <w:r>
+              <w:t xml:space="preserve">geprüft werden soll, was der Lauf gefragt wurde.</w:t>
+            </w:r>
+          </w:p>
+        </w:tc>
+      </w:tr>
+      <w:tr>
+        <w:tc>
+          <w:tcPr/>
+          <w:p>
+            <w:pPr>
+              <w:pStyle w:val="Compact"/>
+              <w:jc w:val="left"/>
+            </w:pPr>
+            <w:r>
+              <w:rPr>
+                <w:rStyle w:val="VerbatimChar"/>
+              </w:rPr>
+              <w:t xml:space="preserve">drafts/</w:t>
+            </w:r>
+          </w:p>
+        </w:tc>
+        <w:tc>
+          <w:tcPr/>
+          <w:p>
+            <w:pPr>
+              <w:pStyle w:val="Compact"/>
+              <w:jc w:val="left"/>
+            </w:pPr>
+            <w:r>
+              <w:t xml:space="preserve">Zwei unabhängige Entwürfe je Authoring-Phase:</w:t>
+            </w:r>
+            <w:r>
+              <w:t xml:space="preserve"> </w:t>
+            </w:r>
+            <w:r>
+              <w:rPr>
+                <w:rStyle w:val="VerbatimChar"/>
+              </w:rPr>
+              <w:t xml:space="preserve">spec.claude.md</w:t>
+            </w:r>
+            <w:r>
+              <w:t xml:space="preserve"> </w:t>
+            </w:r>
+            <w:r>
+              <w:t xml:space="preserve">/</w:t>
+            </w:r>
+            <w:r>
+              <w:t xml:space="preserve"> </w:t>
+            </w:r>
+            <w:r>
+              <w:rPr>
+                <w:rStyle w:val="VerbatimChar"/>
+              </w:rPr>
+              <w:t xml:space="preserve">spec.codex.md</w:t>
+            </w:r>
+            <w:r>
+              <w:t xml:space="preserve">,</w:t>
+            </w:r>
+            <w:r>
+              <w:t xml:space="preserve"> </w:t>
+            </w:r>
+            <w:r>
+              <w:rPr>
+                <w:rStyle w:val="VerbatimChar"/>
+              </w:rPr>
+              <w:t xml:space="preserve">plan.*</w:t>
+            </w:r>
+            <w:r>
+              <w:t xml:space="preserve">,</w:t>
+            </w:r>
+            <w:r>
+              <w:t xml:space="preserve"> </w:t>
+            </w:r>
+            <w:r>
+              <w:rPr>
+                <w:rStyle w:val="VerbatimChar"/>
+              </w:rPr>
+              <w:t xml:space="preserve">contract.*</w:t>
+            </w:r>
+            <w:r>
+              <w:t xml:space="preserve">; ein</w:t>
+            </w:r>
+            <w:r>
+              <w:t xml:space="preserve"> </w:t>
+            </w:r>
+            <w:r>
+              <w:rPr>
+                <w:rStyle w:val="VerbatimChar"/>
+              </w:rPr>
+              <w:t xml:space="preserve">.codex.FAILED</w:t>
+            </w:r>
+            <w:r>
+              <w:t xml:space="preserve">-Marker, wenn Codex nicht liefern konnte.</w:t>
+            </w:r>
+          </w:p>
+        </w:tc>
+        <w:tc>
+          <w:tcPr/>
+          <w:p>
+            <w:pPr>
+              <w:pStyle w:val="Compact"/>
+              <w:jc w:val="left"/>
+            </w:pPr>
+            <w:r>
+              <w:t xml:space="preserve">eine Synthese-Entscheidung nachvollzogen werden soll.</w:t>
+            </w:r>
+          </w:p>
+        </w:tc>
+      </w:tr>
+      <w:tr>
+        <w:tc>
+          <w:tcPr/>
+          <w:p>
+            <w:pPr>
+              <w:pStyle w:val="Compact"/>
+              <w:jc w:val="left"/>
+            </w:pPr>
+            <w:r>
+              <w:rPr>
+                <w:rStyle w:val="VerbatimChar"/>
+              </w:rPr>
+              <w:t xml:space="preserve">spec.md</w:t>
+            </w:r>
+            <w:r>
+              <w:t xml:space="preserve">,</w:t>
+            </w:r>
+            <w:r>
+              <w:t xml:space="preserve"> </w:t>
+            </w:r>
+            <w:r>
+              <w:rPr>
+                <w:rStyle w:val="VerbatimChar"/>
+              </w:rPr>
+              <w:t xml:space="preserve">plan.md</w:t>
+            </w:r>
+            <w:r>
+              <w:t xml:space="preserve">,</w:t>
+            </w:r>
+            <w:r>
+              <w:t xml:space="preserve"> </w:t>
+            </w:r>
+            <w:r>
+              <w:rPr>
+                <w:rStyle w:val="VerbatimChar"/>
+              </w:rPr>
+              <w:t xml:space="preserve">contract.yaml</w:t>
+            </w:r>
+          </w:p>
+        </w:tc>
+        <w:tc>
+          <w:tcPr/>
+          <w:p>
+            <w:pPr>
+              <w:pStyle w:val="Compact"/>
+              <w:jc w:val="left"/>
+            </w:pPr>
+            <w:r>
+              <w:t xml:space="preserve">Archivierte, reviewte Artefakte dieses Laufs.</w:t>
+            </w:r>
+          </w:p>
+        </w:tc>
+        <w:tc>
+          <w:tcPr/>
+          <w:p>
+            <w:pPr>
+              <w:pStyle w:val="Compact"/>
+              <w:jc w:val="left"/>
+            </w:pPr>
+            <w:r>
+              <w:t xml:space="preserve">an den Gates; danach zur Nachvollziehbarkeit.</w:t>
+            </w:r>
+          </w:p>
+        </w:tc>
+      </w:tr>
+      <w:tr>
+        <w:tc>
+          <w:tcPr/>
+          <w:p>
+            <w:pPr>
+              <w:pStyle w:val="Compact"/>
+              <w:jc w:val="left"/>
+            </w:pPr>
+            <w:r>
+              <w:rPr>
+                <w:rStyle w:val="VerbatimChar"/>
+              </w:rPr>
+              <w:t xml:space="preserve">spec-summary.md</w:t>
+            </w:r>
+            <w:r>
+              <w:t xml:space="preserve">,</w:t>
+            </w:r>
+            <w:r>
+              <w:t xml:space="preserve"> </w:t>
+            </w:r>
+            <w:r>
+              <w:rPr>
+                <w:rStyle w:val="VerbatimChar"/>
+              </w:rPr>
+              <w:t xml:space="preserve">plan-summary.md</w:t>
+            </w:r>
+          </w:p>
+        </w:tc>
+        <w:tc>
+          <w:tcPr/>
+          <w:p>
+            <w:pPr>
+              <w:pStyle w:val="Compact"/>
+              <w:jc w:val="left"/>
+            </w:pPr>
+            <w:r>
+              <w:t xml:space="preserve">Die Synthese-Zusammenfassung: Was und Warum, Kernentscheidungen, Zurückgestelltes, welcher Entwurf was beitrug, offene Fragen.</w:t>
+            </w:r>
+          </w:p>
+        </w:tc>
+        <w:tc>
+          <w:tcPr/>
+          <w:p>
+            <w:pPr>
+              <w:pStyle w:val="Compact"/>
+              <w:jc w:val="left"/>
+            </w:pPr>
+            <w:r>
+              <w:rPr>
+                <w:b/>
+                <w:bCs/>
+              </w:rPr>
+              <w:t xml:space="preserve">zuerst</w:t>
+            </w:r>
+            <w:r>
+              <w:t xml:space="preserve"> </w:t>
+            </w:r>
+            <w:r>
+              <w:t xml:space="preserve">an einem Gate.</w:t>
+            </w:r>
+          </w:p>
+        </w:tc>
+      </w:tr>
+      <w:tr>
+        <w:tc>
+          <w:tcPr/>
+          <w:p>
+            <w:pPr>
+              <w:pStyle w:val="Compact"/>
+              <w:jc w:val="left"/>
+            </w:pPr>
+            <w:r>
+              <w:rPr>
+                <w:rStyle w:val="VerbatimChar"/>
+              </w:rPr>
+              <w:t xml:space="preserve">followups.md</w:t>
+            </w:r>
+          </w:p>
+        </w:tc>
+        <w:tc>
+          <w:tcPr/>
+          <w:p>
+            <w:pPr>
+              <w:pStyle w:val="Compact"/>
+              <w:jc w:val="left"/>
+            </w:pPr>
+            <w:r>
+              <w:t xml:space="preserve">Follow-up-Issues:</w:t>
+            </w:r>
+            <w:r>
+              <w:t xml:space="preserve"> </w:t>
+            </w:r>
+            <w:r>
+              <w:rPr>
+                <w:rStyle w:val="VerbatimChar"/>
+              </w:rPr>
+              <w:t xml:space="preserve">scope_gap</w:t>
+            </w:r>
+            <w:r>
+              <w:t xml:space="preserve">-Findings, P2/P3-Findings unter der Review-Schwelle, zurückgestellte nicht umsetzbare P3-Fixes. Dedupliziert.</w:t>
+            </w:r>
+          </w:p>
+        </w:tc>
+        <w:tc>
+          <w:tcPr/>
+          <w:p>
+            <w:pPr>
+              <w:pStyle w:val="Compact"/>
+              <w:jc w:val="left"/>
+            </w:pPr>
+            <w:r>
+              <w:t xml:space="preserve">nach jedem Lauf — in Tickets überführen.</w:t>
+            </w:r>
+          </w:p>
+        </w:tc>
+      </w:tr>
+      <w:tr>
+        <w:tc>
+          <w:tcPr/>
+          <w:p>
+            <w:pPr>
+              <w:pStyle w:val="Compact"/>
+              <w:jc w:val="left"/>
+            </w:pPr>
+            <w:r>
+              <w:rPr>
+                <w:rStyle w:val="VerbatimChar"/>
+              </w:rPr>
+              <w:t xml:space="preserve">escalation.md</w:t>
+            </w:r>
+          </w:p>
+        </w:tc>
+        <w:tc>
+          <w:tcPr/>
+          <w:p>
+            <w:pPr>
+              <w:pStyle w:val="Compact"/>
+              <w:jc w:val="left"/>
+            </w:pPr>
+            <w:r>
+              <w:t xml:space="preserve">Erreichte Phase, konkreter Grund (Gate-Ausgabe, Merge-Konflikt, Limit, Circuit-Breaker, Findings).</w:t>
+            </w:r>
+          </w:p>
+        </w:tc>
+        <w:tc>
+          <w:tcPr/>
+          <w:p>
+            <w:pPr>
+              <w:pStyle w:val="Compact"/>
+              <w:jc w:val="left"/>
+            </w:pPr>
+            <w:r>
+              <w:t xml:space="preserve">nach Exit 1.</w:t>
+            </w:r>
+          </w:p>
+        </w:tc>
+      </w:tr>
+      <w:tr>
+        <w:tc>
+          <w:tcPr/>
+          <w:p>
+            <w:pPr>
+              <w:pStyle w:val="Compact"/>
+              <w:jc w:val="left"/>
+            </w:pPr>
+            <w:r>
+              <w:rPr>
+                <w:rStyle w:val="VerbatimChar"/>
+              </w:rPr>
+              <w:t xml:space="preserve">trees/&lt;lane&gt;</w:t>
+            </w:r>
+            <w:r>
+              <w:t xml:space="preserve">,</w:t>
+            </w:r>
+            <w:r>
+              <w:t xml:space="preserve"> </w:t>
+            </w:r>
+            <w:r>
+              <w:rPr>
+                <w:rStyle w:val="VerbatimChar"/>
+              </w:rPr>
+              <w:t xml:space="preserve">trees/integration</w:t>
+            </w:r>
+          </w:p>
+        </w:tc>
+        <w:tc>
+          <w:tcPr/>
+          <w:p>
+            <w:pPr>
+              <w:pStyle w:val="Compact"/>
+              <w:jc w:val="left"/>
+            </w:pPr>
+            <w:r>
+              <w:t xml:space="preserve">Lane-Git-Worktrees (und der Integrations-Worktree).</w:t>
+            </w:r>
+          </w:p>
+        </w:tc>
+        <w:tc>
+          <w:tcPr/>
+          <w:p>
+            <w:pPr>
+              <w:pStyle w:val="Compact"/>
+              <w:jc w:val="left"/>
+            </w:pPr>
+            <w:r>
+              <w:t xml:space="preserve">geprüft werden soll, was eine Lane gebaut hat.</w:t>
+            </w:r>
+          </w:p>
+        </w:tc>
+      </w:tr>
+    </w:tbl>
+    <w:p>
+      <w:pPr>
+        <w:pStyle w:val="BodyText"/>
+      </w:pPr>
+      <w:r>
+        <w:t xml:space="preserve">Die sechs Authoring-Artefakte werden außerdem in die Lane-Worktrees geseedet und</w:t>
+      </w:r>
+      <w:r>
+        <w:t xml:space="preserve"> </w:t>
+      </w:r>
+      <w:r>
+        <w:rPr>
+          <w:b/>
+          <w:bCs/>
+        </w:rPr>
+        <w:t xml:space="preserve">auf dem Feature-Branch mitcommittet</w:t>
+      </w:r>
+      <w:r>
+        <w:t xml:space="preserve"> </w:t>
+      </w:r>
+      <w:r>
+        <w:t xml:space="preserve">— der MR/PR zeigt genau, was spezifiziert</w:t>
+      </w:r>
+      <w:r>
+        <w:t xml:space="preserve"> </w:t>
+      </w:r>
+      <w:r>
+        <w:t xml:space="preserve">und geplant wurde. Der Haupt-Checkout bleibt sauber.</w:t>
+      </w:r>
+    </w:p>
+    <w:p>
+      <w:pPr>
+        <w:pStyle w:val="BodyText"/>
+      </w:pPr>
+      <w:r>
+        <w:t xml:space="preserve">Praktische Kommandos:</w:t>
+      </w:r>
+    </w:p>
+    <w:p>
+      <w:pPr>
+        <w:pStyle w:val="SourceCode"/>
+      </w:pPr>
+      <w:r>
+        <w:rPr>
+          <w:rStyle w:val="ExtensionTok"/>
+        </w:rPr>
+        <w:t xml:space="preserve">uv</w:t>
+      </w:r>
+      <w:r>
+        <w:rPr>
+          <w:rStyle w:val="NormalTok"/>
+        </w:rPr>
+        <w:t xml:space="preserve"> run adw status </w:t>
+      </w:r>
+      <w:r>
+        <w:rPr>
+          <w:rStyle w:val="AttributeTok"/>
+        </w:rPr>
+        <w:t xml:space="preserve">--repo</w:t>
+      </w:r>
+      <w:r>
+        <w:rPr>
+          <w:rStyle w:val="NormalTok"/>
+        </w:rPr>
+        <w:t xml:space="preserve"> ~/code/shop</w:t>
+      </w:r>
+      <w:r>
+        <w:br/>
+      </w:r>
+      <w:r>
+        <w:rPr>
+          <w:rStyle w:val="FunctionTok"/>
+        </w:rPr>
+        <w:t xml:space="preserve">cat</w:t>
+      </w:r>
+      <w:r>
+        <w:rPr>
+          <w:rStyle w:val="NormalTok"/>
+        </w:rPr>
+        <w:t xml:space="preserve"> ~/code/shop/.adw/runs/</w:t>
+      </w:r>
+      <w:r>
+        <w:rPr>
+          <w:rStyle w:val="OperatorTok"/>
+        </w:rPr>
+        <w:t xml:space="preserve">&lt;</w:t>
+      </w:r>
+      <w:r>
+        <w:rPr>
+          <w:rStyle w:val="NormalTok"/>
+        </w:rPr>
+        <w:t xml:space="preserve">id</w:t>
+      </w:r>
+      <w:r>
+        <w:rPr>
+          <w:rStyle w:val="OperatorTok"/>
+        </w:rPr>
+        <w:t xml:space="preserve">&gt;</w:t>
+      </w:r>
+      <w:r>
+        <w:rPr>
+          <w:rStyle w:val="NormalTok"/>
+        </w:rPr>
+        <w:t xml:space="preserve">/escalation.md</w:t>
+      </w:r>
+      <w:r>
+        <w:br/>
+      </w:r>
+      <w:r>
+        <w:rPr>
+          <w:rStyle w:val="ExtensionTok"/>
+        </w:rPr>
+        <w:t xml:space="preserve">jq</w:t>
+      </w:r>
+      <w:r>
+        <w:rPr>
+          <w:rStyle w:val="NormalTok"/>
+        </w:rPr>
+        <w:t xml:space="preserve"> </w:t>
+      </w:r>
+      <w:r>
+        <w:rPr>
+          <w:rStyle w:val="AttributeTok"/>
+        </w:rPr>
+        <w:t xml:space="preserve">-r</w:t>
+      </w:r>
+      <w:r>
+        <w:rPr>
+          <w:rStyle w:val="NormalTok"/>
+        </w:rPr>
+        <w:t xml:space="preserve"> </w:t>
+      </w:r>
+      <w:r>
+        <w:rPr>
+          <w:rStyle w:val="StringTok"/>
+        </w:rPr>
+        <w:t xml:space="preserve">'select(.type=="approval") | .payload'</w:t>
+      </w:r>
+      <w:r>
+        <w:rPr>
+          <w:rStyle w:val="NormalTok"/>
+        </w:rPr>
+        <w:t xml:space="preserve"> ~/code/shop/.adw/runs/</w:t>
+      </w:r>
+      <w:r>
+        <w:rPr>
+          <w:rStyle w:val="OperatorTok"/>
+        </w:rPr>
+        <w:t xml:space="preserve">&lt;</w:t>
+      </w:r>
+      <w:r>
+        <w:rPr>
+          <w:rStyle w:val="NormalTok"/>
+        </w:rPr>
+        <w:t xml:space="preserve">id</w:t>
+      </w:r>
+      <w:r>
+        <w:rPr>
+          <w:rStyle w:val="OperatorTok"/>
+        </w:rPr>
+        <w:t xml:space="preserve">&gt;</w:t>
+      </w:r>
+      <w:r>
+        <w:rPr>
+          <w:rStyle w:val="NormalTok"/>
+        </w:rPr>
+        <w:t xml:space="preserve">/events.jsonl</w:t>
+      </w:r>
+      <w:r>
+        <w:br/>
+      </w:r>
+      <w:r>
+        <w:rPr>
+          <w:rStyle w:val="FunctionTok"/>
+        </w:rPr>
+        <w:t xml:space="preserve">git</w:t>
+      </w:r>
+      <w:r>
+        <w:rPr>
+          <w:rStyle w:val="NormalTok"/>
+        </w:rPr>
+        <w:t xml:space="preserve"> </w:t>
+      </w:r>
+      <w:r>
+        <w:rPr>
+          <w:rStyle w:val="AttributeTok"/>
+        </w:rPr>
+        <w:t xml:space="preserve">-C</w:t>
+      </w:r>
+      <w:r>
+        <w:rPr>
+          <w:rStyle w:val="NormalTok"/>
+        </w:rPr>
+        <w:t xml:space="preserve"> ~/code/shop log </w:t>
+      </w:r>
+      <w:r>
+        <w:rPr>
+          <w:rStyle w:val="AttributeTok"/>
+        </w:rPr>
+        <w:t xml:space="preserve">--oneline</w:t>
+      </w:r>
+      <w:r>
+        <w:rPr>
+          <w:rStyle w:val="NormalTok"/>
+        </w:rPr>
+        <w:t xml:space="preserve"> adw/</w:t>
+      </w:r>
+      <w:r>
+        <w:rPr>
+          <w:rStyle w:val="OperatorTok"/>
+        </w:rPr>
+        <w:t xml:space="preserve">&lt;</w:t>
+      </w:r>
+      <w:r>
+        <w:rPr>
+          <w:rStyle w:val="NormalTok"/>
+        </w:rPr>
+        <w:t xml:space="preserve">id</w:t>
+      </w:r>
+      <w:r>
+        <w:rPr>
+          <w:rStyle w:val="OperatorTok"/>
+        </w:rPr>
+        <w:t xml:space="preserve">&gt;</w:t>
+      </w:r>
+      <w:r>
+        <w:rPr>
+          <w:rStyle w:val="NormalTok"/>
+        </w:rPr>
+        <w:t xml:space="preserve">/backend</w:t>
+      </w:r>
+    </w:p>
+    <w:p>
+      <w:r>
+        <w:pict>
+          <v:rect style="width:0;height:1.5pt" o:hralign="center" o:hrstd="t" o:hr="t"/>
+        </w:pict>
+      </w:r>
+    </w:p>
+    <w:bookmarkEnd w:id="73"/>
+    <w:bookmarkStart w:id="77" w:name="X878759ab0b74ed8be177b94a46c27f0ea779fa7"/>
+    <w:p>
+      <w:pPr>
+        <w:pStyle w:val="Heading2"/>
+      </w:pPr>
+      <w:r>
+        <w:t xml:space="preserve">10. Absturz, Pause, Fortsetzen</w:t>
+      </w:r>
+    </w:p>
+    <w:bookmarkStart w:id="74" w:name="X0d72c7dd0404014792a4a5cce576458afd8201c"/>
+    <w:p>
+      <w:pPr>
+        <w:pStyle w:val="Heading3"/>
+      </w:pPr>
+      <w:r>
+        <w:t xml:space="preserve">10.1 Was überlebt</w:t>
+      </w:r>
+    </w:p>
+    <w:p>
+      <w:pPr>
+        <w:pStyle w:val="FirstParagraph"/>
+      </w:pPr>
+      <w:r>
+        <w:t xml:space="preserve">ADW checkpointet jeden Phasenübergang</w:t>
+      </w:r>
+      <w:r>
+        <w:t xml:space="preserve"> </w:t>
+      </w:r>
+      <w:r>
+        <w:rPr>
+          <w:b/>
+          <w:bCs/>
+        </w:rPr>
+        <w:t xml:space="preserve">und</w:t>
+      </w:r>
+      <w:r>
+        <w:t xml:space="preserve"> </w:t>
+      </w:r>
+      <w:r>
+        <w:t xml:space="preserve">jedes offene Zwischenergebnis</w:t>
+      </w:r>
+      <w:r>
+        <w:t xml:space="preserve"> </w:t>
+      </w:r>
+      <w:r>
+        <w:t xml:space="preserve">(Gate-Feedback, Review-Session, Zähler) in</w:t>
+      </w:r>
+      <w:r>
+        <w:t xml:space="preserve"> </w:t>
+      </w:r>
+      <w:r>
+        <w:rPr>
+          <w:rStyle w:val="VerbatimChar"/>
+        </w:rPr>
+        <w:t xml:space="preserve">state.json</w:t>
+      </w:r>
+      <w:r>
+        <w:t xml:space="preserve">. Nach einem</w:t>
+      </w:r>
+      <w:r>
+        <w:t xml:space="preserve"> </w:t>
+      </w:r>
+      <w:r>
+        <w:t xml:space="preserve">Prozess-Tod —</w:t>
+      </w:r>
+      <w:r>
+        <w:t xml:space="preserve"> </w:t>
+      </w:r>
+      <w:r>
+        <w:rPr>
+          <w:rStyle w:val="VerbatimChar"/>
+        </w:rPr>
+        <w:t xml:space="preserve">Strg-C</w:t>
+      </w:r>
+      <w:r>
+        <w:t xml:space="preserve">, Stromausfall, erschöpftes Plan-Fenster:</w:t>
+      </w:r>
+    </w:p>
+    <w:p>
+      <w:pPr>
+        <w:pStyle w:val="SourceCode"/>
+      </w:pPr>
+      <w:r>
+        <w:rPr>
+          <w:rStyle w:val="VerbatimChar"/>
+        </w:rPr>
+        <w:t xml:space="preserve">$ uv run adw status --repo ~/code/shop</w:t>
+      </w:r>
+      <w:r>
+        <w:br/>
+      </w:r>
+      <w:r>
+        <w:rPr>
+          <w:rStyle w:val="VerbatimChar"/>
+        </w:rPr>
+        <w:t xml:space="preserve">3f9a12c4  build                  single    Warenkorb-Rabatte</w:t>
+      </w:r>
+      <w:r>
+        <w:br/>
+      </w:r>
+      <w:r>
+        <w:rPr>
+          <w:rStyle w:val="VerbatimChar"/>
+        </w:rPr>
+        <w:t xml:space="preserve">$ uv run adw resume 3f9a12c4 --repo ~/code/shop</w:t>
+      </w:r>
+      <w:r>
+        <w:br/>
+      </w:r>
+      <w:r>
+        <w:rPr>
+          <w:rStyle w:val="VerbatimChar"/>
+        </w:rPr>
+        <w:t xml:space="preserve">Run 3f9a12c4 wird fortgesetzt (Phase: build)</w:t>
+      </w:r>
+    </w:p>
+    <w:p>
+      <w:pPr>
+        <w:pStyle w:val="Compact"/>
+        <w:numPr>
+          <w:ilvl w:val="0"/>
+          <w:numId w:val="1008"/>
+        </w:numPr>
+      </w:pPr>
+      <w:r>
+        <w:t xml:space="preserve">Fertige Lanes werden</w:t>
+      </w:r>
+      <w:r>
+        <w:t xml:space="preserve"> </w:t>
+      </w:r>
+      <w:r>
+        <w:rPr>
+          <w:b/>
+          <w:bCs/>
+        </w:rPr>
+        <w:t xml:space="preserve">nicht</w:t>
+      </w:r>
+      <w:r>
+        <w:t xml:space="preserve"> </w:t>
+      </w:r>
+      <w:r>
+        <w:t xml:space="preserve">neu gebaut — das Ergebnis wird per Tree-Hash</w:t>
+      </w:r>
+      <w:r>
+        <w:t xml:space="preserve"> </w:t>
+      </w:r>
+      <w:r>
+        <w:t xml:space="preserve">verifiziert.</w:t>
+      </w:r>
+    </w:p>
+    <w:p>
+      <w:pPr>
+        <w:pStyle w:val="Compact"/>
+        <w:numPr>
+          <w:ilvl w:val="0"/>
+          <w:numId w:val="1008"/>
+        </w:numPr>
+      </w:pPr>
+      <w:r>
+        <w:t xml:space="preserve">Ein offener Fix wird in</w:t>
+      </w:r>
+      <w:r>
+        <w:t xml:space="preserve"> </w:t>
+      </w:r>
+      <w:r>
+        <w:rPr>
+          <w:b/>
+          <w:bCs/>
+        </w:rPr>
+        <w:t xml:space="preserve">derselben Agent-Session</w:t>
+      </w:r>
+      <w:r>
+        <w:t xml:space="preserve"> </w:t>
+      </w:r>
+      <w:r>
+        <w:t xml:space="preserve">nachgeholt.</w:t>
+      </w:r>
+    </w:p>
+    <w:p>
+      <w:pPr>
+        <w:pStyle w:val="Compact"/>
+        <w:numPr>
+          <w:ilvl w:val="0"/>
+          <w:numId w:val="1008"/>
+        </w:numPr>
+      </w:pPr>
+      <w:r>
+        <w:t xml:space="preserve">Limits (Iterationen, Runden, Zyklen) überleben: ein Neustart schenkt keine</w:t>
+      </w:r>
+      <w:r>
+        <w:t xml:space="preserve"> </w:t>
+      </w:r>
+      <w:r>
+        <w:t xml:space="preserve">zusätzlichen Versuche.</w:t>
+      </w:r>
+    </w:p>
+    <w:p>
+      <w:pPr>
+        <w:pStyle w:val="Compact"/>
+        <w:numPr>
+          <w:ilvl w:val="0"/>
+          <w:numId w:val="1008"/>
+        </w:numPr>
+      </w:pPr>
+      <w:r>
+        <w:t xml:space="preserve">Ein Dry Run bleibt ein Dry Run.</w:t>
+      </w:r>
+    </w:p>
+    <w:bookmarkEnd w:id="74"/>
+    <w:bookmarkStart w:id="75" w:name="Xfe36b9e96bde6e1fcd3fe116252c0254b5ba14b"/>
+    <w:p>
+      <w:pPr>
+        <w:pStyle w:val="Heading3"/>
+      </w:pPr>
+      <w:r>
+        <w:t xml:space="preserve">10.2 Der Arbeitsbaum-Vorflug</w:t>
+      </w:r>
+    </w:p>
+    <w:p>
+      <w:pPr>
+        <w:pStyle w:val="FirstParagraph"/>
+      </w:pPr>
+      <w:r>
+        <w:t xml:space="preserve">Bevor</w:t>
+      </w:r>
+      <w:r>
+        <w:t xml:space="preserve"> </w:t>
+      </w:r>
+      <w:r>
+        <w:rPr>
+          <w:rStyle w:val="VerbatimChar"/>
+        </w:rPr>
+        <w:t xml:space="preserve">run</w:t>
+      </w:r>
+      <w:r>
+        <w:t xml:space="preserve">,</w:t>
+      </w:r>
+      <w:r>
+        <w:t xml:space="preserve"> </w:t>
+      </w:r>
+      <w:r>
+        <w:rPr>
+          <w:rStyle w:val="VerbatimChar"/>
+        </w:rPr>
+        <w:t xml:space="preserve">resume</w:t>
+      </w:r>
+      <w:r>
+        <w:t xml:space="preserve"> </w:t>
+      </w:r>
+      <w:r>
+        <w:t xml:space="preserve">und</w:t>
+      </w:r>
+      <w:r>
+        <w:t xml:space="preserve"> </w:t>
+      </w:r>
+      <w:r>
+        <w:rPr>
+          <w:rStyle w:val="VerbatimChar"/>
+        </w:rPr>
+        <w:t xml:space="preserve">approve</w:t>
+      </w:r>
+      <w:r>
+        <w:t xml:space="preserve"> </w:t>
+      </w:r>
+      <w:r>
+        <w:t xml:space="preserve">eine Phase betreten, prüft ADW den</w:t>
+      </w:r>
+      <w:r>
+        <w:t xml:space="preserve"> </w:t>
+      </w:r>
+      <w:r>
+        <w:t xml:space="preserve">Haupt-Checkout. Er</w:t>
+      </w:r>
+      <w:r>
+        <w:t xml:space="preserve"> </w:t>
+      </w:r>
+      <w:r>
+        <w:rPr>
+          <w:b/>
+          <w:bCs/>
+        </w:rPr>
+        <w:t xml:space="preserve">eskaliert nie</w:t>
+      </w:r>
+      <w:r>
+        <w:t xml:space="preserve">; er läuft weiter, heilt selbst oder</w:t>
+      </w:r>
+      <w:r>
+        <w:t xml:space="preserve"> </w:t>
+      </w:r>
+      <w:r>
+        <w:t xml:space="preserve">verweigert:</w:t>
+      </w:r>
+    </w:p>
+    <w:p>
+      <w:pPr>
+        <w:pStyle w:val="Compact"/>
+        <w:numPr>
+          <w:ilvl w:val="0"/>
+          <w:numId w:val="1009"/>
+        </w:numPr>
+      </w:pPr>
+      <w:r>
+        <w:rPr>
+          <w:b/>
+          <w:bCs/>
+        </w:rPr>
+        <w:t xml:space="preserve">Sauber</w:t>
+      </w:r>
+      <w:r>
+        <w:t xml:space="preserve"> </w:t>
+      </w:r>
+      <w:r>
+        <w:t xml:space="preserve">→ weiter.</w:t>
+      </w:r>
+    </w:p>
+    <w:p>
+      <w:pPr>
+        <w:pStyle w:val="Compact"/>
+        <w:numPr>
+          <w:ilvl w:val="0"/>
+          <w:numId w:val="1009"/>
+        </w:numPr>
+      </w:pPr>
+      <w:r>
+        <w:rPr>
+          <w:b/>
+          <w:bCs/>
+        </w:rPr>
+        <w:t xml:space="preserve">Nur ADW-eigene Artefakte dirty</w:t>
+      </w:r>
+      <w:r>
+        <w:t xml:space="preserve"> </w:t>
+      </w:r>
+      <w:r>
+        <w:t xml:space="preserve">(</w:t>
+      </w:r>
+      <w:r>
+        <w:rPr>
+          <w:rStyle w:val="VerbatimChar"/>
+        </w:rPr>
+        <w:t xml:space="preserve">.adw/issue.md</w:t>
+      </w:r>
+      <w:r>
+        <w:t xml:space="preserve">,</w:t>
+      </w:r>
+      <w:r>
+        <w:t xml:space="preserve"> </w:t>
+      </w:r>
+      <w:r>
+        <w:rPr>
+          <w:rStyle w:val="VerbatimChar"/>
+        </w:rPr>
+        <w:t xml:space="preserve">.adw/spec.md</w:t>
+      </w:r>
+      <w:r>
+        <w:t xml:space="preserve">,</w:t>
+      </w:r>
+      <w:r>
+        <w:t xml:space="preserve"> </w:t>
+      </w:r>
+      <w:r>
+        <w:rPr>
+          <w:rStyle w:val="VerbatimChar"/>
+        </w:rPr>
+        <w:t xml:space="preserve">.adw/plan.md</w:t>
+      </w:r>
+      <w:r>
+        <w:t xml:space="preserve">,</w:t>
+      </w:r>
+      <w:r>
+        <w:t xml:space="preserve"> </w:t>
+      </w:r>
+      <w:r>
+        <w:rPr>
+          <w:rStyle w:val="VerbatimChar"/>
+        </w:rPr>
+        <w:t xml:space="preserve">.adw/contract.yaml</w:t>
+      </w:r>
+      <w:r>
+        <w:t xml:space="preserve">,</w:t>
+      </w:r>
+      <w:r>
+        <w:t xml:space="preserve"> </w:t>
+      </w:r>
+      <w:r>
+        <w:rPr>
+          <w:rStyle w:val="VerbatimChar"/>
+        </w:rPr>
+        <w:t xml:space="preserve">.adw/spec-summary.md</w:t>
+      </w:r>
+      <w:r>
+        <w:t xml:space="preserve">,</w:t>
+      </w:r>
+      <w:r>
+        <w:t xml:space="preserve"> </w:t>
+      </w:r>
+      <w:r>
+        <w:rPr>
+          <w:rStyle w:val="VerbatimChar"/>
+        </w:rPr>
+        <w:t xml:space="preserve">.adw/plan-summary.md</w:t>
+      </w:r>
+      <w:r>
+        <w:t xml:space="preserve"> </w:t>
+      </w:r>
+      <w:r>
+        <w:t xml:space="preserve">— z. B. Absturzreste) → ADW stellt sie aus</w:t>
+      </w:r>
+      <w:r>
+        <w:t xml:space="preserve"> </w:t>
+      </w:r>
+      <w:r>
+        <w:rPr>
+          <w:rStyle w:val="VerbatimChar"/>
+        </w:rPr>
+        <w:t xml:space="preserve">HEAD</w:t>
+      </w:r>
+      <w:r>
+        <w:t xml:space="preserve"> </w:t>
+      </w:r>
+      <w:r>
+        <w:t xml:space="preserve">wieder</w:t>
+      </w:r>
+      <w:r>
+        <w:t xml:space="preserve"> </w:t>
+      </w:r>
+      <w:r>
+        <w:t xml:space="preserve">her (untrackte werden gelöscht) und läuft weiter.</w:t>
+      </w:r>
+    </w:p>
+    <w:p>
+      <w:pPr>
+        <w:pStyle w:val="Compact"/>
+        <w:numPr>
+          <w:ilvl w:val="0"/>
+          <w:numId w:val="1009"/>
+        </w:numPr>
+      </w:pPr>
+      <w:r>
+        <w:rPr>
+          <w:b/>
+          <w:bCs/>
+        </w:rPr>
+        <w:t xml:space="preserve">Irgendetwas anderes dirty</w:t>
+      </w:r>
+      <w:r>
+        <w:t xml:space="preserve"> </w:t>
+      </w:r>
+      <w:r>
+        <w:t xml:space="preserve">— eine fremde Datei oder eine Mischung →</w:t>
+      </w:r>
+      <w:r>
+        <w:t xml:space="preserve"> </w:t>
+      </w:r>
+      <w:r>
+        <w:t xml:space="preserve">Verweigerung mit Liste der Pfade, Exit 1. Nichts wird verworfen, der Lauf ist</w:t>
+      </w:r>
+      <w:r>
+        <w:t xml:space="preserve"> </w:t>
+      </w:r>
+      <w:r>
+        <w:t xml:space="preserve">unverändert und fortsetzbar. Committen oder stashen, dann erneut.</w:t>
+      </w:r>
+    </w:p>
+    <w:bookmarkEnd w:id="75"/>
+    <w:bookmarkStart w:id="76" w:name="X2da68135a2afb35643502e453e1d2e8e0fd8be7"/>
+    <w:p>
+      <w:pPr>
+        <w:pStyle w:val="Heading3"/>
+      </w:pPr>
+      <w:r>
+        <w:t xml:space="preserve">10.3 Eskalierte Läufe</w:t>
+      </w:r>
+    </w:p>
+    <w:p>
+      <w:pPr>
+        <w:pStyle w:val="FirstParagraph"/>
+      </w:pPr>
+      <w:r>
+        <w:t xml:space="preserve">Ein Lauf in Phase</w:t>
+      </w:r>
+      <w:r>
+        <w:t xml:space="preserve"> </w:t>
+      </w:r>
+      <w:r>
+        <w:rPr>
+          <w:rStyle w:val="VerbatimChar"/>
+        </w:rPr>
+        <w:t xml:space="preserve">escalated</w:t>
+      </w:r>
+      <w:r>
+        <w:t xml:space="preserve"> </w:t>
+      </w:r>
+      <w:r>
+        <w:t xml:space="preserve">ist absichtlich endgültig.</w:t>
+      </w:r>
+      <w:r>
+        <w:t xml:space="preserve"> </w:t>
+      </w:r>
+      <w:r>
+        <w:rPr>
+          <w:rStyle w:val="VerbatimChar"/>
+        </w:rPr>
+        <w:t xml:space="preserve">escalation.md</w:t>
+      </w:r>
+      <w:r>
+        <w:t xml:space="preserve"> </w:t>
+      </w:r>
+      <w:r>
+        <w:t xml:space="preserve">lesen,</w:t>
+      </w:r>
+      <w:r>
+        <w:t xml:space="preserve"> </w:t>
+      </w:r>
+      <w:r>
+        <w:t xml:space="preserve">die Ursache beheben (Issue, Config, Gates, Umgebung), neuen Lauf starten.</w:t>
+      </w:r>
+    </w:p>
+    <w:p>
+      <w:r>
+        <w:pict>
+          <v:rect style="width:0;height:1.5pt" o:hralign="center" o:hrstd="t" o:hr="t"/>
+        </w:pict>
+      </w:r>
+    </w:p>
+    <w:bookmarkEnd w:id="76"/>
+    <w:bookmarkEnd w:id="77"/>
+    <w:bookmarkStart w:id="78" w:name="X4ee0ddd467288de47a159e7c8492932a4e095f6"/>
+    <w:p>
+      <w:pPr>
+        <w:pStyle w:val="Heading2"/>
+      </w:pPr>
+      <w:r>
+        <w:t xml:space="preserve">11. Aufbewahrung und Aufräumen</w:t>
+      </w:r>
+    </w:p>
+    <w:p>
+      <w:pPr>
+        <w:pStyle w:val="FirstParagraph"/>
+      </w:pPr>
+      <w:r>
+        <w:t xml:space="preserve">Worktrees und Roh-Logs machen Lauf-Verzeichnisse groß. Zwei Kommandos halten sie</w:t>
+      </w:r>
+      <w:r>
+        <w:t xml:space="preserve"> </w:t>
+      </w:r>
+      <w:r>
+        <w:t xml:space="preserve">im Zaum:</w:t>
+      </w:r>
+    </w:p>
+    <w:p>
+      <w:pPr>
+        <w:pStyle w:val="SourceCode"/>
+      </w:pPr>
+      <w:r>
+        <w:rPr>
+          <w:rStyle w:val="ExtensionTok"/>
+        </w:rPr>
+        <w:t xml:space="preserve">uv</w:t>
+      </w:r>
+      <w:r>
+        <w:rPr>
+          <w:rStyle w:val="NormalTok"/>
+        </w:rPr>
+        <w:t xml:space="preserve"> run adw runs list </w:t>
+      </w:r>
+      <w:r>
+        <w:rPr>
+          <w:rStyle w:val="AttributeTok"/>
+        </w:rPr>
+        <w:t xml:space="preserve">--repo</w:t>
+      </w:r>
+      <w:r>
+        <w:rPr>
+          <w:rStyle w:val="NormalTok"/>
+        </w:rPr>
+        <w:t xml:space="preserve"> ~/code/shop</w:t>
+      </w:r>
+      <w:r>
+        <w:br/>
+      </w:r>
+      <w:r>
+        <w:rPr>
+          <w:rStyle w:val="CommentTok"/>
+        </w:rPr>
+        <w:t xml:space="preserve"># 3f9a12c4  done                    2026-10-02 14:11:07  events=8421  log=31457280</w:t>
+      </w:r>
+      <w:r>
+        <w:br/>
+      </w:r>
+      <w:r>
+        <w:br/>
+      </w:r>
+      <w:r>
+        <w:rPr>
+          <w:rStyle w:val="ExtensionTok"/>
+        </w:rPr>
+        <w:t xml:space="preserve">uv</w:t>
+      </w:r>
+      <w:r>
+        <w:rPr>
+          <w:rStyle w:val="NormalTok"/>
+        </w:rPr>
+        <w:t xml:space="preserve"> run adw runs prune </w:t>
+      </w:r>
+      <w:r>
+        <w:rPr>
+          <w:rStyle w:val="AttributeTok"/>
+        </w:rPr>
+        <w:t xml:space="preserve">--repo</w:t>
+      </w:r>
+      <w:r>
+        <w:rPr>
+          <w:rStyle w:val="NormalTok"/>
+        </w:rPr>
+        <w:t xml:space="preserve"> ~/code/shop                     </w:t>
+      </w:r>
+      <w:r>
+        <w:rPr>
+          <w:rStyle w:val="CommentTok"/>
+        </w:rPr>
+        <w:t xml:space="preserve"># neueste 20 behalten, Rest löschen</w:t>
+      </w:r>
+      <w:r>
+        <w:br/>
+      </w:r>
+      <w:r>
+        <w:rPr>
+          <w:rStyle w:val="ExtensionTok"/>
+        </w:rPr>
+        <w:t xml:space="preserve">uv</w:t>
+      </w:r>
+      <w:r>
+        <w:rPr>
+          <w:rStyle w:val="NormalTok"/>
+        </w:rPr>
+        <w:t xml:space="preserve"> run adw runs prune </w:t>
+      </w:r>
+      <w:r>
+        <w:rPr>
+          <w:rStyle w:val="AttributeTok"/>
+        </w:rPr>
+        <w:t xml:space="preserve">--repo</w:t>
+      </w:r>
+      <w:r>
+        <w:rPr>
+          <w:rStyle w:val="NormalTok"/>
+        </w:rPr>
+        <w:t xml:space="preserve"> ~/code/shop </w:t>
+      </w:r>
+      <w:r>
+        <w:rPr>
+          <w:rStyle w:val="AttributeTok"/>
+        </w:rPr>
+        <w:t xml:space="preserve">--keep</w:t>
+      </w:r>
+      <w:r>
+        <w:rPr>
+          <w:rStyle w:val="NormalTok"/>
+        </w:rPr>
+        <w:t xml:space="preserve"> 5 </w:t>
+      </w:r>
+      <w:r>
+        <w:rPr>
+          <w:rStyle w:val="AttributeTok"/>
+        </w:rPr>
+        <w:t xml:space="preserve">--older-than</w:t>
+      </w:r>
+      <w:r>
+        <w:rPr>
+          <w:rStyle w:val="NormalTok"/>
+        </w:rPr>
+        <w:t xml:space="preserve"> 14</w:t>
+      </w:r>
+      <w:r>
+        <w:br/>
+      </w:r>
+      <w:r>
+        <w:rPr>
+          <w:rStyle w:val="ExtensionTok"/>
+        </w:rPr>
+        <w:t xml:space="preserve">uv</w:t>
+      </w:r>
+      <w:r>
+        <w:rPr>
+          <w:rStyle w:val="NormalTok"/>
+        </w:rPr>
+        <w:t xml:space="preserve"> run adw runs prune </w:t>
+      </w:r>
+      <w:r>
+        <w:rPr>
+          <w:rStyle w:val="AttributeTok"/>
+        </w:rPr>
+        <w:t xml:space="preserve">--repo</w:t>
+      </w:r>
+      <w:r>
+        <w:rPr>
+          <w:rStyle w:val="NormalTok"/>
+        </w:rPr>
+        <w:t xml:space="preserve"> ~/code/shop </w:t>
+      </w:r>
+      <w:r>
+        <w:rPr>
+          <w:rStyle w:val="AttributeTok"/>
+        </w:rPr>
+        <w:t xml:space="preserve">--gzip</w:t>
+      </w:r>
+      <w:r>
+        <w:rPr>
+          <w:rStyle w:val="NormalTok"/>
+        </w:rPr>
+        <w:t xml:space="preserve">              </w:t>
+      </w:r>
+      <w:r>
+        <w:rPr>
+          <w:rStyle w:val="CommentTok"/>
+        </w:rPr>
+        <w:t xml:space="preserve"># events.jsonl komprimieren, Lauf behalten</w:t>
+      </w:r>
+    </w:p>
+    <w:p>
+      <w:pPr>
+        <w:pStyle w:val="Compact"/>
+        <w:numPr>
+          <w:ilvl w:val="0"/>
+          <w:numId w:val="1010"/>
+        </w:numPr>
+      </w:pPr>
+      <w:r>
+        <w:t xml:space="preserve">Nur</w:t>
+      </w:r>
+      <w:r>
+        <w:t xml:space="preserve"> </w:t>
+      </w:r>
+      <w:r>
+        <w:rPr>
+          <w:b/>
+          <w:bCs/>
+        </w:rPr>
+        <w:t xml:space="preserve">terminale</w:t>
+      </w:r>
+      <w:r>
+        <w:t xml:space="preserve"> </w:t>
+      </w:r>
+      <w:r>
+        <w:t xml:space="preserve">Läufe (</w:t>
+      </w:r>
+      <w:r>
+        <w:rPr>
+          <w:rStyle w:val="VerbatimChar"/>
+        </w:rPr>
+        <w:t xml:space="preserve">done</w:t>
+      </w:r>
+      <w:r>
+        <w:t xml:space="preserve">,</w:t>
+      </w:r>
+      <w:r>
+        <w:t xml:space="preserve"> </w:t>
+      </w:r>
+      <w:r>
+        <w:rPr>
+          <w:rStyle w:val="VerbatimChar"/>
+        </w:rPr>
+        <w:t xml:space="preserve">escalated</w:t>
+      </w:r>
+      <w:r>
+        <w:t xml:space="preserve">) werden geprunt — ein pausierter</w:t>
+      </w:r>
+      <w:r>
+        <w:t xml:space="preserve"> </w:t>
+      </w:r>
+      <w:r>
+        <w:t xml:space="preserve">oder fortsetzbarer Lauf wird nie angefasst.</w:t>
+      </w:r>
+    </w:p>
+    <w:p>
+      <w:pPr>
+        <w:pStyle w:val="Compact"/>
+        <w:numPr>
+          <w:ilvl w:val="0"/>
+          <w:numId w:val="1010"/>
+        </w:numPr>
+      </w:pPr>
+      <w:r>
+        <w:t xml:space="preserve">Löschen entfernt das Lauf-Verzeichnis, seine Worktrees (mit sauberer</w:t>
+      </w:r>
+      <w:r>
+        <w:t xml:space="preserve"> </w:t>
+      </w:r>
+      <w:r>
+        <w:rPr>
+          <w:rStyle w:val="VerbatimChar"/>
+        </w:rPr>
+        <w:t xml:space="preserve">git worktree</w:t>
+      </w:r>
+      <w:r>
+        <w:t xml:space="preserve">-Abmeldung) und seine Snapshot-Refs</w:t>
+      </w:r>
+      <w:r>
+        <w:t xml:space="preserve"> </w:t>
+      </w:r>
+      <w:r>
+        <w:rPr>
+          <w:rStyle w:val="VerbatimChar"/>
+        </w:rPr>
+        <w:t xml:space="preserve">refs/adw/&lt;id&gt;/*</w:t>
+      </w:r>
+      <w:r>
+        <w:t xml:space="preserve">. Ein</w:t>
+      </w:r>
+      <w:r>
+        <w:t xml:space="preserve"> </w:t>
+      </w:r>
+      <w:r>
+        <w:t xml:space="preserve">Worktree mit uncommitteten Änderungen wird übersprungen, nie verworfen.</w:t>
+      </w:r>
+    </w:p>
+    <w:p>
+      <w:pPr>
+        <w:pStyle w:val="Compact"/>
+        <w:numPr>
+          <w:ilvl w:val="0"/>
+          <w:numId w:val="1010"/>
+        </w:numPr>
+      </w:pPr>
+      <w:r>
+        <w:rPr>
+          <w:rStyle w:val="VerbatimChar"/>
+        </w:rPr>
+        <w:t xml:space="preserve">--keep N</w:t>
+      </w:r>
+      <w:r>
+        <w:t xml:space="preserve"> </w:t>
+      </w:r>
+      <w:r>
+        <w:t xml:space="preserve">schützt die neuesten N Läufe;</w:t>
+      </w:r>
+      <w:r>
+        <w:t xml:space="preserve"> </w:t>
+      </w:r>
+      <w:r>
+        <w:rPr>
+          <w:rStyle w:val="VerbatimChar"/>
+        </w:rPr>
+        <w:t xml:space="preserve">--older-than TAGE</w:t>
+      </w:r>
+      <w:r>
+        <w:t xml:space="preserve"> </w:t>
+      </w:r>
+      <w:r>
+        <w:t xml:space="preserve">beschränkt das</w:t>
+      </w:r>
+      <w:r>
+        <w:t xml:space="preserve"> </w:t>
+      </w:r>
+      <w:r>
+        <w:t xml:space="preserve">Pruning auf Läufe, die mindestens so alt sind.</w:t>
+      </w:r>
+      <w:r>
+        <w:t xml:space="preserve"> </w:t>
+      </w:r>
+      <w:r>
+        <w:rPr>
+          <w:rStyle w:val="VerbatimChar"/>
+        </w:rPr>
+        <w:t xml:space="preserve">--gzip</w:t>
+      </w:r>
+      <w:r>
+        <w:t xml:space="preserve"> </w:t>
+      </w:r>
+      <w:r>
+        <w:t xml:space="preserve">komprimiert das Log zu</w:t>
+      </w:r>
+      <w:r>
+        <w:t xml:space="preserve"> </w:t>
+      </w:r>
+      <w:r>
+        <w:rPr>
+          <w:rStyle w:val="VerbatimChar"/>
+        </w:rPr>
+        <w:t xml:space="preserve">events.jsonl.gz</w:t>
+      </w:r>
+      <w:r>
+        <w:t xml:space="preserve">; die GUI liest beides.</w:t>
+      </w:r>
+    </w:p>
+    <w:p>
+      <w:pPr>
+        <w:pStyle w:val="Compact"/>
+        <w:numPr>
+          <w:ilvl w:val="0"/>
+          <w:numId w:val="1010"/>
+        </w:numPr>
+      </w:pPr>
+      <w:r>
+        <w:t xml:space="preserve">Lane-</w:t>
+      </w:r>
+      <w:r>
+        <w:rPr>
+          <w:b/>
+          <w:bCs/>
+        </w:rPr>
+        <w:t xml:space="preserve">Branches</w:t>
+      </w:r>
+      <w:r>
+        <w:t xml:space="preserve"> </w:t>
+      </w:r>
+      <w:r>
+        <w:t xml:space="preserve">werden nicht gelöscht; gepushte/gemergte Branches wie gewohnt</w:t>
+      </w:r>
+      <w:r>
+        <w:t xml:space="preserve"> </w:t>
+      </w:r>
+      <w:r>
+        <w:t xml:space="preserve">mit git entfernen.</w:t>
+      </w:r>
+    </w:p>
+    <w:p>
+      <w:pPr>
+        <w:pStyle w:val="Compact"/>
+        <w:numPr>
+          <w:ilvl w:val="0"/>
+          <w:numId w:val="1010"/>
+        </w:numPr>
+      </w:pPr>
+      <w:r>
+        <w:rPr>
+          <w:b/>
+          <w:bCs/>
+        </w:rPr>
+        <w:t xml:space="preserve">Automatisches Pruning:</w:t>
+      </w:r>
+      <w:r>
+        <w:t xml:space="preserve"> </w:t>
+      </w:r>
+      <w:r>
+        <w:t xml:space="preserve">Nach jedem Lauf, der</w:t>
+      </w:r>
+      <w:r>
+        <w:t xml:space="preserve"> </w:t>
+      </w:r>
+      <w:r>
+        <w:rPr>
+          <w:rStyle w:val="VerbatimChar"/>
+        </w:rPr>
+        <w:t xml:space="preserve">done</w:t>
+      </w:r>
+      <w:r>
+        <w:t xml:space="preserve"> </w:t>
+      </w:r>
+      <w:r>
+        <w:t xml:space="preserve">endet (über</w:t>
+      </w:r>
+      <w:r>
+        <w:t xml:space="preserve"> </w:t>
+      </w:r>
+      <w:r>
+        <w:rPr>
+          <w:rStyle w:val="VerbatimChar"/>
+        </w:rPr>
+        <w:t xml:space="preserve">run</w:t>
+      </w:r>
+      <w:r>
+        <w:t xml:space="preserve">,</w:t>
+      </w:r>
+      <w:r>
+        <w:t xml:space="preserve"> </w:t>
+      </w:r>
+      <w:r>
+        <w:rPr>
+          <w:rStyle w:val="VerbatimChar"/>
+        </w:rPr>
+        <w:t xml:space="preserve">resume</w:t>
+      </w:r>
+      <w:r>
+        <w:t xml:space="preserve"> </w:t>
+      </w:r>
+      <w:r>
+        <w:t xml:space="preserve">oder</w:t>
+      </w:r>
+      <w:r>
+        <w:t xml:space="preserve"> </w:t>
+      </w:r>
+      <w:r>
+        <w:rPr>
+          <w:rStyle w:val="VerbatimChar"/>
+        </w:rPr>
+        <w:t xml:space="preserve">approve</w:t>
+      </w:r>
+      <w:r>
+        <w:t xml:space="preserve">), löscht ADW alte Läufe jenseits von</w:t>
+      </w:r>
+      <w:r>
+        <w:t xml:space="preserve"> </w:t>
+      </w:r>
+      <w:r>
+        <w:rPr>
+          <w:rStyle w:val="VerbatimChar"/>
+        </w:rPr>
+        <w:t xml:space="preserve">trace.keep_runs</w:t>
+      </w:r>
+      <w:r>
+        <w:t xml:space="preserve"> </w:t>
+      </w:r>
+      <w:r>
+        <w:t xml:space="preserve">(Default 20).</w:t>
+      </w:r>
+      <w:r>
+        <w:t xml:space="preserve"> </w:t>
+      </w:r>
+      <w:r>
+        <w:rPr>
+          <w:rStyle w:val="VerbatimChar"/>
+        </w:rPr>
+        <w:t xml:space="preserve">keep_runs: 0</w:t>
+      </w:r>
+      <w:r>
+        <w:t xml:space="preserve"> </w:t>
+      </w:r>
+      <w:r>
+        <w:t xml:space="preserve">schaltet es ab. Fehler werden</w:t>
+      </w:r>
+      <w:r>
+        <w:t xml:space="preserve"> </w:t>
+      </w:r>
+      <w:r>
+        <w:t xml:space="preserve">gemeldet, ändern aber nie das Ergebnis des fertigen Laufs.</w:t>
+      </w:r>
+    </w:p>
+    <w:p>
+      <w:r>
+        <w:pict>
+          <v:rect style="width:0;height:1.5pt" o:hralign="center" o:hrstd="t" o:hr="t"/>
+        </w:pict>
+      </w:r>
+    </w:p>
+    <w:bookmarkEnd w:id="78"/>
+    <w:bookmarkStart w:id="79" w:name="X3d7789a69cc2c5253b6ce299683dca7ac45c744"/>
+    <w:p>
+      <w:pPr>
+        <w:pStyle w:val="Heading2"/>
+      </w:pPr>
+      <w:r>
+        <w:t xml:space="preserve">12. Abrechnung und Plan-Limits</w:t>
+      </w:r>
+    </w:p>
+    <w:p>
+      <w:pPr>
+        <w:pStyle w:val="Compact"/>
+        <w:numPr>
+          <w:ilvl w:val="0"/>
+          <w:numId w:val="1011"/>
+        </w:numPr>
+      </w:pPr>
+      <w:r>
+        <w:rPr>
+          <w:b/>
+          <w:bCs/>
+        </w:rPr>
+        <w:t xml:space="preserve">Claude läuft ausschließlich über die Claude Code CLI</w:t>
+      </w:r>
+      <w:r>
+        <w:t xml:space="preserve"> </w:t>
+      </w:r>
+      <w:r>
+        <w:t xml:space="preserve">mit deiner</w:t>
+      </w:r>
+      <w:r>
+        <w:t xml:space="preserve"> </w:t>
+      </w:r>
+      <w:r>
+        <w:t xml:space="preserve">gespeicherten Anmeldung. ADW startet keinen Agent ohne</w:t>
+      </w:r>
+      <w:r>
+        <w:t xml:space="preserve"> </w:t>
+      </w:r>
+      <w:r>
+        <w:rPr>
+          <w:rStyle w:val="VerbatimChar"/>
+        </w:rPr>
+        <w:t xml:space="preserve">~/.claude/.credentials.json</w:t>
+      </w:r>
+      <w:r>
+        <w:t xml:space="preserve"> </w:t>
+      </w:r>
+      <w:r>
+        <w:t xml:space="preserve">(oder den macOS-Schlüsselbund-Eintrag).</w:t>
+      </w:r>
+      <w:r>
+        <w:t xml:space="preserve"> </w:t>
+      </w:r>
+      <w:r>
+        <w:rPr>
+          <w:rStyle w:val="VerbatimChar"/>
+        </w:rPr>
+        <w:t xml:space="preserve">ANTHROPIC_API_KEY</w:t>
+      </w:r>
+      <w:r>
+        <w:t xml:space="preserve"> </w:t>
+      </w:r>
+      <w:r>
+        <w:t xml:space="preserve">und ähnliche Variablen werden für jeden Agent-Prozess aktiv</w:t>
+      </w:r>
+      <w:r>
+        <w:t xml:space="preserve"> </w:t>
+      </w:r>
+      <w:r>
+        <w:t xml:space="preserve">geleert — nie tokenweise API-Abrechnung.</w:t>
+      </w:r>
+    </w:p>
+    <w:p>
+      <w:pPr>
+        <w:pStyle w:val="Compact"/>
+        <w:numPr>
+          <w:ilvl w:val="0"/>
+          <w:numId w:val="1011"/>
+        </w:numPr>
+      </w:pPr>
+      <w:r>
+        <w:rPr>
+          <w:b/>
+          <w:bCs/>
+        </w:rPr>
+        <w:t xml:space="preserve">Verbrauch zählt gegen deinen Plan</w:t>
+      </w:r>
+      <w:r>
+        <w:t xml:space="preserve"> </w:t>
+      </w:r>
+      <w:r>
+        <w:t xml:space="preserve">(5-Stunden-Fenster + Wochenlimits). Kein</w:t>
+      </w:r>
+      <w:r>
+        <w:t xml:space="preserve"> </w:t>
+      </w:r>
+      <w:r>
+        <w:t xml:space="preserve">Kostenrisiko, aber ein Verfügbarkeitsrisiko.</w:t>
+      </w:r>
+    </w:p>
+    <w:p>
+      <w:pPr>
+        <w:pStyle w:val="Compact"/>
+        <w:numPr>
+          <w:ilvl w:val="0"/>
+          <w:numId w:val="1011"/>
+        </w:numPr>
+      </w:pPr>
+      <w:r>
+        <w:rPr>
+          <w:b/>
+          <w:bCs/>
+        </w:rPr>
+        <w:t xml:space="preserve">Limit erschöpft ≠ Arbeit verloren.</w:t>
+      </w:r>
+      <w:r>
+        <w:t xml:space="preserve"> </w:t>
+      </w:r>
+      <w:r>
+        <w:t xml:space="preserve">Ein fehlschlagender Agent-Aufruf stoppt</w:t>
+      </w:r>
+      <w:r>
+        <w:t xml:space="preserve"> </w:t>
+      </w:r>
+      <w:r>
+        <w:t xml:space="preserve">den Lauf mit Exit 1 und der Meldung</w:t>
+      </w:r>
+      <w:r>
+        <w:t xml:space="preserve"> </w:t>
+      </w:r>
+      <w:r>
+        <w:rPr>
+          <w:i/>
+          <w:iCs/>
+        </w:rPr>
+        <w:t xml:space="preserve">„Agent-Lauf abgebrochen (z. B. Plan-Limit</w:t>
+      </w:r>
+      <w:r>
+        <w:rPr>
+          <w:i/>
+          <w:iCs/>
+        </w:rPr>
+        <w:t xml:space="preserve"> </w:t>
+      </w:r>
+      <w:r>
+        <w:rPr>
+          <w:i/>
+          <w:iCs/>
+        </w:rPr>
+        <w:t xml:space="preserve">erschöpft)"</w:t>
+      </w:r>
+      <w:r>
+        <w:t xml:space="preserve">. Der Lauf ist</w:t>
+      </w:r>
+      <w:r>
+        <w:t xml:space="preserve"> </w:t>
+      </w:r>
+      <w:r>
+        <w:rPr>
+          <w:b/>
+          <w:bCs/>
+        </w:rPr>
+        <w:t xml:space="preserve">nicht</w:t>
+      </w:r>
+      <w:r>
+        <w:t xml:space="preserve"> </w:t>
+      </w:r>
+      <w:r>
+        <w:t xml:space="preserve">eskaliert, er steht an seinem Checkpoint.</w:t>
+      </w:r>
+      <w:r>
+        <w:t xml:space="preserve"> </w:t>
+      </w:r>
+      <w:r>
+        <w:t xml:space="preserve">Nach dem Reset:</w:t>
+      </w:r>
+      <w:r>
+        <w:t xml:space="preserve"> </w:t>
+      </w:r>
+      <w:r>
+        <w:rPr>
+          <w:rStyle w:val="VerbatimChar"/>
+        </w:rPr>
+        <w:t xml:space="preserve">adw resume &lt;run_id&gt;</w:t>
+      </w:r>
+      <w:r>
+        <w:t xml:space="preserve">. Ein automatisches Warten gibt es bewusst</w:t>
+      </w:r>
+      <w:r>
+        <w:t xml:space="preserve"> </w:t>
+      </w:r>
+      <w:r>
+        <w:t xml:space="preserve">nicht.</w:t>
+      </w:r>
+    </w:p>
+    <w:p>
+      <w:pPr>
+        <w:pStyle w:val="Compact"/>
+        <w:numPr>
+          <w:ilvl w:val="0"/>
+          <w:numId w:val="1011"/>
+        </w:numPr>
+      </w:pPr>
+      <w:r>
+        <w:rPr>
+          <w:b/>
+          <w:bCs/>
+        </w:rPr>
+        <w:t xml:space="preserve">Codex</w:t>
+      </w:r>
+      <w:r>
+        <w:t xml:space="preserve"> </w:t>
+      </w:r>
+      <w:r>
+        <w:t xml:space="preserve">läuft über dein ChatGPT-/Codex-Login mit eigenem Kontingent. Jeder</w:t>
+      </w:r>
+      <w:r>
+        <w:t xml:space="preserve"> </w:t>
+      </w:r>
+      <w:r>
+        <w:t xml:space="preserve">Aufruf nutzt ein isoliertes</w:t>
+      </w:r>
+      <w:r>
+        <w:t xml:space="preserve"> </w:t>
+      </w:r>
+      <w:r>
+        <w:rPr>
+          <w:rStyle w:val="VerbatimChar"/>
+        </w:rPr>
+        <w:t xml:space="preserve">CODEX_HOME</w:t>
+      </w:r>
+      <w:r>
+        <w:t xml:space="preserve">, das nur eine Kopie von</w:t>
+      </w:r>
+      <w:r>
+        <w:t xml:space="preserve"> </w:t>
+      </w:r>
+      <w:r>
+        <w:rPr>
+          <w:rStyle w:val="VerbatimChar"/>
+        </w:rPr>
+        <w:t xml:space="preserve">auth.json</w:t>
+      </w:r>
+      <w:r>
+        <w:t xml:space="preserve"> </w:t>
+      </w:r>
+      <w:r>
+        <w:t xml:space="preserve">enthält (keine Nutzer-Config, keine MCP-Server); erneuerte Tokens werden</w:t>
+      </w:r>
+      <w:r>
+        <w:t xml:space="preserve"> </w:t>
+      </w:r>
+      <w:r>
+        <w:t xml:space="preserve">zurückgeschrieben.</w:t>
+      </w:r>
+    </w:p>
+    <w:p>
+      <w:pPr>
+        <w:pStyle w:val="Compact"/>
+        <w:numPr>
+          <w:ilvl w:val="0"/>
+          <w:numId w:val="1011"/>
+        </w:numPr>
+      </w:pPr>
+      <w:r>
+        <w:t xml:space="preserve">Die GUI zeigt Kosten als USD-Äquivalent und Tokens pro Lauf — ein</w:t>
+      </w:r>
+      <w:r>
+        <w:t xml:space="preserve"> </w:t>
+      </w:r>
+      <w:r>
+        <w:t xml:space="preserve">Verbrauchsmesser, keine Rechnung.</w:t>
+      </w:r>
+    </w:p>
+    <w:p>
+      <w:r>
+        <w:pict>
+          <v:rect style="width:0;height:1.5pt" o:hralign="center" o:hrstd="t" o:hr="t"/>
+        </w:pict>
+      </w:r>
+    </w:p>
+    <w:bookmarkEnd w:id="79"/>
+    <w:bookmarkStart w:id="81" w:name="X42984b47e5e1ca7c0b35850ba5980ea1d20d940"/>
+    <w:p>
+      <w:pPr>
+        <w:pStyle w:val="Heading2"/>
+      </w:pPr>
+      <w:r>
+        <w:t xml:space="preserve">13. Gute Issues schreiben (Briefs)</w:t>
+      </w:r>
+    </w:p>
+    <w:p>
+      <w:pPr>
+        <w:pStyle w:val="FirstParagraph"/>
+      </w:pPr>
+      <w:r>
+        <w:t xml:space="preserve">Das Issue ist die einzige Eingabe. Ein guter Brief ist der billigste Hebel auf die</w:t>
+      </w:r>
+      <w:r>
+        <w:t xml:space="preserve"> </w:t>
+      </w:r>
+      <w:r>
+        <w:t xml:space="preserve">Laufqualität. Die fünf Briefs unter</w:t>
+      </w:r>
+      <w:r>
+        <w:t xml:space="preserve"> </w:t>
+      </w:r>
+      <w:hyperlink r:id="rId80">
+        <w:r>
+          <w:rPr>
+            <w:rStyle w:val="VerbatimChar"/>
+          </w:rPr>
+          <w:t xml:space="preserve">docs/briefs/</w:t>
+        </w:r>
+      </w:hyperlink>
+      <w:r>
+        <w:t xml:space="preserve"> </w:t>
+      </w:r>
+      <w:r>
+        <w:t xml:space="preserve">liefen</w:t>
+      </w:r>
+      <w:r>
+        <w:t xml:space="preserve"> </w:t>
+      </w:r>
+      <w:r>
+        <w:t xml:space="preserve">jeweils autonom mit</w:t>
+      </w:r>
+      <w:r>
+        <w:t xml:space="preserve"> </w:t>
+      </w:r>
+      <w:r>
+        <w:rPr>
+          <w:rStyle w:val="VerbatimChar"/>
+        </w:rPr>
+        <w:t xml:space="preserve">--gates none</w:t>
+      </w:r>
+      <w:r>
+        <w:t xml:space="preserve">, keiner eskalierte; ihre Struktur ist die</w:t>
+      </w:r>
+      <w:r>
+        <w:t xml:space="preserve"> </w:t>
+      </w:r>
+      <w:r>
+        <w:t xml:space="preserve">empfohlene Vorlage:</w:t>
+      </w:r>
+    </w:p>
+    <w:p>
+      <w:pPr>
+        <w:pStyle w:val="Compact"/>
+        <w:numPr>
+          <w:ilvl w:val="0"/>
+          <w:numId w:val="1012"/>
+        </w:numPr>
+      </w:pPr>
+      <w:r>
+        <w:rPr>
+          <w:b/>
+          <w:bCs/>
+        </w:rPr>
+        <w:t xml:space="preserve">Ausgangslage mit gemessenen Fakten</w:t>
+      </w:r>
+      <w:r>
+        <w:t xml:space="preserve">, nicht mit Beschreibungen. Jede</w:t>
+      </w:r>
+      <w:r>
+        <w:t xml:space="preserve"> </w:t>
+      </w:r>
+      <w:r>
+        <w:t xml:space="preserve">Behauptung</w:t>
+      </w:r>
+      <w:r>
+        <w:t xml:space="preserve"> </w:t>
+      </w:r>
+      <w:r>
+        <w:rPr>
+          <w:b/>
+          <w:bCs/>
+        </w:rPr>
+        <w:t xml:space="preserve">unmittelbar vor</w:t>
+      </w:r>
+      <w:r>
+        <w:t xml:space="preserve"> </w:t>
+      </w:r>
+      <w:r>
+        <w:t xml:space="preserve">dem Start gegen Code (oder die laufende App)</w:t>
+      </w:r>
+      <w:r>
+        <w:t xml:space="preserve"> </w:t>
+      </w:r>
+      <w:r>
+        <w:t xml:space="preserve">prüfen.</w:t>
+      </w:r>
+    </w:p>
+    <w:p>
+      <w:pPr>
+        <w:pStyle w:val="Compact"/>
+        <w:numPr>
+          <w:ilvl w:val="0"/>
+          <w:numId w:val="1012"/>
+        </w:numPr>
+      </w:pPr>
+      <w:r>
+        <w:rPr>
+          <w:b/>
+          <w:bCs/>
+        </w:rPr>
+        <w:t xml:space="preserve">Nummerierte Vorentscheidungen (E1, E2, …)</w:t>
+      </w:r>
+      <w:r>
+        <w:t xml:space="preserve">, jeweils mit „Diese Frage ist</w:t>
+      </w:r>
+      <w:r>
+        <w:t xml:space="preserve"> </w:t>
+      </w:r>
+      <w:r>
+        <w:t xml:space="preserve">entschieden — kein Finding, auch nicht im Review-Loop." Review-Loops können</w:t>
+      </w:r>
+      <w:r>
+        <w:t xml:space="preserve"> </w:t>
+      </w:r>
+      <w:r>
+        <w:t xml:space="preserve">ambivalente Fragen finden, aber nicht entscheiden; offene Fragen oszillieren</w:t>
+      </w:r>
+      <w:r>
+        <w:t xml:space="preserve"> </w:t>
+      </w:r>
+      <w:r>
+        <w:t xml:space="preserve">bis zum Rundendeckel.</w:t>
+      </w:r>
+    </w:p>
+    <w:p>
+      <w:pPr>
+        <w:pStyle w:val="Compact"/>
+        <w:numPr>
+          <w:ilvl w:val="0"/>
+          <w:numId w:val="1012"/>
+        </w:numPr>
+      </w:pPr>
+      <w:r>
+        <w:rPr>
+          <w:b/>
+          <w:bCs/>
+        </w:rPr>
+        <w:t xml:space="preserve">„Bestand, der NICHT Gegenstand dieses Issues ist"</w:t>
+      </w:r>
+      <w:r>
+        <w:t xml:space="preserve"> </w:t>
+      </w:r>
+      <w:r>
+        <w:t xml:space="preserve">— verhindert, dass ein</w:t>
+      </w:r>
+      <w:r>
+        <w:t xml:space="preserve"> </w:t>
+      </w:r>
+      <w:r>
+        <w:t xml:space="preserve">Lauf vorhandene Dinge abbaut, die der Brief nicht erwähnt.</w:t>
+      </w:r>
+    </w:p>
+    <w:p>
+      <w:pPr>
+        <w:pStyle w:val="Compact"/>
+        <w:numPr>
+          <w:ilvl w:val="0"/>
+          <w:numId w:val="1012"/>
+        </w:numPr>
+      </w:pPr>
+      <w:r>
+        <w:rPr>
+          <w:b/>
+          <w:bCs/>
+        </w:rPr>
+        <w:t xml:space="preserve">Eine Deferred-Liste, die ausdrücklich den Review-Loop bindet.</w:t>
+      </w:r>
+    </w:p>
+    <w:p>
+      <w:pPr>
+        <w:pStyle w:val="Compact"/>
+        <w:numPr>
+          <w:ilvl w:val="0"/>
+          <w:numId w:val="1012"/>
+        </w:numPr>
+      </w:pPr>
+      <w:r>
+        <w:rPr>
+          <w:b/>
+          <w:bCs/>
+        </w:rPr>
+        <w:t xml:space="preserve">Messbare Akzeptanzkriterien</w:t>
+      </w:r>
+      <w:r>
+        <w:t xml:space="preserve">, vor der Freigabe gegen reale Daten</w:t>
+      </w:r>
+      <w:r>
+        <w:t xml:space="preserve"> </w:t>
+      </w:r>
+      <w:r>
+        <w:t xml:space="preserve">nachgerechnet.</w:t>
+      </w:r>
+    </w:p>
+    <w:p>
+      <w:pPr>
+        <w:pStyle w:val="Compact"/>
+        <w:numPr>
+          <w:ilvl w:val="0"/>
+          <w:numId w:val="1012"/>
+        </w:numPr>
+      </w:pPr>
+      <w:r>
+        <w:rPr>
+          <w:b/>
+          <w:bCs/>
+        </w:rPr>
+        <w:t xml:space="preserve">Toolchain-Fakten explizit</w:t>
+      </w:r>
+      <w:r>
+        <w:t xml:space="preserve"> </w:t>
+      </w:r>
+      <w:r>
+        <w:t xml:space="preserve">(welchen Linter, Formatter und Test-Runner das</w:t>
+      </w:r>
+      <w:r>
+        <w:t xml:space="preserve"> </w:t>
+      </w:r>
+      <w:r>
+        <w:t xml:space="preserve">Repo nutzt — und welche nicht).</w:t>
+      </w:r>
+    </w:p>
+    <w:p>
+      <w:pPr>
+        <w:pStyle w:val="FirstParagraph"/>
+      </w:pPr>
+      <w:r>
+        <w:t xml:space="preserve">Außerdem: ein Issue = eine zusammenhängende Änderung. Große Epics aufteilen; die</w:t>
+      </w:r>
+      <w:r>
+        <w:t xml:space="preserve"> </w:t>
+      </w:r>
+      <w:r>
+        <w:t xml:space="preserve">Limits von ADW sind für ein fokussiertes Feature oder einen Fix bemessen, nicht</w:t>
+      </w:r>
+      <w:r>
+        <w:t xml:space="preserve"> </w:t>
+      </w:r>
+      <w:r>
+        <w:t xml:space="preserve">für einen Rewrite.</w:t>
+      </w:r>
+    </w:p>
+    <w:p>
+      <w:r>
+        <w:pict>
+          <v:rect style="width:0;height:1.5pt" o:hralign="center" o:hrstd="t" o:hr="t"/>
+        </w:pict>
+      </w:r>
+    </w:p>
+    <w:bookmarkEnd w:id="81"/>
+    <w:bookmarkStart w:id="82" w:name="X793250b13bc2fe99eb23d63243ed2bc20de89c9"/>
+    <w:p>
+      <w:pPr>
+        <w:pStyle w:val="Heading2"/>
+      </w:pPr>
+      <w:r>
+        <w:t xml:space="preserve">14. Eskalationen</w:t>
+      </w:r>
+    </w:p>
+    <w:p>
+      <w:pPr>
+        <w:pStyle w:val="FirstParagraph"/>
+      </w:pPr>
+      <w:r>
+        <w:t xml:space="preserve">ADW stoppt,</w:t>
+      </w:r>
+      <w:r>
+        <w:t xml:space="preserve"> </w:t>
+      </w:r>
+      <w:r>
+        <w:rPr>
+          <w:b/>
+          <w:bCs/>
+        </w:rPr>
+        <w:t xml:space="preserve">bevor</w:t>
+      </w:r>
+      <w:r>
+        <w:t xml:space="preserve"> </w:t>
+      </w:r>
+      <w:r>
+        <w:t xml:space="preserve">es Budget verbrennt oder Schaden anrichtet. Jede Eskalation</w:t>
+      </w:r>
+      <w:r>
+        <w:t xml:space="preserve"> </w:t>
+      </w:r>
+      <w:r>
+        <w:t xml:space="preserve">schreibt</w:t>
+      </w:r>
+      <w:r>
+        <w:t xml:space="preserve"> </w:t>
+      </w:r>
+      <w:r>
+        <w:rPr>
+          <w:rStyle w:val="VerbatimChar"/>
+        </w:rPr>
+        <w:t xml:space="preserve">escalation.md</w:t>
+      </w:r>
+      <w:r>
+        <w:t xml:space="preserve"> </w:t>
+      </w:r>
+      <w:r>
+        <w:t xml:space="preserve">und endet mit Exit 1.</w:t>
+      </w:r>
+    </w:p>
+    <w:tbl>
+      <w:tblPr>
+        <w:tblStyle w:val="Table"/>
+        <w:tblW w:type="auto" w:w="0"/>
+        <w:jc w:val="left"/>
+        <w:tblLook w:firstRow="1" w:lastRow="0" w:firstColumn="0" w:lastColumn="0" w:noHBand="0" w:noVBand="0" w:val="0020"/>
+      </w:tblPr>
+      <w:tblGrid>
+        <w:gridCol w:w="2640"/>
+        <w:gridCol w:w="2640"/>
+        <w:gridCol w:w="2640"/>
+      </w:tblGrid>
+      <w:tr>
+        <w:trPr>
+          <w:tblHeader w:val="on"/>
+        </w:trPr>
+        <w:tc>
+          <w:tcPr/>
+          <w:p>
+            <w:pPr>
+              <w:pStyle w:val="Compact"/>
+              <w:jc w:val="left"/>
+            </w:pPr>
+            <w:r>
               <w:t xml:space="preserve">Auslöser</w:t>
             </w:r>
           </w:p>
@@ -11769,7 +12158,7 @@
               <w:jc w:val="left"/>
             </w:pPr>
             <w:r>
-              <w:t xml:space="preserve">Ein Problem, das Reviews nicht „wegfixen” können</w:t>
+              <w:t xml:space="preserve">Ein Problem, das Reviews nicht „wegfixen" können</w:t>
             </w:r>
           </w:p>
         </w:tc>
@@ -11981,8 +12370,8 @@
         </w:pict>
       </w:r>
     </w:p>
-    <w:bookmarkEnd w:id="64"/>
-    <w:bookmarkStart w:id="65" w:name="fehlerbehebung-und-faq"/>
+    <w:bookmarkEnd w:id="82"/>
+    <w:bookmarkStart w:id="86" w:name="X2b86f758e52dea5e4ec3f7bfff7989aceaa324c"/>
     <w:p>
       <w:pPr>
         <w:pStyle w:val="Heading2"/>
@@ -11993,7 +12382,62 @@
     </w:p>
     <w:p>
       <w:pPr>
-        <w:pStyle w:val="FirstParagraph"/>
+        <w:pStyle w:val="CaptionedFigure"/>
+      </w:pPr>
+      <w:r>
+        <w:drawing>
+          <wp:inline>
+            <wp:extent cx="5334000" cy="3056312"/>
+            <wp:effectExtent b="0" l="0" r="0" t="0"/>
+            <wp:docPr descr="Fehlersuche nach Exit-Code" title="" id="84" name="Picture"/>
+            <a:graphic>
+              <a:graphicData uri="http://schemas.openxmlformats.org/drawingml/2006/picture">
+                <pic:pic>
+                  <pic:nvPicPr>
+                    <pic:cNvPr descr="/tmp/tmpi1srrkay/emf/diagrams/handbook/troubleshooting.de.emf" id="85" name="Picture"/>
+                    <pic:cNvPicPr>
+                      <a:picLocks noChangeArrowheads="1" noChangeAspect="1"/>
+                    </pic:cNvPicPr>
+                  </pic:nvPicPr>
+                  <pic:blipFill>
+                    <a:blip r:embed="rId83"/>
+                    <a:stretch>
+                      <a:fillRect/>
+                    </a:stretch>
+                  </pic:blipFill>
+                  <pic:spPr bwMode="auto">
+                    <a:xfrm>
+                      <a:off x="0" y="0"/>
+                      <a:ext cx="5334000" cy="3056312"/>
+                    </a:xfrm>
+                    <a:prstGeom prst="rect">
+                      <a:avLst/>
+                    </a:prstGeom>
+                    <a:noFill/>
+                    <a:ln w="9525">
+                      <a:noFill/>
+                      <a:headEnd/>
+                      <a:tailEnd/>
+                    </a:ln>
+                  </pic:spPr>
+                </pic:pic>
+              </a:graphicData>
+            </a:graphic>
+          </wp:inline>
+        </w:drawing>
+      </w:r>
+    </w:p>
+    <w:p>
+      <w:pPr>
+        <w:pStyle w:val="ImageCaption"/>
+      </w:pPr>
+      <w:r>
+        <w:t xml:space="preserve">Fehlersuche nach Exit-Code</w:t>
+      </w:r>
+    </w:p>
+    <w:p>
+      <w:pPr>
+        <w:pStyle w:val="BodyText"/>
       </w:pPr>
       <w:r>
         <w:rPr>
@@ -12271,7 +12715,7 @@
           <w:b/>
           <w:bCs/>
         </w:rPr>
-        <w:t xml:space="preserve">„tut nichts” bei einem pausierten Lauf</w:t>
+        <w:t xml:space="preserve">„tut nichts" bei einem pausierten Lauf</w:t>
       </w:r>
       <w:r>
         <w:t xml:space="preserve"> </w:t>
@@ -12445,7 +12889,7 @@
           <w:b/>
           <w:bCs/>
         </w:rPr>
-        <w:t xml:space="preserve">Eskalation „RED nicht bestätigt”</w:t>
+        <w:t xml:space="preserve">Eskalation „RED nicht bestätigt"</w:t>
       </w:r>
       <w:r>
         <w:t xml:space="preserve"> </w:t>
@@ -12475,7 +12919,7 @@
           <w:b/>
           <w:bCs/>
         </w:rPr>
-        <w:t xml:space="preserve">Eskalation „HEAD bewegt” / „Build-Agent hat selbst committet”</w:t>
+        <w:t xml:space="preserve">Eskalation „HEAD bewegt" / „Build-Agent hat selbst committet"</w:t>
       </w:r>
       <w:r>
         <w:t xml:space="preserve"> </w:t>
@@ -12665,8 +13109,8 @@
         </w:pict>
       </w:r>
     </w:p>
-    <w:bookmarkEnd w:id="65"/>
-    <w:bookmarkStart w:id="66" w:name="glossar"/>
+    <w:bookmarkEnd w:id="86"/>
+    <w:bookmarkStart w:id="87" w:name="Xa192deb09e64d2449d8a07682d007d194515278"/>
     <w:p>
       <w:pPr>
         <w:pStyle w:val="Heading2"/>
@@ -12678,9 +13122,8 @@
     <w:tbl>
       <w:tblPr>
         <w:tblStyle w:val="Table"/>
-        <w:tblW w:type="pct" w:w="5000"/>
+        <w:tblW w:type="auto" w:w="0"/>
         <w:jc w:val="left"/>
-        <w:tblLayout w:type="fixed"/>
         <w:tblLook w:firstRow="1" w:lastRow="0" w:firstColumn="0" w:lastColumn="0" w:noHBand="0" w:noVBand="0" w:val="0020"/>
       </w:tblPr>
       <w:tblGrid>
@@ -13048,7 +13491,7 @@
               <w:jc w:val="left"/>
             </w:pPr>
             <w:r>
-              <w:t xml:space="preserve">„Fehlt, war aber nie geplant” — wird zum Follow-up, löst keine Nacharbeit aus.</w:t>
+              <w:t xml:space="preserve">„Fehlt, war aber nie geplant" — wird zum Follow-up, löst keine Nacharbeit aus.</w:t>
             </w:r>
           </w:p>
         </w:tc>
@@ -13286,12 +13729,9 @@
         </w:r>
       </w:hyperlink>
     </w:p>
-    <w:bookmarkEnd w:id="66"/>
-    <w:bookmarkEnd w:id="67"/>
-    <w:sectPr>
-      <w:pgSz w:h="16838" w:w="11906"/>
-      <w:pgMar w:bottom="1418" w:footer="708" w:gutter="0" w:header="708" w:left="1418" w:right="1418" w:top="1418"/>
-    </w:sectPr>
+    <w:bookmarkEnd w:id="87"/>
+    <w:bookmarkEnd w:id="88"/>
+    <w:sectPr/>
   </w:body>
 </w:document>
 </file>
@@ -13662,7 +14102,7 @@
         <w:rFonts w:asciiTheme="minorHAnsi" w:cstheme="minorBidi" w:eastAsiaTheme="minorHAnsi" w:hAnsiTheme="minorHAnsi"/>
         <w:sz w:val="24"/>
         <w:szCs w:val="24"/>
-        <w:lang w:bidi="ar-SA" w:eastAsia="en-US" w:val="en-US"/>
+        <w:lang w:bidi="ar-SA" w:eastAsia="en-US" w:val="de"/>
       </w:rPr>
     </w:rPrDefault>
     <w:pPrDefault>

--- a/docs/export/ADW-HANDBOOK.de.docx
+++ b/docs/export/ADW-HANDBOOK.de.docx
@@ -418,7 +418,7 @@
               <a:graphicData uri="http://schemas.openxmlformats.org/drawingml/2006/picture">
                 <pic:pic>
                   <pic:nvPicPr>
-                    <pic:cNvPr descr="/tmp/tmpi1srrkay/emf/diagrams/handbook/run-lifecycle.de.emf" id="25" name="Picture"/>
+                    <pic:cNvPr descr="/tmp/tmpd3afpfva/emf/diagrams/handbook/run-lifecycle.de.emf" id="25" name="Picture"/>
                     <pic:cNvPicPr>
                       <a:picLocks noChangeArrowheads="1" noChangeAspect="1"/>
                     </pic:cNvPicPr>
@@ -1348,7 +1348,7 @@
               <a:graphicData uri="http://schemas.openxmlformats.org/drawingml/2006/picture">
                 <pic:pic>
                   <pic:nvPicPr>
-                    <pic:cNvPr descr="/tmp/tmpi1srrkay/emf/diagrams/handbook/setup-path.de.emf" id="31" name="Picture"/>
+                    <pic:cNvPr descr="/tmp/tmpd3afpfva/emf/diagrams/handbook/setup-path.de.emf" id="31" name="Picture"/>
                     <pic:cNvPicPr>
                       <a:picLocks noChangeArrowheads="1" noChangeAspect="1"/>
                     </pic:cNvPicPr>
@@ -2764,7 +2764,7 @@
               <a:graphicData uri="http://schemas.openxmlformats.org/drawingml/2006/picture">
                 <pic:pic>
                   <pic:nvPicPr>
-                    <pic:cNvPr descr="/tmp/tmpi1srrkay/emf/diagrams/handbook/config-anatomy.de.emf" id="36" name="Picture"/>
+                    <pic:cNvPr descr="/tmp/tmpd3afpfva/emf/diagrams/handbook/config-anatomy.de.emf" id="36" name="Picture"/>
                     <pic:cNvPicPr>
                       <a:picLocks noChangeArrowheads="1" noChangeAspect="1"/>
                     </pic:cNvPicPr>
@@ -3467,23 +3467,40 @@
               <w:t xml:space="preserve">origin</w:t>
             </w:r>
             <w:r>
-              <w:t xml:space="preserve">-URL; ein unbekannter Host (z. B. self-hosted mit eigener Domain) fällt erst in Phase 7 auf — ein echter Lauf eskaliert dann</w:t>
+              <w:t xml:space="preserve">-URL; ein unbekannter Host (z. B. self-hosted mit eigener Domain) lässt ein echtes</w:t>
             </w:r>
             <w:r>
               <w:t xml:space="preserve"> </w:t>
             </w:r>
             <w:r>
               <w:rPr>
-                <w:b/>
-                <w:bCs/>
-              </w:rPr>
-              <w:t xml:space="preserve">nach</w:t>
+                <w:rStyle w:val="VerbatimChar"/>
+              </w:rPr>
+              <w:t xml:space="preserve">run</w:t>
+            </w:r>
+            <w:r>
+              <w:t xml:space="preserve">/</w:t>
+            </w:r>
+            <w:r>
+              <w:rPr>
+                <w:rStyle w:val="VerbatimChar"/>
+              </w:rPr>
+              <w:t xml:space="preserve">resume</w:t>
+            </w:r>
+            <w:r>
+              <w:t xml:space="preserve">/</w:t>
+            </w:r>
+            <w:r>
+              <w:rPr>
+                <w:rStyle w:val="VerbatimChar"/>
+              </w:rPr>
+              <w:t xml:space="preserve">approve</w:t>
             </w:r>
             <w:r>
               <w:t xml:space="preserve"> </w:t>
             </w:r>
             <w:r>
-              <w:t xml:space="preserve">dem kompletten Build (ein Dry-Run fällt still auf GitLab zurück). Bei self-hosted Forges den Key daher immer setzen.</w:t>
+              <w:t xml:space="preserve">schon im Vorflug scheitern, bevor ein Agent läuft (ein Dry-Run fällt auf GitLab zurück). Bei self-hosted Forges den Key daher immer setzen.</w:t>
             </w:r>
           </w:p>
         </w:tc>
@@ -6373,7 +6390,7 @@
               <a:graphicData uri="http://schemas.openxmlformats.org/drawingml/2006/picture">
                 <pic:pic>
                   <pic:nvPicPr>
-                    <pic:cNvPr descr="/tmp/tmpi1srrkay/emf/diagrams/handbook/gates-modes.de.emf" id="49" name="Picture"/>
+                    <pic:cNvPr descr="/tmp/tmpd3afpfva/emf/diagrams/handbook/gates-modes.de.emf" id="49" name="Picture"/>
                     <pic:cNvPicPr>
                       <a:picLocks noChangeArrowheads="1" noChangeAspect="1"/>
                     </pic:cNvPicPr>
@@ -7380,7 +7397,7 @@
         <w:t xml:space="preserve"> </w:t>
       </w:r>
       <w:r>
-        <w:t xml:space="preserve">Arbeitsbaum-Vorflug → Issue holen → Lauf anlegen. Ein Fehler in einem dieser</w:t>
+        <w:t xml:space="preserve">Forge-Vorflug (nur echte Läufe) → Arbeitsbaum-Vorflug → Issue holen → Lauf anlegen. Ein Fehler in einem dieser</w:t>
       </w:r>
       <w:r>
         <w:t xml:space="preserve"> </w:t>
@@ -8490,7 +8507,7 @@
               <a:graphicData uri="http://schemas.openxmlformats.org/drawingml/2006/picture">
                 <pic:pic>
                   <pic:nvPicPr>
-                    <pic:cNvPr descr="/tmp/tmpi1srrkay/emf/diagrams/handbook/gui-layout.de.emf" id="66" name="Picture"/>
+                    <pic:cNvPr descr="/tmp/tmpd3afpfva/emf/diagrams/handbook/gui-layout.de.emf" id="66" name="Picture"/>
                     <pic:cNvPicPr>
                       <a:picLocks noChangeArrowheads="1" noChangeAspect="1"/>
                     </pic:cNvPicPr>
@@ -9280,7 +9297,7 @@
               <a:graphicData uri="http://schemas.openxmlformats.org/drawingml/2006/picture">
                 <pic:pic>
                   <pic:nvPicPr>
-                    <pic:cNvPr descr="/tmp/tmpi1srrkay/emf/diagrams/handbook/run-artifacts.de.emf" id="72" name="Picture"/>
+                    <pic:cNvPr descr="/tmp/tmpd3afpfva/emf/diagrams/handbook/run-artifacts.de.emf" id="72" name="Picture"/>
                     <pic:cNvPicPr>
                       <a:picLocks noChangeArrowheads="1" noChangeAspect="1"/>
                     </pic:cNvPicPr>
@@ -12394,7 +12411,7 @@
               <a:graphicData uri="http://schemas.openxmlformats.org/drawingml/2006/picture">
                 <pic:pic>
                   <pic:nvPicPr>
-                    <pic:cNvPr descr="/tmp/tmpi1srrkay/emf/diagrams/handbook/troubleshooting.de.emf" id="85" name="Picture"/>
+                    <pic:cNvPr descr="/tmp/tmpd3afpfva/emf/diagrams/handbook/troubleshooting.de.emf" id="85" name="Picture"/>
                     <pic:cNvPicPr>
                       <a:picLocks noChangeArrowheads="1" noChangeAspect="1"/>
                     </pic:cNvPicPr>

--- a/docs/export/ADW-HANDBOOK.de.docx
+++ b/docs/export/ADW-HANDBOOK.de.docx
@@ -418,7 +418,7 @@
               <a:graphicData uri="http://schemas.openxmlformats.org/drawingml/2006/picture">
                 <pic:pic>
                   <pic:nvPicPr>
-                    <pic:cNvPr descr="/tmp/tmpd3afpfva/emf/diagrams/handbook/run-lifecycle.de.emf" id="25" name="Picture"/>
+                    <pic:cNvPr descr="/tmp/tmprjwl9ly9/emf/diagrams/handbook/run-lifecycle.de.emf" id="25" name="Picture"/>
                     <pic:cNvPicPr>
                       <a:picLocks noChangeArrowheads="1" noChangeAspect="1"/>
                     </pic:cNvPicPr>
@@ -1007,13 +1007,13 @@
               <w:jc w:val="left"/>
             </w:pPr>
             <w:r>
-              <w:t xml:space="preserve">Opus 4.8 (</w:t>
+              <w:t xml:space="preserve">Opus 5.5 (</w:t>
             </w:r>
             <w:r>
               <w:rPr>
                 <w:rStyle w:val="VerbatimChar"/>
               </w:rPr>
-              <w:t xml:space="preserve">claude-opus-4-8</w:t>
+              <w:t xml:space="preserve">claude-opus-5-5</w:t>
             </w:r>
             <w:r>
               <w:t xml:space="preserve">)</w:t>
@@ -1060,7 +1060,7 @@
               <w:rPr>
                 <w:rStyle w:val="VerbatimChar"/>
               </w:rPr>
-              <w:t xml:space="preserve">codex exec --sandbox read-only</w:t>
+              <w:t xml:space="preserve">codex exec -m gpt-6-astra --sandbox read-only</w:t>
             </w:r>
             <w:r>
               <w:t xml:space="preserve">)</w:t>
@@ -1101,13 +1101,13 @@
               <w:jc w:val="left"/>
             </w:pPr>
             <w:r>
-              <w:t xml:space="preserve">Fable 5 (</w:t>
+              <w:t xml:space="preserve">Fable 5.1 (</w:t>
             </w:r>
             <w:r>
               <w:rPr>
                 <w:rStyle w:val="VerbatimChar"/>
               </w:rPr>
-              <w:t xml:space="preserve">claude-fable-5</w:t>
+              <w:t xml:space="preserve">claude-fable-5-1</w:t>
             </w:r>
             <w:r>
               <w:t xml:space="preserve">)</w:t>
@@ -1148,7 +1148,7 @@
               <w:jc w:val="left"/>
             </w:pPr>
             <w:r>
-              <w:t xml:space="preserve">Opus 4.8</w:t>
+              <w:t xml:space="preserve">Opus 5.5</w:t>
             </w:r>
           </w:p>
         </w:tc>
@@ -1186,13 +1186,13 @@
               <w:jc w:val="left"/>
             </w:pPr>
             <w:r>
-              <w:t xml:space="preserve">Sonnet 5 (</w:t>
+              <w:t xml:space="preserve">Sonnet 5.5 (</w:t>
             </w:r>
             <w:r>
               <w:rPr>
                 <w:rStyle w:val="VerbatimChar"/>
               </w:rPr>
-              <w:t xml:space="preserve">claude-sonnet-5</w:t>
+              <w:t xml:space="preserve">claude-sonnet-5-5</w:t>
             </w:r>
             <w:r>
               <w:t xml:space="preserve">)</w:t>
@@ -1233,7 +1233,7 @@
               <w:jc w:val="left"/>
             </w:pPr>
             <w:r>
-              <w:t xml:space="preserve">Fable 5</w:t>
+              <w:t xml:space="preserve">Fable 5.1</w:t>
             </w:r>
           </w:p>
         </w:tc>
@@ -1348,7 +1348,7 @@
               <a:graphicData uri="http://schemas.openxmlformats.org/drawingml/2006/picture">
                 <pic:pic>
                   <pic:nvPicPr>
-                    <pic:cNvPr descr="/tmp/tmpd3afpfva/emf/diagrams/handbook/setup-path.de.emf" id="31" name="Picture"/>
+                    <pic:cNvPr descr="/tmp/tmprjwl9ly9/emf/diagrams/handbook/setup-path.de.emf" id="31" name="Picture"/>
                     <pic:cNvPicPr>
                       <a:picLocks noChangeArrowheads="1" noChangeAspect="1"/>
                     </pic:cNvPicPr>
@@ -1801,7 +1801,7 @@
               <w:jc w:val="left"/>
             </w:pPr>
             <w:r>
-              <w:t xml:space="preserve">Ein Plan, der Fable 5, Opus 4.8 und Sonnet 5 enthält</w:t>
+              <w:t xml:space="preserve">Ein Plan, der Fable 5.1, Opus 5.5 und Sonnet 5.5 enthält</w:t>
             </w:r>
           </w:p>
         </w:tc>
@@ -2764,7 +2764,7 @@
               <a:graphicData uri="http://schemas.openxmlformats.org/drawingml/2006/picture">
                 <pic:pic>
                   <pic:nvPicPr>
-                    <pic:cNvPr descr="/tmp/tmpd3afpfva/emf/diagrams/handbook/config-anatomy.de.emf" id="36" name="Picture"/>
+                    <pic:cNvPr descr="/tmp/tmprjwl9ly9/emf/diagrams/handbook/config-anatomy.de.emf" id="36" name="Picture"/>
                     <pic:cNvPicPr>
                       <a:picLocks noChangeArrowheads="1" noChangeAspect="1"/>
                     </pic:cNvPicPr>
@@ -6390,7 +6390,7 @@
               <a:graphicData uri="http://schemas.openxmlformats.org/drawingml/2006/picture">
                 <pic:pic>
                   <pic:nvPicPr>
-                    <pic:cNvPr descr="/tmp/tmpd3afpfva/emf/diagrams/handbook/gates-modes.de.emf" id="49" name="Picture"/>
+                    <pic:cNvPr descr="/tmp/tmprjwl9ly9/emf/diagrams/handbook/gates-modes.de.emf" id="49" name="Picture"/>
                     <pic:cNvPicPr>
                       <a:picLocks noChangeArrowheads="1" noChangeAspect="1"/>
                     </pic:cNvPicPr>
@@ -8507,7 +8507,7 @@
               <a:graphicData uri="http://schemas.openxmlformats.org/drawingml/2006/picture">
                 <pic:pic>
                   <pic:nvPicPr>
-                    <pic:cNvPr descr="/tmp/tmpd3afpfva/emf/diagrams/handbook/gui-layout.de.emf" id="66" name="Picture"/>
+                    <pic:cNvPr descr="/tmp/tmprjwl9ly9/emf/diagrams/handbook/gui-layout.de.emf" id="66" name="Picture"/>
                     <pic:cNvPicPr>
                       <a:picLocks noChangeArrowheads="1" noChangeAspect="1"/>
                     </pic:cNvPicPr>
@@ -9297,7 +9297,7 @@
               <a:graphicData uri="http://schemas.openxmlformats.org/drawingml/2006/picture">
                 <pic:pic>
                   <pic:nvPicPr>
-                    <pic:cNvPr descr="/tmp/tmpd3afpfva/emf/diagrams/handbook/run-artifacts.de.emf" id="72" name="Picture"/>
+                    <pic:cNvPr descr="/tmp/tmprjwl9ly9/emf/diagrams/handbook/run-artifacts.de.emf" id="72" name="Picture"/>
                     <pic:cNvPicPr>
                       <a:picLocks noChangeArrowheads="1" noChangeAspect="1"/>
                     </pic:cNvPicPr>
@@ -12411,7 +12411,7 @@
               <a:graphicData uri="http://schemas.openxmlformats.org/drawingml/2006/picture">
                 <pic:pic>
                   <pic:nvPicPr>
-                    <pic:cNvPr descr="/tmp/tmpd3afpfva/emf/diagrams/handbook/troubleshooting.de.emf" id="85" name="Picture"/>
+                    <pic:cNvPr descr="/tmp/tmprjwl9ly9/emf/diagrams/handbook/troubleshooting.de.emf" id="85" name="Picture"/>
                     <pic:cNvPicPr>
                       <a:picLocks noChangeArrowheads="1" noChangeAspect="1"/>
                     </pic:cNvPicPr>
@@ -13098,13 +13098,13 @@
         <w:t xml:space="preserve"> </w:t>
       </w:r>
       <w:r>
-        <w:t xml:space="preserve">Dry Run: nichts. Echter Lauf: nur Plan-Kontingent — Fable 5 für Synthese und</w:t>
-      </w:r>
-      <w:r>
-        <w:t xml:space="preserve"> </w:t>
-      </w:r>
-      <w:r>
-        <w:t xml:space="preserve">finales Review, Opus 4.8 für Authoring-Entwürfe und Build, Sonnet 5 für</w:t>
+        <w:t xml:space="preserve">Dry Run: nichts. Echter Lauf: nur Plan-Kontingent — Fable 5.1 für Synthese und</w:t>
+      </w:r>
+      <w:r>
+        <w:t xml:space="preserve"> </w:t>
+      </w:r>
+      <w:r>
+        <w:t xml:space="preserve">finales Review, Opus 5.5 für Authoring-Entwürfe und Build, Sonnet 5.5 für</w:t>
       </w:r>
       <w:r>
         <w:t xml:space="preserve"> </w:t>
@@ -13408,7 +13408,7 @@
               <w:jc w:val="left"/>
             </w:pPr>
             <w:r>
-              <w:t xml:space="preserve">Zwei unabhängige Entwürfe (Claude + Codex), von Fable 5 zu einem Best-of-Artefakt plus Zusammenfassung zusammengeführt.</w:t>
+              <w:t xml:space="preserve">Zwei unabhängige Entwürfe (Claude + Codex), von Fable 5.1 zu einem Best-of-Artefakt plus Zusammenfassung zusammengeführt.</w:t>
             </w:r>
           </w:p>
         </w:tc>

--- a/docs/export/ADW-HANDBOOK.de.docx
+++ b/docs/export/ADW-HANDBOOK.de.docx
@@ -418,7 +418,7 @@
               <a:graphicData uri="http://schemas.openxmlformats.org/drawingml/2006/picture">
                 <pic:pic>
                   <pic:nvPicPr>
-                    <pic:cNvPr descr="/tmp/tmprjwl9ly9/emf/diagrams/handbook/run-lifecycle.de.emf" id="25" name="Picture"/>
+                    <pic:cNvPr descr="/tmp/tmpl0mo_s_5/emf/diagrams/handbook/run-lifecycle.de.emf" id="25" name="Picture"/>
                     <pic:cNvPicPr>
                       <a:picLocks noChangeArrowheads="1" noChangeAspect="1"/>
                     </pic:cNvPicPr>
@@ -1348,7 +1348,7 @@
               <a:graphicData uri="http://schemas.openxmlformats.org/drawingml/2006/picture">
                 <pic:pic>
                   <pic:nvPicPr>
-                    <pic:cNvPr descr="/tmp/tmprjwl9ly9/emf/diagrams/handbook/setup-path.de.emf" id="31" name="Picture"/>
+                    <pic:cNvPr descr="/tmp/tmpl0mo_s_5/emf/diagrams/handbook/setup-path.de.emf" id="31" name="Picture"/>
                     <pic:cNvPicPr>
                       <a:picLocks noChangeArrowheads="1" noChangeAspect="1"/>
                     </pic:cNvPicPr>
@@ -2764,7 +2764,7 @@
               <a:graphicData uri="http://schemas.openxmlformats.org/drawingml/2006/picture">
                 <pic:pic>
                   <pic:nvPicPr>
-                    <pic:cNvPr descr="/tmp/tmprjwl9ly9/emf/diagrams/handbook/config-anatomy.de.emf" id="36" name="Picture"/>
+                    <pic:cNvPr descr="/tmp/tmpl0mo_s_5/emf/diagrams/handbook/config-anatomy.de.emf" id="36" name="Picture"/>
                     <pic:cNvPicPr>
                       <a:picLocks noChangeArrowheads="1" noChangeAspect="1"/>
                     </pic:cNvPicPr>
@@ -6390,7 +6390,7 @@
               <a:graphicData uri="http://schemas.openxmlformats.org/drawingml/2006/picture">
                 <pic:pic>
                   <pic:nvPicPr>
-                    <pic:cNvPr descr="/tmp/tmprjwl9ly9/emf/diagrams/handbook/gates-modes.de.emf" id="49" name="Picture"/>
+                    <pic:cNvPr descr="/tmp/tmpl0mo_s_5/emf/diagrams/handbook/gates-modes.de.emf" id="49" name="Picture"/>
                     <pic:cNvPicPr>
                       <a:picLocks noChangeArrowheads="1" noChangeAspect="1"/>
                     </pic:cNvPicPr>
@@ -7397,7 +7397,7 @@
         <w:t xml:space="preserve"> </w:t>
       </w:r>
       <w:r>
-        <w:t xml:space="preserve">Forge-Vorflug (nur echte Läufe) → Arbeitsbaum-Vorflug → Issue holen → Lauf anlegen. Ein Fehler in einem dieser</w:t>
+        <w:t xml:space="preserve">Forge-Vorflug → Modell-Check (beide nur echte Läufe) → Arbeitsbaum-Vorflug → Issue holen → Lauf anlegen. Ein Fehler in einem dieser</w:t>
       </w:r>
       <w:r>
         <w:t xml:space="preserve"> </w:t>
@@ -8507,7 +8507,7 @@
               <a:graphicData uri="http://schemas.openxmlformats.org/drawingml/2006/picture">
                 <pic:pic>
                   <pic:nvPicPr>
-                    <pic:cNvPr descr="/tmp/tmprjwl9ly9/emf/diagrams/handbook/gui-layout.de.emf" id="66" name="Picture"/>
+                    <pic:cNvPr descr="/tmp/tmpl0mo_s_5/emf/diagrams/handbook/gui-layout.de.emf" id="66" name="Picture"/>
                     <pic:cNvPicPr>
                       <a:picLocks noChangeArrowheads="1" noChangeAspect="1"/>
                     </pic:cNvPicPr>
@@ -9297,7 +9297,7 @@
               <a:graphicData uri="http://schemas.openxmlformats.org/drawingml/2006/picture">
                 <pic:pic>
                   <pic:nvPicPr>
-                    <pic:cNvPr descr="/tmp/tmprjwl9ly9/emf/diagrams/handbook/run-artifacts.de.emf" id="72" name="Picture"/>
+                    <pic:cNvPr descr="/tmp/tmpl0mo_s_5/emf/diagrams/handbook/run-artifacts.de.emf" id="72" name="Picture"/>
                     <pic:cNvPicPr>
                       <a:picLocks noChangeArrowheads="1" noChangeAspect="1"/>
                     </pic:cNvPicPr>
@@ -12411,7 +12411,7 @@
               <a:graphicData uri="http://schemas.openxmlformats.org/drawingml/2006/picture">
                 <pic:pic>
                   <pic:nvPicPr>
-                    <pic:cNvPr descr="/tmp/tmprjwl9ly9/emf/diagrams/handbook/troubleshooting.de.emf" id="85" name="Picture"/>
+                    <pic:cNvPr descr="/tmp/tmpl0mo_s_5/emf/diagrams/handbook/troubleshooting.de.emf" id="85" name="Picture"/>
                     <pic:cNvPicPr>
                       <a:picLocks noChangeArrowheads="1" noChangeAspect="1"/>
                     </pic:cNvPicPr>
@@ -12484,6 +12484,85 @@
       </w:r>
       <w:r>
         <w:t xml:space="preserve">kopieren (§3).</w:t>
+      </w:r>
+    </w:p>
+    <w:p>
+      <w:pPr>
+        <w:pStyle w:val="BodyText"/>
+      </w:pPr>
+      <w:r>
+        <w:rPr>
+          <w:rStyle w:val="VerbatimChar"/>
+          <w:b/>
+          <w:bCs/>
+        </w:rPr>
+        <w:t xml:space="preserve">Es gibt neuere Modelle als die in ADW eingestellten — Lauf NICHT gestartet</w:t>
+      </w:r>
+      <w:r>
+        <w:t xml:space="preserve"> </w:t>
+      </w:r>
+      <w:r>
+        <w:t xml:space="preserve">Der Modell-Check hat ein neueres Claude- oder GPT-Modell gefunden, als ADW pinnt. Die</w:t>
+      </w:r>
+      <w:r>
+        <w:t xml:space="preserve"> </w:t>
+      </w:r>
+      <w:r>
+        <w:t xml:space="preserve">Meldung nennt Rolle, gepinntes → neuestes Modell und die zu ändernde Konstante</w:t>
+      </w:r>
+      <w:r>
+        <w:t xml:space="preserve"> </w:t>
+      </w:r>
+      <w:r>
+        <w:t xml:space="preserve">(</w:t>
+      </w:r>
+      <w:r>
+        <w:rPr>
+          <w:rStyle w:val="VerbatimChar"/>
+        </w:rPr>
+        <w:t xml:space="preserve">adw/agents.py</w:t>
+      </w:r>
+      <w:r>
+        <w:t xml:space="preserve">,</w:t>
+      </w:r>
+      <w:r>
+        <w:t xml:space="preserve"> </w:t>
+      </w:r>
+      <w:r>
+        <w:rPr>
+          <w:rStyle w:val="VerbatimChar"/>
+        </w:rPr>
+        <w:t xml:space="preserve">adw/codex.py</w:t>
+      </w:r>
+      <w:r>
+        <w:t xml:space="preserve">). Erst ADW aktualisieren (Konstanten, Tests, Doku,</w:t>
+      </w:r>
+      <w:r>
+        <w:t xml:space="preserve"> </w:t>
+      </w:r>
+      <w:r>
+        <w:t xml:space="preserve">Release), dann den Lauf neu starten. Der Check läuft höchstens einmal in 24 h</w:t>
+      </w:r>
+      <w:r>
+        <w:t xml:space="preserve"> </w:t>
+      </w:r>
+      <w:r>
+        <w:t xml:space="preserve">(</w:t>
+      </w:r>
+      <w:r>
+        <w:rPr>
+          <w:rStyle w:val="VerbatimChar"/>
+        </w:rPr>
+        <w:t xml:space="preserve">~/.adw/model-check.json</w:t>
+      </w:r>
+      <w:r>
+        <w:t xml:space="preserve">); Datei löschen erzwingt eine frische Prüfung. Ein Check,</w:t>
+      </w:r>
+      <w:r>
+        <w:t xml:space="preserve"> </w:t>
+      </w:r>
+      <w:r>
+        <w:t xml:space="preserve">der nicht laufen kann, gibt nur eine Warnung aus.</w:t>
       </w:r>
     </w:p>
     <w:p>

--- a/docs/export/ADW-HANDBOOK.de.docx
+++ b/docs/export/ADW-HANDBOOK.de.docx
@@ -418,7 +418,7 @@
               <a:graphicData uri="http://schemas.openxmlformats.org/drawingml/2006/picture">
                 <pic:pic>
                   <pic:nvPicPr>
-                    <pic:cNvPr descr="/tmp/tmpl0mo_s_5/emf/diagrams/handbook/run-lifecycle.de.emf" id="25" name="Picture"/>
+                    <pic:cNvPr descr="/tmp/tmp0334j8nq/emf/diagrams/handbook/run-lifecycle.de.emf" id="25" name="Picture"/>
                     <pic:cNvPicPr>
                       <a:picLocks noChangeArrowheads="1" noChangeAspect="1"/>
                     </pic:cNvPicPr>
@@ -1348,7 +1348,7 @@
               <a:graphicData uri="http://schemas.openxmlformats.org/drawingml/2006/picture">
                 <pic:pic>
                   <pic:nvPicPr>
-                    <pic:cNvPr descr="/tmp/tmpl0mo_s_5/emf/diagrams/handbook/setup-path.de.emf" id="31" name="Picture"/>
+                    <pic:cNvPr descr="/tmp/tmp0334j8nq/emf/diagrams/handbook/setup-path.de.emf" id="31" name="Picture"/>
                     <pic:cNvPicPr>
                       <a:picLocks noChangeArrowheads="1" noChangeAspect="1"/>
                     </pic:cNvPicPr>
@@ -2764,7 +2764,7 @@
               <a:graphicData uri="http://schemas.openxmlformats.org/drawingml/2006/picture">
                 <pic:pic>
                   <pic:nvPicPr>
-                    <pic:cNvPr descr="/tmp/tmpl0mo_s_5/emf/diagrams/handbook/config-anatomy.de.emf" id="36" name="Picture"/>
+                    <pic:cNvPr descr="/tmp/tmp0334j8nq/emf/diagrams/handbook/config-anatomy.de.emf" id="36" name="Picture"/>
                     <pic:cNvPicPr>
                       <a:picLocks noChangeArrowheads="1" noChangeAspect="1"/>
                     </pic:cNvPicPr>
@@ -6390,7 +6390,7 @@
               <a:graphicData uri="http://schemas.openxmlformats.org/drawingml/2006/picture">
                 <pic:pic>
                   <pic:nvPicPr>
-                    <pic:cNvPr descr="/tmp/tmpl0mo_s_5/emf/diagrams/handbook/gates-modes.de.emf" id="49" name="Picture"/>
+                    <pic:cNvPr descr="/tmp/tmp0334j8nq/emf/diagrams/handbook/gates-modes.de.emf" id="49" name="Picture"/>
                     <pic:cNvPicPr>
                       <a:picLocks noChangeArrowheads="1" noChangeAspect="1"/>
                     </pic:cNvPicPr>
@@ -7397,7 +7397,7 @@
         <w:t xml:space="preserve"> </w:t>
       </w:r>
       <w:r>
-        <w:t xml:space="preserve">Forge-Vorflug → Modell-Check (beide nur echte Läufe) → Arbeitsbaum-Vorflug → Issue holen → Lauf anlegen. Ein Fehler in einem dieser</w:t>
+        <w:t xml:space="preserve">Forge-Vorflug → Arbeitsbaum-Vorflug → Modell-Check (Forge + Modelle: nur echte Läufe) → Issue holen → Lauf anlegen. Ein Fehler in einem dieser</w:t>
       </w:r>
       <w:r>
         <w:t xml:space="preserve"> </w:t>
@@ -8507,7 +8507,7 @@
               <a:graphicData uri="http://schemas.openxmlformats.org/drawingml/2006/picture">
                 <pic:pic>
                   <pic:nvPicPr>
-                    <pic:cNvPr descr="/tmp/tmpl0mo_s_5/emf/diagrams/handbook/gui-layout.de.emf" id="66" name="Picture"/>
+                    <pic:cNvPr descr="/tmp/tmp0334j8nq/emf/diagrams/handbook/gui-layout.de.emf" id="66" name="Picture"/>
                     <pic:cNvPicPr>
                       <a:picLocks noChangeArrowheads="1" noChangeAspect="1"/>
                     </pic:cNvPicPr>
@@ -9297,7 +9297,7 @@
               <a:graphicData uri="http://schemas.openxmlformats.org/drawingml/2006/picture">
                 <pic:pic>
                   <pic:nvPicPr>
-                    <pic:cNvPr descr="/tmp/tmpl0mo_s_5/emf/diagrams/handbook/run-artifacts.de.emf" id="72" name="Picture"/>
+                    <pic:cNvPr descr="/tmp/tmp0334j8nq/emf/diagrams/handbook/run-artifacts.de.emf" id="72" name="Picture"/>
                     <pic:cNvPicPr>
                       <a:picLocks noChangeArrowheads="1" noChangeAspect="1"/>
                     </pic:cNvPicPr>
@@ -12411,7 +12411,7 @@
               <a:graphicData uri="http://schemas.openxmlformats.org/drawingml/2006/picture">
                 <pic:pic>
                   <pic:nvPicPr>
-                    <pic:cNvPr descr="/tmp/tmpl0mo_s_5/emf/diagrams/handbook/troubleshooting.de.emf" id="85" name="Picture"/>
+                    <pic:cNvPr descr="/tmp/tmp0334j8nq/emf/diagrams/handbook/troubleshooting.de.emf" id="85" name="Picture"/>
                     <pic:cNvPicPr>
                       <a:picLocks noChangeArrowheads="1" noChangeAspect="1"/>
                     </pic:cNvPicPr>

--- a/docs/export/ADW-HANDBOOK.de.docx
+++ b/docs/export/ADW-HANDBOOK.de.docx
@@ -418,7 +418,7 @@
               <a:graphicData uri="http://schemas.openxmlformats.org/drawingml/2006/picture">
                 <pic:pic>
                   <pic:nvPicPr>
-                    <pic:cNvPr descr="/tmp/tmp0334j8nq/emf/diagrams/handbook/run-lifecycle.de.emf" id="25" name="Picture"/>
+                    <pic:cNvPr descr="/tmp/tmp4gy_zrvq/emf/diagrams/handbook/run-lifecycle.de.emf" id="25" name="Picture"/>
                     <pic:cNvPicPr>
                       <a:picLocks noChangeArrowheads="1" noChangeAspect="1"/>
                     </pic:cNvPicPr>
@@ -1348,7 +1348,7 @@
               <a:graphicData uri="http://schemas.openxmlformats.org/drawingml/2006/picture">
                 <pic:pic>
                   <pic:nvPicPr>
-                    <pic:cNvPr descr="/tmp/tmp0334j8nq/emf/diagrams/handbook/setup-path.de.emf" id="31" name="Picture"/>
+                    <pic:cNvPr descr="/tmp/tmp4gy_zrvq/emf/diagrams/handbook/setup-path.de.emf" id="31" name="Picture"/>
                     <pic:cNvPicPr>
                       <a:picLocks noChangeArrowheads="1" noChangeAspect="1"/>
                     </pic:cNvPicPr>
@@ -2764,7 +2764,7 @@
               <a:graphicData uri="http://schemas.openxmlformats.org/drawingml/2006/picture">
                 <pic:pic>
                   <pic:nvPicPr>
-                    <pic:cNvPr descr="/tmp/tmp0334j8nq/emf/diagrams/handbook/config-anatomy.de.emf" id="36" name="Picture"/>
+                    <pic:cNvPr descr="/tmp/tmp4gy_zrvq/emf/diagrams/handbook/config-anatomy.de.emf" id="36" name="Picture"/>
                     <pic:cNvPicPr>
                       <a:picLocks noChangeArrowheads="1" noChangeAspect="1"/>
                     </pic:cNvPicPr>
@@ -6390,7 +6390,7 @@
               <a:graphicData uri="http://schemas.openxmlformats.org/drawingml/2006/picture">
                 <pic:pic>
                   <pic:nvPicPr>
-                    <pic:cNvPr descr="/tmp/tmp0334j8nq/emf/diagrams/handbook/gates-modes.de.emf" id="49" name="Picture"/>
+                    <pic:cNvPr descr="/tmp/tmp4gy_zrvq/emf/diagrams/handbook/gates-modes.de.emf" id="49" name="Picture"/>
                     <pic:cNvPicPr>
                       <a:picLocks noChangeArrowheads="1" noChangeAspect="1"/>
                     </pic:cNvPicPr>
@@ -8507,7 +8507,7 @@
               <a:graphicData uri="http://schemas.openxmlformats.org/drawingml/2006/picture">
                 <pic:pic>
                   <pic:nvPicPr>
-                    <pic:cNvPr descr="/tmp/tmp0334j8nq/emf/diagrams/handbook/gui-layout.de.emf" id="66" name="Picture"/>
+                    <pic:cNvPr descr="/tmp/tmp4gy_zrvq/emf/diagrams/handbook/gui-layout.de.emf" id="66" name="Picture"/>
                     <pic:cNvPicPr>
                       <a:picLocks noChangeArrowheads="1" noChangeAspect="1"/>
                     </pic:cNvPicPr>
@@ -9297,7 +9297,7 @@
               <a:graphicData uri="http://schemas.openxmlformats.org/drawingml/2006/picture">
                 <pic:pic>
                   <pic:nvPicPr>
-                    <pic:cNvPr descr="/tmp/tmp0334j8nq/emf/diagrams/handbook/run-artifacts.de.emf" id="72" name="Picture"/>
+                    <pic:cNvPr descr="/tmp/tmp4gy_zrvq/emf/diagrams/handbook/run-artifacts.de.emf" id="72" name="Picture"/>
                     <pic:cNvPicPr>
                       <a:picLocks noChangeArrowheads="1" noChangeAspect="1"/>
                     </pic:cNvPicPr>
@@ -12411,7 +12411,7 @@
               <a:graphicData uri="http://schemas.openxmlformats.org/drawingml/2006/picture">
                 <pic:pic>
                   <pic:nvPicPr>
-                    <pic:cNvPr descr="/tmp/tmp0334j8nq/emf/diagrams/handbook/troubleshooting.de.emf" id="85" name="Picture"/>
+                    <pic:cNvPr descr="/tmp/tmp4gy_zrvq/emf/diagrams/handbook/troubleshooting.de.emf" id="85" name="Picture"/>
                     <pic:cNvPicPr>
                       <a:picLocks noChangeArrowheads="1" noChangeAspect="1"/>
                     </pic:cNvPicPr>

--- a/docs/export/ADW-HANDBOOK.de.docx
+++ b/docs/export/ADW-HANDBOOK.de.docx
@@ -418,7 +418,7 @@
               <a:graphicData uri="http://schemas.openxmlformats.org/drawingml/2006/picture">
                 <pic:pic>
                   <pic:nvPicPr>
-                    <pic:cNvPr descr="/tmp/tmp4gy_zrvq/emf/diagrams/handbook/run-lifecycle.de.emf" id="25" name="Picture"/>
+                    <pic:cNvPr descr="/tmp/tmpkl3lbqdr/emf/diagrams/handbook/run-lifecycle.de.emf" id="25" name="Picture"/>
                     <pic:cNvPicPr>
                       <a:picLocks noChangeArrowheads="1" noChangeAspect="1"/>
                     </pic:cNvPicPr>
@@ -1348,7 +1348,7 @@
               <a:graphicData uri="http://schemas.openxmlformats.org/drawingml/2006/picture">
                 <pic:pic>
                   <pic:nvPicPr>
-                    <pic:cNvPr descr="/tmp/tmp4gy_zrvq/emf/diagrams/handbook/setup-path.de.emf" id="31" name="Picture"/>
+                    <pic:cNvPr descr="/tmp/tmpkl3lbqdr/emf/diagrams/handbook/setup-path.de.emf" id="31" name="Picture"/>
                     <pic:cNvPicPr>
                       <a:picLocks noChangeArrowheads="1" noChangeAspect="1"/>
                     </pic:cNvPicPr>
@@ -2764,7 +2764,7 @@
               <a:graphicData uri="http://schemas.openxmlformats.org/drawingml/2006/picture">
                 <pic:pic>
                   <pic:nvPicPr>
-                    <pic:cNvPr descr="/tmp/tmp4gy_zrvq/emf/diagrams/handbook/config-anatomy.de.emf" id="36" name="Picture"/>
+                    <pic:cNvPr descr="/tmp/tmpkl3lbqdr/emf/diagrams/handbook/config-anatomy.de.emf" id="36" name="Picture"/>
                     <pic:cNvPicPr>
                       <a:picLocks noChangeArrowheads="1" noChangeAspect="1"/>
                     </pic:cNvPicPr>
@@ -6390,7 +6390,7 @@
               <a:graphicData uri="http://schemas.openxmlformats.org/drawingml/2006/picture">
                 <pic:pic>
                   <pic:nvPicPr>
-                    <pic:cNvPr descr="/tmp/tmp4gy_zrvq/emf/diagrams/handbook/gates-modes.de.emf" id="49" name="Picture"/>
+                    <pic:cNvPr descr="/tmp/tmpkl3lbqdr/emf/diagrams/handbook/gates-modes.de.emf" id="49" name="Picture"/>
                     <pic:cNvPicPr>
                       <a:picLocks noChangeArrowheads="1" noChangeAspect="1"/>
                     </pic:cNvPicPr>
@@ -8507,7 +8507,7 @@
               <a:graphicData uri="http://schemas.openxmlformats.org/drawingml/2006/picture">
                 <pic:pic>
                   <pic:nvPicPr>
-                    <pic:cNvPr descr="/tmp/tmp4gy_zrvq/emf/diagrams/handbook/gui-layout.de.emf" id="66" name="Picture"/>
+                    <pic:cNvPr descr="/tmp/tmpkl3lbqdr/emf/diagrams/handbook/gui-layout.de.emf" id="66" name="Picture"/>
                     <pic:cNvPicPr>
                       <a:picLocks noChangeArrowheads="1" noChangeAspect="1"/>
                     </pic:cNvPicPr>
@@ -9297,7 +9297,7 @@
               <a:graphicData uri="http://schemas.openxmlformats.org/drawingml/2006/picture">
                 <pic:pic>
                   <pic:nvPicPr>
-                    <pic:cNvPr descr="/tmp/tmp4gy_zrvq/emf/diagrams/handbook/run-artifacts.de.emf" id="72" name="Picture"/>
+                    <pic:cNvPr descr="/tmp/tmpkl3lbqdr/emf/diagrams/handbook/run-artifacts.de.emf" id="72" name="Picture"/>
                     <pic:cNvPicPr>
                       <a:picLocks noChangeArrowheads="1" noChangeAspect="1"/>
                     </pic:cNvPicPr>
@@ -12411,7 +12411,7 @@
               <a:graphicData uri="http://schemas.openxmlformats.org/drawingml/2006/picture">
                 <pic:pic>
                   <pic:nvPicPr>
-                    <pic:cNvPr descr="/tmp/tmp4gy_zrvq/emf/diagrams/handbook/troubleshooting.de.emf" id="85" name="Picture"/>
+                    <pic:cNvPr descr="/tmp/tmpkl3lbqdr/emf/diagrams/handbook/troubleshooting.de.emf" id="85" name="Picture"/>
                     <pic:cNvPicPr>
                       <a:picLocks noChangeArrowheads="1" noChangeAspect="1"/>
                     </pic:cNvPicPr>

--- a/docs/export/ADW-HANDBOOK.de.docx
+++ b/docs/export/ADW-HANDBOOK.de.docx
@@ -418,7 +418,7 @@
               <a:graphicData uri="http://schemas.openxmlformats.org/drawingml/2006/picture">
                 <pic:pic>
                   <pic:nvPicPr>
-                    <pic:cNvPr descr="/tmp/tmpkl3lbqdr/emf/diagrams/handbook/run-lifecycle.de.emf" id="25" name="Picture"/>
+                    <pic:cNvPr descr="/tmp/tmpmi02cfhz/emf/diagrams/handbook/run-lifecycle.de.emf" id="25" name="Picture"/>
                     <pic:cNvPicPr>
                       <a:picLocks noChangeArrowheads="1" noChangeAspect="1"/>
                     </pic:cNvPicPr>
@@ -1348,7 +1348,7 @@
               <a:graphicData uri="http://schemas.openxmlformats.org/drawingml/2006/picture">
                 <pic:pic>
                   <pic:nvPicPr>
-                    <pic:cNvPr descr="/tmp/tmpkl3lbqdr/emf/diagrams/handbook/setup-path.de.emf" id="31" name="Picture"/>
+                    <pic:cNvPr descr="/tmp/tmpmi02cfhz/emf/diagrams/handbook/setup-path.de.emf" id="31" name="Picture"/>
                     <pic:cNvPicPr>
                       <a:picLocks noChangeArrowheads="1" noChangeAspect="1"/>
                     </pic:cNvPicPr>
@@ -2764,7 +2764,7 @@
               <a:graphicData uri="http://schemas.openxmlformats.org/drawingml/2006/picture">
                 <pic:pic>
                   <pic:nvPicPr>
-                    <pic:cNvPr descr="/tmp/tmpkl3lbqdr/emf/diagrams/handbook/config-anatomy.de.emf" id="36" name="Picture"/>
+                    <pic:cNvPr descr="/tmp/tmpmi02cfhz/emf/diagrams/handbook/config-anatomy.de.emf" id="36" name="Picture"/>
                     <pic:cNvPicPr>
                       <a:picLocks noChangeArrowheads="1" noChangeAspect="1"/>
                     </pic:cNvPicPr>
@@ -6390,7 +6390,7 @@
               <a:graphicData uri="http://schemas.openxmlformats.org/drawingml/2006/picture">
                 <pic:pic>
                   <pic:nvPicPr>
-                    <pic:cNvPr descr="/tmp/tmpkl3lbqdr/emf/diagrams/handbook/gates-modes.de.emf" id="49" name="Picture"/>
+                    <pic:cNvPr descr="/tmp/tmpmi02cfhz/emf/diagrams/handbook/gates-modes.de.emf" id="49" name="Picture"/>
                     <pic:cNvPicPr>
                       <a:picLocks noChangeArrowheads="1" noChangeAspect="1"/>
                     </pic:cNvPicPr>
@@ -8507,7 +8507,7 @@
               <a:graphicData uri="http://schemas.openxmlformats.org/drawingml/2006/picture">
                 <pic:pic>
                   <pic:nvPicPr>
-                    <pic:cNvPr descr="/tmp/tmpkl3lbqdr/emf/diagrams/handbook/gui-layout.de.emf" id="66" name="Picture"/>
+                    <pic:cNvPr descr="/tmp/tmpmi02cfhz/emf/diagrams/handbook/gui-layout.de.emf" id="66" name="Picture"/>
                     <pic:cNvPicPr>
                       <a:picLocks noChangeArrowheads="1" noChangeAspect="1"/>
                     </pic:cNvPicPr>
@@ -9297,7 +9297,7 @@
               <a:graphicData uri="http://schemas.openxmlformats.org/drawingml/2006/picture">
                 <pic:pic>
                   <pic:nvPicPr>
-                    <pic:cNvPr descr="/tmp/tmpkl3lbqdr/emf/diagrams/handbook/run-artifacts.de.emf" id="72" name="Picture"/>
+                    <pic:cNvPr descr="/tmp/tmpmi02cfhz/emf/diagrams/handbook/run-artifacts.de.emf" id="72" name="Picture"/>
                     <pic:cNvPicPr>
                       <a:picLocks noChangeArrowheads="1" noChangeAspect="1"/>
                     </pic:cNvPicPr>
@@ -12411,7 +12411,7 @@
               <a:graphicData uri="http://schemas.openxmlformats.org/drawingml/2006/picture">
                 <pic:pic>
                   <pic:nvPicPr>
-                    <pic:cNvPr descr="/tmp/tmpkl3lbqdr/emf/diagrams/handbook/troubleshooting.de.emf" id="85" name="Picture"/>
+                    <pic:cNvPr descr="/tmp/tmpmi02cfhz/emf/diagrams/handbook/troubleshooting.de.emf" id="85" name="Picture"/>
                     <pic:cNvPicPr>
                       <a:picLocks noChangeArrowheads="1" noChangeAspect="1"/>
                     </pic:cNvPicPr>

--- a/docs/export/ADW-HANDBOOK.de.docx
+++ b/docs/export/ADW-HANDBOOK.de.docx
@@ -418,7 +418,7 @@
               <a:graphicData uri="http://schemas.openxmlformats.org/drawingml/2006/picture">
                 <pic:pic>
                   <pic:nvPicPr>
-                    <pic:cNvPr descr="/tmp/tmpmi02cfhz/emf/diagrams/handbook/run-lifecycle.de.emf" id="25" name="Picture"/>
+                    <pic:cNvPr descr="/tmp/tmp6n3y1bnz/emf/diagrams/handbook/run-lifecycle.de.emf" id="25" name="Picture"/>
                     <pic:cNvPicPr>
                       <a:picLocks noChangeArrowheads="1" noChangeAspect="1"/>
                     </pic:cNvPicPr>
@@ -1348,7 +1348,7 @@
               <a:graphicData uri="http://schemas.openxmlformats.org/drawingml/2006/picture">
                 <pic:pic>
                   <pic:nvPicPr>
-                    <pic:cNvPr descr="/tmp/tmpmi02cfhz/emf/diagrams/handbook/setup-path.de.emf" id="31" name="Picture"/>
+                    <pic:cNvPr descr="/tmp/tmp6n3y1bnz/emf/diagrams/handbook/setup-path.de.emf" id="31" name="Picture"/>
                     <pic:cNvPicPr>
                       <a:picLocks noChangeArrowheads="1" noChangeAspect="1"/>
                     </pic:cNvPicPr>
@@ -2764,7 +2764,7 @@
               <a:graphicData uri="http://schemas.openxmlformats.org/drawingml/2006/picture">
                 <pic:pic>
                   <pic:nvPicPr>
-                    <pic:cNvPr descr="/tmp/tmpmi02cfhz/emf/diagrams/handbook/config-anatomy.de.emf" id="36" name="Picture"/>
+                    <pic:cNvPr descr="/tmp/tmp6n3y1bnz/emf/diagrams/handbook/config-anatomy.de.emf" id="36" name="Picture"/>
                     <pic:cNvPicPr>
                       <a:picLocks noChangeArrowheads="1" noChangeAspect="1"/>
                     </pic:cNvPicPr>
@@ -6390,7 +6390,7 @@
               <a:graphicData uri="http://schemas.openxmlformats.org/drawingml/2006/picture">
                 <pic:pic>
                   <pic:nvPicPr>
-                    <pic:cNvPr descr="/tmp/tmpmi02cfhz/emf/diagrams/handbook/gates-modes.de.emf" id="49" name="Picture"/>
+                    <pic:cNvPr descr="/tmp/tmp6n3y1bnz/emf/diagrams/handbook/gates-modes.de.emf" id="49" name="Picture"/>
                     <pic:cNvPicPr>
                       <a:picLocks noChangeArrowheads="1" noChangeAspect="1"/>
                     </pic:cNvPicPr>
@@ -8507,7 +8507,7 @@
               <a:graphicData uri="http://schemas.openxmlformats.org/drawingml/2006/picture">
                 <pic:pic>
                   <pic:nvPicPr>
-                    <pic:cNvPr descr="/tmp/tmpmi02cfhz/emf/diagrams/handbook/gui-layout.de.emf" id="66" name="Picture"/>
+                    <pic:cNvPr descr="/tmp/tmp6n3y1bnz/emf/diagrams/handbook/gui-layout.de.emf" id="66" name="Picture"/>
                     <pic:cNvPicPr>
                       <a:picLocks noChangeArrowheads="1" noChangeAspect="1"/>
                     </pic:cNvPicPr>
@@ -9297,7 +9297,7 @@
               <a:graphicData uri="http://schemas.openxmlformats.org/drawingml/2006/picture">
                 <pic:pic>
                   <pic:nvPicPr>
-                    <pic:cNvPr descr="/tmp/tmpmi02cfhz/emf/diagrams/handbook/run-artifacts.de.emf" id="72" name="Picture"/>
+                    <pic:cNvPr descr="/tmp/tmp6n3y1bnz/emf/diagrams/handbook/run-artifacts.de.emf" id="72" name="Picture"/>
                     <pic:cNvPicPr>
                       <a:picLocks noChangeArrowheads="1" noChangeAspect="1"/>
                     </pic:cNvPicPr>
@@ -12411,7 +12411,7 @@
               <a:graphicData uri="http://schemas.openxmlformats.org/drawingml/2006/picture">
                 <pic:pic>
                   <pic:nvPicPr>
-                    <pic:cNvPr descr="/tmp/tmpmi02cfhz/emf/diagrams/handbook/troubleshooting.de.emf" id="85" name="Picture"/>
+                    <pic:cNvPr descr="/tmp/tmp6n3y1bnz/emf/diagrams/handbook/troubleshooting.de.emf" id="85" name="Picture"/>
                     <pic:cNvPicPr>
                       <a:picLocks noChangeArrowheads="1" noChangeAspect="1"/>
                     </pic:cNvPicPr>

--- a/docs/export/ADW-HANDBOOK.de.docx
+++ b/docs/export/ADW-HANDBOOK.de.docx
@@ -418,7 +418,7 @@
               <a:graphicData uri="http://schemas.openxmlformats.org/drawingml/2006/picture">
                 <pic:pic>
                   <pic:nvPicPr>
-                    <pic:cNvPr descr="/tmp/tmp6n3y1bnz/emf/diagrams/handbook/run-lifecycle.de.emf" id="25" name="Picture"/>
+                    <pic:cNvPr descr="/tmp/tmpgr3muoi7/emf/diagrams/handbook/run-lifecycle.de.emf" id="25" name="Picture"/>
                     <pic:cNvPicPr>
                       <a:picLocks noChangeArrowheads="1" noChangeAspect="1"/>
                     </pic:cNvPicPr>
@@ -1348,7 +1348,7 @@
               <a:graphicData uri="http://schemas.openxmlformats.org/drawingml/2006/picture">
                 <pic:pic>
                   <pic:nvPicPr>
-                    <pic:cNvPr descr="/tmp/tmp6n3y1bnz/emf/diagrams/handbook/setup-path.de.emf" id="31" name="Picture"/>
+                    <pic:cNvPr descr="/tmp/tmpgr3muoi7/emf/diagrams/handbook/setup-path.de.emf" id="31" name="Picture"/>
                     <pic:cNvPicPr>
                       <a:picLocks noChangeArrowheads="1" noChangeAspect="1"/>
                     </pic:cNvPicPr>
@@ -2764,7 +2764,7 @@
               <a:graphicData uri="http://schemas.openxmlformats.org/drawingml/2006/picture">
                 <pic:pic>
                   <pic:nvPicPr>
-                    <pic:cNvPr descr="/tmp/tmp6n3y1bnz/emf/diagrams/handbook/config-anatomy.de.emf" id="36" name="Picture"/>
+                    <pic:cNvPr descr="/tmp/tmpgr3muoi7/emf/diagrams/handbook/config-anatomy.de.emf" id="36" name="Picture"/>
                     <pic:cNvPicPr>
                       <a:picLocks noChangeArrowheads="1" noChangeAspect="1"/>
                     </pic:cNvPicPr>
@@ -6390,7 +6390,7 @@
               <a:graphicData uri="http://schemas.openxmlformats.org/drawingml/2006/picture">
                 <pic:pic>
                   <pic:nvPicPr>
-                    <pic:cNvPr descr="/tmp/tmp6n3y1bnz/emf/diagrams/handbook/gates-modes.de.emf" id="49" name="Picture"/>
+                    <pic:cNvPr descr="/tmp/tmpgr3muoi7/emf/diagrams/handbook/gates-modes.de.emf" id="49" name="Picture"/>
                     <pic:cNvPicPr>
                       <a:picLocks noChangeArrowheads="1" noChangeAspect="1"/>
                     </pic:cNvPicPr>
@@ -8507,7 +8507,7 @@
               <a:graphicData uri="http://schemas.openxmlformats.org/drawingml/2006/picture">
                 <pic:pic>
                   <pic:nvPicPr>
-                    <pic:cNvPr descr="/tmp/tmp6n3y1bnz/emf/diagrams/handbook/gui-layout.de.emf" id="66" name="Picture"/>
+                    <pic:cNvPr descr="/tmp/tmpgr3muoi7/emf/diagrams/handbook/gui-layout.de.emf" id="66" name="Picture"/>
                     <pic:cNvPicPr>
                       <a:picLocks noChangeArrowheads="1" noChangeAspect="1"/>
                     </pic:cNvPicPr>
@@ -9297,7 +9297,7 @@
               <a:graphicData uri="http://schemas.openxmlformats.org/drawingml/2006/picture">
                 <pic:pic>
                   <pic:nvPicPr>
-                    <pic:cNvPr descr="/tmp/tmp6n3y1bnz/emf/diagrams/handbook/run-artifacts.de.emf" id="72" name="Picture"/>
+                    <pic:cNvPr descr="/tmp/tmpgr3muoi7/emf/diagrams/handbook/run-artifacts.de.emf" id="72" name="Picture"/>
                     <pic:cNvPicPr>
                       <a:picLocks noChangeArrowheads="1" noChangeAspect="1"/>
                     </pic:cNvPicPr>
@@ -12411,7 +12411,7 @@
               <a:graphicData uri="http://schemas.openxmlformats.org/drawingml/2006/picture">
                 <pic:pic>
                   <pic:nvPicPr>
-                    <pic:cNvPr descr="/tmp/tmp6n3y1bnz/emf/diagrams/handbook/troubleshooting.de.emf" id="85" name="Picture"/>
+                    <pic:cNvPr descr="/tmp/tmpgr3muoi7/emf/diagrams/handbook/troubleshooting.de.emf" id="85" name="Picture"/>
                     <pic:cNvPicPr>
                       <a:picLocks noChangeArrowheads="1" noChangeAspect="1"/>
                     </pic:cNvPicPr>

--- a/docs/export/ADW-HANDBOOK.de.docx
+++ b/docs/export/ADW-HANDBOOK.de.docx
@@ -418,7 +418,7 @@
               <a:graphicData uri="http://schemas.openxmlformats.org/drawingml/2006/picture">
                 <pic:pic>
                   <pic:nvPicPr>
-                    <pic:cNvPr descr="/tmp/tmpgr3muoi7/emf/diagrams/handbook/run-lifecycle.de.emf" id="25" name="Picture"/>
+                    <pic:cNvPr descr="/tmp/tmpgszi6s13/emf/diagrams/handbook/run-lifecycle.de.emf" id="25" name="Picture"/>
                     <pic:cNvPicPr>
                       <a:picLocks noChangeArrowheads="1" noChangeAspect="1"/>
                     </pic:cNvPicPr>
@@ -1348,7 +1348,7 @@
               <a:graphicData uri="http://schemas.openxmlformats.org/drawingml/2006/picture">
                 <pic:pic>
                   <pic:nvPicPr>
-                    <pic:cNvPr descr="/tmp/tmpgr3muoi7/emf/diagrams/handbook/setup-path.de.emf" id="31" name="Picture"/>
+                    <pic:cNvPr descr="/tmp/tmpgszi6s13/emf/diagrams/handbook/setup-path.de.emf" id="31" name="Picture"/>
                     <pic:cNvPicPr>
                       <a:picLocks noChangeArrowheads="1" noChangeAspect="1"/>
                     </pic:cNvPicPr>
@@ -2764,7 +2764,7 @@
               <a:graphicData uri="http://schemas.openxmlformats.org/drawingml/2006/picture">
                 <pic:pic>
                   <pic:nvPicPr>
-                    <pic:cNvPr descr="/tmp/tmpgr3muoi7/emf/diagrams/handbook/config-anatomy.de.emf" id="36" name="Picture"/>
+                    <pic:cNvPr descr="/tmp/tmpgszi6s13/emf/diagrams/handbook/config-anatomy.de.emf" id="36" name="Picture"/>
                     <pic:cNvPicPr>
                       <a:picLocks noChangeArrowheads="1" noChangeAspect="1"/>
                     </pic:cNvPicPr>
@@ -5131,7 +5131,7 @@
         <w:t xml:space="preserve"> </w:t>
       </w:r>
       <w:r>
-        <w:t xml:space="preserve">(oder das Altflag</w:t>
+        <w:t xml:space="preserve">(das veraltete</w:t>
       </w:r>
       <w:r>
         <w:t xml:space="preserve"> </w:t>
@@ -5143,7 +5143,10 @@
         <w:t xml:space="preserve">--no-approval</w:t>
       </w:r>
       <w:r>
-        <w:t xml:space="preserve">) lässt den Dry Run ohne Pause</w:t>
+        <w:t xml:space="preserve"> </w:t>
+      </w:r>
+      <w:r>
+        <w:t xml:space="preserve">geht weiterhin) lässt den Dry Run ohne Pause</w:t>
       </w:r>
       <w:r>
         <w:t xml:space="preserve"> </w:t>
@@ -6390,7 +6393,7 @@
               <a:graphicData uri="http://schemas.openxmlformats.org/drawingml/2006/picture">
                 <pic:pic>
                   <pic:nvPicPr>
-                    <pic:cNvPr descr="/tmp/tmpgr3muoi7/emf/diagrams/handbook/gates-modes.de.emf" id="49" name="Picture"/>
+                    <pic:cNvPr descr="/tmp/tmpgszi6s13/emf/diagrams/handbook/gates-modes.de.emf" id="49" name="Picture"/>
                     <pic:cNvPicPr>
                       <a:picLocks noChangeArrowheads="1" noChangeAspect="1"/>
                     </pic:cNvPicPr>
@@ -6910,7 +6913,7 @@
         <w:rPr>
           <w:rStyle w:val="VerbatimChar"/>
         </w:rPr>
-        <w:t xml:space="preserve">            [--no-approval] [--spec-approval] [--base-branch NAME]</w:t>
+        <w:t xml:space="preserve">            [--no-approval] [--spec-approval]   (veraltet)  [--base-branch NAME]</w:t>
       </w:r>
       <w:r>
         <w:br/>
@@ -7342,7 +7345,22 @@
               <w:jc w:val="left"/>
             </w:pPr>
             <w:r>
-              <w:t xml:space="preserve">Altflags, weiterhin gültig (§6.1).</w:t>
+              <w:t xml:space="preserve">Veraltet: funktionieren weiter, geben aber einen Hinweis auf</w:t>
+            </w:r>
+            <w:r>
+              <w:t xml:space="preserve"> </w:t>
+            </w:r>
+            <w:r>
+              <w:rPr>
+                <w:rStyle w:val="VerbatimChar"/>
+              </w:rPr>
+              <w:t xml:space="preserve">--gates</w:t>
+            </w:r>
+            <w:r>
+              <w:t xml:space="preserve"> </w:t>
+            </w:r>
+            <w:r>
+              <w:t xml:space="preserve">aus (§6.1).</w:t>
             </w:r>
           </w:p>
         </w:tc>
@@ -7927,7 +7945,7 @@
               <w:t xml:space="preserve"> </w:t>
             </w:r>
             <w:r>
-              <w:t xml:space="preserve">nutzt 2 auch für negatives</w:t>
+              <w:t xml:space="preserve">nutzt 2 auch für</w:t>
             </w:r>
             <w:r>
               <w:t xml:space="preserve"> </w:t>
@@ -7939,7 +7957,13 @@
               <w:t xml:space="preserve">--keep</w:t>
             </w:r>
             <w:r>
-              <w:t xml:space="preserve">/</w:t>
+              <w:t xml:space="preserve"> </w:t>
+            </w:r>
+            <w:r>
+              <w:t xml:space="preserve">unter 1 oder negatives</w:t>
+            </w:r>
+            <w:r>
+              <w:t xml:space="preserve"> </w:t>
             </w:r>
             <w:r>
               <w:rPr>
@@ -8507,7 +8531,7 @@
               <a:graphicData uri="http://schemas.openxmlformats.org/drawingml/2006/picture">
                 <pic:pic>
                   <pic:nvPicPr>
-                    <pic:cNvPr descr="/tmp/tmpgr3muoi7/emf/diagrams/handbook/gui-layout.de.emf" id="66" name="Picture"/>
+                    <pic:cNvPr descr="/tmp/tmpgszi6s13/emf/diagrams/handbook/gui-layout.de.emf" id="66" name="Picture"/>
                     <pic:cNvPicPr>
                       <a:picLocks noChangeArrowheads="1" noChangeAspect="1"/>
                     </pic:cNvPicPr>
@@ -9297,7 +9321,7 @@
               <a:graphicData uri="http://schemas.openxmlformats.org/drawingml/2006/picture">
                 <pic:pic>
                   <pic:nvPicPr>
-                    <pic:cNvPr descr="/tmp/tmpgr3muoi7/emf/diagrams/handbook/run-artifacts.de.emf" id="72" name="Picture"/>
+                    <pic:cNvPr descr="/tmp/tmpgszi6s13/emf/diagrams/handbook/run-artifacts.de.emf" id="72" name="Picture"/>
                     <pic:cNvPicPr>
                       <a:picLocks noChangeArrowheads="1" noChangeAspect="1"/>
                     </pic:cNvPicPr>
@@ -11002,7 +11026,25 @@
         <w:t xml:space="preserve"> </w:t>
       </w:r>
       <w:r>
-        <w:t xml:space="preserve">schützt die neuesten N Läufe;</w:t>
+        <w:t xml:space="preserve">schützt die neuesten N Läufe (N ≥ 1 — anders als</w:t>
+      </w:r>
+      <w:r>
+        <w:t xml:space="preserve"> </w:t>
+      </w:r>
+      <w:r>
+        <w:rPr>
+          <w:rStyle w:val="VerbatimChar"/>
+        </w:rPr>
+        <w:t xml:space="preserve">trace.keep_runs: 0</w:t>
+      </w:r>
+      <w:r>
+        <w:t xml:space="preserve">,</w:t>
+      </w:r>
+      <w:r>
+        <w:t xml:space="preserve"> </w:t>
+      </w:r>
+      <w:r>
+        <w:t xml:space="preserve">das das Auto-Pruning abschaltet, behält ein manuelles Prune immer den neuesten Lauf);</w:t>
       </w:r>
       <w:r>
         <w:t xml:space="preserve"> </w:t>
@@ -12411,7 +12453,7 @@
               <a:graphicData uri="http://schemas.openxmlformats.org/drawingml/2006/picture">
                 <pic:pic>
                   <pic:nvPicPr>
-                    <pic:cNvPr descr="/tmp/tmpgr3muoi7/emf/diagrams/handbook/troubleshooting.de.emf" id="85" name="Picture"/>
+                    <pic:cNvPr descr="/tmp/tmpgszi6s13/emf/diagrams/handbook/troubleshooting.de.emf" id="85" name="Picture"/>
                     <pic:cNvPicPr>
                       <a:picLocks noChangeArrowheads="1" noChangeAspect="1"/>
                     </pic:cNvPicPr>

--- a/docs/export/ADW-HANDBOOK.de.docx
+++ b/docs/export/ADW-HANDBOOK.de.docx
@@ -418,7 +418,7 @@
               <a:graphicData uri="http://schemas.openxmlformats.org/drawingml/2006/picture">
                 <pic:pic>
                   <pic:nvPicPr>
-                    <pic:cNvPr descr="/tmp/tmpgszi6s13/emf/diagrams/handbook/run-lifecycle.de.emf" id="25" name="Picture"/>
+                    <pic:cNvPr descr="/tmp/tmpjnzbh_pr/emf/diagrams/handbook/run-lifecycle.de.emf" id="25" name="Picture"/>
                     <pic:cNvPicPr>
                       <a:picLocks noChangeArrowheads="1" noChangeAspect="1"/>
                     </pic:cNvPicPr>
@@ -1348,7 +1348,7 @@
               <a:graphicData uri="http://schemas.openxmlformats.org/drawingml/2006/picture">
                 <pic:pic>
                   <pic:nvPicPr>
-                    <pic:cNvPr descr="/tmp/tmpgszi6s13/emf/diagrams/handbook/setup-path.de.emf" id="31" name="Picture"/>
+                    <pic:cNvPr descr="/tmp/tmpjnzbh_pr/emf/diagrams/handbook/setup-path.de.emf" id="31" name="Picture"/>
                     <pic:cNvPicPr>
                       <a:picLocks noChangeArrowheads="1" noChangeAspect="1"/>
                     </pic:cNvPicPr>
@@ -2764,7 +2764,7 @@
               <a:graphicData uri="http://schemas.openxmlformats.org/drawingml/2006/picture">
                 <pic:pic>
                   <pic:nvPicPr>
-                    <pic:cNvPr descr="/tmp/tmpgszi6s13/emf/diagrams/handbook/config-anatomy.de.emf" id="36" name="Picture"/>
+                    <pic:cNvPr descr="/tmp/tmpjnzbh_pr/emf/diagrams/handbook/config-anatomy.de.emf" id="36" name="Picture"/>
                     <pic:cNvPicPr>
                       <a:picLocks noChangeArrowheads="1" noChangeAspect="1"/>
                     </pic:cNvPicPr>
@@ -6393,7 +6393,7 @@
               <a:graphicData uri="http://schemas.openxmlformats.org/drawingml/2006/picture">
                 <pic:pic>
                   <pic:nvPicPr>
-                    <pic:cNvPr descr="/tmp/tmpgszi6s13/emf/diagrams/handbook/gates-modes.de.emf" id="49" name="Picture"/>
+                    <pic:cNvPr descr="/tmp/tmpjnzbh_pr/emf/diagrams/handbook/gates-modes.de.emf" id="49" name="Picture"/>
                     <pic:cNvPicPr>
                       <a:picLocks noChangeArrowheads="1" noChangeAspect="1"/>
                     </pic:cNvPicPr>
@@ -8531,7 +8531,7 @@
               <a:graphicData uri="http://schemas.openxmlformats.org/drawingml/2006/picture">
                 <pic:pic>
                   <pic:nvPicPr>
-                    <pic:cNvPr descr="/tmp/tmpgszi6s13/emf/diagrams/handbook/gui-layout.de.emf" id="66" name="Picture"/>
+                    <pic:cNvPr descr="/tmp/tmpjnzbh_pr/emf/diagrams/handbook/gui-layout.de.emf" id="66" name="Picture"/>
                     <pic:cNvPicPr>
                       <a:picLocks noChangeArrowheads="1" noChangeAspect="1"/>
                     </pic:cNvPicPr>
@@ -9321,7 +9321,7 @@
               <a:graphicData uri="http://schemas.openxmlformats.org/drawingml/2006/picture">
                 <pic:pic>
                   <pic:nvPicPr>
-                    <pic:cNvPr descr="/tmp/tmpgszi6s13/emf/diagrams/handbook/run-artifacts.de.emf" id="72" name="Picture"/>
+                    <pic:cNvPr descr="/tmp/tmpjnzbh_pr/emf/diagrams/handbook/run-artifacts.de.emf" id="72" name="Picture"/>
                     <pic:cNvPicPr>
                       <a:picLocks noChangeArrowheads="1" noChangeAspect="1"/>
                     </pic:cNvPicPr>
@@ -12453,7 +12453,7 @@
               <a:graphicData uri="http://schemas.openxmlformats.org/drawingml/2006/picture">
                 <pic:pic>
                   <pic:nvPicPr>
-                    <pic:cNvPr descr="/tmp/tmpgszi6s13/emf/diagrams/handbook/troubleshooting.de.emf" id="85" name="Picture"/>
+                    <pic:cNvPr descr="/tmp/tmpjnzbh_pr/emf/diagrams/handbook/troubleshooting.de.emf" id="85" name="Picture"/>
                     <pic:cNvPicPr>
                       <a:picLocks noChangeArrowheads="1" noChangeAspect="1"/>
                     </pic:cNvPicPr>
